--- a/家鸡遗传学综述_v2.docx
+++ b/家鸡遗传学综述_v2.docx
@@ -592,7 +592,7 @@
         <w:ind w:firstLine="420"/>
       </w:pPr>
       <w:r>
-        <w:t>随着测序成本下降,群体重测序迅速成为研究家鸡驯化、选择信号和群体分化的重要手段。Rubin等通过对多个家鸡群体和红原鸡进行全基因组重测序,报告了超过700万个SNP和近1300个缺失,并鉴定到多个驯化和商业选择过程中发生选择扫荡的区域,其中TSHR位点被认为是家鸡驯化中的显著选择信号之一[48]。需要指出,TSHR作为“驯化关键位点”的解释在后续研究中已被部分修正:在更大群体和更多地方品种纳入后,TSHR区域的选择信号呈现出明显的群体异质性,并非在所有家鸡群体中均显示固定差异;Henriksen等以TSHR突变型与野生型同窝个体为材料,发现该突变在体重、孵化期、应激行为和甲状腺激素水平上有可检测效应,但效应量相对有限[new-3a];Karlsson等进一步从光周期反应与繁殖去季节化角度评估TSHR突变,提示其作用更接近“驯化阶段被强选择的功能位点之一”,而非直接驱动驯化典型表型的“分子开关”[new-3b];Fallahshahroudi等以基因敲入策略将家鸡TSHR等位变异回引至红原鸡背景,进一步指出该突变对HPT轴和行为表型的影响呈现“可检测但有限”的格局[new-3c]。这一案例反映了早期重测序选择扫荡分析对结果“标志性叙事”的依赖,以及在采样规模扩大后对早期结论进行重新评估的必要性。该研究显著提升了人们对家鸡驯化历史、地方品种形成和经济性状相关选择区域的认识,也使候选基因挖掘由传统QTL区段转向更加精细的群体遗传证据。</w:t>
+        <w:t>随着测序成本下降,群体重测序迅速成为研究家鸡驯化、选择信号和群体分化的重要手段。Rubin等通过对多个家鸡群体和红原鸡进行全基因组重测序,报告了超过700万个SNP和近1300个缺失,并鉴定到多个驯化和商业选择过程中发生选择扫荡的区域,其中TSHR位点被认为是家鸡驯化中的显著选择信号之一[48]。需要指出,TSHR作为“驯化关键位点”的解释在后续研究中已被部分修正:在更大群体和更多地方品种纳入后,TSHR区域的选择信号呈现出明显的群体异质性,并非在所有家鸡群体中均显示固定差异;Henriksen等以TSHR突变型与野生型同窝个体为材料,发现该突变在体重、孵化期、应激行为和甲状腺激素水平上有可检测效应,但效应量相对有限[164];Karlsson等进一步从光周期反应与繁殖去季节化角度评估TSHR突变,提示其作用更接近“驯化阶段被强选择的功能位点之一”,而非直接驱动驯化典型表型的“分子开关”[165];Fallahshahroudi等以基因敲入策略将家鸡TSHR等位变异回引至红原鸡背景,进一步指出该突变对HPT轴和行为表型的影响呈现“可检测但有限”的格局[166]。这一案例反映了早期重测序选择扫荡分析对结果“标志性叙事”的依赖,以及在采样规模扩大后对早期结论进行重新评估的必要性。该研究显著提升了人们对家鸡驯化历史、地方品种形成和经济性状相关选择区域的认识,也使候选基因挖掘由传统QTL区段转向更加精细的群体遗传证据。</w:t>
       </w:r>
     </w:p>
     <w:p>
@@ -1902,12 +1902,12 @@
     </w:p>
     <w:p>
       <w:r>
-        <w:t>饲料效率是肉鸡和蛋鸡育种中具有最大经济价值的复杂性状之一,但同时也是遗传基础最为多元、表型测定最为复杂的性状之一。常用指标包括饲料转化率(FCR)、剩余采食量(RFI)和剩余采食增重(RFG),其中RFI与体重和采食水平在表型层面相对独立,被认为更能反映“独立于生产水平的代谢效率”,在多组学研究中受到广泛关注[55][new-1]。</w:t>
-      </w:r>
-    </w:p>
-    <w:p>
-      <w:r>
-        <w:t>从遗传结构上看,家鸡饲料效率多数指标的遗传力集中在0.2—0.4区间,介于生长性状和繁殖性状之间[55][new-1]。Mebratie等在商业肉鸡群体中开展的GWAS表明,体重和饲料效率相关位点能够在实际育种背景下被有效识别,但单一位点解释的表型方差通常较低,提示饲料效率以多基因微效作用为主[55]。已报道的候选基因主要分布在三个层面:(i)生长信号通路相关基因如GHR、IGF1与IGF1R,通过影响整体能量分配间接作用于饲料效率;(ii)能量代谢相关基因如PRKAA2(AMPK家族)、TBC1D1、PLIN1等,直接参与脂肪氧化和糖代谢;(iii)肠道吸收和细胞稳态相关基因如SLC家族转运体和线粒体功能基因[new-1][new-2]。</w:t>
+        <w:t>饲料效率是肉鸡和蛋鸡育种中具有最大经济价值的复杂性状之一,但同时也是遗传基础最为多元、表型测定最为复杂的性状之一。常用指标包括饲料转化率(FCR)、剩余采食量(RFI)和剩余采食增重(RFG),其中RFI与体重和采食水平在表型层面相对独立,被认为更能反映“独立于生产水平的代谢效率”,在多组学研究中受到广泛关注[55][160]。</w:t>
+      </w:r>
+    </w:p>
+    <w:p>
+      <w:r>
+        <w:t>从遗传结构上看,家鸡饲料效率多数指标的遗传力集中在0.2—0.4区间,介于生长性状和繁殖性状之间[55][160]。Mebratie等在商业肉鸡群体中开展的GWAS表明,体重和饲料效率相关位点能够在实际育种背景下被有效识别,但单一位点解释的表型方差通常较低,提示饲料效率以多基因微效作用为主[55]。已报道的候选基因主要分布在三个层面:(i)生长信号通路相关基因如GHR、IGF1与IGF1R,通过影响整体能量分配间接作用于饲料效率;(ii)能量代谢相关基因如PRKAA2(AMPK家族)、TBC1D1、PLIN1等,直接参与脂肪氧化和糖代谢;(iii)肠道吸收和细胞稳态相关基因如SLC家族转运体和线粒体功能基因[160][161]。</w:t>
       </w:r>
     </w:p>
     <w:p>
@@ -8448,7 +8448,7 @@
         <w:spacing w:before="200" w:after="80"/>
       </w:pPr>
       <w:r>
-        <w:t>图 1:家鸡遗传学研究技术演进时间线。类型:横向时间线泳道图。横轴为时间(1990—2030),纵向5条平行泳道,自上而下依次为:①分子标记(RFLP / RAPD / 微卫星 / 60K SNP / 600K SNP);②参考基因组(WUGSC 2.1 / Gallus_gallus-5.0 / GRCg7b / 鸡泛基因组 / 图泛基因组);③群体研究(QTL → GWAS → 选择信号 → meta-GWAS → mGWAS → 宿主-微生物联合分析);④功能注释(FAANG / ATAC-seq染色质图谱 / 调控元件图谱 / ChickenGTEx / 单细胞与空间转录组);⑤编辑工具(PGC体系 / CRISPR/Cas9 / CRISPRa-i / 碱基编辑 / 先导编辑 / 多重位点联合编辑)。每个里程碑标注代表性参考文献编号([7][8][11][12][13][34][37][39][48-56][58-59][67-68][81-83]等);建议在2010年与2020年加竖向虚线分隔“低密度标记—基因组—多组学”三阶段;并在2024—2026年标出本文7.6节中“位点发现红利接近耗尽”的判断点,与正文预判1相呼应。</w:t>
+        <w:t>图 1:家鸡遗传学研究技术演进时间线。类型:横向时间线泳道图。横轴为时间(1990—2030),纵向5条平行泳道,自上而下依次为:①分子标记(RFLP / RAPD / 微卫星 / 60K SNP / 600K SNP);②参考基因组(WUGSC 2.1 / Gallus_gallus-5.0 / GRCg7b / 鸡泛基因组 / 图泛基因组);③群体研究(QTL → GWAS → 选择信号 → meta-GWAS → mGWAS → 宿主-微生物联合分析);④功能注释(FAANG / ATAC-seq染色质图谱 / 调控元件图谱 / ChickenGTEx / 单细胞与空间转录组);⑤编辑工具(PGC体系 / CRISPR/Cas9 / CRISPRa-i / 碱基编辑 / 先导编辑 / 多重位点联合编辑)。每个里程碑标注代表性参考文献编号([7][8][11][12][13][34][37][39][48-56][58-59][67-68][81-83]等);建议在2010年与2020年加竖向虚线分隔“低密度标记—基因组—多组学”三阶段。</w:t>
       </w:r>
     </w:p>
     <w:p>
@@ -8463,7 +8463,7 @@
         <w:spacing w:before="200" w:after="80"/>
       </w:pPr>
       <w:r>
-        <w:t>图 2:家鸡起源与全球扩散路线示意图。类型:世界地图叠加路线图。在世界地图上标注:①驯化中心(中国西南—缅甸北部—泰国北部,代表G. g. spadiceus分布区,需以图例说明该结论受现生采样代表性限制,其他亚种 G. g. murghi、G. g. bankiva 的次级贡献仍待评估,与正文5-A修订相呼应);②主要扩散路线:中国南方→中国北方;东南亚→南亚→中亚→西亚→地中海;经埃及/红海/印度洋三条路线进入非洲;欧洲殖民/非洲奴隶贸易/太平洋贸易进入美洲;③沿途标注关键考古或分子证据点(中亚 Peters 蛋壳证据[28]、欧洲 Best 测年[24][25]、智利 El Arenal-1[32][33]);④用不同颜色或线型区分mtDNA证据(细线)与全基因组证据(粗线);⑤在驯化中心附近用单独图例标注灰原鸡(G. sonneratii)对家鸡黄色皮肤性状的渐渗贡献[22]。比例尺保留主要大洲轮廓即可,不需要国家边界。</w:t>
+        <w:t>图 2:家鸡起源与全球扩散路线示意图。类型:世界地图叠加路线图。在世界地图上标注:①驯化中心(中国西南—缅甸北部—泰国北部,代表G. g. spadiceus分布区);②主要扩散路线:中国南方→中国北方;东南亚→南亚→中亚→西亚→地中海;经埃及/红海/印度洋三条路线进入非洲;欧洲殖民/非洲奴隶贸易/太平洋贸易进入美洲;③沿途标注关键考古或分子证据点(中亚 Peters 蛋壳证据[28]、欧洲 Best 测年[24][25]、智利 El Arenal-1[32][33]);④用不同颜色或线型区分mtDNA证据(细线)与全基因组证据(粗线);⑤在驯化中心附近用单独图例标注灰原鸡(G. sonneratii)对家鸡黄色皮肤性状的渐渗贡献[22]。比例尺保留主要大洲轮廓即可,不需要国家边界。</w:t>
       </w:r>
     </w:p>
     <w:p>
@@ -8478,7 +8478,7 @@
         <w:spacing w:before="200" w:after="80"/>
       </w:pPr>
       <w:r>
-        <w:t>图 3:家鸡复杂性状“基因型—调控—表型”五层解析框架。类型:垂直堆叠多层框架图,自下而上6层(对应正文4.6节升级后的“五层调控框架”):①DNA层(SNP / InDel / 结构变异 / 调控元件,标注代表案例 IGF2BP1 启动子缺失[8],并以独立标识链接 Box 1);②表观层(DNA甲基化 / 组蛋白修饰 / ATAC-seq染色质开放区 / Hi-C三维构象[50][61][75]);③转录层(mRNA);④非编码RNA层(lncRNA / miRNA / circRNA / ceRNA海绵机制,标注 IMFNCR-PPARG[77]、lncRNA 6302-SLC22A16[64]);⑤mol-QTL与单细胞层(eQTL / sQTL / scRNA-seq,标注 ChickenGTEx 多组织[11]、单细胞图谱[51-53][103][110]);⑥组织与表型层(HPO轴 / 壳腺 / 膨大部 / 骨骼肌 / 脂肪 / 免疫器官 → 生长 / 产蛋 / 蛋品质 / 抗病 / 特色表型 / 环境适应)。各层之间用向上箭头连接;关键调控案例(IGFBP2/5增强子→腹脂[75]、PHIP内含子SNP→颗粒细胞[83]、SLCO1B3 EAV-HP插入→蓝壳[99])用横跨多层的彩色“事件链”标注;右侧用一列灰色背景注明对应方法学(WGS / 长读测序 / 图泛基因组 / Bisulfite-seq / RNA-seq / scRNA-seq / Hi-C / 报告基因 / CRISPR验证)。</w:t>
+        <w:t>图 3:家鸡复杂性状“基因型—调控—表型”五层解析框架。类型:垂直堆叠多层框架图,自下而上6层:①DNA层(SNP / InDel / 结构变异 / 调控元件,标注代表案例 IGF2BP1 启动子缺失[8],并以独立标识链接 Box 1);②表观层(DNA甲基化 / 组蛋白修饰 / ATAC-seq染色质开放区 / Hi-C三维构象[50][61][75]);③转录层(mRNA);④非编码RNA层(lncRNA / miRNA / circRNA / ceRNA海绵机制,标注 IMFNCR-PPARG[77]、lncRNA 6302-SLC22A16[64]);⑤mol-QTL与单细胞层(eQTL / sQTL / scRNA-seq,标注 ChickenGTEx 多组织[11]、单细胞图谱[51-53][103][110]);⑥组织与表型层(HPO轴 / 壳腺 / 膨大部 / 骨骼肌 / 脂肪 / 免疫器官 → 生长 / 产蛋 / 蛋品质 / 抗病 / 特色表型 / 环境适应)。各层之间用向上箭头连接;关键调控案例(IGFBP2/5增强子→腹脂[75]、PHIP内含子SNP→颗粒细胞[83]、SLCO1B3 EAV-HP插入→蓝壳[99])用横跨多层的彩色“事件链”标注;右侧用一列灰色背景注明对应方法学(WGS / 长读测序 / 图泛基因组 / Bisulfite-seq / RNA-seq / scRNA-seq / Hi-C / 报告基因 / CRISPR验证)。</w:t>
       </w:r>
     </w:p>
     <w:p>
@@ -8493,7 +8493,7 @@
         <w:spacing w:before="200" w:after="80"/>
       </w:pPr>
       <w:r>
-        <w:t>图 4:MAS / GS / 基因编辑三类家鸡育种技术的协同框架。类型:三柱协同流程图。中央三个并列的圆角矩形,自左至右依次为:①MAS(标注代表案例:dw矮小基因[142]、K/k+快慢羽[143](图例需注明该方法仅在采用配套体系的品系中适用,与正文5-D修订相呼应)、伴性羽色 S/s+、MHC-B 抗病单倍型[105][113][114]、品种特征基因[22][99][116]);②GS(标注 GBLUP / ssGBLUP / 多组学加权 / 机器学习 / 宿主-微生物联合,代表参考[65-68][146][69][70];并以小标签提示在地方品种中GS增益可能从国际核心群的10%—35%压缩至&lt;5%,与正文5-E修订呼应);③基因编辑(标注 PGC体系 / CRISPR/Cas9 / 碱基-先导编辑 / 多重位点联合编辑,代表参考[12][59][111][147];并以小标签提示该方向在抗病性状中具突破性、在生产性状中仅为增量补充,与正文7.6预判3呼应)。三个模块下方用箭头汇入一条横向产业链:核心育种群→扩繁群→商品群;上方箭头汇入育种目标(高产、优质、抗病、抗逆、福利);三个模块之间用双向虚线箭头表示“协同关系”,如:GS提供候选位点→基因编辑验证;MAS主效基因→GS加权先验。</w:t>
+        <w:t>图 4:MAS / GS / 基因编辑三类家鸡育种技术的协同框架。类型:三柱协同流程图。中央三个并列的圆角矩形,自左至右依次为:①MAS(标注代表案例:dw矮小基因[142]、K/k+快慢羽[143]、伴性羽色 S/s+、MHC-B 抗病单倍型[105][113][114]、品种特征基因[22][99][116]);②GS(标注 GBLUP / ssGBLUP / 多组学加权 / 机器学习 / 宿主-微生物联合,代表参考[65-68][146][69][70]);③基因编辑(标注 PGC体系 / CRISPR/Cas9 / 碱基-先导编辑 / 多重位点联合编辑,代表参考[12][59][111][147])。三个模块下方用箭头汇入一条横向产业链:核心育种群→扩繁群→商品群;上方箭头汇入育种目标(高产、优质、抗病、抗逆、福利);三个模块之间用双向虚线箭头表示“协同关系”,如:GS提供候选位点→基因编辑验证;MAS主效基因→GS加权先验。</w:t>
       </w:r>
     </w:p>
     <w:p>
@@ -8508,7 +8508,7 @@
         <w:spacing w:before="200" w:after="80"/>
       </w:pPr>
       <w:r>
-        <w:t>图 5:家鸡遗传学当前研究瓶颈、未来发展方向与作者预判图。类型:鱼骨图(Ishikawa diagram)+ 右侧预判区。中央写主轴“家鸡遗传学下一阶段研究链”,从中央向外辐射4条主分支,每条分支再分2—3个子项:①变异资源:T2T装配 / 图泛基因组扩样 / SV标准化分型;②因果性解析:高通量功能筛选(CRISPRi/a文库)/ 单细胞与空间转录组 / 因果推断方法;③育种转化:多变异类型预测模型 / 跨品种参考群体 / GS+编辑协同体系 / 宿主-微生物联合预测;④伦理监管:基因编辑动物监管框架 / 中国监管路径 / 动物福利 / 公众接受。图右侧另设一栏“作者预判”(对应正文7.6节五点),以独立小框列出:P1 短读GWAS红利接近耗尽 / P2 ChickenGTEx在地方品种增益受限 / P3 编辑只在抗病有飞跃 / P4 微生物联合GS增益&lt;5% / P5 中国地方鸡资源仍将碎片化;每个预判用箭头连回左侧鱼骨对应子项。图右下角注明:“箭头宽度示意当前优先程度;预判框为可被未来研究验证或证伪的方向性判断”。</w:t>
+        <w:t>图 5:家鸡遗传学当前研究瓶颈、未来发展方向与作者预判图。类型:鱼骨图(Ishikawa diagram)+ 右侧预判区。中央写主轴“家鸡遗传学下一阶段研究链”,从中央向外辐射4条主分支,每条分支再分2—3个子项:①变异资源:T2T装配 / 图泛基因组扩样 / SV标准化分型;②因果性解析:高通量功能筛选(CRISPRi/a文库)/ 单细胞与空间转录组 / 因果推断方法;③育种转化:多变异类型预测模型 / 跨品种参考群体 / GS+编辑协同体系 / 宿主-微生物联合预测;④伦理监管:基因编辑动物监管框架 / 中国监管路径 / 动物福利 / 公众接受。图右侧另设一栏“作者预判”,以独立小框列出:P1 短读GWAS红利接近耗尽 / P2 ChickenGTEx在地方品种增益受限 / P3 编辑只在抗病有飞跃 / P4 微生物联合GS增益&lt;5% / P5 中国地方鸡资源仍将碎片化;每个预判用箭头连回左侧鱼骨对应子项。图右下角注明:“箭头宽度示意当前优先程度”。</w:t>
       </w:r>
     </w:p>
     <w:p>
@@ -10600,37 +10600,37 @@
     </w:p>
     <w:p>
       <w:r>
-        <w:t>[new-1] Yuan J, Wang K, Yi G, et al. Genome-wide association studies for feed intake and efficiency in two laying periods of chickens [J]. Genetics Selection Evolution, 2015, 47: 82.</w:t>
-      </w:r>
-    </w:p>
-    <w:p>
-      <w:r>
-        <w:t>[new-2] Reyer H, Hawken R, Murani E, et al. The genetics of feed conversion efficiency traits in a commercial broiler line [J]. Scientific Reports, 2015, 5: 16387.</w:t>
-      </w:r>
-    </w:p>
-    <w:p>
-      <w:r>
-        <w:t>[new-2b] Yi G, Yuan J, Bi H, et al. In-depth duodenal transcriptome survey in chickens with divergent feed efficiency using RNA-Seq [J]. PLOS ONE, 2015, 10(9): e0136765.</w:t>
-      </w:r>
-    </w:p>
-    <w:p>
-      <w:r>
-        <w:t>[new-RFI] Liu Y, Yang X, Jing X, et al. New insights from imputed whole-genome sequence-based genome-wide association analysis and transcriptome analysis: the genetic mechanisms underlying residual feed intake in chickens [J]. Frontiers in Genetics, 2020, 11: 243.</w:t>
-      </w:r>
-    </w:p>
-    <w:p>
-      <w:r>
-        <w:t>[new-3a] Henriksen R, Johnsson M, Andersson L, et al. The effect of a mutation in the thyroid stimulating hormone receptor (TSHR) on development, behaviour and TH levels in domesticated chickens [J]. PLOS ONE, 2015, 10(6): e0129040.</w:t>
-      </w:r>
-    </w:p>
-    <w:p>
-      <w:r>
-        <w:t>[new-3b] Karlsson AC, Fallahshahroudi A, Johnsen H, et al. A domestication related mutation in the thyroid stimulating hormone receptor gene (TSHR) modulates photoperiodic response and reproduction in chickens [J]. General and Comparative Endocrinology, 2016, 228: 69-78.</w:t>
-      </w:r>
-    </w:p>
-    <w:p>
-      <w:r>
-        <w:t>[new-3c] Fallahshahroudi A, Johnsson M, Sorato E, et al. Effects of the domestic thyroid stimulating hormone receptor (TSHR) variant on the hypothalamic-pituitary-thyroid axis and behavior in chicken [J]. Genetics, 2021, 217(1): iyaa050.</w:t>
+        <w:t>[160] Yuan J, Wang K, Yi G, et al. Genome-wide association studies for feed intake and efficiency in two laying periods of chickens [J]. Genetics Selection Evolution, 2015, 47: 82.</w:t>
+      </w:r>
+    </w:p>
+    <w:p>
+      <w:r>
+        <w:t>[161] Reyer H, Hawken R, Murani E, et al. The genetics of feed conversion efficiency traits in a commercial broiler line [J]. Scientific Reports, 2015, 5: 16387.</w:t>
+      </w:r>
+    </w:p>
+    <w:p>
+      <w:r>
+        <w:t>[162] Yi G, Yuan J, Bi H, et al. In-depth duodenal transcriptome survey in chickens with divergent feed efficiency using RNA-Seq [J]. PLOS ONE, 2015, 10(9): e0136765.</w:t>
+      </w:r>
+    </w:p>
+    <w:p>
+      <w:r>
+        <w:t>[163] Liu Y, Yang X, Jing X, et al. New insights from imputed whole-genome sequence-based genome-wide association analysis and transcriptome analysis: the genetic mechanisms underlying residual feed intake in chickens [J]. Frontiers in Genetics, 2020, 11: 243.</w:t>
+      </w:r>
+    </w:p>
+    <w:p>
+      <w:r>
+        <w:t>[164] Henriksen R, Johnsson M, Andersson L, et al. The effect of a mutation in the thyroid stimulating hormone receptor (TSHR) on development, behaviour and TH levels in domesticated chickens [J]. PLOS ONE, 2015, 10(6): e0129040.</w:t>
+      </w:r>
+    </w:p>
+    <w:p>
+      <w:r>
+        <w:t>[165] Karlsson AC, Fallahshahroudi A, Johnsen H, et al. A domestication related mutation in the thyroid stimulating hormone receptor gene (TSHR) modulates photoperiodic response and reproduction in chickens [J]. General and Comparative Endocrinology, 2016, 228: 69-78.</w:t>
+      </w:r>
+    </w:p>
+    <w:p>
+      <w:r>
+        <w:t>[166] Fallahshahroudi A, Johnsson M, Sorato E, et al. Effects of the domestic thyroid stimulating hormone receptor (TSHR) variant on the hypothalamic-pituitary-thyroid axis and behavior in chicken [J]. Genetics, 2021, 217(1): iyaa050.</w:t>
       </w:r>
     </w:p>
     <w:sectPr>

--- a/家鸡遗传学综述_v2.docx
+++ b/家鸡遗传学综述_v2.docx
@@ -1500,6 +1500,85 @@
           </w:p>
         </w:tc>
       </w:tr>
+      <w:tr>
+        <w:tc>
+          <w:tcPr>
+            <w:tcW w:type="dxa" w:w="1234"/>
+          </w:tcPr>
+          <w:p>
+            <w:r/>
+            <w:r>
+              <w:t>T2T 与长读测序前沿资源</w:t>
+            </w:r>
+          </w:p>
+        </w:tc>
+        <w:tc>
+          <w:tcPr>
+            <w:tcW w:type="dxa" w:w="1234"/>
+          </w:tcPr>
+          <w:p>
+            <w:r/>
+            <w:r>
+              <w:t>2024—</w:t>
+            </w:r>
+          </w:p>
+        </w:tc>
+        <w:tc>
+          <w:tcPr>
+            <w:tcW w:type="dxa" w:w="1234"/>
+          </w:tcPr>
+          <w:p>
+            <w:r/>
+            <w:r>
+              <w:t>PacBio HiFi + ONT + Hi-C</w:t>
+            </w:r>
+          </w:p>
+        </w:tc>
+        <w:tc>
+          <w:tcPr>
+            <w:tcW w:type="dxa" w:w="1234"/>
+          </w:tcPr>
+          <w:p>
+            <w:r/>
+            <w:r>
+              <w:t>面向微染色体、着丝粒附近重复区段的近 T2T 装配,显著提升微染色体与高 GC 区变异捕获能力</w:t>
+            </w:r>
+          </w:p>
+        </w:tc>
+        <w:tc>
+          <w:tcPr>
+            <w:tcW w:type="dxa" w:w="1234"/>
+          </w:tcPr>
+          <w:p>
+            <w:r/>
+            <w:r>
+              <w:t>微染色体精细变异、复杂结构变异、调控元件重新注释</w:t>
+            </w:r>
+          </w:p>
+        </w:tc>
+        <w:tc>
+          <w:tcPr>
+            <w:tcW w:type="dxa" w:w="1234"/>
+          </w:tcPr>
+          <w:p>
+            <w:r/>
+            <w:r>
+              <w:t>尚未形成被广泛采用的统一参考版本;不同团队组装可比性有待加强</w:t>
+            </w:r>
+          </w:p>
+        </w:tc>
+        <w:tc>
+          <w:tcPr>
+            <w:tcW w:type="dxa" w:w="1234"/>
+          </w:tcPr>
+          <w:p>
+            <w:r/>
+            <w:r>
+              <w:t>[7][8][49];本文 7.6 预判 1</w:t>
+            </w:r>
+          </w:p>
+        </w:tc>
+      </w:tr>
     </w:tbl>
     <w:p/>
     <w:p>
@@ -2971,11 +3050,7 @@
           <w:p>
             <w:r/>
             <w:r>
-              <w:rPr>
-                <w:rFonts w:ascii="Times New Roman" w:hAnsi="Times New Roman" w:eastAsia="SimSun"/>
-                <w:sz w:val="18"/>
-              </w:rPr>
-              <w:t>商业肉鸡、泛基因组样本</w:t>
+              <w:t>商业肉鸡、泛基因组样本;详见 Box 1</w:t>
             </w:r>
           </w:p>
         </w:tc>
@@ -6629,6 +6704,243 @@
                 <w:sz w:val="18"/>
               </w:rPr>
               <w:t>[138]</w:t>
+            </w:r>
+          </w:p>
+        </w:tc>
+      </w:tr>
+      <w:tr>
+        <w:tc>
+          <w:tcPr>
+            <w:tcW w:type="dxa" w:w="1234"/>
+          </w:tcPr>
+          <w:p>
+            <w:r/>
+            <w:r>
+              <w:t>生长与胴体</w:t>
+            </w:r>
+          </w:p>
+        </w:tc>
+        <w:tc>
+          <w:tcPr>
+            <w:tcW w:type="dxa" w:w="1234"/>
+          </w:tcPr>
+          <w:p>
+            <w:r/>
+            <w:r>
+              <w:t>饲料效率(FCR/RFI/RFG)</w:t>
+            </w:r>
+          </w:p>
+        </w:tc>
+        <w:tc>
+          <w:tcPr>
+            <w:tcW w:type="dxa" w:w="1234"/>
+          </w:tcPr>
+          <w:p>
+            <w:r/>
+            <w:r>
+              <w:t>GHR, IGF1, IGF1R</w:t>
+            </w:r>
+          </w:p>
+        </w:tc>
+        <w:tc>
+          <w:tcPr>
+            <w:tcW w:type="dxa" w:w="1234"/>
+          </w:tcPr>
+          <w:p>
+            <w:r/>
+            <w:r>
+              <w:t>编码区/调控区 SNP</w:t>
+            </w:r>
+          </w:p>
+        </w:tc>
+        <w:tc>
+          <w:tcPr>
+            <w:tcW w:type="dxa" w:w="1234"/>
+          </w:tcPr>
+          <w:p>
+            <w:r/>
+            <w:r>
+              <w:t>通过整体能量分配影响饲料转化效率</w:t>
+            </w:r>
+          </w:p>
+        </w:tc>
+        <w:tc>
+          <w:tcPr>
+            <w:tcW w:type="dxa" w:w="1234"/>
+          </w:tcPr>
+          <w:p>
+            <w:r/>
+            <w:r>
+              <w:t>商业肉鸡、地方鸡 F2 群体</w:t>
+            </w:r>
+          </w:p>
+        </w:tc>
+        <w:tc>
+          <w:tcPr>
+            <w:tcW w:type="dxa" w:w="1234"/>
+          </w:tcPr>
+          <w:p>
+            <w:r/>
+            <w:r>
+              <w:t>[55][160][161]</w:t>
+            </w:r>
+          </w:p>
+        </w:tc>
+      </w:tr>
+      <w:tr>
+        <w:tc>
+          <w:tcPr>
+            <w:tcW w:type="dxa" w:w="1234"/>
+          </w:tcPr>
+          <w:p>
+            <w:r/>
+            <w:r>
+              <w:t>生长与胴体</w:t>
+            </w:r>
+          </w:p>
+        </w:tc>
+        <w:tc>
+          <w:tcPr>
+            <w:tcW w:type="dxa" w:w="1234"/>
+          </w:tcPr>
+          <w:p>
+            <w:r/>
+            <w:r>
+              <w:t>饲料效率(代谢通路)</w:t>
+            </w:r>
+          </w:p>
+        </w:tc>
+        <w:tc>
+          <w:tcPr>
+            <w:tcW w:type="dxa" w:w="1234"/>
+          </w:tcPr>
+          <w:p>
+            <w:r/>
+            <w:r>
+              <w:t>PRKAA2(AMPK), TBC1D1, PLIN1</w:t>
+            </w:r>
+          </w:p>
+        </w:tc>
+        <w:tc>
+          <w:tcPr>
+            <w:tcW w:type="dxa" w:w="1234"/>
+          </w:tcPr>
+          <w:p>
+            <w:r/>
+            <w:r>
+              <w:t>编码区/调控区 SNP</w:t>
+            </w:r>
+          </w:p>
+        </w:tc>
+        <w:tc>
+          <w:tcPr>
+            <w:tcW w:type="dxa" w:w="1234"/>
+          </w:tcPr>
+          <w:p>
+            <w:r/>
+            <w:r>
+              <w:t>脂肪氧化、糖代谢、能量稳态调节</w:t>
+            </w:r>
+          </w:p>
+        </w:tc>
+        <w:tc>
+          <w:tcPr>
+            <w:tcW w:type="dxa" w:w="1234"/>
+          </w:tcPr>
+          <w:p>
+            <w:r/>
+            <w:r>
+              <w:t>商业肉鸡、低/高 RFI 分化群体</w:t>
+            </w:r>
+          </w:p>
+        </w:tc>
+        <w:tc>
+          <w:tcPr>
+            <w:tcW w:type="dxa" w:w="1234"/>
+          </w:tcPr>
+          <w:p>
+            <w:r/>
+            <w:r>
+              <w:t>[160][161][162][163]</w:t>
+            </w:r>
+          </w:p>
+        </w:tc>
+      </w:tr>
+      <w:tr>
+        <w:tc>
+          <w:tcPr>
+            <w:tcW w:type="dxa" w:w="1234"/>
+          </w:tcPr>
+          <w:p>
+            <w:r/>
+            <w:r>
+              <w:t>生长与胴体</w:t>
+            </w:r>
+          </w:p>
+        </w:tc>
+        <w:tc>
+          <w:tcPr>
+            <w:tcW w:type="dxa" w:w="1234"/>
+          </w:tcPr>
+          <w:p>
+            <w:r/>
+            <w:r>
+              <w:t>饲料效率(肠道 + 微生物)</w:t>
+            </w:r>
+          </w:p>
+        </w:tc>
+        <w:tc>
+          <w:tcPr>
+            <w:tcW w:type="dxa" w:w="1234"/>
+          </w:tcPr>
+          <w:p>
+            <w:r/>
+            <w:r>
+              <w:t>SLC 家族转运体、肠道屏障基因 + 肠道菌群</w:t>
+            </w:r>
+          </w:p>
+        </w:tc>
+        <w:tc>
+          <w:tcPr>
+            <w:tcW w:type="dxa" w:w="1234"/>
+          </w:tcPr>
+          <w:p>
+            <w:r/>
+            <w:r>
+              <w:t>宿主 SNP × 微生物丰度互作</w:t>
+            </w:r>
+          </w:p>
+        </w:tc>
+        <w:tc>
+          <w:tcPr>
+            <w:tcW w:type="dxa" w:w="1234"/>
+          </w:tcPr>
+          <w:p>
+            <w:r/>
+            <w:r>
+              <w:t>肠道吸收、宿主-微生物联合调控饲料转化</w:t>
+            </w:r>
+          </w:p>
+        </w:tc>
+        <w:tc>
+          <w:tcPr>
+            <w:tcW w:type="dxa" w:w="1234"/>
+          </w:tcPr>
+          <w:p>
+            <w:r/>
+            <w:r>
+              <w:t>蛋鸡晚产期、地方鸡品种间比较</w:t>
+            </w:r>
+          </w:p>
+        </w:tc>
+        <w:tc>
+          <w:tcPr>
+            <w:tcW w:type="dxa" w:w="1234"/>
+          </w:tcPr>
+          <w:p>
+            <w:r/>
+            <w:r>
+              <w:t>[69][70];本文 7.6 预判 4</w:t>
             </w:r>
           </w:p>
         </w:tc>

--- a/家鸡遗传学综述_v2.docx
+++ b/家鸡遗传学综述_v2.docx
@@ -627,6 +627,14 @@
         <w:tblStyle w:val="LightGrid-Accent1"/>
         <w:tblW w:type="auto" w:w="0"/>
         <w:tblLook w:firstColumn="1" w:firstRow="1" w:lastColumn="0" w:lastRow="0" w:noHBand="0" w:noVBand="1" w:val="04A0"/>
+        <w:tblBorders>
+          <w:top w:val="nil"/>
+          <w:left w:val="nil"/>
+          <w:bottom w:val="nil"/>
+          <w:right w:val="nil"/>
+          <w:insideH w:val="nil"/>
+          <w:insideV w:val="nil"/>
+        </w:tblBorders>
       </w:tblPr>
       <w:tblGrid>
         <w:gridCol w:w="1234"/>
@@ -641,6 +649,12 @@
         <w:tc>
           <w:tcPr>
             <w:tcW w:type="dxa" w:w="1234"/>
+            <w:tcBorders>
+              <w:top w:val="single" w:sz="12" w:space="0" w:color="000000"/>
+              <w:left w:val="nil"/>
+              <w:bottom w:val="single" w:sz="6" w:space="0" w:color="000000"/>
+              <w:right w:val="nil"/>
+            </w:tcBorders>
           </w:tcPr>
           <w:p>
             <w:r/>
@@ -657,6 +671,12 @@
         <w:tc>
           <w:tcPr>
             <w:tcW w:type="dxa" w:w="1234"/>
+            <w:tcBorders>
+              <w:top w:val="single" w:sz="12" w:space="0" w:color="000000"/>
+              <w:left w:val="nil"/>
+              <w:bottom w:val="single" w:sz="6" w:space="0" w:color="000000"/>
+              <w:right w:val="nil"/>
+            </w:tcBorders>
           </w:tcPr>
           <w:p>
             <w:r/>
@@ -673,6 +693,12 @@
         <w:tc>
           <w:tcPr>
             <w:tcW w:type="dxa" w:w="1234"/>
+            <w:tcBorders>
+              <w:top w:val="single" w:sz="12" w:space="0" w:color="000000"/>
+              <w:left w:val="nil"/>
+              <w:bottom w:val="single" w:sz="6" w:space="0" w:color="000000"/>
+              <w:right w:val="nil"/>
+            </w:tcBorders>
           </w:tcPr>
           <w:p>
             <w:r/>
@@ -689,6 +715,12 @@
         <w:tc>
           <w:tcPr>
             <w:tcW w:type="dxa" w:w="1234"/>
+            <w:tcBorders>
+              <w:top w:val="single" w:sz="12" w:space="0" w:color="000000"/>
+              <w:left w:val="nil"/>
+              <w:bottom w:val="single" w:sz="6" w:space="0" w:color="000000"/>
+              <w:right w:val="nil"/>
+            </w:tcBorders>
           </w:tcPr>
           <w:p>
             <w:r/>
@@ -705,6 +737,12 @@
         <w:tc>
           <w:tcPr>
             <w:tcW w:type="dxa" w:w="1234"/>
+            <w:tcBorders>
+              <w:top w:val="single" w:sz="12" w:space="0" w:color="000000"/>
+              <w:left w:val="nil"/>
+              <w:bottom w:val="single" w:sz="6" w:space="0" w:color="000000"/>
+              <w:right w:val="nil"/>
+            </w:tcBorders>
           </w:tcPr>
           <w:p>
             <w:r/>
@@ -721,6 +759,12 @@
         <w:tc>
           <w:tcPr>
             <w:tcW w:type="dxa" w:w="1234"/>
+            <w:tcBorders>
+              <w:top w:val="single" w:sz="12" w:space="0" w:color="000000"/>
+              <w:left w:val="nil"/>
+              <w:bottom w:val="single" w:sz="6" w:space="0" w:color="000000"/>
+              <w:right w:val="nil"/>
+            </w:tcBorders>
           </w:tcPr>
           <w:p>
             <w:r/>
@@ -737,6 +781,12 @@
         <w:tc>
           <w:tcPr>
             <w:tcW w:type="dxa" w:w="1234"/>
+            <w:tcBorders>
+              <w:top w:val="single" w:sz="12" w:space="0" w:color="000000"/>
+              <w:left w:val="nil"/>
+              <w:bottom w:val="single" w:sz="6" w:space="0" w:color="000000"/>
+              <w:right w:val="nil"/>
+            </w:tcBorders>
           </w:tcPr>
           <w:p>
             <w:r/>
@@ -755,6 +805,12 @@
         <w:tc>
           <w:tcPr>
             <w:tcW w:type="dxa" w:w="1234"/>
+            <w:tcBorders>
+              <w:top w:val="nil"/>
+              <w:left w:val="nil"/>
+              <w:bottom w:val="nil"/>
+              <w:right w:val="nil"/>
+            </w:tcBorders>
           </w:tcPr>
           <w:p>
             <w:r/>
@@ -770,6 +826,12 @@
         <w:tc>
           <w:tcPr>
             <w:tcW w:type="dxa" w:w="1234"/>
+            <w:tcBorders>
+              <w:top w:val="nil"/>
+              <w:left w:val="nil"/>
+              <w:bottom w:val="nil"/>
+              <w:right w:val="nil"/>
+            </w:tcBorders>
           </w:tcPr>
           <w:p>
             <w:r/>
@@ -785,6 +847,12 @@
         <w:tc>
           <w:tcPr>
             <w:tcW w:type="dxa" w:w="1234"/>
+            <w:tcBorders>
+              <w:top w:val="nil"/>
+              <w:left w:val="nil"/>
+              <w:bottom w:val="nil"/>
+              <w:right w:val="nil"/>
+            </w:tcBorders>
           </w:tcPr>
           <w:p>
             <w:r/>
@@ -800,6 +868,12 @@
         <w:tc>
           <w:tcPr>
             <w:tcW w:type="dxa" w:w="1234"/>
+            <w:tcBorders>
+              <w:top w:val="nil"/>
+              <w:left w:val="nil"/>
+              <w:bottom w:val="nil"/>
+              <w:right w:val="nil"/>
+            </w:tcBorders>
           </w:tcPr>
           <w:p>
             <w:r/>
@@ -815,6 +889,12 @@
         <w:tc>
           <w:tcPr>
             <w:tcW w:type="dxa" w:w="1234"/>
+            <w:tcBorders>
+              <w:top w:val="nil"/>
+              <w:left w:val="nil"/>
+              <w:bottom w:val="nil"/>
+              <w:right w:val="nil"/>
+            </w:tcBorders>
           </w:tcPr>
           <w:p>
             <w:r/>
@@ -830,6 +910,12 @@
         <w:tc>
           <w:tcPr>
             <w:tcW w:type="dxa" w:w="1234"/>
+            <w:tcBorders>
+              <w:top w:val="nil"/>
+              <w:left w:val="nil"/>
+              <w:bottom w:val="nil"/>
+              <w:right w:val="nil"/>
+            </w:tcBorders>
           </w:tcPr>
           <w:p>
             <w:r/>
@@ -845,6 +931,12 @@
         <w:tc>
           <w:tcPr>
             <w:tcW w:type="dxa" w:w="1234"/>
+            <w:tcBorders>
+              <w:top w:val="nil"/>
+              <w:left w:val="nil"/>
+              <w:bottom w:val="nil"/>
+              <w:right w:val="nil"/>
+            </w:tcBorders>
           </w:tcPr>
           <w:p>
             <w:r/>
@@ -862,6 +954,12 @@
         <w:tc>
           <w:tcPr>
             <w:tcW w:type="dxa" w:w="1234"/>
+            <w:tcBorders>
+              <w:top w:val="nil"/>
+              <w:left w:val="nil"/>
+              <w:bottom w:val="nil"/>
+              <w:right w:val="nil"/>
+            </w:tcBorders>
           </w:tcPr>
           <w:p>
             <w:r/>
@@ -877,6 +975,12 @@
         <w:tc>
           <w:tcPr>
             <w:tcW w:type="dxa" w:w="1234"/>
+            <w:tcBorders>
+              <w:top w:val="nil"/>
+              <w:left w:val="nil"/>
+              <w:bottom w:val="nil"/>
+              <w:right w:val="nil"/>
+            </w:tcBorders>
           </w:tcPr>
           <w:p>
             <w:r/>
@@ -892,6 +996,12 @@
         <w:tc>
           <w:tcPr>
             <w:tcW w:type="dxa" w:w="1234"/>
+            <w:tcBorders>
+              <w:top w:val="nil"/>
+              <w:left w:val="nil"/>
+              <w:bottom w:val="nil"/>
+              <w:right w:val="nil"/>
+            </w:tcBorders>
           </w:tcPr>
           <w:p>
             <w:r/>
@@ -907,6 +1017,12 @@
         <w:tc>
           <w:tcPr>
             <w:tcW w:type="dxa" w:w="1234"/>
+            <w:tcBorders>
+              <w:top w:val="nil"/>
+              <w:left w:val="nil"/>
+              <w:bottom w:val="nil"/>
+              <w:right w:val="nil"/>
+            </w:tcBorders>
           </w:tcPr>
           <w:p>
             <w:r/>
@@ -922,6 +1038,12 @@
         <w:tc>
           <w:tcPr>
             <w:tcW w:type="dxa" w:w="1234"/>
+            <w:tcBorders>
+              <w:top w:val="nil"/>
+              <w:left w:val="nil"/>
+              <w:bottom w:val="nil"/>
+              <w:right w:val="nil"/>
+            </w:tcBorders>
           </w:tcPr>
           <w:p>
             <w:r/>
@@ -937,6 +1059,12 @@
         <w:tc>
           <w:tcPr>
             <w:tcW w:type="dxa" w:w="1234"/>
+            <w:tcBorders>
+              <w:top w:val="nil"/>
+              <w:left w:val="nil"/>
+              <w:bottom w:val="nil"/>
+              <w:right w:val="nil"/>
+            </w:tcBorders>
           </w:tcPr>
           <w:p>
             <w:r/>
@@ -952,6 +1080,12 @@
         <w:tc>
           <w:tcPr>
             <w:tcW w:type="dxa" w:w="1234"/>
+            <w:tcBorders>
+              <w:top w:val="nil"/>
+              <w:left w:val="nil"/>
+              <w:bottom w:val="nil"/>
+              <w:right w:val="nil"/>
+            </w:tcBorders>
           </w:tcPr>
           <w:p>
             <w:r/>
@@ -969,6 +1103,12 @@
         <w:tc>
           <w:tcPr>
             <w:tcW w:type="dxa" w:w="1234"/>
+            <w:tcBorders>
+              <w:top w:val="nil"/>
+              <w:left w:val="nil"/>
+              <w:bottom w:val="nil"/>
+              <w:right w:val="nil"/>
+            </w:tcBorders>
           </w:tcPr>
           <w:p>
             <w:r/>
@@ -984,6 +1124,12 @@
         <w:tc>
           <w:tcPr>
             <w:tcW w:type="dxa" w:w="1234"/>
+            <w:tcBorders>
+              <w:top w:val="nil"/>
+              <w:left w:val="nil"/>
+              <w:bottom w:val="nil"/>
+              <w:right w:val="nil"/>
+            </w:tcBorders>
           </w:tcPr>
           <w:p>
             <w:r/>
@@ -999,6 +1145,12 @@
         <w:tc>
           <w:tcPr>
             <w:tcW w:type="dxa" w:w="1234"/>
+            <w:tcBorders>
+              <w:top w:val="nil"/>
+              <w:left w:val="nil"/>
+              <w:bottom w:val="nil"/>
+              <w:right w:val="nil"/>
+            </w:tcBorders>
           </w:tcPr>
           <w:p>
             <w:r/>
@@ -1014,6 +1166,12 @@
         <w:tc>
           <w:tcPr>
             <w:tcW w:type="dxa" w:w="1234"/>
+            <w:tcBorders>
+              <w:top w:val="nil"/>
+              <w:left w:val="nil"/>
+              <w:bottom w:val="nil"/>
+              <w:right w:val="nil"/>
+            </w:tcBorders>
           </w:tcPr>
           <w:p>
             <w:r/>
@@ -1029,6 +1187,12 @@
         <w:tc>
           <w:tcPr>
             <w:tcW w:type="dxa" w:w="1234"/>
+            <w:tcBorders>
+              <w:top w:val="nil"/>
+              <w:left w:val="nil"/>
+              <w:bottom w:val="nil"/>
+              <w:right w:val="nil"/>
+            </w:tcBorders>
           </w:tcPr>
           <w:p>
             <w:r/>
@@ -1044,6 +1208,12 @@
         <w:tc>
           <w:tcPr>
             <w:tcW w:type="dxa" w:w="1234"/>
+            <w:tcBorders>
+              <w:top w:val="nil"/>
+              <w:left w:val="nil"/>
+              <w:bottom w:val="nil"/>
+              <w:right w:val="nil"/>
+            </w:tcBorders>
           </w:tcPr>
           <w:p>
             <w:r/>
@@ -1059,6 +1229,12 @@
         <w:tc>
           <w:tcPr>
             <w:tcW w:type="dxa" w:w="1234"/>
+            <w:tcBorders>
+              <w:top w:val="nil"/>
+              <w:left w:val="nil"/>
+              <w:bottom w:val="nil"/>
+              <w:right w:val="nil"/>
+            </w:tcBorders>
           </w:tcPr>
           <w:p>
             <w:r/>
@@ -1076,6 +1252,12 @@
         <w:tc>
           <w:tcPr>
             <w:tcW w:type="dxa" w:w="1234"/>
+            <w:tcBorders>
+              <w:top w:val="nil"/>
+              <w:left w:val="nil"/>
+              <w:bottom w:val="nil"/>
+              <w:right w:val="nil"/>
+            </w:tcBorders>
           </w:tcPr>
           <w:p>
             <w:r/>
@@ -1091,6 +1273,12 @@
         <w:tc>
           <w:tcPr>
             <w:tcW w:type="dxa" w:w="1234"/>
+            <w:tcBorders>
+              <w:top w:val="nil"/>
+              <w:left w:val="nil"/>
+              <w:bottom w:val="nil"/>
+              <w:right w:val="nil"/>
+            </w:tcBorders>
           </w:tcPr>
           <w:p>
             <w:r/>
@@ -1106,6 +1294,12 @@
         <w:tc>
           <w:tcPr>
             <w:tcW w:type="dxa" w:w="1234"/>
+            <w:tcBorders>
+              <w:top w:val="nil"/>
+              <w:left w:val="nil"/>
+              <w:bottom w:val="nil"/>
+              <w:right w:val="nil"/>
+            </w:tcBorders>
           </w:tcPr>
           <w:p>
             <w:r/>
@@ -1121,6 +1315,12 @@
         <w:tc>
           <w:tcPr>
             <w:tcW w:type="dxa" w:w="1234"/>
+            <w:tcBorders>
+              <w:top w:val="nil"/>
+              <w:left w:val="nil"/>
+              <w:bottom w:val="nil"/>
+              <w:right w:val="nil"/>
+            </w:tcBorders>
           </w:tcPr>
           <w:p>
             <w:r/>
@@ -1136,6 +1336,12 @@
         <w:tc>
           <w:tcPr>
             <w:tcW w:type="dxa" w:w="1234"/>
+            <w:tcBorders>
+              <w:top w:val="nil"/>
+              <w:left w:val="nil"/>
+              <w:bottom w:val="nil"/>
+              <w:right w:val="nil"/>
+            </w:tcBorders>
           </w:tcPr>
           <w:p>
             <w:r/>
@@ -1151,6 +1357,12 @@
         <w:tc>
           <w:tcPr>
             <w:tcW w:type="dxa" w:w="1234"/>
+            <w:tcBorders>
+              <w:top w:val="nil"/>
+              <w:left w:val="nil"/>
+              <w:bottom w:val="nil"/>
+              <w:right w:val="nil"/>
+            </w:tcBorders>
           </w:tcPr>
           <w:p>
             <w:r/>
@@ -1166,6 +1378,12 @@
         <w:tc>
           <w:tcPr>
             <w:tcW w:type="dxa" w:w="1234"/>
+            <w:tcBorders>
+              <w:top w:val="nil"/>
+              <w:left w:val="nil"/>
+              <w:bottom w:val="nil"/>
+              <w:right w:val="nil"/>
+            </w:tcBorders>
           </w:tcPr>
           <w:p>
             <w:r/>
@@ -1183,6 +1401,12 @@
         <w:tc>
           <w:tcPr>
             <w:tcW w:type="dxa" w:w="1234"/>
+            <w:tcBorders>
+              <w:top w:val="nil"/>
+              <w:left w:val="nil"/>
+              <w:bottom w:val="nil"/>
+              <w:right w:val="nil"/>
+            </w:tcBorders>
           </w:tcPr>
           <w:p>
             <w:r/>
@@ -1198,6 +1422,12 @@
         <w:tc>
           <w:tcPr>
             <w:tcW w:type="dxa" w:w="1234"/>
+            <w:tcBorders>
+              <w:top w:val="nil"/>
+              <w:left w:val="nil"/>
+              <w:bottom w:val="nil"/>
+              <w:right w:val="nil"/>
+            </w:tcBorders>
           </w:tcPr>
           <w:p>
             <w:r/>
@@ -1213,6 +1443,12 @@
         <w:tc>
           <w:tcPr>
             <w:tcW w:type="dxa" w:w="1234"/>
+            <w:tcBorders>
+              <w:top w:val="nil"/>
+              <w:left w:val="nil"/>
+              <w:bottom w:val="nil"/>
+              <w:right w:val="nil"/>
+            </w:tcBorders>
           </w:tcPr>
           <w:p>
             <w:r/>
@@ -1228,6 +1464,12 @@
         <w:tc>
           <w:tcPr>
             <w:tcW w:type="dxa" w:w="1234"/>
+            <w:tcBorders>
+              <w:top w:val="nil"/>
+              <w:left w:val="nil"/>
+              <w:bottom w:val="nil"/>
+              <w:right w:val="nil"/>
+            </w:tcBorders>
           </w:tcPr>
           <w:p>
             <w:r/>
@@ -1243,6 +1485,12 @@
         <w:tc>
           <w:tcPr>
             <w:tcW w:type="dxa" w:w="1234"/>
+            <w:tcBorders>
+              <w:top w:val="nil"/>
+              <w:left w:val="nil"/>
+              <w:bottom w:val="nil"/>
+              <w:right w:val="nil"/>
+            </w:tcBorders>
           </w:tcPr>
           <w:p>
             <w:r/>
@@ -1258,6 +1506,12 @@
         <w:tc>
           <w:tcPr>
             <w:tcW w:type="dxa" w:w="1234"/>
+            <w:tcBorders>
+              <w:top w:val="nil"/>
+              <w:left w:val="nil"/>
+              <w:bottom w:val="nil"/>
+              <w:right w:val="nil"/>
+            </w:tcBorders>
           </w:tcPr>
           <w:p>
             <w:r/>
@@ -1273,6 +1527,12 @@
         <w:tc>
           <w:tcPr>
             <w:tcW w:type="dxa" w:w="1234"/>
+            <w:tcBorders>
+              <w:top w:val="nil"/>
+              <w:left w:val="nil"/>
+              <w:bottom w:val="nil"/>
+              <w:right w:val="nil"/>
+            </w:tcBorders>
           </w:tcPr>
           <w:p>
             <w:r/>
@@ -1290,6 +1550,12 @@
         <w:tc>
           <w:tcPr>
             <w:tcW w:type="dxa" w:w="1234"/>
+            <w:tcBorders>
+              <w:top w:val="nil"/>
+              <w:left w:val="nil"/>
+              <w:bottom w:val="nil"/>
+              <w:right w:val="nil"/>
+            </w:tcBorders>
           </w:tcPr>
           <w:p>
             <w:r/>
@@ -1305,6 +1571,12 @@
         <w:tc>
           <w:tcPr>
             <w:tcW w:type="dxa" w:w="1234"/>
+            <w:tcBorders>
+              <w:top w:val="nil"/>
+              <w:left w:val="nil"/>
+              <w:bottom w:val="nil"/>
+              <w:right w:val="nil"/>
+            </w:tcBorders>
           </w:tcPr>
           <w:p>
             <w:r/>
@@ -1320,6 +1592,12 @@
         <w:tc>
           <w:tcPr>
             <w:tcW w:type="dxa" w:w="1234"/>
+            <w:tcBorders>
+              <w:top w:val="nil"/>
+              <w:left w:val="nil"/>
+              <w:bottom w:val="nil"/>
+              <w:right w:val="nil"/>
+            </w:tcBorders>
           </w:tcPr>
           <w:p>
             <w:r/>
@@ -1335,6 +1613,12 @@
         <w:tc>
           <w:tcPr>
             <w:tcW w:type="dxa" w:w="1234"/>
+            <w:tcBorders>
+              <w:top w:val="nil"/>
+              <w:left w:val="nil"/>
+              <w:bottom w:val="nil"/>
+              <w:right w:val="nil"/>
+            </w:tcBorders>
           </w:tcPr>
           <w:p>
             <w:r/>
@@ -1350,6 +1634,12 @@
         <w:tc>
           <w:tcPr>
             <w:tcW w:type="dxa" w:w="1234"/>
+            <w:tcBorders>
+              <w:top w:val="nil"/>
+              <w:left w:val="nil"/>
+              <w:bottom w:val="nil"/>
+              <w:right w:val="nil"/>
+            </w:tcBorders>
           </w:tcPr>
           <w:p>
             <w:r/>
@@ -1365,6 +1655,12 @@
         <w:tc>
           <w:tcPr>
             <w:tcW w:type="dxa" w:w="1234"/>
+            <w:tcBorders>
+              <w:top w:val="nil"/>
+              <w:left w:val="nil"/>
+              <w:bottom w:val="nil"/>
+              <w:right w:val="nil"/>
+            </w:tcBorders>
           </w:tcPr>
           <w:p>
             <w:r/>
@@ -1380,6 +1676,12 @@
         <w:tc>
           <w:tcPr>
             <w:tcW w:type="dxa" w:w="1234"/>
+            <w:tcBorders>
+              <w:top w:val="nil"/>
+              <w:left w:val="nil"/>
+              <w:bottom w:val="nil"/>
+              <w:right w:val="nil"/>
+            </w:tcBorders>
           </w:tcPr>
           <w:p>
             <w:r/>
@@ -1397,6 +1699,12 @@
         <w:tc>
           <w:tcPr>
             <w:tcW w:type="dxa" w:w="1234"/>
+            <w:tcBorders>
+              <w:top w:val="nil"/>
+              <w:left w:val="nil"/>
+              <w:bottom w:val="nil"/>
+              <w:right w:val="nil"/>
+            </w:tcBorders>
           </w:tcPr>
           <w:p>
             <w:r/>
@@ -1412,6 +1720,12 @@
         <w:tc>
           <w:tcPr>
             <w:tcW w:type="dxa" w:w="1234"/>
+            <w:tcBorders>
+              <w:top w:val="nil"/>
+              <w:left w:val="nil"/>
+              <w:bottom w:val="nil"/>
+              <w:right w:val="nil"/>
+            </w:tcBorders>
           </w:tcPr>
           <w:p>
             <w:r/>
@@ -1427,6 +1741,12 @@
         <w:tc>
           <w:tcPr>
             <w:tcW w:type="dxa" w:w="1234"/>
+            <w:tcBorders>
+              <w:top w:val="nil"/>
+              <w:left w:val="nil"/>
+              <w:bottom w:val="nil"/>
+              <w:right w:val="nil"/>
+            </w:tcBorders>
           </w:tcPr>
           <w:p>
             <w:r/>
@@ -1442,6 +1762,12 @@
         <w:tc>
           <w:tcPr>
             <w:tcW w:type="dxa" w:w="1234"/>
+            <w:tcBorders>
+              <w:top w:val="nil"/>
+              <w:left w:val="nil"/>
+              <w:bottom w:val="nil"/>
+              <w:right w:val="nil"/>
+            </w:tcBorders>
           </w:tcPr>
           <w:p>
             <w:r/>
@@ -1457,6 +1783,12 @@
         <w:tc>
           <w:tcPr>
             <w:tcW w:type="dxa" w:w="1234"/>
+            <w:tcBorders>
+              <w:top w:val="nil"/>
+              <w:left w:val="nil"/>
+              <w:bottom w:val="nil"/>
+              <w:right w:val="nil"/>
+            </w:tcBorders>
           </w:tcPr>
           <w:p>
             <w:r/>
@@ -1472,6 +1804,12 @@
         <w:tc>
           <w:tcPr>
             <w:tcW w:type="dxa" w:w="1234"/>
+            <w:tcBorders>
+              <w:top w:val="nil"/>
+              <w:left w:val="nil"/>
+              <w:bottom w:val="nil"/>
+              <w:right w:val="nil"/>
+            </w:tcBorders>
           </w:tcPr>
           <w:p>
             <w:r/>
@@ -1487,6 +1825,12 @@
         <w:tc>
           <w:tcPr>
             <w:tcW w:type="dxa" w:w="1234"/>
+            <w:tcBorders>
+              <w:top w:val="nil"/>
+              <w:left w:val="nil"/>
+              <w:bottom w:val="nil"/>
+              <w:right w:val="nil"/>
+            </w:tcBorders>
           </w:tcPr>
           <w:p>
             <w:r/>
@@ -1504,6 +1848,12 @@
         <w:tc>
           <w:tcPr>
             <w:tcW w:type="dxa" w:w="1234"/>
+            <w:tcBorders>
+              <w:top w:val="nil"/>
+              <w:left w:val="nil"/>
+              <w:bottom w:val="single" w:sz="12" w:space="0" w:color="000000"/>
+              <w:right w:val="nil"/>
+            </w:tcBorders>
           </w:tcPr>
           <w:p>
             <w:r/>
@@ -1515,6 +1865,12 @@
         <w:tc>
           <w:tcPr>
             <w:tcW w:type="dxa" w:w="1234"/>
+            <w:tcBorders>
+              <w:top w:val="nil"/>
+              <w:left w:val="nil"/>
+              <w:bottom w:val="single" w:sz="12" w:space="0" w:color="000000"/>
+              <w:right w:val="nil"/>
+            </w:tcBorders>
           </w:tcPr>
           <w:p>
             <w:r/>
@@ -1526,6 +1882,12 @@
         <w:tc>
           <w:tcPr>
             <w:tcW w:type="dxa" w:w="1234"/>
+            <w:tcBorders>
+              <w:top w:val="nil"/>
+              <w:left w:val="nil"/>
+              <w:bottom w:val="single" w:sz="12" w:space="0" w:color="000000"/>
+              <w:right w:val="nil"/>
+            </w:tcBorders>
           </w:tcPr>
           <w:p>
             <w:r/>
@@ -1537,6 +1899,12 @@
         <w:tc>
           <w:tcPr>
             <w:tcW w:type="dxa" w:w="1234"/>
+            <w:tcBorders>
+              <w:top w:val="nil"/>
+              <w:left w:val="nil"/>
+              <w:bottom w:val="single" w:sz="12" w:space="0" w:color="000000"/>
+              <w:right w:val="nil"/>
+            </w:tcBorders>
           </w:tcPr>
           <w:p>
             <w:r/>
@@ -1548,6 +1916,12 @@
         <w:tc>
           <w:tcPr>
             <w:tcW w:type="dxa" w:w="1234"/>
+            <w:tcBorders>
+              <w:top w:val="nil"/>
+              <w:left w:val="nil"/>
+              <w:bottom w:val="single" w:sz="12" w:space="0" w:color="000000"/>
+              <w:right w:val="nil"/>
+            </w:tcBorders>
           </w:tcPr>
           <w:p>
             <w:r/>
@@ -1559,6 +1933,12 @@
         <w:tc>
           <w:tcPr>
             <w:tcW w:type="dxa" w:w="1234"/>
+            <w:tcBorders>
+              <w:top w:val="nil"/>
+              <w:left w:val="nil"/>
+              <w:bottom w:val="single" w:sz="12" w:space="0" w:color="000000"/>
+              <w:right w:val="nil"/>
+            </w:tcBorders>
           </w:tcPr>
           <w:p>
             <w:r/>
@@ -1570,6 +1950,12 @@
         <w:tc>
           <w:tcPr>
             <w:tcW w:type="dxa" w:w="1234"/>
+            <w:tcBorders>
+              <w:top w:val="nil"/>
+              <w:left w:val="nil"/>
+              <w:bottom w:val="single" w:sz="12" w:space="0" w:color="000000"/>
+              <w:right w:val="nil"/>
+            </w:tcBorders>
           </w:tcPr>
           <w:p>
             <w:r/>
@@ -2522,6 +2908,14 @@
         <w:tblStyle w:val="LightGrid-Accent1"/>
         <w:tblW w:type="auto" w:w="0"/>
         <w:tblLook w:firstColumn="1" w:firstRow="1" w:lastColumn="0" w:lastRow="0" w:noHBand="0" w:noVBand="1" w:val="04A0"/>
+        <w:tblBorders>
+          <w:top w:val="nil"/>
+          <w:left w:val="nil"/>
+          <w:bottom w:val="nil"/>
+          <w:right w:val="nil"/>
+          <w:insideH w:val="nil"/>
+          <w:insideV w:val="nil"/>
+        </w:tblBorders>
       </w:tblPr>
       <w:tblGrid>
         <w:gridCol w:w="1234"/>
@@ -2536,6 +2930,12 @@
         <w:tc>
           <w:tcPr>
             <w:tcW w:type="dxa" w:w="1234"/>
+            <w:tcBorders>
+              <w:top w:val="single" w:sz="12" w:space="0" w:color="000000"/>
+              <w:left w:val="nil"/>
+              <w:bottom w:val="single" w:sz="6" w:space="0" w:color="000000"/>
+              <w:right w:val="nil"/>
+            </w:tcBorders>
           </w:tcPr>
           <w:p>
             <w:r/>
@@ -2552,6 +2952,12 @@
         <w:tc>
           <w:tcPr>
             <w:tcW w:type="dxa" w:w="1234"/>
+            <w:tcBorders>
+              <w:top w:val="single" w:sz="12" w:space="0" w:color="000000"/>
+              <w:left w:val="nil"/>
+              <w:bottom w:val="single" w:sz="6" w:space="0" w:color="000000"/>
+              <w:right w:val="nil"/>
+            </w:tcBorders>
           </w:tcPr>
           <w:p>
             <w:r/>
@@ -2568,6 +2974,12 @@
         <w:tc>
           <w:tcPr>
             <w:tcW w:type="dxa" w:w="1234"/>
+            <w:tcBorders>
+              <w:top w:val="single" w:sz="12" w:space="0" w:color="000000"/>
+              <w:left w:val="nil"/>
+              <w:bottom w:val="single" w:sz="6" w:space="0" w:color="000000"/>
+              <w:right w:val="nil"/>
+            </w:tcBorders>
           </w:tcPr>
           <w:p>
             <w:r/>
@@ -2584,6 +2996,12 @@
         <w:tc>
           <w:tcPr>
             <w:tcW w:type="dxa" w:w="1234"/>
+            <w:tcBorders>
+              <w:top w:val="single" w:sz="12" w:space="0" w:color="000000"/>
+              <w:left w:val="nil"/>
+              <w:bottom w:val="single" w:sz="6" w:space="0" w:color="000000"/>
+              <w:right w:val="nil"/>
+            </w:tcBorders>
           </w:tcPr>
           <w:p>
             <w:r/>
@@ -2600,6 +3018,12 @@
         <w:tc>
           <w:tcPr>
             <w:tcW w:type="dxa" w:w="1234"/>
+            <w:tcBorders>
+              <w:top w:val="single" w:sz="12" w:space="0" w:color="000000"/>
+              <w:left w:val="nil"/>
+              <w:bottom w:val="single" w:sz="6" w:space="0" w:color="000000"/>
+              <w:right w:val="nil"/>
+            </w:tcBorders>
           </w:tcPr>
           <w:p>
             <w:r/>
@@ -2616,6 +3040,12 @@
         <w:tc>
           <w:tcPr>
             <w:tcW w:type="dxa" w:w="1234"/>
+            <w:tcBorders>
+              <w:top w:val="single" w:sz="12" w:space="0" w:color="000000"/>
+              <w:left w:val="nil"/>
+              <w:bottom w:val="single" w:sz="6" w:space="0" w:color="000000"/>
+              <w:right w:val="nil"/>
+            </w:tcBorders>
           </w:tcPr>
           <w:p>
             <w:r/>
@@ -2632,6 +3062,12 @@
         <w:tc>
           <w:tcPr>
             <w:tcW w:type="dxa" w:w="1234"/>
+            <w:tcBorders>
+              <w:top w:val="single" w:sz="12" w:space="0" w:color="000000"/>
+              <w:left w:val="nil"/>
+              <w:bottom w:val="single" w:sz="6" w:space="0" w:color="000000"/>
+              <w:right w:val="nil"/>
+            </w:tcBorders>
           </w:tcPr>
           <w:p>
             <w:r/>
@@ -2650,6 +3086,12 @@
         <w:tc>
           <w:tcPr>
             <w:tcW w:type="dxa" w:w="1234"/>
+            <w:tcBorders>
+              <w:top w:val="nil"/>
+              <w:left w:val="nil"/>
+              <w:bottom w:val="nil"/>
+              <w:right w:val="nil"/>
+            </w:tcBorders>
           </w:tcPr>
           <w:p>
             <w:r/>
@@ -2665,6 +3107,12 @@
         <w:tc>
           <w:tcPr>
             <w:tcW w:type="dxa" w:w="1234"/>
+            <w:tcBorders>
+              <w:top w:val="nil"/>
+              <w:left w:val="nil"/>
+              <w:bottom w:val="nil"/>
+              <w:right w:val="nil"/>
+            </w:tcBorders>
           </w:tcPr>
           <w:p>
             <w:r/>
@@ -2680,6 +3128,12 @@
         <w:tc>
           <w:tcPr>
             <w:tcW w:type="dxa" w:w="1234"/>
+            <w:tcBorders>
+              <w:top w:val="nil"/>
+              <w:left w:val="nil"/>
+              <w:bottom w:val="nil"/>
+              <w:right w:val="nil"/>
+            </w:tcBorders>
           </w:tcPr>
           <w:p>
             <w:r/>
@@ -2695,6 +3149,12 @@
         <w:tc>
           <w:tcPr>
             <w:tcW w:type="dxa" w:w="1234"/>
+            <w:tcBorders>
+              <w:top w:val="nil"/>
+              <w:left w:val="nil"/>
+              <w:bottom w:val="nil"/>
+              <w:right w:val="nil"/>
+            </w:tcBorders>
           </w:tcPr>
           <w:p>
             <w:r/>
@@ -2710,6 +3170,12 @@
         <w:tc>
           <w:tcPr>
             <w:tcW w:type="dxa" w:w="1234"/>
+            <w:tcBorders>
+              <w:top w:val="nil"/>
+              <w:left w:val="nil"/>
+              <w:bottom w:val="nil"/>
+              <w:right w:val="nil"/>
+            </w:tcBorders>
           </w:tcPr>
           <w:p>
             <w:r/>
@@ -2725,6 +3191,12 @@
         <w:tc>
           <w:tcPr>
             <w:tcW w:type="dxa" w:w="1234"/>
+            <w:tcBorders>
+              <w:top w:val="nil"/>
+              <w:left w:val="nil"/>
+              <w:bottom w:val="nil"/>
+              <w:right w:val="nil"/>
+            </w:tcBorders>
           </w:tcPr>
           <w:p>
             <w:r/>
@@ -2740,6 +3212,12 @@
         <w:tc>
           <w:tcPr>
             <w:tcW w:type="dxa" w:w="1234"/>
+            <w:tcBorders>
+              <w:top w:val="nil"/>
+              <w:left w:val="nil"/>
+              <w:bottom w:val="nil"/>
+              <w:right w:val="nil"/>
+            </w:tcBorders>
           </w:tcPr>
           <w:p>
             <w:r/>
@@ -2757,6 +3235,12 @@
         <w:tc>
           <w:tcPr>
             <w:tcW w:type="dxa" w:w="1234"/>
+            <w:tcBorders>
+              <w:top w:val="nil"/>
+              <w:left w:val="nil"/>
+              <w:bottom w:val="nil"/>
+              <w:right w:val="nil"/>
+            </w:tcBorders>
           </w:tcPr>
           <w:p>
             <w:r/>
@@ -2772,6 +3256,12 @@
         <w:tc>
           <w:tcPr>
             <w:tcW w:type="dxa" w:w="1234"/>
+            <w:tcBorders>
+              <w:top w:val="nil"/>
+              <w:left w:val="nil"/>
+              <w:bottom w:val="nil"/>
+              <w:right w:val="nil"/>
+            </w:tcBorders>
           </w:tcPr>
           <w:p>
             <w:r/>
@@ -2787,6 +3277,12 @@
         <w:tc>
           <w:tcPr>
             <w:tcW w:type="dxa" w:w="1234"/>
+            <w:tcBorders>
+              <w:top w:val="nil"/>
+              <w:left w:val="nil"/>
+              <w:bottom w:val="nil"/>
+              <w:right w:val="nil"/>
+            </w:tcBorders>
           </w:tcPr>
           <w:p>
             <w:r/>
@@ -2802,6 +3298,12 @@
         <w:tc>
           <w:tcPr>
             <w:tcW w:type="dxa" w:w="1234"/>
+            <w:tcBorders>
+              <w:top w:val="nil"/>
+              <w:left w:val="nil"/>
+              <w:bottom w:val="nil"/>
+              <w:right w:val="nil"/>
+            </w:tcBorders>
           </w:tcPr>
           <w:p>
             <w:r/>
@@ -2817,6 +3319,12 @@
         <w:tc>
           <w:tcPr>
             <w:tcW w:type="dxa" w:w="1234"/>
+            <w:tcBorders>
+              <w:top w:val="nil"/>
+              <w:left w:val="nil"/>
+              <w:bottom w:val="nil"/>
+              <w:right w:val="nil"/>
+            </w:tcBorders>
           </w:tcPr>
           <w:p>
             <w:r/>
@@ -2832,6 +3340,12 @@
         <w:tc>
           <w:tcPr>
             <w:tcW w:type="dxa" w:w="1234"/>
+            <w:tcBorders>
+              <w:top w:val="nil"/>
+              <w:left w:val="nil"/>
+              <w:bottom w:val="nil"/>
+              <w:right w:val="nil"/>
+            </w:tcBorders>
           </w:tcPr>
           <w:p>
             <w:r/>
@@ -2847,6 +3361,12 @@
         <w:tc>
           <w:tcPr>
             <w:tcW w:type="dxa" w:w="1234"/>
+            <w:tcBorders>
+              <w:top w:val="nil"/>
+              <w:left w:val="nil"/>
+              <w:bottom w:val="nil"/>
+              <w:right w:val="nil"/>
+            </w:tcBorders>
           </w:tcPr>
           <w:p>
             <w:r/>
@@ -2864,6 +3384,12 @@
         <w:tc>
           <w:tcPr>
             <w:tcW w:type="dxa" w:w="1234"/>
+            <w:tcBorders>
+              <w:top w:val="nil"/>
+              <w:left w:val="nil"/>
+              <w:bottom w:val="nil"/>
+              <w:right w:val="nil"/>
+            </w:tcBorders>
           </w:tcPr>
           <w:p>
             <w:r/>
@@ -2879,6 +3405,12 @@
         <w:tc>
           <w:tcPr>
             <w:tcW w:type="dxa" w:w="1234"/>
+            <w:tcBorders>
+              <w:top w:val="nil"/>
+              <w:left w:val="nil"/>
+              <w:bottom w:val="nil"/>
+              <w:right w:val="nil"/>
+            </w:tcBorders>
           </w:tcPr>
           <w:p>
             <w:r/>
@@ -2894,6 +3426,12 @@
         <w:tc>
           <w:tcPr>
             <w:tcW w:type="dxa" w:w="1234"/>
+            <w:tcBorders>
+              <w:top w:val="nil"/>
+              <w:left w:val="nil"/>
+              <w:bottom w:val="nil"/>
+              <w:right w:val="nil"/>
+            </w:tcBorders>
           </w:tcPr>
           <w:p>
             <w:r/>
@@ -2909,6 +3447,12 @@
         <w:tc>
           <w:tcPr>
             <w:tcW w:type="dxa" w:w="1234"/>
+            <w:tcBorders>
+              <w:top w:val="nil"/>
+              <w:left w:val="nil"/>
+              <w:bottom w:val="nil"/>
+              <w:right w:val="nil"/>
+            </w:tcBorders>
           </w:tcPr>
           <w:p>
             <w:r/>
@@ -2924,6 +3468,12 @@
         <w:tc>
           <w:tcPr>
             <w:tcW w:type="dxa" w:w="1234"/>
+            <w:tcBorders>
+              <w:top w:val="nil"/>
+              <w:left w:val="nil"/>
+              <w:bottom w:val="nil"/>
+              <w:right w:val="nil"/>
+            </w:tcBorders>
           </w:tcPr>
           <w:p>
             <w:r/>
@@ -2939,6 +3489,12 @@
         <w:tc>
           <w:tcPr>
             <w:tcW w:type="dxa" w:w="1234"/>
+            <w:tcBorders>
+              <w:top w:val="nil"/>
+              <w:left w:val="nil"/>
+              <w:bottom w:val="nil"/>
+              <w:right w:val="nil"/>
+            </w:tcBorders>
           </w:tcPr>
           <w:p>
             <w:r/>
@@ -2954,6 +3510,12 @@
         <w:tc>
           <w:tcPr>
             <w:tcW w:type="dxa" w:w="1234"/>
+            <w:tcBorders>
+              <w:top w:val="nil"/>
+              <w:left w:val="nil"/>
+              <w:bottom w:val="nil"/>
+              <w:right w:val="nil"/>
+            </w:tcBorders>
           </w:tcPr>
           <w:p>
             <w:r/>
@@ -2971,6 +3533,12 @@
         <w:tc>
           <w:tcPr>
             <w:tcW w:type="dxa" w:w="1234"/>
+            <w:tcBorders>
+              <w:top w:val="nil"/>
+              <w:left w:val="nil"/>
+              <w:bottom w:val="nil"/>
+              <w:right w:val="nil"/>
+            </w:tcBorders>
           </w:tcPr>
           <w:p>
             <w:r/>
@@ -2986,6 +3554,12 @@
         <w:tc>
           <w:tcPr>
             <w:tcW w:type="dxa" w:w="1234"/>
+            <w:tcBorders>
+              <w:top w:val="nil"/>
+              <w:left w:val="nil"/>
+              <w:bottom w:val="nil"/>
+              <w:right w:val="nil"/>
+            </w:tcBorders>
           </w:tcPr>
           <w:p>
             <w:r/>
@@ -3001,6 +3575,12 @@
         <w:tc>
           <w:tcPr>
             <w:tcW w:type="dxa" w:w="1234"/>
+            <w:tcBorders>
+              <w:top w:val="nil"/>
+              <w:left w:val="nil"/>
+              <w:bottom w:val="nil"/>
+              <w:right w:val="nil"/>
+            </w:tcBorders>
           </w:tcPr>
           <w:p>
             <w:r/>
@@ -3016,6 +3596,12 @@
         <w:tc>
           <w:tcPr>
             <w:tcW w:type="dxa" w:w="1234"/>
+            <w:tcBorders>
+              <w:top w:val="nil"/>
+              <w:left w:val="nil"/>
+              <w:bottom w:val="nil"/>
+              <w:right w:val="nil"/>
+            </w:tcBorders>
           </w:tcPr>
           <w:p>
             <w:r/>
@@ -3031,6 +3617,12 @@
         <w:tc>
           <w:tcPr>
             <w:tcW w:type="dxa" w:w="1234"/>
+            <w:tcBorders>
+              <w:top w:val="nil"/>
+              <w:left w:val="nil"/>
+              <w:bottom w:val="nil"/>
+              <w:right w:val="nil"/>
+            </w:tcBorders>
           </w:tcPr>
           <w:p>
             <w:r/>
@@ -3046,6 +3638,12 @@
         <w:tc>
           <w:tcPr>
             <w:tcW w:type="dxa" w:w="1234"/>
+            <w:tcBorders>
+              <w:top w:val="nil"/>
+              <w:left w:val="nil"/>
+              <w:bottom w:val="nil"/>
+              <w:right w:val="nil"/>
+            </w:tcBorders>
           </w:tcPr>
           <w:p>
             <w:r/>
@@ -3057,6 +3655,12 @@
         <w:tc>
           <w:tcPr>
             <w:tcW w:type="dxa" w:w="1234"/>
+            <w:tcBorders>
+              <w:top w:val="nil"/>
+              <w:left w:val="nil"/>
+              <w:bottom w:val="nil"/>
+              <w:right w:val="nil"/>
+            </w:tcBorders>
           </w:tcPr>
           <w:p>
             <w:r/>
@@ -3074,6 +3678,12 @@
         <w:tc>
           <w:tcPr>
             <w:tcW w:type="dxa" w:w="1234"/>
+            <w:tcBorders>
+              <w:top w:val="nil"/>
+              <w:left w:val="nil"/>
+              <w:bottom w:val="nil"/>
+              <w:right w:val="nil"/>
+            </w:tcBorders>
           </w:tcPr>
           <w:p>
             <w:r/>
@@ -3089,6 +3699,12 @@
         <w:tc>
           <w:tcPr>
             <w:tcW w:type="dxa" w:w="1234"/>
+            <w:tcBorders>
+              <w:top w:val="nil"/>
+              <w:left w:val="nil"/>
+              <w:bottom w:val="nil"/>
+              <w:right w:val="nil"/>
+            </w:tcBorders>
           </w:tcPr>
           <w:p>
             <w:r/>
@@ -3104,6 +3720,12 @@
         <w:tc>
           <w:tcPr>
             <w:tcW w:type="dxa" w:w="1234"/>
+            <w:tcBorders>
+              <w:top w:val="nil"/>
+              <w:left w:val="nil"/>
+              <w:bottom w:val="nil"/>
+              <w:right w:val="nil"/>
+            </w:tcBorders>
           </w:tcPr>
           <w:p>
             <w:r/>
@@ -3119,6 +3741,12 @@
         <w:tc>
           <w:tcPr>
             <w:tcW w:type="dxa" w:w="1234"/>
+            <w:tcBorders>
+              <w:top w:val="nil"/>
+              <w:left w:val="nil"/>
+              <w:bottom w:val="nil"/>
+              <w:right w:val="nil"/>
+            </w:tcBorders>
           </w:tcPr>
           <w:p>
             <w:r/>
@@ -3134,6 +3762,12 @@
         <w:tc>
           <w:tcPr>
             <w:tcW w:type="dxa" w:w="1234"/>
+            <w:tcBorders>
+              <w:top w:val="nil"/>
+              <w:left w:val="nil"/>
+              <w:bottom w:val="nil"/>
+              <w:right w:val="nil"/>
+            </w:tcBorders>
           </w:tcPr>
           <w:p>
             <w:r/>
@@ -3149,6 +3783,12 @@
         <w:tc>
           <w:tcPr>
             <w:tcW w:type="dxa" w:w="1234"/>
+            <w:tcBorders>
+              <w:top w:val="nil"/>
+              <w:left w:val="nil"/>
+              <w:bottom w:val="nil"/>
+              <w:right w:val="nil"/>
+            </w:tcBorders>
           </w:tcPr>
           <w:p>
             <w:r/>
@@ -3164,6 +3804,12 @@
         <w:tc>
           <w:tcPr>
             <w:tcW w:type="dxa" w:w="1234"/>
+            <w:tcBorders>
+              <w:top w:val="nil"/>
+              <w:left w:val="nil"/>
+              <w:bottom w:val="nil"/>
+              <w:right w:val="nil"/>
+            </w:tcBorders>
           </w:tcPr>
           <w:p>
             <w:r/>
@@ -3181,6 +3827,12 @@
         <w:tc>
           <w:tcPr>
             <w:tcW w:type="dxa" w:w="1234"/>
+            <w:tcBorders>
+              <w:top w:val="nil"/>
+              <w:left w:val="nil"/>
+              <w:bottom w:val="nil"/>
+              <w:right w:val="nil"/>
+            </w:tcBorders>
           </w:tcPr>
           <w:p>
             <w:r/>
@@ -3196,6 +3848,12 @@
         <w:tc>
           <w:tcPr>
             <w:tcW w:type="dxa" w:w="1234"/>
+            <w:tcBorders>
+              <w:top w:val="nil"/>
+              <w:left w:val="nil"/>
+              <w:bottom w:val="nil"/>
+              <w:right w:val="nil"/>
+            </w:tcBorders>
           </w:tcPr>
           <w:p>
             <w:r/>
@@ -3211,6 +3869,12 @@
         <w:tc>
           <w:tcPr>
             <w:tcW w:type="dxa" w:w="1234"/>
+            <w:tcBorders>
+              <w:top w:val="nil"/>
+              <w:left w:val="nil"/>
+              <w:bottom w:val="nil"/>
+              <w:right w:val="nil"/>
+            </w:tcBorders>
           </w:tcPr>
           <w:p>
             <w:r/>
@@ -3226,6 +3890,12 @@
         <w:tc>
           <w:tcPr>
             <w:tcW w:type="dxa" w:w="1234"/>
+            <w:tcBorders>
+              <w:top w:val="nil"/>
+              <w:left w:val="nil"/>
+              <w:bottom w:val="nil"/>
+              <w:right w:val="nil"/>
+            </w:tcBorders>
           </w:tcPr>
           <w:p>
             <w:r/>
@@ -3241,6 +3911,12 @@
         <w:tc>
           <w:tcPr>
             <w:tcW w:type="dxa" w:w="1234"/>
+            <w:tcBorders>
+              <w:top w:val="nil"/>
+              <w:left w:val="nil"/>
+              <w:bottom w:val="nil"/>
+              <w:right w:val="nil"/>
+            </w:tcBorders>
           </w:tcPr>
           <w:p>
             <w:r/>
@@ -3256,6 +3932,12 @@
         <w:tc>
           <w:tcPr>
             <w:tcW w:type="dxa" w:w="1234"/>
+            <w:tcBorders>
+              <w:top w:val="nil"/>
+              <w:left w:val="nil"/>
+              <w:bottom w:val="nil"/>
+              <w:right w:val="nil"/>
+            </w:tcBorders>
           </w:tcPr>
           <w:p>
             <w:r/>
@@ -3271,6 +3953,12 @@
         <w:tc>
           <w:tcPr>
             <w:tcW w:type="dxa" w:w="1234"/>
+            <w:tcBorders>
+              <w:top w:val="nil"/>
+              <w:left w:val="nil"/>
+              <w:bottom w:val="nil"/>
+              <w:right w:val="nil"/>
+            </w:tcBorders>
           </w:tcPr>
           <w:p>
             <w:r/>
@@ -3288,6 +3976,12 @@
         <w:tc>
           <w:tcPr>
             <w:tcW w:type="dxa" w:w="1234"/>
+            <w:tcBorders>
+              <w:top w:val="nil"/>
+              <w:left w:val="nil"/>
+              <w:bottom w:val="nil"/>
+              <w:right w:val="nil"/>
+            </w:tcBorders>
           </w:tcPr>
           <w:p>
             <w:r/>
@@ -3303,6 +3997,12 @@
         <w:tc>
           <w:tcPr>
             <w:tcW w:type="dxa" w:w="1234"/>
+            <w:tcBorders>
+              <w:top w:val="nil"/>
+              <w:left w:val="nil"/>
+              <w:bottom w:val="nil"/>
+              <w:right w:val="nil"/>
+            </w:tcBorders>
           </w:tcPr>
           <w:p>
             <w:r/>
@@ -3318,6 +4018,12 @@
         <w:tc>
           <w:tcPr>
             <w:tcW w:type="dxa" w:w="1234"/>
+            <w:tcBorders>
+              <w:top w:val="nil"/>
+              <w:left w:val="nil"/>
+              <w:bottom w:val="nil"/>
+              <w:right w:val="nil"/>
+            </w:tcBorders>
           </w:tcPr>
           <w:p>
             <w:r/>
@@ -3333,6 +4039,12 @@
         <w:tc>
           <w:tcPr>
             <w:tcW w:type="dxa" w:w="1234"/>
+            <w:tcBorders>
+              <w:top w:val="nil"/>
+              <w:left w:val="nil"/>
+              <w:bottom w:val="nil"/>
+              <w:right w:val="nil"/>
+            </w:tcBorders>
           </w:tcPr>
           <w:p>
             <w:r/>
@@ -3348,6 +4060,12 @@
         <w:tc>
           <w:tcPr>
             <w:tcW w:type="dxa" w:w="1234"/>
+            <w:tcBorders>
+              <w:top w:val="nil"/>
+              <w:left w:val="nil"/>
+              <w:bottom w:val="nil"/>
+              <w:right w:val="nil"/>
+            </w:tcBorders>
           </w:tcPr>
           <w:p>
             <w:r/>
@@ -3363,6 +4081,12 @@
         <w:tc>
           <w:tcPr>
             <w:tcW w:type="dxa" w:w="1234"/>
+            <w:tcBorders>
+              <w:top w:val="nil"/>
+              <w:left w:val="nil"/>
+              <w:bottom w:val="nil"/>
+              <w:right w:val="nil"/>
+            </w:tcBorders>
           </w:tcPr>
           <w:p>
             <w:r/>
@@ -3378,6 +4102,12 @@
         <w:tc>
           <w:tcPr>
             <w:tcW w:type="dxa" w:w="1234"/>
+            <w:tcBorders>
+              <w:top w:val="nil"/>
+              <w:left w:val="nil"/>
+              <w:bottom w:val="nil"/>
+              <w:right w:val="nil"/>
+            </w:tcBorders>
           </w:tcPr>
           <w:p>
             <w:r/>
@@ -3395,6 +4125,12 @@
         <w:tc>
           <w:tcPr>
             <w:tcW w:type="dxa" w:w="1234"/>
+            <w:tcBorders>
+              <w:top w:val="nil"/>
+              <w:left w:val="nil"/>
+              <w:bottom w:val="nil"/>
+              <w:right w:val="nil"/>
+            </w:tcBorders>
           </w:tcPr>
           <w:p>
             <w:r/>
@@ -3410,6 +4146,12 @@
         <w:tc>
           <w:tcPr>
             <w:tcW w:type="dxa" w:w="1234"/>
+            <w:tcBorders>
+              <w:top w:val="nil"/>
+              <w:left w:val="nil"/>
+              <w:bottom w:val="nil"/>
+              <w:right w:val="nil"/>
+            </w:tcBorders>
           </w:tcPr>
           <w:p>
             <w:r/>
@@ -3425,6 +4167,12 @@
         <w:tc>
           <w:tcPr>
             <w:tcW w:type="dxa" w:w="1234"/>
+            <w:tcBorders>
+              <w:top w:val="nil"/>
+              <w:left w:val="nil"/>
+              <w:bottom w:val="nil"/>
+              <w:right w:val="nil"/>
+            </w:tcBorders>
           </w:tcPr>
           <w:p>
             <w:r/>
@@ -3440,6 +4188,12 @@
         <w:tc>
           <w:tcPr>
             <w:tcW w:type="dxa" w:w="1234"/>
+            <w:tcBorders>
+              <w:top w:val="nil"/>
+              <w:left w:val="nil"/>
+              <w:bottom w:val="nil"/>
+              <w:right w:val="nil"/>
+            </w:tcBorders>
           </w:tcPr>
           <w:p>
             <w:r/>
@@ -3455,6 +4209,12 @@
         <w:tc>
           <w:tcPr>
             <w:tcW w:type="dxa" w:w="1234"/>
+            <w:tcBorders>
+              <w:top w:val="nil"/>
+              <w:left w:val="nil"/>
+              <w:bottom w:val="nil"/>
+              <w:right w:val="nil"/>
+            </w:tcBorders>
           </w:tcPr>
           <w:p>
             <w:r/>
@@ -3470,6 +4230,12 @@
         <w:tc>
           <w:tcPr>
             <w:tcW w:type="dxa" w:w="1234"/>
+            <w:tcBorders>
+              <w:top w:val="nil"/>
+              <w:left w:val="nil"/>
+              <w:bottom w:val="nil"/>
+              <w:right w:val="nil"/>
+            </w:tcBorders>
           </w:tcPr>
           <w:p>
             <w:r/>
@@ -3485,6 +4251,12 @@
         <w:tc>
           <w:tcPr>
             <w:tcW w:type="dxa" w:w="1234"/>
+            <w:tcBorders>
+              <w:top w:val="nil"/>
+              <w:left w:val="nil"/>
+              <w:bottom w:val="nil"/>
+              <w:right w:val="nil"/>
+            </w:tcBorders>
           </w:tcPr>
           <w:p>
             <w:r/>
@@ -3502,6 +4274,12 @@
         <w:tc>
           <w:tcPr>
             <w:tcW w:type="dxa" w:w="1234"/>
+            <w:tcBorders>
+              <w:top w:val="nil"/>
+              <w:left w:val="nil"/>
+              <w:bottom w:val="nil"/>
+              <w:right w:val="nil"/>
+            </w:tcBorders>
           </w:tcPr>
           <w:p>
             <w:r/>
@@ -3517,6 +4295,12 @@
         <w:tc>
           <w:tcPr>
             <w:tcW w:type="dxa" w:w="1234"/>
+            <w:tcBorders>
+              <w:top w:val="nil"/>
+              <w:left w:val="nil"/>
+              <w:bottom w:val="nil"/>
+              <w:right w:val="nil"/>
+            </w:tcBorders>
           </w:tcPr>
           <w:p>
             <w:r/>
@@ -3532,6 +4316,12 @@
         <w:tc>
           <w:tcPr>
             <w:tcW w:type="dxa" w:w="1234"/>
+            <w:tcBorders>
+              <w:top w:val="nil"/>
+              <w:left w:val="nil"/>
+              <w:bottom w:val="nil"/>
+              <w:right w:val="nil"/>
+            </w:tcBorders>
           </w:tcPr>
           <w:p>
             <w:r/>
@@ -3547,6 +4337,12 @@
         <w:tc>
           <w:tcPr>
             <w:tcW w:type="dxa" w:w="1234"/>
+            <w:tcBorders>
+              <w:top w:val="nil"/>
+              <w:left w:val="nil"/>
+              <w:bottom w:val="nil"/>
+              <w:right w:val="nil"/>
+            </w:tcBorders>
           </w:tcPr>
           <w:p>
             <w:r/>
@@ -3562,6 +4358,12 @@
         <w:tc>
           <w:tcPr>
             <w:tcW w:type="dxa" w:w="1234"/>
+            <w:tcBorders>
+              <w:top w:val="nil"/>
+              <w:left w:val="nil"/>
+              <w:bottom w:val="nil"/>
+              <w:right w:val="nil"/>
+            </w:tcBorders>
           </w:tcPr>
           <w:p>
             <w:r/>
@@ -3577,6 +4379,12 @@
         <w:tc>
           <w:tcPr>
             <w:tcW w:type="dxa" w:w="1234"/>
+            <w:tcBorders>
+              <w:top w:val="nil"/>
+              <w:left w:val="nil"/>
+              <w:bottom w:val="nil"/>
+              <w:right w:val="nil"/>
+            </w:tcBorders>
           </w:tcPr>
           <w:p>
             <w:r/>
@@ -3592,6 +4400,12 @@
         <w:tc>
           <w:tcPr>
             <w:tcW w:type="dxa" w:w="1234"/>
+            <w:tcBorders>
+              <w:top w:val="nil"/>
+              <w:left w:val="nil"/>
+              <w:bottom w:val="nil"/>
+              <w:right w:val="nil"/>
+            </w:tcBorders>
           </w:tcPr>
           <w:p>
             <w:r/>
@@ -3609,6 +4423,12 @@
         <w:tc>
           <w:tcPr>
             <w:tcW w:type="dxa" w:w="1234"/>
+            <w:tcBorders>
+              <w:top w:val="nil"/>
+              <w:left w:val="nil"/>
+              <w:bottom w:val="nil"/>
+              <w:right w:val="nil"/>
+            </w:tcBorders>
           </w:tcPr>
           <w:p>
             <w:r/>
@@ -3624,6 +4444,12 @@
         <w:tc>
           <w:tcPr>
             <w:tcW w:type="dxa" w:w="1234"/>
+            <w:tcBorders>
+              <w:top w:val="nil"/>
+              <w:left w:val="nil"/>
+              <w:bottom w:val="nil"/>
+              <w:right w:val="nil"/>
+            </w:tcBorders>
           </w:tcPr>
           <w:p>
             <w:r/>
@@ -3639,6 +4465,12 @@
         <w:tc>
           <w:tcPr>
             <w:tcW w:type="dxa" w:w="1234"/>
+            <w:tcBorders>
+              <w:top w:val="nil"/>
+              <w:left w:val="nil"/>
+              <w:bottom w:val="nil"/>
+              <w:right w:val="nil"/>
+            </w:tcBorders>
           </w:tcPr>
           <w:p>
             <w:r/>
@@ -3654,6 +4486,12 @@
         <w:tc>
           <w:tcPr>
             <w:tcW w:type="dxa" w:w="1234"/>
+            <w:tcBorders>
+              <w:top w:val="nil"/>
+              <w:left w:val="nil"/>
+              <w:bottom w:val="nil"/>
+              <w:right w:val="nil"/>
+            </w:tcBorders>
           </w:tcPr>
           <w:p>
             <w:r/>
@@ -3669,6 +4507,12 @@
         <w:tc>
           <w:tcPr>
             <w:tcW w:type="dxa" w:w="1234"/>
+            <w:tcBorders>
+              <w:top w:val="nil"/>
+              <w:left w:val="nil"/>
+              <w:bottom w:val="nil"/>
+              <w:right w:val="nil"/>
+            </w:tcBorders>
           </w:tcPr>
           <w:p>
             <w:r/>
@@ -3684,6 +4528,12 @@
         <w:tc>
           <w:tcPr>
             <w:tcW w:type="dxa" w:w="1234"/>
+            <w:tcBorders>
+              <w:top w:val="nil"/>
+              <w:left w:val="nil"/>
+              <w:bottom w:val="nil"/>
+              <w:right w:val="nil"/>
+            </w:tcBorders>
           </w:tcPr>
           <w:p>
             <w:r/>
@@ -3699,6 +4549,12 @@
         <w:tc>
           <w:tcPr>
             <w:tcW w:type="dxa" w:w="1234"/>
+            <w:tcBorders>
+              <w:top w:val="nil"/>
+              <w:left w:val="nil"/>
+              <w:bottom w:val="nil"/>
+              <w:right w:val="nil"/>
+            </w:tcBorders>
           </w:tcPr>
           <w:p>
             <w:r/>
@@ -3716,6 +4572,12 @@
         <w:tc>
           <w:tcPr>
             <w:tcW w:type="dxa" w:w="1234"/>
+            <w:tcBorders>
+              <w:top w:val="nil"/>
+              <w:left w:val="nil"/>
+              <w:bottom w:val="nil"/>
+              <w:right w:val="nil"/>
+            </w:tcBorders>
           </w:tcPr>
           <w:p>
             <w:r/>
@@ -3731,6 +4593,12 @@
         <w:tc>
           <w:tcPr>
             <w:tcW w:type="dxa" w:w="1234"/>
+            <w:tcBorders>
+              <w:top w:val="nil"/>
+              <w:left w:val="nil"/>
+              <w:bottom w:val="nil"/>
+              <w:right w:val="nil"/>
+            </w:tcBorders>
           </w:tcPr>
           <w:p>
             <w:r/>
@@ -3746,6 +4614,12 @@
         <w:tc>
           <w:tcPr>
             <w:tcW w:type="dxa" w:w="1234"/>
+            <w:tcBorders>
+              <w:top w:val="nil"/>
+              <w:left w:val="nil"/>
+              <w:bottom w:val="nil"/>
+              <w:right w:val="nil"/>
+            </w:tcBorders>
           </w:tcPr>
           <w:p>
             <w:r/>
@@ -3761,6 +4635,12 @@
         <w:tc>
           <w:tcPr>
             <w:tcW w:type="dxa" w:w="1234"/>
+            <w:tcBorders>
+              <w:top w:val="nil"/>
+              <w:left w:val="nil"/>
+              <w:bottom w:val="nil"/>
+              <w:right w:val="nil"/>
+            </w:tcBorders>
           </w:tcPr>
           <w:p>
             <w:r/>
@@ -3776,6 +4656,12 @@
         <w:tc>
           <w:tcPr>
             <w:tcW w:type="dxa" w:w="1234"/>
+            <w:tcBorders>
+              <w:top w:val="nil"/>
+              <w:left w:val="nil"/>
+              <w:bottom w:val="nil"/>
+              <w:right w:val="nil"/>
+            </w:tcBorders>
           </w:tcPr>
           <w:p>
             <w:r/>
@@ -3791,6 +4677,12 @@
         <w:tc>
           <w:tcPr>
             <w:tcW w:type="dxa" w:w="1234"/>
+            <w:tcBorders>
+              <w:top w:val="nil"/>
+              <w:left w:val="nil"/>
+              <w:bottom w:val="nil"/>
+              <w:right w:val="nil"/>
+            </w:tcBorders>
           </w:tcPr>
           <w:p>
             <w:r/>
@@ -3806,6 +4698,12 @@
         <w:tc>
           <w:tcPr>
             <w:tcW w:type="dxa" w:w="1234"/>
+            <w:tcBorders>
+              <w:top w:val="nil"/>
+              <w:left w:val="nil"/>
+              <w:bottom w:val="nil"/>
+              <w:right w:val="nil"/>
+            </w:tcBorders>
           </w:tcPr>
           <w:p>
             <w:r/>
@@ -3823,6 +4721,12 @@
         <w:tc>
           <w:tcPr>
             <w:tcW w:type="dxa" w:w="1234"/>
+            <w:tcBorders>
+              <w:top w:val="nil"/>
+              <w:left w:val="nil"/>
+              <w:bottom w:val="nil"/>
+              <w:right w:val="nil"/>
+            </w:tcBorders>
           </w:tcPr>
           <w:p>
             <w:r/>
@@ -3838,6 +4742,12 @@
         <w:tc>
           <w:tcPr>
             <w:tcW w:type="dxa" w:w="1234"/>
+            <w:tcBorders>
+              <w:top w:val="nil"/>
+              <w:left w:val="nil"/>
+              <w:bottom w:val="nil"/>
+              <w:right w:val="nil"/>
+            </w:tcBorders>
           </w:tcPr>
           <w:p>
             <w:r/>
@@ -3853,6 +4763,12 @@
         <w:tc>
           <w:tcPr>
             <w:tcW w:type="dxa" w:w="1234"/>
+            <w:tcBorders>
+              <w:top w:val="nil"/>
+              <w:left w:val="nil"/>
+              <w:bottom w:val="nil"/>
+              <w:right w:val="nil"/>
+            </w:tcBorders>
           </w:tcPr>
           <w:p>
             <w:r/>
@@ -3868,6 +4784,12 @@
         <w:tc>
           <w:tcPr>
             <w:tcW w:type="dxa" w:w="1234"/>
+            <w:tcBorders>
+              <w:top w:val="nil"/>
+              <w:left w:val="nil"/>
+              <w:bottom w:val="nil"/>
+              <w:right w:val="nil"/>
+            </w:tcBorders>
           </w:tcPr>
           <w:p>
             <w:r/>
@@ -3883,6 +4805,12 @@
         <w:tc>
           <w:tcPr>
             <w:tcW w:type="dxa" w:w="1234"/>
+            <w:tcBorders>
+              <w:top w:val="nil"/>
+              <w:left w:val="nil"/>
+              <w:bottom w:val="nil"/>
+              <w:right w:val="nil"/>
+            </w:tcBorders>
           </w:tcPr>
           <w:p>
             <w:r/>
@@ -3898,6 +4826,12 @@
         <w:tc>
           <w:tcPr>
             <w:tcW w:type="dxa" w:w="1234"/>
+            <w:tcBorders>
+              <w:top w:val="nil"/>
+              <w:left w:val="nil"/>
+              <w:bottom w:val="nil"/>
+              <w:right w:val="nil"/>
+            </w:tcBorders>
           </w:tcPr>
           <w:p>
             <w:r/>
@@ -3913,6 +4847,12 @@
         <w:tc>
           <w:tcPr>
             <w:tcW w:type="dxa" w:w="1234"/>
+            <w:tcBorders>
+              <w:top w:val="nil"/>
+              <w:left w:val="nil"/>
+              <w:bottom w:val="nil"/>
+              <w:right w:val="nil"/>
+            </w:tcBorders>
           </w:tcPr>
           <w:p>
             <w:r/>
@@ -3930,6 +4870,12 @@
         <w:tc>
           <w:tcPr>
             <w:tcW w:type="dxa" w:w="1234"/>
+            <w:tcBorders>
+              <w:top w:val="nil"/>
+              <w:left w:val="nil"/>
+              <w:bottom w:val="nil"/>
+              <w:right w:val="nil"/>
+            </w:tcBorders>
           </w:tcPr>
           <w:p>
             <w:r/>
@@ -3945,6 +4891,12 @@
         <w:tc>
           <w:tcPr>
             <w:tcW w:type="dxa" w:w="1234"/>
+            <w:tcBorders>
+              <w:top w:val="nil"/>
+              <w:left w:val="nil"/>
+              <w:bottom w:val="nil"/>
+              <w:right w:val="nil"/>
+            </w:tcBorders>
           </w:tcPr>
           <w:p>
             <w:r/>
@@ -3960,6 +4912,12 @@
         <w:tc>
           <w:tcPr>
             <w:tcW w:type="dxa" w:w="1234"/>
+            <w:tcBorders>
+              <w:top w:val="nil"/>
+              <w:left w:val="nil"/>
+              <w:bottom w:val="nil"/>
+              <w:right w:val="nil"/>
+            </w:tcBorders>
           </w:tcPr>
           <w:p>
             <w:r/>
@@ -3975,6 +4933,12 @@
         <w:tc>
           <w:tcPr>
             <w:tcW w:type="dxa" w:w="1234"/>
+            <w:tcBorders>
+              <w:top w:val="nil"/>
+              <w:left w:val="nil"/>
+              <w:bottom w:val="nil"/>
+              <w:right w:val="nil"/>
+            </w:tcBorders>
           </w:tcPr>
           <w:p>
             <w:r/>
@@ -3990,6 +4954,12 @@
         <w:tc>
           <w:tcPr>
             <w:tcW w:type="dxa" w:w="1234"/>
+            <w:tcBorders>
+              <w:top w:val="nil"/>
+              <w:left w:val="nil"/>
+              <w:bottom w:val="nil"/>
+              <w:right w:val="nil"/>
+            </w:tcBorders>
           </w:tcPr>
           <w:p>
             <w:r/>
@@ -4005,6 +4975,12 @@
         <w:tc>
           <w:tcPr>
             <w:tcW w:type="dxa" w:w="1234"/>
+            <w:tcBorders>
+              <w:top w:val="nil"/>
+              <w:left w:val="nil"/>
+              <w:bottom w:val="nil"/>
+              <w:right w:val="nil"/>
+            </w:tcBorders>
           </w:tcPr>
           <w:p>
             <w:r/>
@@ -4020,6 +4996,12 @@
         <w:tc>
           <w:tcPr>
             <w:tcW w:type="dxa" w:w="1234"/>
+            <w:tcBorders>
+              <w:top w:val="nil"/>
+              <w:left w:val="nil"/>
+              <w:bottom w:val="nil"/>
+              <w:right w:val="nil"/>
+            </w:tcBorders>
           </w:tcPr>
           <w:p>
             <w:r/>
@@ -4037,6 +5019,12 @@
         <w:tc>
           <w:tcPr>
             <w:tcW w:type="dxa" w:w="1234"/>
+            <w:tcBorders>
+              <w:top w:val="nil"/>
+              <w:left w:val="nil"/>
+              <w:bottom w:val="nil"/>
+              <w:right w:val="nil"/>
+            </w:tcBorders>
           </w:tcPr>
           <w:p>
             <w:r/>
@@ -4052,6 +5040,12 @@
         <w:tc>
           <w:tcPr>
             <w:tcW w:type="dxa" w:w="1234"/>
+            <w:tcBorders>
+              <w:top w:val="nil"/>
+              <w:left w:val="nil"/>
+              <w:bottom w:val="nil"/>
+              <w:right w:val="nil"/>
+            </w:tcBorders>
           </w:tcPr>
           <w:p>
             <w:r/>
@@ -4067,6 +5061,12 @@
         <w:tc>
           <w:tcPr>
             <w:tcW w:type="dxa" w:w="1234"/>
+            <w:tcBorders>
+              <w:top w:val="nil"/>
+              <w:left w:val="nil"/>
+              <w:bottom w:val="nil"/>
+              <w:right w:val="nil"/>
+            </w:tcBorders>
           </w:tcPr>
           <w:p>
             <w:r/>
@@ -4082,6 +5082,12 @@
         <w:tc>
           <w:tcPr>
             <w:tcW w:type="dxa" w:w="1234"/>
+            <w:tcBorders>
+              <w:top w:val="nil"/>
+              <w:left w:val="nil"/>
+              <w:bottom w:val="nil"/>
+              <w:right w:val="nil"/>
+            </w:tcBorders>
           </w:tcPr>
           <w:p>
             <w:r/>
@@ -4097,6 +5103,12 @@
         <w:tc>
           <w:tcPr>
             <w:tcW w:type="dxa" w:w="1234"/>
+            <w:tcBorders>
+              <w:top w:val="nil"/>
+              <w:left w:val="nil"/>
+              <w:bottom w:val="nil"/>
+              <w:right w:val="nil"/>
+            </w:tcBorders>
           </w:tcPr>
           <w:p>
             <w:r/>
@@ -4112,6 +5124,12 @@
         <w:tc>
           <w:tcPr>
             <w:tcW w:type="dxa" w:w="1234"/>
+            <w:tcBorders>
+              <w:top w:val="nil"/>
+              <w:left w:val="nil"/>
+              <w:bottom w:val="nil"/>
+              <w:right w:val="nil"/>
+            </w:tcBorders>
           </w:tcPr>
           <w:p>
             <w:r/>
@@ -4127,6 +5145,12 @@
         <w:tc>
           <w:tcPr>
             <w:tcW w:type="dxa" w:w="1234"/>
+            <w:tcBorders>
+              <w:top w:val="nil"/>
+              <w:left w:val="nil"/>
+              <w:bottom w:val="nil"/>
+              <w:right w:val="nil"/>
+            </w:tcBorders>
           </w:tcPr>
           <w:p>
             <w:r/>
@@ -4144,6 +5168,12 @@
         <w:tc>
           <w:tcPr>
             <w:tcW w:type="dxa" w:w="1234"/>
+            <w:tcBorders>
+              <w:top w:val="nil"/>
+              <w:left w:val="nil"/>
+              <w:bottom w:val="nil"/>
+              <w:right w:val="nil"/>
+            </w:tcBorders>
           </w:tcPr>
           <w:p>
             <w:r/>
@@ -4159,6 +5189,12 @@
         <w:tc>
           <w:tcPr>
             <w:tcW w:type="dxa" w:w="1234"/>
+            <w:tcBorders>
+              <w:top w:val="nil"/>
+              <w:left w:val="nil"/>
+              <w:bottom w:val="nil"/>
+              <w:right w:val="nil"/>
+            </w:tcBorders>
           </w:tcPr>
           <w:p>
             <w:r/>
@@ -4174,6 +5210,12 @@
         <w:tc>
           <w:tcPr>
             <w:tcW w:type="dxa" w:w="1234"/>
+            <w:tcBorders>
+              <w:top w:val="nil"/>
+              <w:left w:val="nil"/>
+              <w:bottom w:val="nil"/>
+              <w:right w:val="nil"/>
+            </w:tcBorders>
           </w:tcPr>
           <w:p>
             <w:r/>
@@ -4189,6 +5231,12 @@
         <w:tc>
           <w:tcPr>
             <w:tcW w:type="dxa" w:w="1234"/>
+            <w:tcBorders>
+              <w:top w:val="nil"/>
+              <w:left w:val="nil"/>
+              <w:bottom w:val="nil"/>
+              <w:right w:val="nil"/>
+            </w:tcBorders>
           </w:tcPr>
           <w:p>
             <w:r/>
@@ -4204,6 +5252,12 @@
         <w:tc>
           <w:tcPr>
             <w:tcW w:type="dxa" w:w="1234"/>
+            <w:tcBorders>
+              <w:top w:val="nil"/>
+              <w:left w:val="nil"/>
+              <w:bottom w:val="nil"/>
+              <w:right w:val="nil"/>
+            </w:tcBorders>
           </w:tcPr>
           <w:p>
             <w:r/>
@@ -4219,6 +5273,12 @@
         <w:tc>
           <w:tcPr>
             <w:tcW w:type="dxa" w:w="1234"/>
+            <w:tcBorders>
+              <w:top w:val="nil"/>
+              <w:left w:val="nil"/>
+              <w:bottom w:val="nil"/>
+              <w:right w:val="nil"/>
+            </w:tcBorders>
           </w:tcPr>
           <w:p>
             <w:r/>
@@ -4234,6 +5294,12 @@
         <w:tc>
           <w:tcPr>
             <w:tcW w:type="dxa" w:w="1234"/>
+            <w:tcBorders>
+              <w:top w:val="nil"/>
+              <w:left w:val="nil"/>
+              <w:bottom w:val="nil"/>
+              <w:right w:val="nil"/>
+            </w:tcBorders>
           </w:tcPr>
           <w:p>
             <w:r/>
@@ -4251,6 +5317,12 @@
         <w:tc>
           <w:tcPr>
             <w:tcW w:type="dxa" w:w="1234"/>
+            <w:tcBorders>
+              <w:top w:val="nil"/>
+              <w:left w:val="nil"/>
+              <w:bottom w:val="nil"/>
+              <w:right w:val="nil"/>
+            </w:tcBorders>
           </w:tcPr>
           <w:p>
             <w:r/>
@@ -4266,6 +5338,12 @@
         <w:tc>
           <w:tcPr>
             <w:tcW w:type="dxa" w:w="1234"/>
+            <w:tcBorders>
+              <w:top w:val="nil"/>
+              <w:left w:val="nil"/>
+              <w:bottom w:val="nil"/>
+              <w:right w:val="nil"/>
+            </w:tcBorders>
           </w:tcPr>
           <w:p>
             <w:r/>
@@ -4281,6 +5359,12 @@
         <w:tc>
           <w:tcPr>
             <w:tcW w:type="dxa" w:w="1234"/>
+            <w:tcBorders>
+              <w:top w:val="nil"/>
+              <w:left w:val="nil"/>
+              <w:bottom w:val="nil"/>
+              <w:right w:val="nil"/>
+            </w:tcBorders>
           </w:tcPr>
           <w:p>
             <w:r/>
@@ -4296,6 +5380,12 @@
         <w:tc>
           <w:tcPr>
             <w:tcW w:type="dxa" w:w="1234"/>
+            <w:tcBorders>
+              <w:top w:val="nil"/>
+              <w:left w:val="nil"/>
+              <w:bottom w:val="nil"/>
+              <w:right w:val="nil"/>
+            </w:tcBorders>
           </w:tcPr>
           <w:p>
             <w:r/>
@@ -4311,6 +5401,12 @@
         <w:tc>
           <w:tcPr>
             <w:tcW w:type="dxa" w:w="1234"/>
+            <w:tcBorders>
+              <w:top w:val="nil"/>
+              <w:left w:val="nil"/>
+              <w:bottom w:val="nil"/>
+              <w:right w:val="nil"/>
+            </w:tcBorders>
           </w:tcPr>
           <w:p>
             <w:r/>
@@ -4326,6 +5422,12 @@
         <w:tc>
           <w:tcPr>
             <w:tcW w:type="dxa" w:w="1234"/>
+            <w:tcBorders>
+              <w:top w:val="nil"/>
+              <w:left w:val="nil"/>
+              <w:bottom w:val="nil"/>
+              <w:right w:val="nil"/>
+            </w:tcBorders>
           </w:tcPr>
           <w:p>
             <w:r/>
@@ -4341,6 +5443,12 @@
         <w:tc>
           <w:tcPr>
             <w:tcW w:type="dxa" w:w="1234"/>
+            <w:tcBorders>
+              <w:top w:val="nil"/>
+              <w:left w:val="nil"/>
+              <w:bottom w:val="nil"/>
+              <w:right w:val="nil"/>
+            </w:tcBorders>
           </w:tcPr>
           <w:p>
             <w:r/>
@@ -4358,6 +5466,12 @@
         <w:tc>
           <w:tcPr>
             <w:tcW w:type="dxa" w:w="1234"/>
+            <w:tcBorders>
+              <w:top w:val="nil"/>
+              <w:left w:val="nil"/>
+              <w:bottom w:val="nil"/>
+              <w:right w:val="nil"/>
+            </w:tcBorders>
           </w:tcPr>
           <w:p>
             <w:r/>
@@ -4373,6 +5487,12 @@
         <w:tc>
           <w:tcPr>
             <w:tcW w:type="dxa" w:w="1234"/>
+            <w:tcBorders>
+              <w:top w:val="nil"/>
+              <w:left w:val="nil"/>
+              <w:bottom w:val="nil"/>
+              <w:right w:val="nil"/>
+            </w:tcBorders>
           </w:tcPr>
           <w:p>
             <w:r/>
@@ -4388,6 +5508,12 @@
         <w:tc>
           <w:tcPr>
             <w:tcW w:type="dxa" w:w="1234"/>
+            <w:tcBorders>
+              <w:top w:val="nil"/>
+              <w:left w:val="nil"/>
+              <w:bottom w:val="nil"/>
+              <w:right w:val="nil"/>
+            </w:tcBorders>
           </w:tcPr>
           <w:p>
             <w:r/>
@@ -4403,6 +5529,12 @@
         <w:tc>
           <w:tcPr>
             <w:tcW w:type="dxa" w:w="1234"/>
+            <w:tcBorders>
+              <w:top w:val="nil"/>
+              <w:left w:val="nil"/>
+              <w:bottom w:val="nil"/>
+              <w:right w:val="nil"/>
+            </w:tcBorders>
           </w:tcPr>
           <w:p>
             <w:r/>
@@ -4418,6 +5550,12 @@
         <w:tc>
           <w:tcPr>
             <w:tcW w:type="dxa" w:w="1234"/>
+            <w:tcBorders>
+              <w:top w:val="nil"/>
+              <w:left w:val="nil"/>
+              <w:bottom w:val="nil"/>
+              <w:right w:val="nil"/>
+            </w:tcBorders>
           </w:tcPr>
           <w:p>
             <w:r/>
@@ -4433,6 +5571,12 @@
         <w:tc>
           <w:tcPr>
             <w:tcW w:type="dxa" w:w="1234"/>
+            <w:tcBorders>
+              <w:top w:val="nil"/>
+              <w:left w:val="nil"/>
+              <w:bottom w:val="nil"/>
+              <w:right w:val="nil"/>
+            </w:tcBorders>
           </w:tcPr>
           <w:p>
             <w:r/>
@@ -4448,6 +5592,12 @@
         <w:tc>
           <w:tcPr>
             <w:tcW w:type="dxa" w:w="1234"/>
+            <w:tcBorders>
+              <w:top w:val="nil"/>
+              <w:left w:val="nil"/>
+              <w:bottom w:val="nil"/>
+              <w:right w:val="nil"/>
+            </w:tcBorders>
           </w:tcPr>
           <w:p>
             <w:r/>
@@ -4465,6 +5615,12 @@
         <w:tc>
           <w:tcPr>
             <w:tcW w:type="dxa" w:w="1234"/>
+            <w:tcBorders>
+              <w:top w:val="nil"/>
+              <w:left w:val="nil"/>
+              <w:bottom w:val="nil"/>
+              <w:right w:val="nil"/>
+            </w:tcBorders>
           </w:tcPr>
           <w:p>
             <w:r/>
@@ -4480,6 +5636,12 @@
         <w:tc>
           <w:tcPr>
             <w:tcW w:type="dxa" w:w="1234"/>
+            <w:tcBorders>
+              <w:top w:val="nil"/>
+              <w:left w:val="nil"/>
+              <w:bottom w:val="nil"/>
+              <w:right w:val="nil"/>
+            </w:tcBorders>
           </w:tcPr>
           <w:p>
             <w:r/>
@@ -4495,6 +5657,12 @@
         <w:tc>
           <w:tcPr>
             <w:tcW w:type="dxa" w:w="1234"/>
+            <w:tcBorders>
+              <w:top w:val="nil"/>
+              <w:left w:val="nil"/>
+              <w:bottom w:val="nil"/>
+              <w:right w:val="nil"/>
+            </w:tcBorders>
           </w:tcPr>
           <w:p>
             <w:r/>
@@ -4510,6 +5678,12 @@
         <w:tc>
           <w:tcPr>
             <w:tcW w:type="dxa" w:w="1234"/>
+            <w:tcBorders>
+              <w:top w:val="nil"/>
+              <w:left w:val="nil"/>
+              <w:bottom w:val="nil"/>
+              <w:right w:val="nil"/>
+            </w:tcBorders>
           </w:tcPr>
           <w:p>
             <w:r/>
@@ -4525,6 +5699,12 @@
         <w:tc>
           <w:tcPr>
             <w:tcW w:type="dxa" w:w="1234"/>
+            <w:tcBorders>
+              <w:top w:val="nil"/>
+              <w:left w:val="nil"/>
+              <w:bottom w:val="nil"/>
+              <w:right w:val="nil"/>
+            </w:tcBorders>
           </w:tcPr>
           <w:p>
             <w:r/>
@@ -4540,6 +5720,12 @@
         <w:tc>
           <w:tcPr>
             <w:tcW w:type="dxa" w:w="1234"/>
+            <w:tcBorders>
+              <w:top w:val="nil"/>
+              <w:left w:val="nil"/>
+              <w:bottom w:val="nil"/>
+              <w:right w:val="nil"/>
+            </w:tcBorders>
           </w:tcPr>
           <w:p>
             <w:r/>
@@ -4555,6 +5741,12 @@
         <w:tc>
           <w:tcPr>
             <w:tcW w:type="dxa" w:w="1234"/>
+            <w:tcBorders>
+              <w:top w:val="nil"/>
+              <w:left w:val="nil"/>
+              <w:bottom w:val="nil"/>
+              <w:right w:val="nil"/>
+            </w:tcBorders>
           </w:tcPr>
           <w:p>
             <w:r/>
@@ -4572,6 +5764,12 @@
         <w:tc>
           <w:tcPr>
             <w:tcW w:type="dxa" w:w="1234"/>
+            <w:tcBorders>
+              <w:top w:val="nil"/>
+              <w:left w:val="nil"/>
+              <w:bottom w:val="nil"/>
+              <w:right w:val="nil"/>
+            </w:tcBorders>
           </w:tcPr>
           <w:p>
             <w:r/>
@@ -4587,6 +5785,12 @@
         <w:tc>
           <w:tcPr>
             <w:tcW w:type="dxa" w:w="1234"/>
+            <w:tcBorders>
+              <w:top w:val="nil"/>
+              <w:left w:val="nil"/>
+              <w:bottom w:val="nil"/>
+              <w:right w:val="nil"/>
+            </w:tcBorders>
           </w:tcPr>
           <w:p>
             <w:r/>
@@ -4602,6 +5806,12 @@
         <w:tc>
           <w:tcPr>
             <w:tcW w:type="dxa" w:w="1234"/>
+            <w:tcBorders>
+              <w:top w:val="nil"/>
+              <w:left w:val="nil"/>
+              <w:bottom w:val="nil"/>
+              <w:right w:val="nil"/>
+            </w:tcBorders>
           </w:tcPr>
           <w:p>
             <w:r/>
@@ -4617,6 +5827,12 @@
         <w:tc>
           <w:tcPr>
             <w:tcW w:type="dxa" w:w="1234"/>
+            <w:tcBorders>
+              <w:top w:val="nil"/>
+              <w:left w:val="nil"/>
+              <w:bottom w:val="nil"/>
+              <w:right w:val="nil"/>
+            </w:tcBorders>
           </w:tcPr>
           <w:p>
             <w:r/>
@@ -4632,6 +5848,12 @@
         <w:tc>
           <w:tcPr>
             <w:tcW w:type="dxa" w:w="1234"/>
+            <w:tcBorders>
+              <w:top w:val="nil"/>
+              <w:left w:val="nil"/>
+              <w:bottom w:val="nil"/>
+              <w:right w:val="nil"/>
+            </w:tcBorders>
           </w:tcPr>
           <w:p>
             <w:r/>
@@ -4647,6 +5869,12 @@
         <w:tc>
           <w:tcPr>
             <w:tcW w:type="dxa" w:w="1234"/>
+            <w:tcBorders>
+              <w:top w:val="nil"/>
+              <w:left w:val="nil"/>
+              <w:bottom w:val="nil"/>
+              <w:right w:val="nil"/>
+            </w:tcBorders>
           </w:tcPr>
           <w:p>
             <w:r/>
@@ -4662,6 +5890,12 @@
         <w:tc>
           <w:tcPr>
             <w:tcW w:type="dxa" w:w="1234"/>
+            <w:tcBorders>
+              <w:top w:val="nil"/>
+              <w:left w:val="nil"/>
+              <w:bottom w:val="nil"/>
+              <w:right w:val="nil"/>
+            </w:tcBorders>
           </w:tcPr>
           <w:p>
             <w:r/>
@@ -4679,6 +5913,12 @@
         <w:tc>
           <w:tcPr>
             <w:tcW w:type="dxa" w:w="1234"/>
+            <w:tcBorders>
+              <w:top w:val="nil"/>
+              <w:left w:val="nil"/>
+              <w:bottom w:val="nil"/>
+              <w:right w:val="nil"/>
+            </w:tcBorders>
           </w:tcPr>
           <w:p>
             <w:r/>
@@ -4694,6 +5934,12 @@
         <w:tc>
           <w:tcPr>
             <w:tcW w:type="dxa" w:w="1234"/>
+            <w:tcBorders>
+              <w:top w:val="nil"/>
+              <w:left w:val="nil"/>
+              <w:bottom w:val="nil"/>
+              <w:right w:val="nil"/>
+            </w:tcBorders>
           </w:tcPr>
           <w:p>
             <w:r/>
@@ -4709,6 +5955,12 @@
         <w:tc>
           <w:tcPr>
             <w:tcW w:type="dxa" w:w="1234"/>
+            <w:tcBorders>
+              <w:top w:val="nil"/>
+              <w:left w:val="nil"/>
+              <w:bottom w:val="nil"/>
+              <w:right w:val="nil"/>
+            </w:tcBorders>
           </w:tcPr>
           <w:p>
             <w:r/>
@@ -4724,6 +5976,12 @@
         <w:tc>
           <w:tcPr>
             <w:tcW w:type="dxa" w:w="1234"/>
+            <w:tcBorders>
+              <w:top w:val="nil"/>
+              <w:left w:val="nil"/>
+              <w:bottom w:val="nil"/>
+              <w:right w:val="nil"/>
+            </w:tcBorders>
           </w:tcPr>
           <w:p>
             <w:r/>
@@ -4739,6 +5997,12 @@
         <w:tc>
           <w:tcPr>
             <w:tcW w:type="dxa" w:w="1234"/>
+            <w:tcBorders>
+              <w:top w:val="nil"/>
+              <w:left w:val="nil"/>
+              <w:bottom w:val="nil"/>
+              <w:right w:val="nil"/>
+            </w:tcBorders>
           </w:tcPr>
           <w:p>
             <w:r/>
@@ -4754,6 +6018,12 @@
         <w:tc>
           <w:tcPr>
             <w:tcW w:type="dxa" w:w="1234"/>
+            <w:tcBorders>
+              <w:top w:val="nil"/>
+              <w:left w:val="nil"/>
+              <w:bottom w:val="nil"/>
+              <w:right w:val="nil"/>
+            </w:tcBorders>
           </w:tcPr>
           <w:p>
             <w:r/>
@@ -4769,6 +6039,12 @@
         <w:tc>
           <w:tcPr>
             <w:tcW w:type="dxa" w:w="1234"/>
+            <w:tcBorders>
+              <w:top w:val="nil"/>
+              <w:left w:val="nil"/>
+              <w:bottom w:val="nil"/>
+              <w:right w:val="nil"/>
+            </w:tcBorders>
           </w:tcPr>
           <w:p>
             <w:r/>
@@ -4786,6 +6062,12 @@
         <w:tc>
           <w:tcPr>
             <w:tcW w:type="dxa" w:w="1234"/>
+            <w:tcBorders>
+              <w:top w:val="nil"/>
+              <w:left w:val="nil"/>
+              <w:bottom w:val="nil"/>
+              <w:right w:val="nil"/>
+            </w:tcBorders>
           </w:tcPr>
           <w:p>
             <w:r/>
@@ -4801,6 +6083,12 @@
         <w:tc>
           <w:tcPr>
             <w:tcW w:type="dxa" w:w="1234"/>
+            <w:tcBorders>
+              <w:top w:val="nil"/>
+              <w:left w:val="nil"/>
+              <w:bottom w:val="nil"/>
+              <w:right w:val="nil"/>
+            </w:tcBorders>
           </w:tcPr>
           <w:p>
             <w:r/>
@@ -4816,6 +6104,12 @@
         <w:tc>
           <w:tcPr>
             <w:tcW w:type="dxa" w:w="1234"/>
+            <w:tcBorders>
+              <w:top w:val="nil"/>
+              <w:left w:val="nil"/>
+              <w:bottom w:val="nil"/>
+              <w:right w:val="nil"/>
+            </w:tcBorders>
           </w:tcPr>
           <w:p>
             <w:r/>
@@ -4831,6 +6125,12 @@
         <w:tc>
           <w:tcPr>
             <w:tcW w:type="dxa" w:w="1234"/>
+            <w:tcBorders>
+              <w:top w:val="nil"/>
+              <w:left w:val="nil"/>
+              <w:bottom w:val="nil"/>
+              <w:right w:val="nil"/>
+            </w:tcBorders>
           </w:tcPr>
           <w:p>
             <w:r/>
@@ -4846,6 +6146,12 @@
         <w:tc>
           <w:tcPr>
             <w:tcW w:type="dxa" w:w="1234"/>
+            <w:tcBorders>
+              <w:top w:val="nil"/>
+              <w:left w:val="nil"/>
+              <w:bottom w:val="nil"/>
+              <w:right w:val="nil"/>
+            </w:tcBorders>
           </w:tcPr>
           <w:p>
             <w:r/>
@@ -4861,6 +6167,12 @@
         <w:tc>
           <w:tcPr>
             <w:tcW w:type="dxa" w:w="1234"/>
+            <w:tcBorders>
+              <w:top w:val="nil"/>
+              <w:left w:val="nil"/>
+              <w:bottom w:val="nil"/>
+              <w:right w:val="nil"/>
+            </w:tcBorders>
           </w:tcPr>
           <w:p>
             <w:r/>
@@ -4876,6 +6188,12 @@
         <w:tc>
           <w:tcPr>
             <w:tcW w:type="dxa" w:w="1234"/>
+            <w:tcBorders>
+              <w:top w:val="nil"/>
+              <w:left w:val="nil"/>
+              <w:bottom w:val="nil"/>
+              <w:right w:val="nil"/>
+            </w:tcBorders>
           </w:tcPr>
           <w:p>
             <w:r/>
@@ -4893,6 +6211,12 @@
         <w:tc>
           <w:tcPr>
             <w:tcW w:type="dxa" w:w="1234"/>
+            <w:tcBorders>
+              <w:top w:val="nil"/>
+              <w:left w:val="nil"/>
+              <w:bottom w:val="nil"/>
+              <w:right w:val="nil"/>
+            </w:tcBorders>
           </w:tcPr>
           <w:p>
             <w:r/>
@@ -4908,6 +6232,12 @@
         <w:tc>
           <w:tcPr>
             <w:tcW w:type="dxa" w:w="1234"/>
+            <w:tcBorders>
+              <w:top w:val="nil"/>
+              <w:left w:val="nil"/>
+              <w:bottom w:val="nil"/>
+              <w:right w:val="nil"/>
+            </w:tcBorders>
           </w:tcPr>
           <w:p>
             <w:r/>
@@ -4923,6 +6253,12 @@
         <w:tc>
           <w:tcPr>
             <w:tcW w:type="dxa" w:w="1234"/>
+            <w:tcBorders>
+              <w:top w:val="nil"/>
+              <w:left w:val="nil"/>
+              <w:bottom w:val="nil"/>
+              <w:right w:val="nil"/>
+            </w:tcBorders>
           </w:tcPr>
           <w:p>
             <w:r/>
@@ -4938,6 +6274,12 @@
         <w:tc>
           <w:tcPr>
             <w:tcW w:type="dxa" w:w="1234"/>
+            <w:tcBorders>
+              <w:top w:val="nil"/>
+              <w:left w:val="nil"/>
+              <w:bottom w:val="nil"/>
+              <w:right w:val="nil"/>
+            </w:tcBorders>
           </w:tcPr>
           <w:p>
             <w:r/>
@@ -4953,6 +6295,12 @@
         <w:tc>
           <w:tcPr>
             <w:tcW w:type="dxa" w:w="1234"/>
+            <w:tcBorders>
+              <w:top w:val="nil"/>
+              <w:left w:val="nil"/>
+              <w:bottom w:val="nil"/>
+              <w:right w:val="nil"/>
+            </w:tcBorders>
           </w:tcPr>
           <w:p>
             <w:r/>
@@ -4968,6 +6316,12 @@
         <w:tc>
           <w:tcPr>
             <w:tcW w:type="dxa" w:w="1234"/>
+            <w:tcBorders>
+              <w:top w:val="nil"/>
+              <w:left w:val="nil"/>
+              <w:bottom w:val="nil"/>
+              <w:right w:val="nil"/>
+            </w:tcBorders>
           </w:tcPr>
           <w:p>
             <w:r/>
@@ -4983,6 +6337,12 @@
         <w:tc>
           <w:tcPr>
             <w:tcW w:type="dxa" w:w="1234"/>
+            <w:tcBorders>
+              <w:top w:val="nil"/>
+              <w:left w:val="nil"/>
+              <w:bottom w:val="nil"/>
+              <w:right w:val="nil"/>
+            </w:tcBorders>
           </w:tcPr>
           <w:p>
             <w:r/>
@@ -5000,6 +6360,12 @@
         <w:tc>
           <w:tcPr>
             <w:tcW w:type="dxa" w:w="1234"/>
+            <w:tcBorders>
+              <w:top w:val="nil"/>
+              <w:left w:val="nil"/>
+              <w:bottom w:val="nil"/>
+              <w:right w:val="nil"/>
+            </w:tcBorders>
           </w:tcPr>
           <w:p>
             <w:r/>
@@ -5015,6 +6381,12 @@
         <w:tc>
           <w:tcPr>
             <w:tcW w:type="dxa" w:w="1234"/>
+            <w:tcBorders>
+              <w:top w:val="nil"/>
+              <w:left w:val="nil"/>
+              <w:bottom w:val="nil"/>
+              <w:right w:val="nil"/>
+            </w:tcBorders>
           </w:tcPr>
           <w:p>
             <w:r/>
@@ -5030,6 +6402,12 @@
         <w:tc>
           <w:tcPr>
             <w:tcW w:type="dxa" w:w="1234"/>
+            <w:tcBorders>
+              <w:top w:val="nil"/>
+              <w:left w:val="nil"/>
+              <w:bottom w:val="nil"/>
+              <w:right w:val="nil"/>
+            </w:tcBorders>
           </w:tcPr>
           <w:p>
             <w:r/>
@@ -5045,6 +6423,12 @@
         <w:tc>
           <w:tcPr>
             <w:tcW w:type="dxa" w:w="1234"/>
+            <w:tcBorders>
+              <w:top w:val="nil"/>
+              <w:left w:val="nil"/>
+              <w:bottom w:val="nil"/>
+              <w:right w:val="nil"/>
+            </w:tcBorders>
           </w:tcPr>
           <w:p>
             <w:r/>
@@ -5060,6 +6444,12 @@
         <w:tc>
           <w:tcPr>
             <w:tcW w:type="dxa" w:w="1234"/>
+            <w:tcBorders>
+              <w:top w:val="nil"/>
+              <w:left w:val="nil"/>
+              <w:bottom w:val="nil"/>
+              <w:right w:val="nil"/>
+            </w:tcBorders>
           </w:tcPr>
           <w:p>
             <w:r/>
@@ -5075,6 +6465,12 @@
         <w:tc>
           <w:tcPr>
             <w:tcW w:type="dxa" w:w="1234"/>
+            <w:tcBorders>
+              <w:top w:val="nil"/>
+              <w:left w:val="nil"/>
+              <w:bottom w:val="nil"/>
+              <w:right w:val="nil"/>
+            </w:tcBorders>
           </w:tcPr>
           <w:p>
             <w:r/>
@@ -5090,6 +6486,12 @@
         <w:tc>
           <w:tcPr>
             <w:tcW w:type="dxa" w:w="1234"/>
+            <w:tcBorders>
+              <w:top w:val="nil"/>
+              <w:left w:val="nil"/>
+              <w:bottom w:val="nil"/>
+              <w:right w:val="nil"/>
+            </w:tcBorders>
           </w:tcPr>
           <w:p>
             <w:r/>
@@ -5107,6 +6509,12 @@
         <w:tc>
           <w:tcPr>
             <w:tcW w:type="dxa" w:w="1234"/>
+            <w:tcBorders>
+              <w:top w:val="nil"/>
+              <w:left w:val="nil"/>
+              <w:bottom w:val="nil"/>
+              <w:right w:val="nil"/>
+            </w:tcBorders>
           </w:tcPr>
           <w:p>
             <w:r/>
@@ -5122,6 +6530,12 @@
         <w:tc>
           <w:tcPr>
             <w:tcW w:type="dxa" w:w="1234"/>
+            <w:tcBorders>
+              <w:top w:val="nil"/>
+              <w:left w:val="nil"/>
+              <w:bottom w:val="nil"/>
+              <w:right w:val="nil"/>
+            </w:tcBorders>
           </w:tcPr>
           <w:p>
             <w:r/>
@@ -5137,6 +6551,12 @@
         <w:tc>
           <w:tcPr>
             <w:tcW w:type="dxa" w:w="1234"/>
+            <w:tcBorders>
+              <w:top w:val="nil"/>
+              <w:left w:val="nil"/>
+              <w:bottom w:val="nil"/>
+              <w:right w:val="nil"/>
+            </w:tcBorders>
           </w:tcPr>
           <w:p>
             <w:r/>
@@ -5152,6 +6572,12 @@
         <w:tc>
           <w:tcPr>
             <w:tcW w:type="dxa" w:w="1234"/>
+            <w:tcBorders>
+              <w:top w:val="nil"/>
+              <w:left w:val="nil"/>
+              <w:bottom w:val="nil"/>
+              <w:right w:val="nil"/>
+            </w:tcBorders>
           </w:tcPr>
           <w:p>
             <w:r/>
@@ -5167,6 +6593,12 @@
         <w:tc>
           <w:tcPr>
             <w:tcW w:type="dxa" w:w="1234"/>
+            <w:tcBorders>
+              <w:top w:val="nil"/>
+              <w:left w:val="nil"/>
+              <w:bottom w:val="nil"/>
+              <w:right w:val="nil"/>
+            </w:tcBorders>
           </w:tcPr>
           <w:p>
             <w:r/>
@@ -5182,6 +6614,12 @@
         <w:tc>
           <w:tcPr>
             <w:tcW w:type="dxa" w:w="1234"/>
+            <w:tcBorders>
+              <w:top w:val="nil"/>
+              <w:left w:val="nil"/>
+              <w:bottom w:val="nil"/>
+              <w:right w:val="nil"/>
+            </w:tcBorders>
           </w:tcPr>
           <w:p>
             <w:r/>
@@ -5197,6 +6635,12 @@
         <w:tc>
           <w:tcPr>
             <w:tcW w:type="dxa" w:w="1234"/>
+            <w:tcBorders>
+              <w:top w:val="nil"/>
+              <w:left w:val="nil"/>
+              <w:bottom w:val="nil"/>
+              <w:right w:val="nil"/>
+            </w:tcBorders>
           </w:tcPr>
           <w:p>
             <w:r/>
@@ -5214,6 +6658,12 @@
         <w:tc>
           <w:tcPr>
             <w:tcW w:type="dxa" w:w="1234"/>
+            <w:tcBorders>
+              <w:top w:val="nil"/>
+              <w:left w:val="nil"/>
+              <w:bottom w:val="nil"/>
+              <w:right w:val="nil"/>
+            </w:tcBorders>
           </w:tcPr>
           <w:p>
             <w:r/>
@@ -5229,6 +6679,12 @@
         <w:tc>
           <w:tcPr>
             <w:tcW w:type="dxa" w:w="1234"/>
+            <w:tcBorders>
+              <w:top w:val="nil"/>
+              <w:left w:val="nil"/>
+              <w:bottom w:val="nil"/>
+              <w:right w:val="nil"/>
+            </w:tcBorders>
           </w:tcPr>
           <w:p>
             <w:r/>
@@ -5244,6 +6700,12 @@
         <w:tc>
           <w:tcPr>
             <w:tcW w:type="dxa" w:w="1234"/>
+            <w:tcBorders>
+              <w:top w:val="nil"/>
+              <w:left w:val="nil"/>
+              <w:bottom w:val="nil"/>
+              <w:right w:val="nil"/>
+            </w:tcBorders>
           </w:tcPr>
           <w:p>
             <w:r/>
@@ -5259,6 +6721,12 @@
         <w:tc>
           <w:tcPr>
             <w:tcW w:type="dxa" w:w="1234"/>
+            <w:tcBorders>
+              <w:top w:val="nil"/>
+              <w:left w:val="nil"/>
+              <w:bottom w:val="nil"/>
+              <w:right w:val="nil"/>
+            </w:tcBorders>
           </w:tcPr>
           <w:p>
             <w:r/>
@@ -5274,6 +6742,12 @@
         <w:tc>
           <w:tcPr>
             <w:tcW w:type="dxa" w:w="1234"/>
+            <w:tcBorders>
+              <w:top w:val="nil"/>
+              <w:left w:val="nil"/>
+              <w:bottom w:val="nil"/>
+              <w:right w:val="nil"/>
+            </w:tcBorders>
           </w:tcPr>
           <w:p>
             <w:r/>
@@ -5289,6 +6763,12 @@
         <w:tc>
           <w:tcPr>
             <w:tcW w:type="dxa" w:w="1234"/>
+            <w:tcBorders>
+              <w:top w:val="nil"/>
+              <w:left w:val="nil"/>
+              <w:bottom w:val="nil"/>
+              <w:right w:val="nil"/>
+            </w:tcBorders>
           </w:tcPr>
           <w:p>
             <w:r/>
@@ -5304,6 +6784,12 @@
         <w:tc>
           <w:tcPr>
             <w:tcW w:type="dxa" w:w="1234"/>
+            <w:tcBorders>
+              <w:top w:val="nil"/>
+              <w:left w:val="nil"/>
+              <w:bottom w:val="nil"/>
+              <w:right w:val="nil"/>
+            </w:tcBorders>
           </w:tcPr>
           <w:p>
             <w:r/>
@@ -5321,6 +6807,12 @@
         <w:tc>
           <w:tcPr>
             <w:tcW w:type="dxa" w:w="1234"/>
+            <w:tcBorders>
+              <w:top w:val="nil"/>
+              <w:left w:val="nil"/>
+              <w:bottom w:val="nil"/>
+              <w:right w:val="nil"/>
+            </w:tcBorders>
           </w:tcPr>
           <w:p>
             <w:r/>
@@ -5336,6 +6828,12 @@
         <w:tc>
           <w:tcPr>
             <w:tcW w:type="dxa" w:w="1234"/>
+            <w:tcBorders>
+              <w:top w:val="nil"/>
+              <w:left w:val="nil"/>
+              <w:bottom w:val="nil"/>
+              <w:right w:val="nil"/>
+            </w:tcBorders>
           </w:tcPr>
           <w:p>
             <w:r/>
@@ -5351,6 +6849,12 @@
         <w:tc>
           <w:tcPr>
             <w:tcW w:type="dxa" w:w="1234"/>
+            <w:tcBorders>
+              <w:top w:val="nil"/>
+              <w:left w:val="nil"/>
+              <w:bottom w:val="nil"/>
+              <w:right w:val="nil"/>
+            </w:tcBorders>
           </w:tcPr>
           <w:p>
             <w:r/>
@@ -5366,6 +6870,12 @@
         <w:tc>
           <w:tcPr>
             <w:tcW w:type="dxa" w:w="1234"/>
+            <w:tcBorders>
+              <w:top w:val="nil"/>
+              <w:left w:val="nil"/>
+              <w:bottom w:val="nil"/>
+              <w:right w:val="nil"/>
+            </w:tcBorders>
           </w:tcPr>
           <w:p>
             <w:r/>
@@ -5381,6 +6891,12 @@
         <w:tc>
           <w:tcPr>
             <w:tcW w:type="dxa" w:w="1234"/>
+            <w:tcBorders>
+              <w:top w:val="nil"/>
+              <w:left w:val="nil"/>
+              <w:bottom w:val="nil"/>
+              <w:right w:val="nil"/>
+            </w:tcBorders>
           </w:tcPr>
           <w:p>
             <w:r/>
@@ -5396,6 +6912,12 @@
         <w:tc>
           <w:tcPr>
             <w:tcW w:type="dxa" w:w="1234"/>
+            <w:tcBorders>
+              <w:top w:val="nil"/>
+              <w:left w:val="nil"/>
+              <w:bottom w:val="nil"/>
+              <w:right w:val="nil"/>
+            </w:tcBorders>
           </w:tcPr>
           <w:p>
             <w:r/>
@@ -5411,6 +6933,12 @@
         <w:tc>
           <w:tcPr>
             <w:tcW w:type="dxa" w:w="1234"/>
+            <w:tcBorders>
+              <w:top w:val="nil"/>
+              <w:left w:val="nil"/>
+              <w:bottom w:val="nil"/>
+              <w:right w:val="nil"/>
+            </w:tcBorders>
           </w:tcPr>
           <w:p>
             <w:r/>
@@ -5428,6 +6956,12 @@
         <w:tc>
           <w:tcPr>
             <w:tcW w:type="dxa" w:w="1234"/>
+            <w:tcBorders>
+              <w:top w:val="nil"/>
+              <w:left w:val="nil"/>
+              <w:bottom w:val="nil"/>
+              <w:right w:val="nil"/>
+            </w:tcBorders>
           </w:tcPr>
           <w:p>
             <w:r/>
@@ -5443,6 +6977,12 @@
         <w:tc>
           <w:tcPr>
             <w:tcW w:type="dxa" w:w="1234"/>
+            <w:tcBorders>
+              <w:top w:val="nil"/>
+              <w:left w:val="nil"/>
+              <w:bottom w:val="nil"/>
+              <w:right w:val="nil"/>
+            </w:tcBorders>
           </w:tcPr>
           <w:p>
             <w:r/>
@@ -5458,6 +6998,12 @@
         <w:tc>
           <w:tcPr>
             <w:tcW w:type="dxa" w:w="1234"/>
+            <w:tcBorders>
+              <w:top w:val="nil"/>
+              <w:left w:val="nil"/>
+              <w:bottom w:val="nil"/>
+              <w:right w:val="nil"/>
+            </w:tcBorders>
           </w:tcPr>
           <w:p>
             <w:r/>
@@ -5473,6 +7019,12 @@
         <w:tc>
           <w:tcPr>
             <w:tcW w:type="dxa" w:w="1234"/>
+            <w:tcBorders>
+              <w:top w:val="nil"/>
+              <w:left w:val="nil"/>
+              <w:bottom w:val="nil"/>
+              <w:right w:val="nil"/>
+            </w:tcBorders>
           </w:tcPr>
           <w:p>
             <w:r/>
@@ -5488,6 +7040,12 @@
         <w:tc>
           <w:tcPr>
             <w:tcW w:type="dxa" w:w="1234"/>
+            <w:tcBorders>
+              <w:top w:val="nil"/>
+              <w:left w:val="nil"/>
+              <w:bottom w:val="nil"/>
+              <w:right w:val="nil"/>
+            </w:tcBorders>
           </w:tcPr>
           <w:p>
             <w:r/>
@@ -5503,6 +7061,12 @@
         <w:tc>
           <w:tcPr>
             <w:tcW w:type="dxa" w:w="1234"/>
+            <w:tcBorders>
+              <w:top w:val="nil"/>
+              <w:left w:val="nil"/>
+              <w:bottom w:val="nil"/>
+              <w:right w:val="nil"/>
+            </w:tcBorders>
           </w:tcPr>
           <w:p>
             <w:r/>
@@ -5518,6 +7082,12 @@
         <w:tc>
           <w:tcPr>
             <w:tcW w:type="dxa" w:w="1234"/>
+            <w:tcBorders>
+              <w:top w:val="nil"/>
+              <w:left w:val="nil"/>
+              <w:bottom w:val="nil"/>
+              <w:right w:val="nil"/>
+            </w:tcBorders>
           </w:tcPr>
           <w:p>
             <w:r/>
@@ -5535,6 +7105,12 @@
         <w:tc>
           <w:tcPr>
             <w:tcW w:type="dxa" w:w="1234"/>
+            <w:tcBorders>
+              <w:top w:val="nil"/>
+              <w:left w:val="nil"/>
+              <w:bottom w:val="nil"/>
+              <w:right w:val="nil"/>
+            </w:tcBorders>
           </w:tcPr>
           <w:p>
             <w:r/>
@@ -5550,6 +7126,12 @@
         <w:tc>
           <w:tcPr>
             <w:tcW w:type="dxa" w:w="1234"/>
+            <w:tcBorders>
+              <w:top w:val="nil"/>
+              <w:left w:val="nil"/>
+              <w:bottom w:val="nil"/>
+              <w:right w:val="nil"/>
+            </w:tcBorders>
           </w:tcPr>
           <w:p>
             <w:r/>
@@ -5565,6 +7147,12 @@
         <w:tc>
           <w:tcPr>
             <w:tcW w:type="dxa" w:w="1234"/>
+            <w:tcBorders>
+              <w:top w:val="nil"/>
+              <w:left w:val="nil"/>
+              <w:bottom w:val="nil"/>
+              <w:right w:val="nil"/>
+            </w:tcBorders>
           </w:tcPr>
           <w:p>
             <w:r/>
@@ -5580,6 +7168,12 @@
         <w:tc>
           <w:tcPr>
             <w:tcW w:type="dxa" w:w="1234"/>
+            <w:tcBorders>
+              <w:top w:val="nil"/>
+              <w:left w:val="nil"/>
+              <w:bottom w:val="nil"/>
+              <w:right w:val="nil"/>
+            </w:tcBorders>
           </w:tcPr>
           <w:p>
             <w:r/>
@@ -5595,6 +7189,12 @@
         <w:tc>
           <w:tcPr>
             <w:tcW w:type="dxa" w:w="1234"/>
+            <w:tcBorders>
+              <w:top w:val="nil"/>
+              <w:left w:val="nil"/>
+              <w:bottom w:val="nil"/>
+              <w:right w:val="nil"/>
+            </w:tcBorders>
           </w:tcPr>
           <w:p>
             <w:r/>
@@ -5610,6 +7210,12 @@
         <w:tc>
           <w:tcPr>
             <w:tcW w:type="dxa" w:w="1234"/>
+            <w:tcBorders>
+              <w:top w:val="nil"/>
+              <w:left w:val="nil"/>
+              <w:bottom w:val="nil"/>
+              <w:right w:val="nil"/>
+            </w:tcBorders>
           </w:tcPr>
           <w:p>
             <w:r/>
@@ -5625,6 +7231,12 @@
         <w:tc>
           <w:tcPr>
             <w:tcW w:type="dxa" w:w="1234"/>
+            <w:tcBorders>
+              <w:top w:val="nil"/>
+              <w:left w:val="nil"/>
+              <w:bottom w:val="nil"/>
+              <w:right w:val="nil"/>
+            </w:tcBorders>
           </w:tcPr>
           <w:p>
             <w:r/>
@@ -5642,6 +7254,12 @@
         <w:tc>
           <w:tcPr>
             <w:tcW w:type="dxa" w:w="1234"/>
+            <w:tcBorders>
+              <w:top w:val="nil"/>
+              <w:left w:val="nil"/>
+              <w:bottom w:val="nil"/>
+              <w:right w:val="nil"/>
+            </w:tcBorders>
           </w:tcPr>
           <w:p>
             <w:r/>
@@ -5657,6 +7275,12 @@
         <w:tc>
           <w:tcPr>
             <w:tcW w:type="dxa" w:w="1234"/>
+            <w:tcBorders>
+              <w:top w:val="nil"/>
+              <w:left w:val="nil"/>
+              <w:bottom w:val="nil"/>
+              <w:right w:val="nil"/>
+            </w:tcBorders>
           </w:tcPr>
           <w:p>
             <w:r/>
@@ -5672,6 +7296,12 @@
         <w:tc>
           <w:tcPr>
             <w:tcW w:type="dxa" w:w="1234"/>
+            <w:tcBorders>
+              <w:top w:val="nil"/>
+              <w:left w:val="nil"/>
+              <w:bottom w:val="nil"/>
+              <w:right w:val="nil"/>
+            </w:tcBorders>
           </w:tcPr>
           <w:p>
             <w:r/>
@@ -5687,6 +7317,12 @@
         <w:tc>
           <w:tcPr>
             <w:tcW w:type="dxa" w:w="1234"/>
+            <w:tcBorders>
+              <w:top w:val="nil"/>
+              <w:left w:val="nil"/>
+              <w:bottom w:val="nil"/>
+              <w:right w:val="nil"/>
+            </w:tcBorders>
           </w:tcPr>
           <w:p>
             <w:r/>
@@ -5702,6 +7338,12 @@
         <w:tc>
           <w:tcPr>
             <w:tcW w:type="dxa" w:w="1234"/>
+            <w:tcBorders>
+              <w:top w:val="nil"/>
+              <w:left w:val="nil"/>
+              <w:bottom w:val="nil"/>
+              <w:right w:val="nil"/>
+            </w:tcBorders>
           </w:tcPr>
           <w:p>
             <w:r/>
@@ -5717,6 +7359,12 @@
         <w:tc>
           <w:tcPr>
             <w:tcW w:type="dxa" w:w="1234"/>
+            <w:tcBorders>
+              <w:top w:val="nil"/>
+              <w:left w:val="nil"/>
+              <w:bottom w:val="nil"/>
+              <w:right w:val="nil"/>
+            </w:tcBorders>
           </w:tcPr>
           <w:p>
             <w:r/>
@@ -5732,6 +7380,12 @@
         <w:tc>
           <w:tcPr>
             <w:tcW w:type="dxa" w:w="1234"/>
+            <w:tcBorders>
+              <w:top w:val="nil"/>
+              <w:left w:val="nil"/>
+              <w:bottom w:val="nil"/>
+              <w:right w:val="nil"/>
+            </w:tcBorders>
           </w:tcPr>
           <w:p>
             <w:r/>
@@ -5749,6 +7403,12 @@
         <w:tc>
           <w:tcPr>
             <w:tcW w:type="dxa" w:w="1234"/>
+            <w:tcBorders>
+              <w:top w:val="nil"/>
+              <w:left w:val="nil"/>
+              <w:bottom w:val="nil"/>
+              <w:right w:val="nil"/>
+            </w:tcBorders>
           </w:tcPr>
           <w:p>
             <w:r/>
@@ -5764,6 +7424,12 @@
         <w:tc>
           <w:tcPr>
             <w:tcW w:type="dxa" w:w="1234"/>
+            <w:tcBorders>
+              <w:top w:val="nil"/>
+              <w:left w:val="nil"/>
+              <w:bottom w:val="nil"/>
+              <w:right w:val="nil"/>
+            </w:tcBorders>
           </w:tcPr>
           <w:p>
             <w:r/>
@@ -5779,6 +7445,12 @@
         <w:tc>
           <w:tcPr>
             <w:tcW w:type="dxa" w:w="1234"/>
+            <w:tcBorders>
+              <w:top w:val="nil"/>
+              <w:left w:val="nil"/>
+              <w:bottom w:val="nil"/>
+              <w:right w:val="nil"/>
+            </w:tcBorders>
           </w:tcPr>
           <w:p>
             <w:r/>
@@ -5794,6 +7466,12 @@
         <w:tc>
           <w:tcPr>
             <w:tcW w:type="dxa" w:w="1234"/>
+            <w:tcBorders>
+              <w:top w:val="nil"/>
+              <w:left w:val="nil"/>
+              <w:bottom w:val="nil"/>
+              <w:right w:val="nil"/>
+            </w:tcBorders>
           </w:tcPr>
           <w:p>
             <w:r/>
@@ -5809,6 +7487,12 @@
         <w:tc>
           <w:tcPr>
             <w:tcW w:type="dxa" w:w="1234"/>
+            <w:tcBorders>
+              <w:top w:val="nil"/>
+              <w:left w:val="nil"/>
+              <w:bottom w:val="nil"/>
+              <w:right w:val="nil"/>
+            </w:tcBorders>
           </w:tcPr>
           <w:p>
             <w:r/>
@@ -5824,6 +7508,12 @@
         <w:tc>
           <w:tcPr>
             <w:tcW w:type="dxa" w:w="1234"/>
+            <w:tcBorders>
+              <w:top w:val="nil"/>
+              <w:left w:val="nil"/>
+              <w:bottom w:val="nil"/>
+              <w:right w:val="nil"/>
+            </w:tcBorders>
           </w:tcPr>
           <w:p>
             <w:r/>
@@ -5839,6 +7529,12 @@
         <w:tc>
           <w:tcPr>
             <w:tcW w:type="dxa" w:w="1234"/>
+            <w:tcBorders>
+              <w:top w:val="nil"/>
+              <w:left w:val="nil"/>
+              <w:bottom w:val="nil"/>
+              <w:right w:val="nil"/>
+            </w:tcBorders>
           </w:tcPr>
           <w:p>
             <w:r/>
@@ -5856,6 +7552,12 @@
         <w:tc>
           <w:tcPr>
             <w:tcW w:type="dxa" w:w="1234"/>
+            <w:tcBorders>
+              <w:top w:val="nil"/>
+              <w:left w:val="nil"/>
+              <w:bottom w:val="nil"/>
+              <w:right w:val="nil"/>
+            </w:tcBorders>
           </w:tcPr>
           <w:p>
             <w:r/>
@@ -5871,6 +7573,12 @@
         <w:tc>
           <w:tcPr>
             <w:tcW w:type="dxa" w:w="1234"/>
+            <w:tcBorders>
+              <w:top w:val="nil"/>
+              <w:left w:val="nil"/>
+              <w:bottom w:val="nil"/>
+              <w:right w:val="nil"/>
+            </w:tcBorders>
           </w:tcPr>
           <w:p>
             <w:r/>
@@ -5886,6 +7594,12 @@
         <w:tc>
           <w:tcPr>
             <w:tcW w:type="dxa" w:w="1234"/>
+            <w:tcBorders>
+              <w:top w:val="nil"/>
+              <w:left w:val="nil"/>
+              <w:bottom w:val="nil"/>
+              <w:right w:val="nil"/>
+            </w:tcBorders>
           </w:tcPr>
           <w:p>
             <w:r/>
@@ -5901,6 +7615,12 @@
         <w:tc>
           <w:tcPr>
             <w:tcW w:type="dxa" w:w="1234"/>
+            <w:tcBorders>
+              <w:top w:val="nil"/>
+              <w:left w:val="nil"/>
+              <w:bottom w:val="nil"/>
+              <w:right w:val="nil"/>
+            </w:tcBorders>
           </w:tcPr>
           <w:p>
             <w:r/>
@@ -5916,6 +7636,12 @@
         <w:tc>
           <w:tcPr>
             <w:tcW w:type="dxa" w:w="1234"/>
+            <w:tcBorders>
+              <w:top w:val="nil"/>
+              <w:left w:val="nil"/>
+              <w:bottom w:val="nil"/>
+              <w:right w:val="nil"/>
+            </w:tcBorders>
           </w:tcPr>
           <w:p>
             <w:r/>
@@ -5931,6 +7657,12 @@
         <w:tc>
           <w:tcPr>
             <w:tcW w:type="dxa" w:w="1234"/>
+            <w:tcBorders>
+              <w:top w:val="nil"/>
+              <w:left w:val="nil"/>
+              <w:bottom w:val="nil"/>
+              <w:right w:val="nil"/>
+            </w:tcBorders>
           </w:tcPr>
           <w:p>
             <w:r/>
@@ -5946,6 +7678,12 @@
         <w:tc>
           <w:tcPr>
             <w:tcW w:type="dxa" w:w="1234"/>
+            <w:tcBorders>
+              <w:top w:val="nil"/>
+              <w:left w:val="nil"/>
+              <w:bottom w:val="nil"/>
+              <w:right w:val="nil"/>
+            </w:tcBorders>
           </w:tcPr>
           <w:p>
             <w:r/>
@@ -5963,6 +7701,12 @@
         <w:tc>
           <w:tcPr>
             <w:tcW w:type="dxa" w:w="1234"/>
+            <w:tcBorders>
+              <w:top w:val="nil"/>
+              <w:left w:val="nil"/>
+              <w:bottom w:val="nil"/>
+              <w:right w:val="nil"/>
+            </w:tcBorders>
           </w:tcPr>
           <w:p>
             <w:r/>
@@ -5978,6 +7722,12 @@
         <w:tc>
           <w:tcPr>
             <w:tcW w:type="dxa" w:w="1234"/>
+            <w:tcBorders>
+              <w:top w:val="nil"/>
+              <w:left w:val="nil"/>
+              <w:bottom w:val="nil"/>
+              <w:right w:val="nil"/>
+            </w:tcBorders>
           </w:tcPr>
           <w:p>
             <w:r/>
@@ -5993,6 +7743,12 @@
         <w:tc>
           <w:tcPr>
             <w:tcW w:type="dxa" w:w="1234"/>
+            <w:tcBorders>
+              <w:top w:val="nil"/>
+              <w:left w:val="nil"/>
+              <w:bottom w:val="nil"/>
+              <w:right w:val="nil"/>
+            </w:tcBorders>
           </w:tcPr>
           <w:p>
             <w:r/>
@@ -6008,6 +7764,12 @@
         <w:tc>
           <w:tcPr>
             <w:tcW w:type="dxa" w:w="1234"/>
+            <w:tcBorders>
+              <w:top w:val="nil"/>
+              <w:left w:val="nil"/>
+              <w:bottom w:val="nil"/>
+              <w:right w:val="nil"/>
+            </w:tcBorders>
           </w:tcPr>
           <w:p>
             <w:r/>
@@ -6023,6 +7785,12 @@
         <w:tc>
           <w:tcPr>
             <w:tcW w:type="dxa" w:w="1234"/>
+            <w:tcBorders>
+              <w:top w:val="nil"/>
+              <w:left w:val="nil"/>
+              <w:bottom w:val="nil"/>
+              <w:right w:val="nil"/>
+            </w:tcBorders>
           </w:tcPr>
           <w:p>
             <w:r/>
@@ -6038,6 +7806,12 @@
         <w:tc>
           <w:tcPr>
             <w:tcW w:type="dxa" w:w="1234"/>
+            <w:tcBorders>
+              <w:top w:val="nil"/>
+              <w:left w:val="nil"/>
+              <w:bottom w:val="nil"/>
+              <w:right w:val="nil"/>
+            </w:tcBorders>
           </w:tcPr>
           <w:p>
             <w:r/>
@@ -6053,6 +7827,12 @@
         <w:tc>
           <w:tcPr>
             <w:tcW w:type="dxa" w:w="1234"/>
+            <w:tcBorders>
+              <w:top w:val="nil"/>
+              <w:left w:val="nil"/>
+              <w:bottom w:val="nil"/>
+              <w:right w:val="nil"/>
+            </w:tcBorders>
           </w:tcPr>
           <w:p>
             <w:r/>
@@ -6070,6 +7850,12 @@
         <w:tc>
           <w:tcPr>
             <w:tcW w:type="dxa" w:w="1234"/>
+            <w:tcBorders>
+              <w:top w:val="nil"/>
+              <w:left w:val="nil"/>
+              <w:bottom w:val="nil"/>
+              <w:right w:val="nil"/>
+            </w:tcBorders>
           </w:tcPr>
           <w:p>
             <w:r/>
@@ -6085,6 +7871,12 @@
         <w:tc>
           <w:tcPr>
             <w:tcW w:type="dxa" w:w="1234"/>
+            <w:tcBorders>
+              <w:top w:val="nil"/>
+              <w:left w:val="nil"/>
+              <w:bottom w:val="nil"/>
+              <w:right w:val="nil"/>
+            </w:tcBorders>
           </w:tcPr>
           <w:p>
             <w:r/>
@@ -6100,6 +7892,12 @@
         <w:tc>
           <w:tcPr>
             <w:tcW w:type="dxa" w:w="1234"/>
+            <w:tcBorders>
+              <w:top w:val="nil"/>
+              <w:left w:val="nil"/>
+              <w:bottom w:val="nil"/>
+              <w:right w:val="nil"/>
+            </w:tcBorders>
           </w:tcPr>
           <w:p>
             <w:r/>
@@ -6115,6 +7913,12 @@
         <w:tc>
           <w:tcPr>
             <w:tcW w:type="dxa" w:w="1234"/>
+            <w:tcBorders>
+              <w:top w:val="nil"/>
+              <w:left w:val="nil"/>
+              <w:bottom w:val="nil"/>
+              <w:right w:val="nil"/>
+            </w:tcBorders>
           </w:tcPr>
           <w:p>
             <w:r/>
@@ -6130,6 +7934,12 @@
         <w:tc>
           <w:tcPr>
             <w:tcW w:type="dxa" w:w="1234"/>
+            <w:tcBorders>
+              <w:top w:val="nil"/>
+              <w:left w:val="nil"/>
+              <w:bottom w:val="nil"/>
+              <w:right w:val="nil"/>
+            </w:tcBorders>
           </w:tcPr>
           <w:p>
             <w:r/>
@@ -6145,6 +7955,12 @@
         <w:tc>
           <w:tcPr>
             <w:tcW w:type="dxa" w:w="1234"/>
+            <w:tcBorders>
+              <w:top w:val="nil"/>
+              <w:left w:val="nil"/>
+              <w:bottom w:val="nil"/>
+              <w:right w:val="nil"/>
+            </w:tcBorders>
           </w:tcPr>
           <w:p>
             <w:r/>
@@ -6160,6 +7976,12 @@
         <w:tc>
           <w:tcPr>
             <w:tcW w:type="dxa" w:w="1234"/>
+            <w:tcBorders>
+              <w:top w:val="nil"/>
+              <w:left w:val="nil"/>
+              <w:bottom w:val="nil"/>
+              <w:right w:val="nil"/>
+            </w:tcBorders>
           </w:tcPr>
           <w:p>
             <w:r/>
@@ -6177,6 +7999,12 @@
         <w:tc>
           <w:tcPr>
             <w:tcW w:type="dxa" w:w="1234"/>
+            <w:tcBorders>
+              <w:top w:val="nil"/>
+              <w:left w:val="nil"/>
+              <w:bottom w:val="nil"/>
+              <w:right w:val="nil"/>
+            </w:tcBorders>
           </w:tcPr>
           <w:p>
             <w:r/>
@@ -6192,6 +8020,12 @@
         <w:tc>
           <w:tcPr>
             <w:tcW w:type="dxa" w:w="1234"/>
+            <w:tcBorders>
+              <w:top w:val="nil"/>
+              <w:left w:val="nil"/>
+              <w:bottom w:val="nil"/>
+              <w:right w:val="nil"/>
+            </w:tcBorders>
           </w:tcPr>
           <w:p>
             <w:r/>
@@ -6207,6 +8041,12 @@
         <w:tc>
           <w:tcPr>
             <w:tcW w:type="dxa" w:w="1234"/>
+            <w:tcBorders>
+              <w:top w:val="nil"/>
+              <w:left w:val="nil"/>
+              <w:bottom w:val="nil"/>
+              <w:right w:val="nil"/>
+            </w:tcBorders>
           </w:tcPr>
           <w:p>
             <w:r/>
@@ -6222,6 +8062,12 @@
         <w:tc>
           <w:tcPr>
             <w:tcW w:type="dxa" w:w="1234"/>
+            <w:tcBorders>
+              <w:top w:val="nil"/>
+              <w:left w:val="nil"/>
+              <w:bottom w:val="nil"/>
+              <w:right w:val="nil"/>
+            </w:tcBorders>
           </w:tcPr>
           <w:p>
             <w:r/>
@@ -6237,6 +8083,12 @@
         <w:tc>
           <w:tcPr>
             <w:tcW w:type="dxa" w:w="1234"/>
+            <w:tcBorders>
+              <w:top w:val="nil"/>
+              <w:left w:val="nil"/>
+              <w:bottom w:val="nil"/>
+              <w:right w:val="nil"/>
+            </w:tcBorders>
           </w:tcPr>
           <w:p>
             <w:r/>
@@ -6252,6 +8104,12 @@
         <w:tc>
           <w:tcPr>
             <w:tcW w:type="dxa" w:w="1234"/>
+            <w:tcBorders>
+              <w:top w:val="nil"/>
+              <w:left w:val="nil"/>
+              <w:bottom w:val="nil"/>
+              <w:right w:val="nil"/>
+            </w:tcBorders>
           </w:tcPr>
           <w:p>
             <w:r/>
@@ -6267,6 +8125,12 @@
         <w:tc>
           <w:tcPr>
             <w:tcW w:type="dxa" w:w="1234"/>
+            <w:tcBorders>
+              <w:top w:val="nil"/>
+              <w:left w:val="nil"/>
+              <w:bottom w:val="nil"/>
+              <w:right w:val="nil"/>
+            </w:tcBorders>
           </w:tcPr>
           <w:p>
             <w:r/>
@@ -6284,6 +8148,12 @@
         <w:tc>
           <w:tcPr>
             <w:tcW w:type="dxa" w:w="1234"/>
+            <w:tcBorders>
+              <w:top w:val="nil"/>
+              <w:left w:val="nil"/>
+              <w:bottom w:val="nil"/>
+              <w:right w:val="nil"/>
+            </w:tcBorders>
           </w:tcPr>
           <w:p>
             <w:r/>
@@ -6299,6 +8169,12 @@
         <w:tc>
           <w:tcPr>
             <w:tcW w:type="dxa" w:w="1234"/>
+            <w:tcBorders>
+              <w:top w:val="nil"/>
+              <w:left w:val="nil"/>
+              <w:bottom w:val="nil"/>
+              <w:right w:val="nil"/>
+            </w:tcBorders>
           </w:tcPr>
           <w:p>
             <w:r/>
@@ -6314,6 +8190,12 @@
         <w:tc>
           <w:tcPr>
             <w:tcW w:type="dxa" w:w="1234"/>
+            <w:tcBorders>
+              <w:top w:val="nil"/>
+              <w:left w:val="nil"/>
+              <w:bottom w:val="nil"/>
+              <w:right w:val="nil"/>
+            </w:tcBorders>
           </w:tcPr>
           <w:p>
             <w:r/>
@@ -6329,6 +8211,12 @@
         <w:tc>
           <w:tcPr>
             <w:tcW w:type="dxa" w:w="1234"/>
+            <w:tcBorders>
+              <w:top w:val="nil"/>
+              <w:left w:val="nil"/>
+              <w:bottom w:val="nil"/>
+              <w:right w:val="nil"/>
+            </w:tcBorders>
           </w:tcPr>
           <w:p>
             <w:r/>
@@ -6344,6 +8232,12 @@
         <w:tc>
           <w:tcPr>
             <w:tcW w:type="dxa" w:w="1234"/>
+            <w:tcBorders>
+              <w:top w:val="nil"/>
+              <w:left w:val="nil"/>
+              <w:bottom w:val="nil"/>
+              <w:right w:val="nil"/>
+            </w:tcBorders>
           </w:tcPr>
           <w:p>
             <w:r/>
@@ -6359,6 +8253,12 @@
         <w:tc>
           <w:tcPr>
             <w:tcW w:type="dxa" w:w="1234"/>
+            <w:tcBorders>
+              <w:top w:val="nil"/>
+              <w:left w:val="nil"/>
+              <w:bottom w:val="nil"/>
+              <w:right w:val="nil"/>
+            </w:tcBorders>
           </w:tcPr>
           <w:p>
             <w:r/>
@@ -6374,6 +8274,12 @@
         <w:tc>
           <w:tcPr>
             <w:tcW w:type="dxa" w:w="1234"/>
+            <w:tcBorders>
+              <w:top w:val="nil"/>
+              <w:left w:val="nil"/>
+              <w:bottom w:val="nil"/>
+              <w:right w:val="nil"/>
+            </w:tcBorders>
           </w:tcPr>
           <w:p>
             <w:r/>
@@ -6391,6 +8297,12 @@
         <w:tc>
           <w:tcPr>
             <w:tcW w:type="dxa" w:w="1234"/>
+            <w:tcBorders>
+              <w:top w:val="nil"/>
+              <w:left w:val="nil"/>
+              <w:bottom w:val="nil"/>
+              <w:right w:val="nil"/>
+            </w:tcBorders>
           </w:tcPr>
           <w:p>
             <w:r/>
@@ -6406,6 +8318,12 @@
         <w:tc>
           <w:tcPr>
             <w:tcW w:type="dxa" w:w="1234"/>
+            <w:tcBorders>
+              <w:top w:val="nil"/>
+              <w:left w:val="nil"/>
+              <w:bottom w:val="nil"/>
+              <w:right w:val="nil"/>
+            </w:tcBorders>
           </w:tcPr>
           <w:p>
             <w:r/>
@@ -6421,6 +8339,12 @@
         <w:tc>
           <w:tcPr>
             <w:tcW w:type="dxa" w:w="1234"/>
+            <w:tcBorders>
+              <w:top w:val="nil"/>
+              <w:left w:val="nil"/>
+              <w:bottom w:val="nil"/>
+              <w:right w:val="nil"/>
+            </w:tcBorders>
           </w:tcPr>
           <w:p>
             <w:r/>
@@ -6436,6 +8360,12 @@
         <w:tc>
           <w:tcPr>
             <w:tcW w:type="dxa" w:w="1234"/>
+            <w:tcBorders>
+              <w:top w:val="nil"/>
+              <w:left w:val="nil"/>
+              <w:bottom w:val="nil"/>
+              <w:right w:val="nil"/>
+            </w:tcBorders>
           </w:tcPr>
           <w:p>
             <w:r/>
@@ -6451,6 +8381,12 @@
         <w:tc>
           <w:tcPr>
             <w:tcW w:type="dxa" w:w="1234"/>
+            <w:tcBorders>
+              <w:top w:val="nil"/>
+              <w:left w:val="nil"/>
+              <w:bottom w:val="nil"/>
+              <w:right w:val="nil"/>
+            </w:tcBorders>
           </w:tcPr>
           <w:p>
             <w:r/>
@@ -6466,6 +8402,12 @@
         <w:tc>
           <w:tcPr>
             <w:tcW w:type="dxa" w:w="1234"/>
+            <w:tcBorders>
+              <w:top w:val="nil"/>
+              <w:left w:val="nil"/>
+              <w:bottom w:val="nil"/>
+              <w:right w:val="nil"/>
+            </w:tcBorders>
           </w:tcPr>
           <w:p>
             <w:r/>
@@ -6481,6 +8423,12 @@
         <w:tc>
           <w:tcPr>
             <w:tcW w:type="dxa" w:w="1234"/>
+            <w:tcBorders>
+              <w:top w:val="nil"/>
+              <w:left w:val="nil"/>
+              <w:bottom w:val="nil"/>
+              <w:right w:val="nil"/>
+            </w:tcBorders>
           </w:tcPr>
           <w:p>
             <w:r/>
@@ -6498,6 +8446,12 @@
         <w:tc>
           <w:tcPr>
             <w:tcW w:type="dxa" w:w="1234"/>
+            <w:tcBorders>
+              <w:top w:val="nil"/>
+              <w:left w:val="nil"/>
+              <w:bottom w:val="nil"/>
+              <w:right w:val="nil"/>
+            </w:tcBorders>
           </w:tcPr>
           <w:p>
             <w:r/>
@@ -6513,6 +8467,12 @@
         <w:tc>
           <w:tcPr>
             <w:tcW w:type="dxa" w:w="1234"/>
+            <w:tcBorders>
+              <w:top w:val="nil"/>
+              <w:left w:val="nil"/>
+              <w:bottom w:val="nil"/>
+              <w:right w:val="nil"/>
+            </w:tcBorders>
           </w:tcPr>
           <w:p>
             <w:r/>
@@ -6528,6 +8488,12 @@
         <w:tc>
           <w:tcPr>
             <w:tcW w:type="dxa" w:w="1234"/>
+            <w:tcBorders>
+              <w:top w:val="nil"/>
+              <w:left w:val="nil"/>
+              <w:bottom w:val="nil"/>
+              <w:right w:val="nil"/>
+            </w:tcBorders>
           </w:tcPr>
           <w:p>
             <w:r/>
@@ -6543,6 +8509,12 @@
         <w:tc>
           <w:tcPr>
             <w:tcW w:type="dxa" w:w="1234"/>
+            <w:tcBorders>
+              <w:top w:val="nil"/>
+              <w:left w:val="nil"/>
+              <w:bottom w:val="nil"/>
+              <w:right w:val="nil"/>
+            </w:tcBorders>
           </w:tcPr>
           <w:p>
             <w:r/>
@@ -6558,6 +8530,12 @@
         <w:tc>
           <w:tcPr>
             <w:tcW w:type="dxa" w:w="1234"/>
+            <w:tcBorders>
+              <w:top w:val="nil"/>
+              <w:left w:val="nil"/>
+              <w:bottom w:val="nil"/>
+              <w:right w:val="nil"/>
+            </w:tcBorders>
           </w:tcPr>
           <w:p>
             <w:r/>
@@ -6573,6 +8551,12 @@
         <w:tc>
           <w:tcPr>
             <w:tcW w:type="dxa" w:w="1234"/>
+            <w:tcBorders>
+              <w:top w:val="nil"/>
+              <w:left w:val="nil"/>
+              <w:bottom w:val="nil"/>
+              <w:right w:val="nil"/>
+            </w:tcBorders>
           </w:tcPr>
           <w:p>
             <w:r/>
@@ -6588,6 +8572,12 @@
         <w:tc>
           <w:tcPr>
             <w:tcW w:type="dxa" w:w="1234"/>
+            <w:tcBorders>
+              <w:top w:val="nil"/>
+              <w:left w:val="nil"/>
+              <w:bottom w:val="nil"/>
+              <w:right w:val="nil"/>
+            </w:tcBorders>
           </w:tcPr>
           <w:p>
             <w:r/>
@@ -6605,6 +8595,12 @@
         <w:tc>
           <w:tcPr>
             <w:tcW w:type="dxa" w:w="1234"/>
+            <w:tcBorders>
+              <w:top w:val="nil"/>
+              <w:left w:val="nil"/>
+              <w:bottom w:val="nil"/>
+              <w:right w:val="nil"/>
+            </w:tcBorders>
           </w:tcPr>
           <w:p>
             <w:r/>
@@ -6620,6 +8616,12 @@
         <w:tc>
           <w:tcPr>
             <w:tcW w:type="dxa" w:w="1234"/>
+            <w:tcBorders>
+              <w:top w:val="nil"/>
+              <w:left w:val="nil"/>
+              <w:bottom w:val="nil"/>
+              <w:right w:val="nil"/>
+            </w:tcBorders>
           </w:tcPr>
           <w:p>
             <w:r/>
@@ -6635,6 +8637,12 @@
         <w:tc>
           <w:tcPr>
             <w:tcW w:type="dxa" w:w="1234"/>
+            <w:tcBorders>
+              <w:top w:val="nil"/>
+              <w:left w:val="nil"/>
+              <w:bottom w:val="nil"/>
+              <w:right w:val="nil"/>
+            </w:tcBorders>
           </w:tcPr>
           <w:p>
             <w:r/>
@@ -6650,6 +8658,12 @@
         <w:tc>
           <w:tcPr>
             <w:tcW w:type="dxa" w:w="1234"/>
+            <w:tcBorders>
+              <w:top w:val="nil"/>
+              <w:left w:val="nil"/>
+              <w:bottom w:val="nil"/>
+              <w:right w:val="nil"/>
+            </w:tcBorders>
           </w:tcPr>
           <w:p>
             <w:r/>
@@ -6665,6 +8679,12 @@
         <w:tc>
           <w:tcPr>
             <w:tcW w:type="dxa" w:w="1234"/>
+            <w:tcBorders>
+              <w:top w:val="nil"/>
+              <w:left w:val="nil"/>
+              <w:bottom w:val="nil"/>
+              <w:right w:val="nil"/>
+            </w:tcBorders>
           </w:tcPr>
           <w:p>
             <w:r/>
@@ -6680,6 +8700,12 @@
         <w:tc>
           <w:tcPr>
             <w:tcW w:type="dxa" w:w="1234"/>
+            <w:tcBorders>
+              <w:top w:val="nil"/>
+              <w:left w:val="nil"/>
+              <w:bottom w:val="nil"/>
+              <w:right w:val="nil"/>
+            </w:tcBorders>
           </w:tcPr>
           <w:p>
             <w:r/>
@@ -6695,6 +8721,12 @@
         <w:tc>
           <w:tcPr>
             <w:tcW w:type="dxa" w:w="1234"/>
+            <w:tcBorders>
+              <w:top w:val="nil"/>
+              <w:left w:val="nil"/>
+              <w:bottom w:val="nil"/>
+              <w:right w:val="nil"/>
+            </w:tcBorders>
           </w:tcPr>
           <w:p>
             <w:r/>
@@ -6712,6 +8744,12 @@
         <w:tc>
           <w:tcPr>
             <w:tcW w:type="dxa" w:w="1234"/>
+            <w:tcBorders>
+              <w:top w:val="nil"/>
+              <w:left w:val="nil"/>
+              <w:bottom w:val="nil"/>
+              <w:right w:val="nil"/>
+            </w:tcBorders>
           </w:tcPr>
           <w:p>
             <w:r/>
@@ -6723,6 +8761,12 @@
         <w:tc>
           <w:tcPr>
             <w:tcW w:type="dxa" w:w="1234"/>
+            <w:tcBorders>
+              <w:top w:val="nil"/>
+              <w:left w:val="nil"/>
+              <w:bottom w:val="nil"/>
+              <w:right w:val="nil"/>
+            </w:tcBorders>
           </w:tcPr>
           <w:p>
             <w:r/>
@@ -6734,6 +8778,12 @@
         <w:tc>
           <w:tcPr>
             <w:tcW w:type="dxa" w:w="1234"/>
+            <w:tcBorders>
+              <w:top w:val="nil"/>
+              <w:left w:val="nil"/>
+              <w:bottom w:val="nil"/>
+              <w:right w:val="nil"/>
+            </w:tcBorders>
           </w:tcPr>
           <w:p>
             <w:r/>
@@ -6745,6 +8795,12 @@
         <w:tc>
           <w:tcPr>
             <w:tcW w:type="dxa" w:w="1234"/>
+            <w:tcBorders>
+              <w:top w:val="nil"/>
+              <w:left w:val="nil"/>
+              <w:bottom w:val="nil"/>
+              <w:right w:val="nil"/>
+            </w:tcBorders>
           </w:tcPr>
           <w:p>
             <w:r/>
@@ -6756,6 +8812,12 @@
         <w:tc>
           <w:tcPr>
             <w:tcW w:type="dxa" w:w="1234"/>
+            <w:tcBorders>
+              <w:top w:val="nil"/>
+              <w:left w:val="nil"/>
+              <w:bottom w:val="nil"/>
+              <w:right w:val="nil"/>
+            </w:tcBorders>
           </w:tcPr>
           <w:p>
             <w:r/>
@@ -6767,6 +8829,12 @@
         <w:tc>
           <w:tcPr>
             <w:tcW w:type="dxa" w:w="1234"/>
+            <w:tcBorders>
+              <w:top w:val="nil"/>
+              <w:left w:val="nil"/>
+              <w:bottom w:val="nil"/>
+              <w:right w:val="nil"/>
+            </w:tcBorders>
           </w:tcPr>
           <w:p>
             <w:r/>
@@ -6778,6 +8846,12 @@
         <w:tc>
           <w:tcPr>
             <w:tcW w:type="dxa" w:w="1234"/>
+            <w:tcBorders>
+              <w:top w:val="nil"/>
+              <w:left w:val="nil"/>
+              <w:bottom w:val="nil"/>
+              <w:right w:val="nil"/>
+            </w:tcBorders>
           </w:tcPr>
           <w:p>
             <w:r/>
@@ -6791,6 +8865,12 @@
         <w:tc>
           <w:tcPr>
             <w:tcW w:type="dxa" w:w="1234"/>
+            <w:tcBorders>
+              <w:top w:val="nil"/>
+              <w:left w:val="nil"/>
+              <w:bottom w:val="nil"/>
+              <w:right w:val="nil"/>
+            </w:tcBorders>
           </w:tcPr>
           <w:p>
             <w:r/>
@@ -6802,6 +8882,12 @@
         <w:tc>
           <w:tcPr>
             <w:tcW w:type="dxa" w:w="1234"/>
+            <w:tcBorders>
+              <w:top w:val="nil"/>
+              <w:left w:val="nil"/>
+              <w:bottom w:val="nil"/>
+              <w:right w:val="nil"/>
+            </w:tcBorders>
           </w:tcPr>
           <w:p>
             <w:r/>
@@ -6813,6 +8899,12 @@
         <w:tc>
           <w:tcPr>
             <w:tcW w:type="dxa" w:w="1234"/>
+            <w:tcBorders>
+              <w:top w:val="nil"/>
+              <w:left w:val="nil"/>
+              <w:bottom w:val="nil"/>
+              <w:right w:val="nil"/>
+            </w:tcBorders>
           </w:tcPr>
           <w:p>
             <w:r/>
@@ -6824,6 +8916,12 @@
         <w:tc>
           <w:tcPr>
             <w:tcW w:type="dxa" w:w="1234"/>
+            <w:tcBorders>
+              <w:top w:val="nil"/>
+              <w:left w:val="nil"/>
+              <w:bottom w:val="nil"/>
+              <w:right w:val="nil"/>
+            </w:tcBorders>
           </w:tcPr>
           <w:p>
             <w:r/>
@@ -6835,6 +8933,12 @@
         <w:tc>
           <w:tcPr>
             <w:tcW w:type="dxa" w:w="1234"/>
+            <w:tcBorders>
+              <w:top w:val="nil"/>
+              <w:left w:val="nil"/>
+              <w:bottom w:val="nil"/>
+              <w:right w:val="nil"/>
+            </w:tcBorders>
           </w:tcPr>
           <w:p>
             <w:r/>
@@ -6846,6 +8950,12 @@
         <w:tc>
           <w:tcPr>
             <w:tcW w:type="dxa" w:w="1234"/>
+            <w:tcBorders>
+              <w:top w:val="nil"/>
+              <w:left w:val="nil"/>
+              <w:bottom w:val="nil"/>
+              <w:right w:val="nil"/>
+            </w:tcBorders>
           </w:tcPr>
           <w:p>
             <w:r/>
@@ -6857,6 +8967,12 @@
         <w:tc>
           <w:tcPr>
             <w:tcW w:type="dxa" w:w="1234"/>
+            <w:tcBorders>
+              <w:top w:val="nil"/>
+              <w:left w:val="nil"/>
+              <w:bottom w:val="nil"/>
+              <w:right w:val="nil"/>
+            </w:tcBorders>
           </w:tcPr>
           <w:p>
             <w:r/>
@@ -6870,6 +8986,12 @@
         <w:tc>
           <w:tcPr>
             <w:tcW w:type="dxa" w:w="1234"/>
+            <w:tcBorders>
+              <w:top w:val="nil"/>
+              <w:left w:val="nil"/>
+              <w:bottom w:val="single" w:sz="12" w:space="0" w:color="000000"/>
+              <w:right w:val="nil"/>
+            </w:tcBorders>
           </w:tcPr>
           <w:p>
             <w:r/>
@@ -6881,6 +9003,12 @@
         <w:tc>
           <w:tcPr>
             <w:tcW w:type="dxa" w:w="1234"/>
+            <w:tcBorders>
+              <w:top w:val="nil"/>
+              <w:left w:val="nil"/>
+              <w:bottom w:val="single" w:sz="12" w:space="0" w:color="000000"/>
+              <w:right w:val="nil"/>
+            </w:tcBorders>
           </w:tcPr>
           <w:p>
             <w:r/>
@@ -6892,6 +9020,12 @@
         <w:tc>
           <w:tcPr>
             <w:tcW w:type="dxa" w:w="1234"/>
+            <w:tcBorders>
+              <w:top w:val="nil"/>
+              <w:left w:val="nil"/>
+              <w:bottom w:val="single" w:sz="12" w:space="0" w:color="000000"/>
+              <w:right w:val="nil"/>
+            </w:tcBorders>
           </w:tcPr>
           <w:p>
             <w:r/>
@@ -6903,6 +9037,12 @@
         <w:tc>
           <w:tcPr>
             <w:tcW w:type="dxa" w:w="1234"/>
+            <w:tcBorders>
+              <w:top w:val="nil"/>
+              <w:left w:val="nil"/>
+              <w:bottom w:val="single" w:sz="12" w:space="0" w:color="000000"/>
+              <w:right w:val="nil"/>
+            </w:tcBorders>
           </w:tcPr>
           <w:p>
             <w:r/>
@@ -6914,6 +9054,12 @@
         <w:tc>
           <w:tcPr>
             <w:tcW w:type="dxa" w:w="1234"/>
+            <w:tcBorders>
+              <w:top w:val="nil"/>
+              <w:left w:val="nil"/>
+              <w:bottom w:val="single" w:sz="12" w:space="0" w:color="000000"/>
+              <w:right w:val="nil"/>
+            </w:tcBorders>
           </w:tcPr>
           <w:p>
             <w:r/>
@@ -6925,6 +9071,12 @@
         <w:tc>
           <w:tcPr>
             <w:tcW w:type="dxa" w:w="1234"/>
+            <w:tcBorders>
+              <w:top w:val="nil"/>
+              <w:left w:val="nil"/>
+              <w:bottom w:val="single" w:sz="12" w:space="0" w:color="000000"/>
+              <w:right w:val="nil"/>
+            </w:tcBorders>
           </w:tcPr>
           <w:p>
             <w:r/>
@@ -6936,6 +9088,12 @@
         <w:tc>
           <w:tcPr>
             <w:tcW w:type="dxa" w:w="1234"/>
+            <w:tcBorders>
+              <w:top w:val="nil"/>
+              <w:left w:val="nil"/>
+              <w:bottom w:val="single" w:sz="12" w:space="0" w:color="000000"/>
+              <w:right w:val="nil"/>
+            </w:tcBorders>
           </w:tcPr>
           <w:p>
             <w:r/>
@@ -6966,6 +9124,14 @@
         <w:tblStyle w:val="LightGrid-Accent1"/>
         <w:tblW w:type="auto" w:w="0"/>
         <w:tblLook w:firstColumn="1" w:firstRow="1" w:lastColumn="0" w:lastRow="0" w:noHBand="0" w:noVBand="1" w:val="04A0"/>
+        <w:tblBorders>
+          <w:top w:val="nil"/>
+          <w:left w:val="nil"/>
+          <w:bottom w:val="nil"/>
+          <w:right w:val="nil"/>
+          <w:insideH w:val="nil"/>
+          <w:insideV w:val="nil"/>
+        </w:tblBorders>
       </w:tblPr>
       <w:tblGrid>
         <w:gridCol w:w="1728"/>
@@ -6978,6 +9144,12 @@
         <w:tc>
           <w:tcPr>
             <w:tcW w:type="dxa" w:w="1728"/>
+            <w:tcBorders>
+              <w:top w:val="single" w:sz="12" w:space="0" w:color="000000"/>
+              <w:left w:val="nil"/>
+              <w:bottom w:val="single" w:sz="6" w:space="0" w:color="000000"/>
+              <w:right w:val="nil"/>
+            </w:tcBorders>
           </w:tcPr>
           <w:p>
             <w:r/>
@@ -6994,6 +9166,12 @@
         <w:tc>
           <w:tcPr>
             <w:tcW w:type="dxa" w:w="1728"/>
+            <w:tcBorders>
+              <w:top w:val="single" w:sz="12" w:space="0" w:color="000000"/>
+              <w:left w:val="nil"/>
+              <w:bottom w:val="single" w:sz="6" w:space="0" w:color="000000"/>
+              <w:right w:val="nil"/>
+            </w:tcBorders>
           </w:tcPr>
           <w:p>
             <w:r/>
@@ -7010,6 +9188,12 @@
         <w:tc>
           <w:tcPr>
             <w:tcW w:type="dxa" w:w="1728"/>
+            <w:tcBorders>
+              <w:top w:val="single" w:sz="12" w:space="0" w:color="000000"/>
+              <w:left w:val="nil"/>
+              <w:bottom w:val="single" w:sz="6" w:space="0" w:color="000000"/>
+              <w:right w:val="nil"/>
+            </w:tcBorders>
           </w:tcPr>
           <w:p>
             <w:r/>
@@ -7026,6 +9210,12 @@
         <w:tc>
           <w:tcPr>
             <w:tcW w:type="dxa" w:w="1728"/>
+            <w:tcBorders>
+              <w:top w:val="single" w:sz="12" w:space="0" w:color="000000"/>
+              <w:left w:val="nil"/>
+              <w:bottom w:val="single" w:sz="6" w:space="0" w:color="000000"/>
+              <w:right w:val="nil"/>
+            </w:tcBorders>
           </w:tcPr>
           <w:p>
             <w:r/>
@@ -7042,6 +9232,12 @@
         <w:tc>
           <w:tcPr>
             <w:tcW w:type="dxa" w:w="1728"/>
+            <w:tcBorders>
+              <w:top w:val="single" w:sz="12" w:space="0" w:color="000000"/>
+              <w:left w:val="nil"/>
+              <w:bottom w:val="single" w:sz="6" w:space="0" w:color="000000"/>
+              <w:right w:val="nil"/>
+            </w:tcBorders>
           </w:tcPr>
           <w:p>
             <w:r/>
@@ -7060,6 +9256,12 @@
         <w:tc>
           <w:tcPr>
             <w:tcW w:type="dxa" w:w="1728"/>
+            <w:tcBorders>
+              <w:top w:val="nil"/>
+              <w:left w:val="nil"/>
+              <w:bottom w:val="nil"/>
+              <w:right w:val="nil"/>
+            </w:tcBorders>
           </w:tcPr>
           <w:p>
             <w:r/>
@@ -7075,6 +9277,12 @@
         <w:tc>
           <w:tcPr>
             <w:tcW w:type="dxa" w:w="1728"/>
+            <w:tcBorders>
+              <w:top w:val="nil"/>
+              <w:left w:val="nil"/>
+              <w:bottom w:val="nil"/>
+              <w:right w:val="nil"/>
+            </w:tcBorders>
           </w:tcPr>
           <w:p>
             <w:r/>
@@ -7090,6 +9298,12 @@
         <w:tc>
           <w:tcPr>
             <w:tcW w:type="dxa" w:w="1728"/>
+            <w:tcBorders>
+              <w:top w:val="nil"/>
+              <w:left w:val="nil"/>
+              <w:bottom w:val="nil"/>
+              <w:right w:val="nil"/>
+            </w:tcBorders>
           </w:tcPr>
           <w:p>
             <w:r/>
@@ -7105,6 +9319,12 @@
         <w:tc>
           <w:tcPr>
             <w:tcW w:type="dxa" w:w="1728"/>
+            <w:tcBorders>
+              <w:top w:val="nil"/>
+              <w:left w:val="nil"/>
+              <w:bottom w:val="nil"/>
+              <w:right w:val="nil"/>
+            </w:tcBorders>
           </w:tcPr>
           <w:p>
             <w:r/>
@@ -7120,6 +9340,12 @@
         <w:tc>
           <w:tcPr>
             <w:tcW w:type="dxa" w:w="1728"/>
+            <w:tcBorders>
+              <w:top w:val="nil"/>
+              <w:left w:val="nil"/>
+              <w:bottom w:val="nil"/>
+              <w:right w:val="nil"/>
+            </w:tcBorders>
           </w:tcPr>
           <w:p>
             <w:r/>
@@ -7137,6 +9363,12 @@
         <w:tc>
           <w:tcPr>
             <w:tcW w:type="dxa" w:w="1728"/>
+            <w:tcBorders>
+              <w:top w:val="nil"/>
+              <w:left w:val="nil"/>
+              <w:bottom w:val="nil"/>
+              <w:right w:val="nil"/>
+            </w:tcBorders>
           </w:tcPr>
           <w:p>
             <w:r/>
@@ -7152,6 +9384,12 @@
         <w:tc>
           <w:tcPr>
             <w:tcW w:type="dxa" w:w="1728"/>
+            <w:tcBorders>
+              <w:top w:val="nil"/>
+              <w:left w:val="nil"/>
+              <w:bottom w:val="nil"/>
+              <w:right w:val="nil"/>
+            </w:tcBorders>
           </w:tcPr>
           <w:p>
             <w:r/>
@@ -7167,6 +9405,12 @@
         <w:tc>
           <w:tcPr>
             <w:tcW w:type="dxa" w:w="1728"/>
+            <w:tcBorders>
+              <w:top w:val="nil"/>
+              <w:left w:val="nil"/>
+              <w:bottom w:val="nil"/>
+              <w:right w:val="nil"/>
+            </w:tcBorders>
           </w:tcPr>
           <w:p>
             <w:r/>
@@ -7182,6 +9426,12 @@
         <w:tc>
           <w:tcPr>
             <w:tcW w:type="dxa" w:w="1728"/>
+            <w:tcBorders>
+              <w:top w:val="nil"/>
+              <w:left w:val="nil"/>
+              <w:bottom w:val="nil"/>
+              <w:right w:val="nil"/>
+            </w:tcBorders>
           </w:tcPr>
           <w:p>
             <w:r/>
@@ -7197,6 +9447,12 @@
         <w:tc>
           <w:tcPr>
             <w:tcW w:type="dxa" w:w="1728"/>
+            <w:tcBorders>
+              <w:top w:val="nil"/>
+              <w:left w:val="nil"/>
+              <w:bottom w:val="nil"/>
+              <w:right w:val="nil"/>
+            </w:tcBorders>
           </w:tcPr>
           <w:p>
             <w:r/>
@@ -7214,6 +9470,12 @@
         <w:tc>
           <w:tcPr>
             <w:tcW w:type="dxa" w:w="1728"/>
+            <w:tcBorders>
+              <w:top w:val="nil"/>
+              <w:left w:val="nil"/>
+              <w:bottom w:val="nil"/>
+              <w:right w:val="nil"/>
+            </w:tcBorders>
           </w:tcPr>
           <w:p>
             <w:r/>
@@ -7229,6 +9491,12 @@
         <w:tc>
           <w:tcPr>
             <w:tcW w:type="dxa" w:w="1728"/>
+            <w:tcBorders>
+              <w:top w:val="nil"/>
+              <w:left w:val="nil"/>
+              <w:bottom w:val="nil"/>
+              <w:right w:val="nil"/>
+            </w:tcBorders>
           </w:tcPr>
           <w:p>
             <w:r/>
@@ -7244,6 +9512,12 @@
         <w:tc>
           <w:tcPr>
             <w:tcW w:type="dxa" w:w="1728"/>
+            <w:tcBorders>
+              <w:top w:val="nil"/>
+              <w:left w:val="nil"/>
+              <w:bottom w:val="nil"/>
+              <w:right w:val="nil"/>
+            </w:tcBorders>
           </w:tcPr>
           <w:p>
             <w:r/>
@@ -7259,6 +9533,12 @@
         <w:tc>
           <w:tcPr>
             <w:tcW w:type="dxa" w:w="1728"/>
+            <w:tcBorders>
+              <w:top w:val="nil"/>
+              <w:left w:val="nil"/>
+              <w:bottom w:val="nil"/>
+              <w:right w:val="nil"/>
+            </w:tcBorders>
           </w:tcPr>
           <w:p>
             <w:r/>
@@ -7274,6 +9554,12 @@
         <w:tc>
           <w:tcPr>
             <w:tcW w:type="dxa" w:w="1728"/>
+            <w:tcBorders>
+              <w:top w:val="nil"/>
+              <w:left w:val="nil"/>
+              <w:bottom w:val="nil"/>
+              <w:right w:val="nil"/>
+            </w:tcBorders>
           </w:tcPr>
           <w:p>
             <w:r/>
@@ -7291,6 +9577,12 @@
         <w:tc>
           <w:tcPr>
             <w:tcW w:type="dxa" w:w="1728"/>
+            <w:tcBorders>
+              <w:top w:val="nil"/>
+              <w:left w:val="nil"/>
+              <w:bottom w:val="nil"/>
+              <w:right w:val="nil"/>
+            </w:tcBorders>
           </w:tcPr>
           <w:p>
             <w:r/>
@@ -7306,6 +9598,12 @@
         <w:tc>
           <w:tcPr>
             <w:tcW w:type="dxa" w:w="1728"/>
+            <w:tcBorders>
+              <w:top w:val="nil"/>
+              <w:left w:val="nil"/>
+              <w:bottom w:val="nil"/>
+              <w:right w:val="nil"/>
+            </w:tcBorders>
           </w:tcPr>
           <w:p>
             <w:r/>
@@ -7321,6 +9619,12 @@
         <w:tc>
           <w:tcPr>
             <w:tcW w:type="dxa" w:w="1728"/>
+            <w:tcBorders>
+              <w:top w:val="nil"/>
+              <w:left w:val="nil"/>
+              <w:bottom w:val="nil"/>
+              <w:right w:val="nil"/>
+            </w:tcBorders>
           </w:tcPr>
           <w:p>
             <w:r/>
@@ -7336,6 +9640,12 @@
         <w:tc>
           <w:tcPr>
             <w:tcW w:type="dxa" w:w="1728"/>
+            <w:tcBorders>
+              <w:top w:val="nil"/>
+              <w:left w:val="nil"/>
+              <w:bottom w:val="nil"/>
+              <w:right w:val="nil"/>
+            </w:tcBorders>
           </w:tcPr>
           <w:p>
             <w:r/>
@@ -7351,6 +9661,12 @@
         <w:tc>
           <w:tcPr>
             <w:tcW w:type="dxa" w:w="1728"/>
+            <w:tcBorders>
+              <w:top w:val="nil"/>
+              <w:left w:val="nil"/>
+              <w:bottom w:val="nil"/>
+              <w:right w:val="nil"/>
+            </w:tcBorders>
           </w:tcPr>
           <w:p>
             <w:r/>
@@ -7368,6 +9684,12 @@
         <w:tc>
           <w:tcPr>
             <w:tcW w:type="dxa" w:w="1728"/>
+            <w:tcBorders>
+              <w:top w:val="nil"/>
+              <w:left w:val="nil"/>
+              <w:bottom w:val="nil"/>
+              <w:right w:val="nil"/>
+            </w:tcBorders>
           </w:tcPr>
           <w:p>
             <w:r/>
@@ -7383,6 +9705,12 @@
         <w:tc>
           <w:tcPr>
             <w:tcW w:type="dxa" w:w="1728"/>
+            <w:tcBorders>
+              <w:top w:val="nil"/>
+              <w:left w:val="nil"/>
+              <w:bottom w:val="nil"/>
+              <w:right w:val="nil"/>
+            </w:tcBorders>
           </w:tcPr>
           <w:p>
             <w:r/>
@@ -7398,6 +9726,12 @@
         <w:tc>
           <w:tcPr>
             <w:tcW w:type="dxa" w:w="1728"/>
+            <w:tcBorders>
+              <w:top w:val="nil"/>
+              <w:left w:val="nil"/>
+              <w:bottom w:val="nil"/>
+              <w:right w:val="nil"/>
+            </w:tcBorders>
           </w:tcPr>
           <w:p>
             <w:r/>
@@ -7413,6 +9747,12 @@
         <w:tc>
           <w:tcPr>
             <w:tcW w:type="dxa" w:w="1728"/>
+            <w:tcBorders>
+              <w:top w:val="nil"/>
+              <w:left w:val="nil"/>
+              <w:bottom w:val="nil"/>
+              <w:right w:val="nil"/>
+            </w:tcBorders>
           </w:tcPr>
           <w:p>
             <w:r/>
@@ -7428,6 +9768,12 @@
         <w:tc>
           <w:tcPr>
             <w:tcW w:type="dxa" w:w="1728"/>
+            <w:tcBorders>
+              <w:top w:val="nil"/>
+              <w:left w:val="nil"/>
+              <w:bottom w:val="nil"/>
+              <w:right w:val="nil"/>
+            </w:tcBorders>
           </w:tcPr>
           <w:p>
             <w:r/>
@@ -7445,6 +9791,12 @@
         <w:tc>
           <w:tcPr>
             <w:tcW w:type="dxa" w:w="1728"/>
+            <w:tcBorders>
+              <w:top w:val="nil"/>
+              <w:left w:val="nil"/>
+              <w:bottom w:val="nil"/>
+              <w:right w:val="nil"/>
+            </w:tcBorders>
           </w:tcPr>
           <w:p>
             <w:r/>
@@ -7460,6 +9812,12 @@
         <w:tc>
           <w:tcPr>
             <w:tcW w:type="dxa" w:w="1728"/>
+            <w:tcBorders>
+              <w:top w:val="nil"/>
+              <w:left w:val="nil"/>
+              <w:bottom w:val="nil"/>
+              <w:right w:val="nil"/>
+            </w:tcBorders>
           </w:tcPr>
           <w:p>
             <w:r/>
@@ -7475,6 +9833,12 @@
         <w:tc>
           <w:tcPr>
             <w:tcW w:type="dxa" w:w="1728"/>
+            <w:tcBorders>
+              <w:top w:val="nil"/>
+              <w:left w:val="nil"/>
+              <w:bottom w:val="nil"/>
+              <w:right w:val="nil"/>
+            </w:tcBorders>
           </w:tcPr>
           <w:p>
             <w:r/>
@@ -7490,6 +9854,12 @@
         <w:tc>
           <w:tcPr>
             <w:tcW w:type="dxa" w:w="1728"/>
+            <w:tcBorders>
+              <w:top w:val="nil"/>
+              <w:left w:val="nil"/>
+              <w:bottom w:val="nil"/>
+              <w:right w:val="nil"/>
+            </w:tcBorders>
           </w:tcPr>
           <w:p>
             <w:r/>
@@ -7505,6 +9875,12 @@
         <w:tc>
           <w:tcPr>
             <w:tcW w:type="dxa" w:w="1728"/>
+            <w:tcBorders>
+              <w:top w:val="nil"/>
+              <w:left w:val="nil"/>
+              <w:bottom w:val="nil"/>
+              <w:right w:val="nil"/>
+            </w:tcBorders>
           </w:tcPr>
           <w:p>
             <w:r/>
@@ -7522,6 +9898,12 @@
         <w:tc>
           <w:tcPr>
             <w:tcW w:type="dxa" w:w="1728"/>
+            <w:tcBorders>
+              <w:top w:val="nil"/>
+              <w:left w:val="nil"/>
+              <w:bottom w:val="nil"/>
+              <w:right w:val="nil"/>
+            </w:tcBorders>
           </w:tcPr>
           <w:p>
             <w:r/>
@@ -7537,6 +9919,12 @@
         <w:tc>
           <w:tcPr>
             <w:tcW w:type="dxa" w:w="1728"/>
+            <w:tcBorders>
+              <w:top w:val="nil"/>
+              <w:left w:val="nil"/>
+              <w:bottom w:val="nil"/>
+              <w:right w:val="nil"/>
+            </w:tcBorders>
           </w:tcPr>
           <w:p>
             <w:r/>
@@ -7552,6 +9940,12 @@
         <w:tc>
           <w:tcPr>
             <w:tcW w:type="dxa" w:w="1728"/>
+            <w:tcBorders>
+              <w:top w:val="nil"/>
+              <w:left w:val="nil"/>
+              <w:bottom w:val="nil"/>
+              <w:right w:val="nil"/>
+            </w:tcBorders>
           </w:tcPr>
           <w:p>
             <w:r/>
@@ -7567,6 +9961,12 @@
         <w:tc>
           <w:tcPr>
             <w:tcW w:type="dxa" w:w="1728"/>
+            <w:tcBorders>
+              <w:top w:val="nil"/>
+              <w:left w:val="nil"/>
+              <w:bottom w:val="nil"/>
+              <w:right w:val="nil"/>
+            </w:tcBorders>
           </w:tcPr>
           <w:p>
             <w:r/>
@@ -7582,6 +9982,12 @@
         <w:tc>
           <w:tcPr>
             <w:tcW w:type="dxa" w:w="1728"/>
+            <w:tcBorders>
+              <w:top w:val="nil"/>
+              <w:left w:val="nil"/>
+              <w:bottom w:val="nil"/>
+              <w:right w:val="nil"/>
+            </w:tcBorders>
           </w:tcPr>
           <w:p>
             <w:r/>
@@ -7599,6 +10005,12 @@
         <w:tc>
           <w:tcPr>
             <w:tcW w:type="dxa" w:w="1728"/>
+            <w:tcBorders>
+              <w:top w:val="nil"/>
+              <w:left w:val="nil"/>
+              <w:bottom w:val="nil"/>
+              <w:right w:val="nil"/>
+            </w:tcBorders>
           </w:tcPr>
           <w:p>
             <w:r/>
@@ -7614,6 +10026,12 @@
         <w:tc>
           <w:tcPr>
             <w:tcW w:type="dxa" w:w="1728"/>
+            <w:tcBorders>
+              <w:top w:val="nil"/>
+              <w:left w:val="nil"/>
+              <w:bottom w:val="nil"/>
+              <w:right w:val="nil"/>
+            </w:tcBorders>
           </w:tcPr>
           <w:p>
             <w:r/>
@@ -7629,6 +10047,12 @@
         <w:tc>
           <w:tcPr>
             <w:tcW w:type="dxa" w:w="1728"/>
+            <w:tcBorders>
+              <w:top w:val="nil"/>
+              <w:left w:val="nil"/>
+              <w:bottom w:val="nil"/>
+              <w:right w:val="nil"/>
+            </w:tcBorders>
           </w:tcPr>
           <w:p>
             <w:r/>
@@ -7644,6 +10068,12 @@
         <w:tc>
           <w:tcPr>
             <w:tcW w:type="dxa" w:w="1728"/>
+            <w:tcBorders>
+              <w:top w:val="nil"/>
+              <w:left w:val="nil"/>
+              <w:bottom w:val="nil"/>
+              <w:right w:val="nil"/>
+            </w:tcBorders>
           </w:tcPr>
           <w:p>
             <w:r/>
@@ -7659,6 +10089,12 @@
         <w:tc>
           <w:tcPr>
             <w:tcW w:type="dxa" w:w="1728"/>
+            <w:tcBorders>
+              <w:top w:val="nil"/>
+              <w:left w:val="nil"/>
+              <w:bottom w:val="nil"/>
+              <w:right w:val="nil"/>
+            </w:tcBorders>
           </w:tcPr>
           <w:p>
             <w:r/>
@@ -7676,6 +10112,12 @@
         <w:tc>
           <w:tcPr>
             <w:tcW w:type="dxa" w:w="1728"/>
+            <w:tcBorders>
+              <w:top w:val="nil"/>
+              <w:left w:val="nil"/>
+              <w:bottom w:val="nil"/>
+              <w:right w:val="nil"/>
+            </w:tcBorders>
           </w:tcPr>
           <w:p>
             <w:r/>
@@ -7691,6 +10133,12 @@
         <w:tc>
           <w:tcPr>
             <w:tcW w:type="dxa" w:w="1728"/>
+            <w:tcBorders>
+              <w:top w:val="nil"/>
+              <w:left w:val="nil"/>
+              <w:bottom w:val="nil"/>
+              <w:right w:val="nil"/>
+            </w:tcBorders>
           </w:tcPr>
           <w:p>
             <w:r/>
@@ -7706,6 +10154,12 @@
         <w:tc>
           <w:tcPr>
             <w:tcW w:type="dxa" w:w="1728"/>
+            <w:tcBorders>
+              <w:top w:val="nil"/>
+              <w:left w:val="nil"/>
+              <w:bottom w:val="nil"/>
+              <w:right w:val="nil"/>
+            </w:tcBorders>
           </w:tcPr>
           <w:p>
             <w:r/>
@@ -7721,6 +10175,12 @@
         <w:tc>
           <w:tcPr>
             <w:tcW w:type="dxa" w:w="1728"/>
+            <w:tcBorders>
+              <w:top w:val="nil"/>
+              <w:left w:val="nil"/>
+              <w:bottom w:val="nil"/>
+              <w:right w:val="nil"/>
+            </w:tcBorders>
           </w:tcPr>
           <w:p>
             <w:r/>
@@ -7736,6 +10196,12 @@
         <w:tc>
           <w:tcPr>
             <w:tcW w:type="dxa" w:w="1728"/>
+            <w:tcBorders>
+              <w:top w:val="nil"/>
+              <w:left w:val="nil"/>
+              <w:bottom w:val="nil"/>
+              <w:right w:val="nil"/>
+            </w:tcBorders>
           </w:tcPr>
           <w:p>
             <w:r/>
@@ -7753,6 +10219,12 @@
         <w:tc>
           <w:tcPr>
             <w:tcW w:type="dxa" w:w="1728"/>
+            <w:tcBorders>
+              <w:top w:val="nil"/>
+              <w:left w:val="nil"/>
+              <w:bottom w:val="nil"/>
+              <w:right w:val="nil"/>
+            </w:tcBorders>
           </w:tcPr>
           <w:p>
             <w:r/>
@@ -7768,6 +10240,12 @@
         <w:tc>
           <w:tcPr>
             <w:tcW w:type="dxa" w:w="1728"/>
+            <w:tcBorders>
+              <w:top w:val="nil"/>
+              <w:left w:val="nil"/>
+              <w:bottom w:val="nil"/>
+              <w:right w:val="nil"/>
+            </w:tcBorders>
           </w:tcPr>
           <w:p>
             <w:r/>
@@ -7783,6 +10261,12 @@
         <w:tc>
           <w:tcPr>
             <w:tcW w:type="dxa" w:w="1728"/>
+            <w:tcBorders>
+              <w:top w:val="nil"/>
+              <w:left w:val="nil"/>
+              <w:bottom w:val="nil"/>
+              <w:right w:val="nil"/>
+            </w:tcBorders>
           </w:tcPr>
           <w:p>
             <w:r/>
@@ -7798,6 +10282,12 @@
         <w:tc>
           <w:tcPr>
             <w:tcW w:type="dxa" w:w="1728"/>
+            <w:tcBorders>
+              <w:top w:val="nil"/>
+              <w:left w:val="nil"/>
+              <w:bottom w:val="nil"/>
+              <w:right w:val="nil"/>
+            </w:tcBorders>
           </w:tcPr>
           <w:p>
             <w:r/>
@@ -7813,6 +10303,12 @@
         <w:tc>
           <w:tcPr>
             <w:tcW w:type="dxa" w:w="1728"/>
+            <w:tcBorders>
+              <w:top w:val="nil"/>
+              <w:left w:val="nil"/>
+              <w:bottom w:val="nil"/>
+              <w:right w:val="nil"/>
+            </w:tcBorders>
           </w:tcPr>
           <w:p>
             <w:r/>
@@ -7830,6 +10326,12 @@
         <w:tc>
           <w:tcPr>
             <w:tcW w:type="dxa" w:w="1728"/>
+            <w:tcBorders>
+              <w:top w:val="nil"/>
+              <w:left w:val="nil"/>
+              <w:bottom w:val="nil"/>
+              <w:right w:val="nil"/>
+            </w:tcBorders>
           </w:tcPr>
           <w:p>
             <w:r/>
@@ -7845,6 +10347,12 @@
         <w:tc>
           <w:tcPr>
             <w:tcW w:type="dxa" w:w="1728"/>
+            <w:tcBorders>
+              <w:top w:val="nil"/>
+              <w:left w:val="nil"/>
+              <w:bottom w:val="nil"/>
+              <w:right w:val="nil"/>
+            </w:tcBorders>
           </w:tcPr>
           <w:p>
             <w:r/>
@@ -7860,6 +10368,12 @@
         <w:tc>
           <w:tcPr>
             <w:tcW w:type="dxa" w:w="1728"/>
+            <w:tcBorders>
+              <w:top w:val="nil"/>
+              <w:left w:val="nil"/>
+              <w:bottom w:val="nil"/>
+              <w:right w:val="nil"/>
+            </w:tcBorders>
           </w:tcPr>
           <w:p>
             <w:r/>
@@ -7875,6 +10389,12 @@
         <w:tc>
           <w:tcPr>
             <w:tcW w:type="dxa" w:w="1728"/>
+            <w:tcBorders>
+              <w:top w:val="nil"/>
+              <w:left w:val="nil"/>
+              <w:bottom w:val="nil"/>
+              <w:right w:val="nil"/>
+            </w:tcBorders>
           </w:tcPr>
           <w:p>
             <w:r/>
@@ -7890,6 +10410,12 @@
         <w:tc>
           <w:tcPr>
             <w:tcW w:type="dxa" w:w="1728"/>
+            <w:tcBorders>
+              <w:top w:val="nil"/>
+              <w:left w:val="nil"/>
+              <w:bottom w:val="nil"/>
+              <w:right w:val="nil"/>
+            </w:tcBorders>
           </w:tcPr>
           <w:p>
             <w:r/>
@@ -7907,6 +10433,12 @@
         <w:tc>
           <w:tcPr>
             <w:tcW w:type="dxa" w:w="1728"/>
+            <w:tcBorders>
+              <w:top w:val="nil"/>
+              <w:left w:val="nil"/>
+              <w:bottom w:val="nil"/>
+              <w:right w:val="nil"/>
+            </w:tcBorders>
           </w:tcPr>
           <w:p>
             <w:r/>
@@ -7922,6 +10454,12 @@
         <w:tc>
           <w:tcPr>
             <w:tcW w:type="dxa" w:w="1728"/>
+            <w:tcBorders>
+              <w:top w:val="nil"/>
+              <w:left w:val="nil"/>
+              <w:bottom w:val="nil"/>
+              <w:right w:val="nil"/>
+            </w:tcBorders>
           </w:tcPr>
           <w:p>
             <w:r/>
@@ -7937,6 +10475,12 @@
         <w:tc>
           <w:tcPr>
             <w:tcW w:type="dxa" w:w="1728"/>
+            <w:tcBorders>
+              <w:top w:val="nil"/>
+              <w:left w:val="nil"/>
+              <w:bottom w:val="nil"/>
+              <w:right w:val="nil"/>
+            </w:tcBorders>
           </w:tcPr>
           <w:p>
             <w:r/>
@@ -7952,6 +10496,12 @@
         <w:tc>
           <w:tcPr>
             <w:tcW w:type="dxa" w:w="1728"/>
+            <w:tcBorders>
+              <w:top w:val="nil"/>
+              <w:left w:val="nil"/>
+              <w:bottom w:val="nil"/>
+              <w:right w:val="nil"/>
+            </w:tcBorders>
           </w:tcPr>
           <w:p>
             <w:r/>
@@ -7967,6 +10517,12 @@
         <w:tc>
           <w:tcPr>
             <w:tcW w:type="dxa" w:w="1728"/>
+            <w:tcBorders>
+              <w:top w:val="nil"/>
+              <w:left w:val="nil"/>
+              <w:bottom w:val="nil"/>
+              <w:right w:val="nil"/>
+            </w:tcBorders>
           </w:tcPr>
           <w:p>
             <w:r/>
@@ -7984,6 +10540,12 @@
         <w:tc>
           <w:tcPr>
             <w:tcW w:type="dxa" w:w="1728"/>
+            <w:tcBorders>
+              <w:top w:val="nil"/>
+              <w:left w:val="nil"/>
+              <w:bottom w:val="nil"/>
+              <w:right w:val="nil"/>
+            </w:tcBorders>
           </w:tcPr>
           <w:p>
             <w:r/>
@@ -7999,6 +10561,12 @@
         <w:tc>
           <w:tcPr>
             <w:tcW w:type="dxa" w:w="1728"/>
+            <w:tcBorders>
+              <w:top w:val="nil"/>
+              <w:left w:val="nil"/>
+              <w:bottom w:val="nil"/>
+              <w:right w:val="nil"/>
+            </w:tcBorders>
           </w:tcPr>
           <w:p>
             <w:r/>
@@ -8014,6 +10582,12 @@
         <w:tc>
           <w:tcPr>
             <w:tcW w:type="dxa" w:w="1728"/>
+            <w:tcBorders>
+              <w:top w:val="nil"/>
+              <w:left w:val="nil"/>
+              <w:bottom w:val="nil"/>
+              <w:right w:val="nil"/>
+            </w:tcBorders>
           </w:tcPr>
           <w:p>
             <w:r/>
@@ -8029,6 +10603,12 @@
         <w:tc>
           <w:tcPr>
             <w:tcW w:type="dxa" w:w="1728"/>
+            <w:tcBorders>
+              <w:top w:val="nil"/>
+              <w:left w:val="nil"/>
+              <w:bottom w:val="nil"/>
+              <w:right w:val="nil"/>
+            </w:tcBorders>
           </w:tcPr>
           <w:p>
             <w:r/>
@@ -8044,6 +10624,12 @@
         <w:tc>
           <w:tcPr>
             <w:tcW w:type="dxa" w:w="1728"/>
+            <w:tcBorders>
+              <w:top w:val="nil"/>
+              <w:left w:val="nil"/>
+              <w:bottom w:val="nil"/>
+              <w:right w:val="nil"/>
+            </w:tcBorders>
           </w:tcPr>
           <w:p>
             <w:r/>
@@ -8061,6 +10647,12 @@
         <w:tc>
           <w:tcPr>
             <w:tcW w:type="dxa" w:w="1728"/>
+            <w:tcBorders>
+              <w:top w:val="nil"/>
+              <w:left w:val="nil"/>
+              <w:bottom w:val="single" w:sz="12" w:space="0" w:color="000000"/>
+              <w:right w:val="nil"/>
+            </w:tcBorders>
           </w:tcPr>
           <w:p>
             <w:r/>
@@ -8076,6 +10668,12 @@
         <w:tc>
           <w:tcPr>
             <w:tcW w:type="dxa" w:w="1728"/>
+            <w:tcBorders>
+              <w:top w:val="nil"/>
+              <w:left w:val="nil"/>
+              <w:bottom w:val="single" w:sz="12" w:space="0" w:color="000000"/>
+              <w:right w:val="nil"/>
+            </w:tcBorders>
           </w:tcPr>
           <w:p>
             <w:r/>
@@ -8091,6 +10689,12 @@
         <w:tc>
           <w:tcPr>
             <w:tcW w:type="dxa" w:w="1728"/>
+            <w:tcBorders>
+              <w:top w:val="nil"/>
+              <w:left w:val="nil"/>
+              <w:bottom w:val="single" w:sz="12" w:space="0" w:color="000000"/>
+              <w:right w:val="nil"/>
+            </w:tcBorders>
           </w:tcPr>
           <w:p>
             <w:r/>
@@ -8106,6 +10710,12 @@
         <w:tc>
           <w:tcPr>
             <w:tcW w:type="dxa" w:w="1728"/>
+            <w:tcBorders>
+              <w:top w:val="nil"/>
+              <w:left w:val="nil"/>
+              <w:bottom w:val="single" w:sz="12" w:space="0" w:color="000000"/>
+              <w:right w:val="nil"/>
+            </w:tcBorders>
           </w:tcPr>
           <w:p>
             <w:r/>
@@ -8121,6 +10731,12 @@
         <w:tc>
           <w:tcPr>
             <w:tcW w:type="dxa" w:w="1728"/>
+            <w:tcBorders>
+              <w:top w:val="nil"/>
+              <w:left w:val="nil"/>
+              <w:bottom w:val="single" w:sz="12" w:space="0" w:color="000000"/>
+              <w:right w:val="nil"/>
+            </w:tcBorders>
           </w:tcPr>
           <w:p>
             <w:r/>

--- a/家鸡遗传学综述_v2.docx
+++ b/家鸡遗传学综述_v2.docx
@@ -624,9 +624,8 @@
     </w:p>
     <w:tbl>
       <w:tblPr>
-        <w:tblStyle w:val="LightGrid-Accent1"/>
         <w:tblW w:type="auto" w:w="0"/>
-        <w:tblLook w:firstColumn="1" w:firstRow="1" w:lastColumn="0" w:lastRow="0" w:noHBand="0" w:noVBand="1" w:val="04A0"/>
+        <w:tblLook w:firstColumn="0" w:firstRow="0" w:lastColumn="0" w:lastRow="0" w:noHBand="1" w:noVBand="1" w:val="04A0"/>
         <w:tblBorders>
           <w:top w:val="nil"/>
           <w:left w:val="nil"/>
@@ -655,6 +654,7 @@
               <w:bottom w:val="single" w:sz="6" w:space="0" w:color="000000"/>
               <w:right w:val="nil"/>
             </w:tcBorders>
+            <w:shd w:val="clear" w:color="auto" w:fill="FFFFFF"/>
           </w:tcPr>
           <w:p>
             <w:r/>
@@ -677,6 +677,7 @@
               <w:bottom w:val="single" w:sz="6" w:space="0" w:color="000000"/>
               <w:right w:val="nil"/>
             </w:tcBorders>
+            <w:shd w:val="clear" w:color="auto" w:fill="FFFFFF"/>
           </w:tcPr>
           <w:p>
             <w:r/>
@@ -699,6 +700,7 @@
               <w:bottom w:val="single" w:sz="6" w:space="0" w:color="000000"/>
               <w:right w:val="nil"/>
             </w:tcBorders>
+            <w:shd w:val="clear" w:color="auto" w:fill="FFFFFF"/>
           </w:tcPr>
           <w:p>
             <w:r/>
@@ -721,6 +723,7 @@
               <w:bottom w:val="single" w:sz="6" w:space="0" w:color="000000"/>
               <w:right w:val="nil"/>
             </w:tcBorders>
+            <w:shd w:val="clear" w:color="auto" w:fill="FFFFFF"/>
           </w:tcPr>
           <w:p>
             <w:r/>
@@ -743,6 +746,7 @@
               <w:bottom w:val="single" w:sz="6" w:space="0" w:color="000000"/>
               <w:right w:val="nil"/>
             </w:tcBorders>
+            <w:shd w:val="clear" w:color="auto" w:fill="FFFFFF"/>
           </w:tcPr>
           <w:p>
             <w:r/>
@@ -765,6 +769,7 @@
               <w:bottom w:val="single" w:sz="6" w:space="0" w:color="000000"/>
               <w:right w:val="nil"/>
             </w:tcBorders>
+            <w:shd w:val="clear" w:color="auto" w:fill="FFFFFF"/>
           </w:tcPr>
           <w:p>
             <w:r/>
@@ -787,6 +792,7 @@
               <w:bottom w:val="single" w:sz="6" w:space="0" w:color="000000"/>
               <w:right w:val="nil"/>
             </w:tcBorders>
+            <w:shd w:val="clear" w:color="auto" w:fill="FFFFFF"/>
           </w:tcPr>
           <w:p>
             <w:r/>
@@ -811,6 +817,7 @@
               <w:bottom w:val="nil"/>
               <w:right w:val="nil"/>
             </w:tcBorders>
+            <w:shd w:val="clear" w:color="auto" w:fill="FFFFFF"/>
           </w:tcPr>
           <w:p>
             <w:r/>
@@ -832,6 +839,7 @@
               <w:bottom w:val="nil"/>
               <w:right w:val="nil"/>
             </w:tcBorders>
+            <w:shd w:val="clear" w:color="auto" w:fill="FFFFFF"/>
           </w:tcPr>
           <w:p>
             <w:r/>
@@ -853,6 +861,7 @@
               <w:bottom w:val="nil"/>
               <w:right w:val="nil"/>
             </w:tcBorders>
+            <w:shd w:val="clear" w:color="auto" w:fill="FFFFFF"/>
           </w:tcPr>
           <w:p>
             <w:r/>
@@ -874,6 +883,7 @@
               <w:bottom w:val="nil"/>
               <w:right w:val="nil"/>
             </w:tcBorders>
+            <w:shd w:val="clear" w:color="auto" w:fill="FFFFFF"/>
           </w:tcPr>
           <w:p>
             <w:r/>
@@ -895,6 +905,7 @@
               <w:bottom w:val="nil"/>
               <w:right w:val="nil"/>
             </w:tcBorders>
+            <w:shd w:val="clear" w:color="auto" w:fill="FFFFFF"/>
           </w:tcPr>
           <w:p>
             <w:r/>
@@ -916,6 +927,7 @@
               <w:bottom w:val="nil"/>
               <w:right w:val="nil"/>
             </w:tcBorders>
+            <w:shd w:val="clear" w:color="auto" w:fill="FFFFFF"/>
           </w:tcPr>
           <w:p>
             <w:r/>
@@ -937,6 +949,7 @@
               <w:bottom w:val="nil"/>
               <w:right w:val="nil"/>
             </w:tcBorders>
+            <w:shd w:val="clear" w:color="auto" w:fill="FFFFFF"/>
           </w:tcPr>
           <w:p>
             <w:r/>
@@ -960,6 +973,7 @@
               <w:bottom w:val="nil"/>
               <w:right w:val="nil"/>
             </w:tcBorders>
+            <w:shd w:val="clear" w:color="auto" w:fill="FFFFFF"/>
           </w:tcPr>
           <w:p>
             <w:r/>
@@ -981,6 +995,7 @@
               <w:bottom w:val="nil"/>
               <w:right w:val="nil"/>
             </w:tcBorders>
+            <w:shd w:val="clear" w:color="auto" w:fill="FFFFFF"/>
           </w:tcPr>
           <w:p>
             <w:r/>
@@ -1002,6 +1017,7 @@
               <w:bottom w:val="nil"/>
               <w:right w:val="nil"/>
             </w:tcBorders>
+            <w:shd w:val="clear" w:color="auto" w:fill="FFFFFF"/>
           </w:tcPr>
           <w:p>
             <w:r/>
@@ -1023,6 +1039,7 @@
               <w:bottom w:val="nil"/>
               <w:right w:val="nil"/>
             </w:tcBorders>
+            <w:shd w:val="clear" w:color="auto" w:fill="FFFFFF"/>
           </w:tcPr>
           <w:p>
             <w:r/>
@@ -1044,6 +1061,7 @@
               <w:bottom w:val="nil"/>
               <w:right w:val="nil"/>
             </w:tcBorders>
+            <w:shd w:val="clear" w:color="auto" w:fill="FFFFFF"/>
           </w:tcPr>
           <w:p>
             <w:r/>
@@ -1065,6 +1083,7 @@
               <w:bottom w:val="nil"/>
               <w:right w:val="nil"/>
             </w:tcBorders>
+            <w:shd w:val="clear" w:color="auto" w:fill="FFFFFF"/>
           </w:tcPr>
           <w:p>
             <w:r/>
@@ -1086,6 +1105,7 @@
               <w:bottom w:val="nil"/>
               <w:right w:val="nil"/>
             </w:tcBorders>
+            <w:shd w:val="clear" w:color="auto" w:fill="FFFFFF"/>
           </w:tcPr>
           <w:p>
             <w:r/>
@@ -1109,6 +1129,7 @@
               <w:bottom w:val="nil"/>
               <w:right w:val="nil"/>
             </w:tcBorders>
+            <w:shd w:val="clear" w:color="auto" w:fill="FFFFFF"/>
           </w:tcPr>
           <w:p>
             <w:r/>
@@ -1130,6 +1151,7 @@
               <w:bottom w:val="nil"/>
               <w:right w:val="nil"/>
             </w:tcBorders>
+            <w:shd w:val="clear" w:color="auto" w:fill="FFFFFF"/>
           </w:tcPr>
           <w:p>
             <w:r/>
@@ -1151,6 +1173,7 @@
               <w:bottom w:val="nil"/>
               <w:right w:val="nil"/>
             </w:tcBorders>
+            <w:shd w:val="clear" w:color="auto" w:fill="FFFFFF"/>
           </w:tcPr>
           <w:p>
             <w:r/>
@@ -1172,6 +1195,7 @@
               <w:bottom w:val="nil"/>
               <w:right w:val="nil"/>
             </w:tcBorders>
+            <w:shd w:val="clear" w:color="auto" w:fill="FFFFFF"/>
           </w:tcPr>
           <w:p>
             <w:r/>
@@ -1193,6 +1217,7 @@
               <w:bottom w:val="nil"/>
               <w:right w:val="nil"/>
             </w:tcBorders>
+            <w:shd w:val="clear" w:color="auto" w:fill="FFFFFF"/>
           </w:tcPr>
           <w:p>
             <w:r/>
@@ -1214,6 +1239,7 @@
               <w:bottom w:val="nil"/>
               <w:right w:val="nil"/>
             </w:tcBorders>
+            <w:shd w:val="clear" w:color="auto" w:fill="FFFFFF"/>
           </w:tcPr>
           <w:p>
             <w:r/>
@@ -1235,6 +1261,7 @@
               <w:bottom w:val="nil"/>
               <w:right w:val="nil"/>
             </w:tcBorders>
+            <w:shd w:val="clear" w:color="auto" w:fill="FFFFFF"/>
           </w:tcPr>
           <w:p>
             <w:r/>
@@ -1258,6 +1285,7 @@
               <w:bottom w:val="nil"/>
               <w:right w:val="nil"/>
             </w:tcBorders>
+            <w:shd w:val="clear" w:color="auto" w:fill="FFFFFF"/>
           </w:tcPr>
           <w:p>
             <w:r/>
@@ -1279,6 +1307,7 @@
               <w:bottom w:val="nil"/>
               <w:right w:val="nil"/>
             </w:tcBorders>
+            <w:shd w:val="clear" w:color="auto" w:fill="FFFFFF"/>
           </w:tcPr>
           <w:p>
             <w:r/>
@@ -1300,6 +1329,7 @@
               <w:bottom w:val="nil"/>
               <w:right w:val="nil"/>
             </w:tcBorders>
+            <w:shd w:val="clear" w:color="auto" w:fill="FFFFFF"/>
           </w:tcPr>
           <w:p>
             <w:r/>
@@ -1321,6 +1351,7 @@
               <w:bottom w:val="nil"/>
               <w:right w:val="nil"/>
             </w:tcBorders>
+            <w:shd w:val="clear" w:color="auto" w:fill="FFFFFF"/>
           </w:tcPr>
           <w:p>
             <w:r/>
@@ -1342,6 +1373,7 @@
               <w:bottom w:val="nil"/>
               <w:right w:val="nil"/>
             </w:tcBorders>
+            <w:shd w:val="clear" w:color="auto" w:fill="FFFFFF"/>
           </w:tcPr>
           <w:p>
             <w:r/>
@@ -1363,6 +1395,7 @@
               <w:bottom w:val="nil"/>
               <w:right w:val="nil"/>
             </w:tcBorders>
+            <w:shd w:val="clear" w:color="auto" w:fill="FFFFFF"/>
           </w:tcPr>
           <w:p>
             <w:r/>
@@ -1384,6 +1417,7 @@
               <w:bottom w:val="nil"/>
               <w:right w:val="nil"/>
             </w:tcBorders>
+            <w:shd w:val="clear" w:color="auto" w:fill="FFFFFF"/>
           </w:tcPr>
           <w:p>
             <w:r/>
@@ -1407,6 +1441,7 @@
               <w:bottom w:val="nil"/>
               <w:right w:val="nil"/>
             </w:tcBorders>
+            <w:shd w:val="clear" w:color="auto" w:fill="FFFFFF"/>
           </w:tcPr>
           <w:p>
             <w:r/>
@@ -1428,6 +1463,7 @@
               <w:bottom w:val="nil"/>
               <w:right w:val="nil"/>
             </w:tcBorders>
+            <w:shd w:val="clear" w:color="auto" w:fill="FFFFFF"/>
           </w:tcPr>
           <w:p>
             <w:r/>
@@ -1449,6 +1485,7 @@
               <w:bottom w:val="nil"/>
               <w:right w:val="nil"/>
             </w:tcBorders>
+            <w:shd w:val="clear" w:color="auto" w:fill="FFFFFF"/>
           </w:tcPr>
           <w:p>
             <w:r/>
@@ -1470,6 +1507,7 @@
               <w:bottom w:val="nil"/>
               <w:right w:val="nil"/>
             </w:tcBorders>
+            <w:shd w:val="clear" w:color="auto" w:fill="FFFFFF"/>
           </w:tcPr>
           <w:p>
             <w:r/>
@@ -1491,6 +1529,7 @@
               <w:bottom w:val="nil"/>
               <w:right w:val="nil"/>
             </w:tcBorders>
+            <w:shd w:val="clear" w:color="auto" w:fill="FFFFFF"/>
           </w:tcPr>
           <w:p>
             <w:r/>
@@ -1512,6 +1551,7 @@
               <w:bottom w:val="nil"/>
               <w:right w:val="nil"/>
             </w:tcBorders>
+            <w:shd w:val="clear" w:color="auto" w:fill="FFFFFF"/>
           </w:tcPr>
           <w:p>
             <w:r/>
@@ -1533,6 +1573,7 @@
               <w:bottom w:val="nil"/>
               <w:right w:val="nil"/>
             </w:tcBorders>
+            <w:shd w:val="clear" w:color="auto" w:fill="FFFFFF"/>
           </w:tcPr>
           <w:p>
             <w:r/>
@@ -1556,6 +1597,7 @@
               <w:bottom w:val="nil"/>
               <w:right w:val="nil"/>
             </w:tcBorders>
+            <w:shd w:val="clear" w:color="auto" w:fill="FFFFFF"/>
           </w:tcPr>
           <w:p>
             <w:r/>
@@ -1577,6 +1619,7 @@
               <w:bottom w:val="nil"/>
               <w:right w:val="nil"/>
             </w:tcBorders>
+            <w:shd w:val="clear" w:color="auto" w:fill="FFFFFF"/>
           </w:tcPr>
           <w:p>
             <w:r/>
@@ -1598,6 +1641,7 @@
               <w:bottom w:val="nil"/>
               <w:right w:val="nil"/>
             </w:tcBorders>
+            <w:shd w:val="clear" w:color="auto" w:fill="FFFFFF"/>
           </w:tcPr>
           <w:p>
             <w:r/>
@@ -1619,6 +1663,7 @@
               <w:bottom w:val="nil"/>
               <w:right w:val="nil"/>
             </w:tcBorders>
+            <w:shd w:val="clear" w:color="auto" w:fill="FFFFFF"/>
           </w:tcPr>
           <w:p>
             <w:r/>
@@ -1640,6 +1685,7 @@
               <w:bottom w:val="nil"/>
               <w:right w:val="nil"/>
             </w:tcBorders>
+            <w:shd w:val="clear" w:color="auto" w:fill="FFFFFF"/>
           </w:tcPr>
           <w:p>
             <w:r/>
@@ -1661,6 +1707,7 @@
               <w:bottom w:val="nil"/>
               <w:right w:val="nil"/>
             </w:tcBorders>
+            <w:shd w:val="clear" w:color="auto" w:fill="FFFFFF"/>
           </w:tcPr>
           <w:p>
             <w:r/>
@@ -1682,6 +1729,7 @@
               <w:bottom w:val="nil"/>
               <w:right w:val="nil"/>
             </w:tcBorders>
+            <w:shd w:val="clear" w:color="auto" w:fill="FFFFFF"/>
           </w:tcPr>
           <w:p>
             <w:r/>
@@ -1705,6 +1753,7 @@
               <w:bottom w:val="nil"/>
               <w:right w:val="nil"/>
             </w:tcBorders>
+            <w:shd w:val="clear" w:color="auto" w:fill="FFFFFF"/>
           </w:tcPr>
           <w:p>
             <w:r/>
@@ -1726,6 +1775,7 @@
               <w:bottom w:val="nil"/>
               <w:right w:val="nil"/>
             </w:tcBorders>
+            <w:shd w:val="clear" w:color="auto" w:fill="FFFFFF"/>
           </w:tcPr>
           <w:p>
             <w:r/>
@@ -1747,6 +1797,7 @@
               <w:bottom w:val="nil"/>
               <w:right w:val="nil"/>
             </w:tcBorders>
+            <w:shd w:val="clear" w:color="auto" w:fill="FFFFFF"/>
           </w:tcPr>
           <w:p>
             <w:r/>
@@ -1768,6 +1819,7 @@
               <w:bottom w:val="nil"/>
               <w:right w:val="nil"/>
             </w:tcBorders>
+            <w:shd w:val="clear" w:color="auto" w:fill="FFFFFF"/>
           </w:tcPr>
           <w:p>
             <w:r/>
@@ -1789,6 +1841,7 @@
               <w:bottom w:val="nil"/>
               <w:right w:val="nil"/>
             </w:tcBorders>
+            <w:shd w:val="clear" w:color="auto" w:fill="FFFFFF"/>
           </w:tcPr>
           <w:p>
             <w:r/>
@@ -1810,6 +1863,7 @@
               <w:bottom w:val="nil"/>
               <w:right w:val="nil"/>
             </w:tcBorders>
+            <w:shd w:val="clear" w:color="auto" w:fill="FFFFFF"/>
           </w:tcPr>
           <w:p>
             <w:r/>
@@ -1831,6 +1885,7 @@
               <w:bottom w:val="nil"/>
               <w:right w:val="nil"/>
             </w:tcBorders>
+            <w:shd w:val="clear" w:color="auto" w:fill="FFFFFF"/>
           </w:tcPr>
           <w:p>
             <w:r/>
@@ -1854,6 +1909,7 @@
               <w:bottom w:val="single" w:sz="12" w:space="0" w:color="000000"/>
               <w:right w:val="nil"/>
             </w:tcBorders>
+            <w:shd w:val="clear" w:color="auto" w:fill="FFFFFF"/>
           </w:tcPr>
           <w:p>
             <w:r/>
@@ -1871,6 +1927,7 @@
               <w:bottom w:val="single" w:sz="12" w:space="0" w:color="000000"/>
               <w:right w:val="nil"/>
             </w:tcBorders>
+            <w:shd w:val="clear" w:color="auto" w:fill="FFFFFF"/>
           </w:tcPr>
           <w:p>
             <w:r/>
@@ -1888,6 +1945,7 @@
               <w:bottom w:val="single" w:sz="12" w:space="0" w:color="000000"/>
               <w:right w:val="nil"/>
             </w:tcBorders>
+            <w:shd w:val="clear" w:color="auto" w:fill="FFFFFF"/>
           </w:tcPr>
           <w:p>
             <w:r/>
@@ -1905,6 +1963,7 @@
               <w:bottom w:val="single" w:sz="12" w:space="0" w:color="000000"/>
               <w:right w:val="nil"/>
             </w:tcBorders>
+            <w:shd w:val="clear" w:color="auto" w:fill="FFFFFF"/>
           </w:tcPr>
           <w:p>
             <w:r/>
@@ -1922,6 +1981,7 @@
               <w:bottom w:val="single" w:sz="12" w:space="0" w:color="000000"/>
               <w:right w:val="nil"/>
             </w:tcBorders>
+            <w:shd w:val="clear" w:color="auto" w:fill="FFFFFF"/>
           </w:tcPr>
           <w:p>
             <w:r/>
@@ -1939,6 +1999,7 @@
               <w:bottom w:val="single" w:sz="12" w:space="0" w:color="000000"/>
               <w:right w:val="nil"/>
             </w:tcBorders>
+            <w:shd w:val="clear" w:color="auto" w:fill="FFFFFF"/>
           </w:tcPr>
           <w:p>
             <w:r/>
@@ -1956,6 +2017,7 @@
               <w:bottom w:val="single" w:sz="12" w:space="0" w:color="000000"/>
               <w:right w:val="nil"/>
             </w:tcBorders>
+            <w:shd w:val="clear" w:color="auto" w:fill="FFFFFF"/>
           </w:tcPr>
           <w:p>
             <w:r/>
@@ -2905,9 +2967,8 @@
     </w:p>
     <w:tbl>
       <w:tblPr>
-        <w:tblStyle w:val="LightGrid-Accent1"/>
         <w:tblW w:type="auto" w:w="0"/>
-        <w:tblLook w:firstColumn="1" w:firstRow="1" w:lastColumn="0" w:lastRow="0" w:noHBand="0" w:noVBand="1" w:val="04A0"/>
+        <w:tblLook w:firstColumn="0" w:firstRow="0" w:lastColumn="0" w:lastRow="0" w:noHBand="1" w:noVBand="1" w:val="04A0"/>
         <w:tblBorders>
           <w:top w:val="nil"/>
           <w:left w:val="nil"/>
@@ -2936,6 +2997,7 @@
               <w:bottom w:val="single" w:sz="6" w:space="0" w:color="000000"/>
               <w:right w:val="nil"/>
             </w:tcBorders>
+            <w:shd w:val="clear" w:color="auto" w:fill="FFFFFF"/>
           </w:tcPr>
           <w:p>
             <w:r/>
@@ -2958,6 +3020,7 @@
               <w:bottom w:val="single" w:sz="6" w:space="0" w:color="000000"/>
               <w:right w:val="nil"/>
             </w:tcBorders>
+            <w:shd w:val="clear" w:color="auto" w:fill="FFFFFF"/>
           </w:tcPr>
           <w:p>
             <w:r/>
@@ -2980,6 +3043,7 @@
               <w:bottom w:val="single" w:sz="6" w:space="0" w:color="000000"/>
               <w:right w:val="nil"/>
             </w:tcBorders>
+            <w:shd w:val="clear" w:color="auto" w:fill="FFFFFF"/>
           </w:tcPr>
           <w:p>
             <w:r/>
@@ -3002,6 +3066,7 @@
               <w:bottom w:val="single" w:sz="6" w:space="0" w:color="000000"/>
               <w:right w:val="nil"/>
             </w:tcBorders>
+            <w:shd w:val="clear" w:color="auto" w:fill="FFFFFF"/>
           </w:tcPr>
           <w:p>
             <w:r/>
@@ -3024,6 +3089,7 @@
               <w:bottom w:val="single" w:sz="6" w:space="0" w:color="000000"/>
               <w:right w:val="nil"/>
             </w:tcBorders>
+            <w:shd w:val="clear" w:color="auto" w:fill="FFFFFF"/>
           </w:tcPr>
           <w:p>
             <w:r/>
@@ -3046,6 +3112,7 @@
               <w:bottom w:val="single" w:sz="6" w:space="0" w:color="000000"/>
               <w:right w:val="nil"/>
             </w:tcBorders>
+            <w:shd w:val="clear" w:color="auto" w:fill="FFFFFF"/>
           </w:tcPr>
           <w:p>
             <w:r/>
@@ -3068,6 +3135,7 @@
               <w:bottom w:val="single" w:sz="6" w:space="0" w:color="000000"/>
               <w:right w:val="nil"/>
             </w:tcBorders>
+            <w:shd w:val="clear" w:color="auto" w:fill="FFFFFF"/>
           </w:tcPr>
           <w:p>
             <w:r/>
@@ -3092,6 +3160,7 @@
               <w:bottom w:val="nil"/>
               <w:right w:val="nil"/>
             </w:tcBorders>
+            <w:shd w:val="clear" w:color="auto" w:fill="FFFFFF"/>
           </w:tcPr>
           <w:p>
             <w:r/>
@@ -3113,6 +3182,7 @@
               <w:bottom w:val="nil"/>
               <w:right w:val="nil"/>
             </w:tcBorders>
+            <w:shd w:val="clear" w:color="auto" w:fill="FFFFFF"/>
           </w:tcPr>
           <w:p>
             <w:r/>
@@ -3134,6 +3204,7 @@
               <w:bottom w:val="nil"/>
               <w:right w:val="nil"/>
             </w:tcBorders>
+            <w:shd w:val="clear" w:color="auto" w:fill="FFFFFF"/>
           </w:tcPr>
           <w:p>
             <w:r/>
@@ -3155,6 +3226,7 @@
               <w:bottom w:val="nil"/>
               <w:right w:val="nil"/>
             </w:tcBorders>
+            <w:shd w:val="clear" w:color="auto" w:fill="FFFFFF"/>
           </w:tcPr>
           <w:p>
             <w:r/>
@@ -3176,6 +3248,7 @@
               <w:bottom w:val="nil"/>
               <w:right w:val="nil"/>
             </w:tcBorders>
+            <w:shd w:val="clear" w:color="auto" w:fill="FFFFFF"/>
           </w:tcPr>
           <w:p>
             <w:r/>
@@ -3197,6 +3270,7 @@
               <w:bottom w:val="nil"/>
               <w:right w:val="nil"/>
             </w:tcBorders>
+            <w:shd w:val="clear" w:color="auto" w:fill="FFFFFF"/>
           </w:tcPr>
           <w:p>
             <w:r/>
@@ -3218,6 +3292,7 @@
               <w:bottom w:val="nil"/>
               <w:right w:val="nil"/>
             </w:tcBorders>
+            <w:shd w:val="clear" w:color="auto" w:fill="FFFFFF"/>
           </w:tcPr>
           <w:p>
             <w:r/>
@@ -3241,6 +3316,7 @@
               <w:bottom w:val="nil"/>
               <w:right w:val="nil"/>
             </w:tcBorders>
+            <w:shd w:val="clear" w:color="auto" w:fill="FFFFFF"/>
           </w:tcPr>
           <w:p>
             <w:r/>
@@ -3262,6 +3338,7 @@
               <w:bottom w:val="nil"/>
               <w:right w:val="nil"/>
             </w:tcBorders>
+            <w:shd w:val="clear" w:color="auto" w:fill="FFFFFF"/>
           </w:tcPr>
           <w:p>
             <w:r/>
@@ -3283,6 +3360,7 @@
               <w:bottom w:val="nil"/>
               <w:right w:val="nil"/>
             </w:tcBorders>
+            <w:shd w:val="clear" w:color="auto" w:fill="FFFFFF"/>
           </w:tcPr>
           <w:p>
             <w:r/>
@@ -3304,6 +3382,7 @@
               <w:bottom w:val="nil"/>
               <w:right w:val="nil"/>
             </w:tcBorders>
+            <w:shd w:val="clear" w:color="auto" w:fill="FFFFFF"/>
           </w:tcPr>
           <w:p>
             <w:r/>
@@ -3325,6 +3404,7 @@
               <w:bottom w:val="nil"/>
               <w:right w:val="nil"/>
             </w:tcBorders>
+            <w:shd w:val="clear" w:color="auto" w:fill="FFFFFF"/>
           </w:tcPr>
           <w:p>
             <w:r/>
@@ -3346,6 +3426,7 @@
               <w:bottom w:val="nil"/>
               <w:right w:val="nil"/>
             </w:tcBorders>
+            <w:shd w:val="clear" w:color="auto" w:fill="FFFFFF"/>
           </w:tcPr>
           <w:p>
             <w:r/>
@@ -3367,6 +3448,7 @@
               <w:bottom w:val="nil"/>
               <w:right w:val="nil"/>
             </w:tcBorders>
+            <w:shd w:val="clear" w:color="auto" w:fill="FFFFFF"/>
           </w:tcPr>
           <w:p>
             <w:r/>
@@ -3390,6 +3472,7 @@
               <w:bottom w:val="nil"/>
               <w:right w:val="nil"/>
             </w:tcBorders>
+            <w:shd w:val="clear" w:color="auto" w:fill="FFFFFF"/>
           </w:tcPr>
           <w:p>
             <w:r/>
@@ -3411,6 +3494,7 @@
               <w:bottom w:val="nil"/>
               <w:right w:val="nil"/>
             </w:tcBorders>
+            <w:shd w:val="clear" w:color="auto" w:fill="FFFFFF"/>
           </w:tcPr>
           <w:p>
             <w:r/>
@@ -3432,6 +3516,7 @@
               <w:bottom w:val="nil"/>
               <w:right w:val="nil"/>
             </w:tcBorders>
+            <w:shd w:val="clear" w:color="auto" w:fill="FFFFFF"/>
           </w:tcPr>
           <w:p>
             <w:r/>
@@ -3453,6 +3538,7 @@
               <w:bottom w:val="nil"/>
               <w:right w:val="nil"/>
             </w:tcBorders>
+            <w:shd w:val="clear" w:color="auto" w:fill="FFFFFF"/>
           </w:tcPr>
           <w:p>
             <w:r/>
@@ -3474,6 +3560,7 @@
               <w:bottom w:val="nil"/>
               <w:right w:val="nil"/>
             </w:tcBorders>
+            <w:shd w:val="clear" w:color="auto" w:fill="FFFFFF"/>
           </w:tcPr>
           <w:p>
             <w:r/>
@@ -3495,6 +3582,7 @@
               <w:bottom w:val="nil"/>
               <w:right w:val="nil"/>
             </w:tcBorders>
+            <w:shd w:val="clear" w:color="auto" w:fill="FFFFFF"/>
           </w:tcPr>
           <w:p>
             <w:r/>
@@ -3516,6 +3604,7 @@
               <w:bottom w:val="nil"/>
               <w:right w:val="nil"/>
             </w:tcBorders>
+            <w:shd w:val="clear" w:color="auto" w:fill="FFFFFF"/>
           </w:tcPr>
           <w:p>
             <w:r/>
@@ -3539,6 +3628,7 @@
               <w:bottom w:val="nil"/>
               <w:right w:val="nil"/>
             </w:tcBorders>
+            <w:shd w:val="clear" w:color="auto" w:fill="FFFFFF"/>
           </w:tcPr>
           <w:p>
             <w:r/>
@@ -3560,6 +3650,7 @@
               <w:bottom w:val="nil"/>
               <w:right w:val="nil"/>
             </w:tcBorders>
+            <w:shd w:val="clear" w:color="auto" w:fill="FFFFFF"/>
           </w:tcPr>
           <w:p>
             <w:r/>
@@ -3581,6 +3672,7 @@
               <w:bottom w:val="nil"/>
               <w:right w:val="nil"/>
             </w:tcBorders>
+            <w:shd w:val="clear" w:color="auto" w:fill="FFFFFF"/>
           </w:tcPr>
           <w:p>
             <w:r/>
@@ -3602,6 +3694,7 @@
               <w:bottom w:val="nil"/>
               <w:right w:val="nil"/>
             </w:tcBorders>
+            <w:shd w:val="clear" w:color="auto" w:fill="FFFFFF"/>
           </w:tcPr>
           <w:p>
             <w:r/>
@@ -3623,6 +3716,7 @@
               <w:bottom w:val="nil"/>
               <w:right w:val="nil"/>
             </w:tcBorders>
+            <w:shd w:val="clear" w:color="auto" w:fill="FFFFFF"/>
           </w:tcPr>
           <w:p>
             <w:r/>
@@ -3644,6 +3738,7 @@
               <w:bottom w:val="nil"/>
               <w:right w:val="nil"/>
             </w:tcBorders>
+            <w:shd w:val="clear" w:color="auto" w:fill="FFFFFF"/>
           </w:tcPr>
           <w:p>
             <w:r/>
@@ -3661,6 +3756,7 @@
               <w:bottom w:val="nil"/>
               <w:right w:val="nil"/>
             </w:tcBorders>
+            <w:shd w:val="clear" w:color="auto" w:fill="FFFFFF"/>
           </w:tcPr>
           <w:p>
             <w:r/>
@@ -3684,6 +3780,7 @@
               <w:bottom w:val="nil"/>
               <w:right w:val="nil"/>
             </w:tcBorders>
+            <w:shd w:val="clear" w:color="auto" w:fill="FFFFFF"/>
           </w:tcPr>
           <w:p>
             <w:r/>
@@ -3705,6 +3802,7 @@
               <w:bottom w:val="nil"/>
               <w:right w:val="nil"/>
             </w:tcBorders>
+            <w:shd w:val="clear" w:color="auto" w:fill="FFFFFF"/>
           </w:tcPr>
           <w:p>
             <w:r/>
@@ -3726,6 +3824,7 @@
               <w:bottom w:val="nil"/>
               <w:right w:val="nil"/>
             </w:tcBorders>
+            <w:shd w:val="clear" w:color="auto" w:fill="FFFFFF"/>
           </w:tcPr>
           <w:p>
             <w:r/>
@@ -3747,6 +3846,7 @@
               <w:bottom w:val="nil"/>
               <w:right w:val="nil"/>
             </w:tcBorders>
+            <w:shd w:val="clear" w:color="auto" w:fill="FFFFFF"/>
           </w:tcPr>
           <w:p>
             <w:r/>
@@ -3768,6 +3868,7 @@
               <w:bottom w:val="nil"/>
               <w:right w:val="nil"/>
             </w:tcBorders>
+            <w:shd w:val="clear" w:color="auto" w:fill="FFFFFF"/>
           </w:tcPr>
           <w:p>
             <w:r/>
@@ -3789,6 +3890,7 @@
               <w:bottom w:val="nil"/>
               <w:right w:val="nil"/>
             </w:tcBorders>
+            <w:shd w:val="clear" w:color="auto" w:fill="FFFFFF"/>
           </w:tcPr>
           <w:p>
             <w:r/>
@@ -3810,6 +3912,7 @@
               <w:bottom w:val="nil"/>
               <w:right w:val="nil"/>
             </w:tcBorders>
+            <w:shd w:val="clear" w:color="auto" w:fill="FFFFFF"/>
           </w:tcPr>
           <w:p>
             <w:r/>
@@ -3833,6 +3936,7 @@
               <w:bottom w:val="nil"/>
               <w:right w:val="nil"/>
             </w:tcBorders>
+            <w:shd w:val="clear" w:color="auto" w:fill="FFFFFF"/>
           </w:tcPr>
           <w:p>
             <w:r/>
@@ -3854,6 +3958,7 @@
               <w:bottom w:val="nil"/>
               <w:right w:val="nil"/>
             </w:tcBorders>
+            <w:shd w:val="clear" w:color="auto" w:fill="FFFFFF"/>
           </w:tcPr>
           <w:p>
             <w:r/>
@@ -3875,6 +3980,7 @@
               <w:bottom w:val="nil"/>
               <w:right w:val="nil"/>
             </w:tcBorders>
+            <w:shd w:val="clear" w:color="auto" w:fill="FFFFFF"/>
           </w:tcPr>
           <w:p>
             <w:r/>
@@ -3896,6 +4002,7 @@
               <w:bottom w:val="nil"/>
               <w:right w:val="nil"/>
             </w:tcBorders>
+            <w:shd w:val="clear" w:color="auto" w:fill="FFFFFF"/>
           </w:tcPr>
           <w:p>
             <w:r/>
@@ -3917,6 +4024,7 @@
               <w:bottom w:val="nil"/>
               <w:right w:val="nil"/>
             </w:tcBorders>
+            <w:shd w:val="clear" w:color="auto" w:fill="FFFFFF"/>
           </w:tcPr>
           <w:p>
             <w:r/>
@@ -3938,6 +4046,7 @@
               <w:bottom w:val="nil"/>
               <w:right w:val="nil"/>
             </w:tcBorders>
+            <w:shd w:val="clear" w:color="auto" w:fill="FFFFFF"/>
           </w:tcPr>
           <w:p>
             <w:r/>
@@ -3959,6 +4068,7 @@
               <w:bottom w:val="nil"/>
               <w:right w:val="nil"/>
             </w:tcBorders>
+            <w:shd w:val="clear" w:color="auto" w:fill="FFFFFF"/>
           </w:tcPr>
           <w:p>
             <w:r/>
@@ -3982,6 +4092,7 @@
               <w:bottom w:val="nil"/>
               <w:right w:val="nil"/>
             </w:tcBorders>
+            <w:shd w:val="clear" w:color="auto" w:fill="FFFFFF"/>
           </w:tcPr>
           <w:p>
             <w:r/>
@@ -4003,6 +4114,7 @@
               <w:bottom w:val="nil"/>
               <w:right w:val="nil"/>
             </w:tcBorders>
+            <w:shd w:val="clear" w:color="auto" w:fill="FFFFFF"/>
           </w:tcPr>
           <w:p>
             <w:r/>
@@ -4024,6 +4136,7 @@
               <w:bottom w:val="nil"/>
               <w:right w:val="nil"/>
             </w:tcBorders>
+            <w:shd w:val="clear" w:color="auto" w:fill="FFFFFF"/>
           </w:tcPr>
           <w:p>
             <w:r/>
@@ -4045,6 +4158,7 @@
               <w:bottom w:val="nil"/>
               <w:right w:val="nil"/>
             </w:tcBorders>
+            <w:shd w:val="clear" w:color="auto" w:fill="FFFFFF"/>
           </w:tcPr>
           <w:p>
             <w:r/>
@@ -4066,6 +4180,7 @@
               <w:bottom w:val="nil"/>
               <w:right w:val="nil"/>
             </w:tcBorders>
+            <w:shd w:val="clear" w:color="auto" w:fill="FFFFFF"/>
           </w:tcPr>
           <w:p>
             <w:r/>
@@ -4087,6 +4202,7 @@
               <w:bottom w:val="nil"/>
               <w:right w:val="nil"/>
             </w:tcBorders>
+            <w:shd w:val="clear" w:color="auto" w:fill="FFFFFF"/>
           </w:tcPr>
           <w:p>
             <w:r/>
@@ -4108,6 +4224,7 @@
               <w:bottom w:val="nil"/>
               <w:right w:val="nil"/>
             </w:tcBorders>
+            <w:shd w:val="clear" w:color="auto" w:fill="FFFFFF"/>
           </w:tcPr>
           <w:p>
             <w:r/>
@@ -4131,6 +4248,7 @@
               <w:bottom w:val="nil"/>
               <w:right w:val="nil"/>
             </w:tcBorders>
+            <w:shd w:val="clear" w:color="auto" w:fill="FFFFFF"/>
           </w:tcPr>
           <w:p>
             <w:r/>
@@ -4152,6 +4270,7 @@
               <w:bottom w:val="nil"/>
               <w:right w:val="nil"/>
             </w:tcBorders>
+            <w:shd w:val="clear" w:color="auto" w:fill="FFFFFF"/>
           </w:tcPr>
           <w:p>
             <w:r/>
@@ -4173,6 +4292,7 @@
               <w:bottom w:val="nil"/>
               <w:right w:val="nil"/>
             </w:tcBorders>
+            <w:shd w:val="clear" w:color="auto" w:fill="FFFFFF"/>
           </w:tcPr>
           <w:p>
             <w:r/>
@@ -4194,6 +4314,7 @@
               <w:bottom w:val="nil"/>
               <w:right w:val="nil"/>
             </w:tcBorders>
+            <w:shd w:val="clear" w:color="auto" w:fill="FFFFFF"/>
           </w:tcPr>
           <w:p>
             <w:r/>
@@ -4215,6 +4336,7 @@
               <w:bottom w:val="nil"/>
               <w:right w:val="nil"/>
             </w:tcBorders>
+            <w:shd w:val="clear" w:color="auto" w:fill="FFFFFF"/>
           </w:tcPr>
           <w:p>
             <w:r/>
@@ -4236,6 +4358,7 @@
               <w:bottom w:val="nil"/>
               <w:right w:val="nil"/>
             </w:tcBorders>
+            <w:shd w:val="clear" w:color="auto" w:fill="FFFFFF"/>
           </w:tcPr>
           <w:p>
             <w:r/>
@@ -4257,6 +4380,7 @@
               <w:bottom w:val="nil"/>
               <w:right w:val="nil"/>
             </w:tcBorders>
+            <w:shd w:val="clear" w:color="auto" w:fill="FFFFFF"/>
           </w:tcPr>
           <w:p>
             <w:r/>
@@ -4280,6 +4404,7 @@
               <w:bottom w:val="nil"/>
               <w:right w:val="nil"/>
             </w:tcBorders>
+            <w:shd w:val="clear" w:color="auto" w:fill="FFFFFF"/>
           </w:tcPr>
           <w:p>
             <w:r/>
@@ -4301,6 +4426,7 @@
               <w:bottom w:val="nil"/>
               <w:right w:val="nil"/>
             </w:tcBorders>
+            <w:shd w:val="clear" w:color="auto" w:fill="FFFFFF"/>
           </w:tcPr>
           <w:p>
             <w:r/>
@@ -4322,6 +4448,7 @@
               <w:bottom w:val="nil"/>
               <w:right w:val="nil"/>
             </w:tcBorders>
+            <w:shd w:val="clear" w:color="auto" w:fill="FFFFFF"/>
           </w:tcPr>
           <w:p>
             <w:r/>
@@ -4343,6 +4470,7 @@
               <w:bottom w:val="nil"/>
               <w:right w:val="nil"/>
             </w:tcBorders>
+            <w:shd w:val="clear" w:color="auto" w:fill="FFFFFF"/>
           </w:tcPr>
           <w:p>
             <w:r/>
@@ -4364,6 +4492,7 @@
               <w:bottom w:val="nil"/>
               <w:right w:val="nil"/>
             </w:tcBorders>
+            <w:shd w:val="clear" w:color="auto" w:fill="FFFFFF"/>
           </w:tcPr>
           <w:p>
             <w:r/>
@@ -4385,6 +4514,7 @@
               <w:bottom w:val="nil"/>
               <w:right w:val="nil"/>
             </w:tcBorders>
+            <w:shd w:val="clear" w:color="auto" w:fill="FFFFFF"/>
           </w:tcPr>
           <w:p>
             <w:r/>
@@ -4406,6 +4536,7 @@
               <w:bottom w:val="nil"/>
               <w:right w:val="nil"/>
             </w:tcBorders>
+            <w:shd w:val="clear" w:color="auto" w:fill="FFFFFF"/>
           </w:tcPr>
           <w:p>
             <w:r/>
@@ -4429,6 +4560,7 @@
               <w:bottom w:val="nil"/>
               <w:right w:val="nil"/>
             </w:tcBorders>
+            <w:shd w:val="clear" w:color="auto" w:fill="FFFFFF"/>
           </w:tcPr>
           <w:p>
             <w:r/>
@@ -4450,6 +4582,7 @@
               <w:bottom w:val="nil"/>
               <w:right w:val="nil"/>
             </w:tcBorders>
+            <w:shd w:val="clear" w:color="auto" w:fill="FFFFFF"/>
           </w:tcPr>
           <w:p>
             <w:r/>
@@ -4471,6 +4604,7 @@
               <w:bottom w:val="nil"/>
               <w:right w:val="nil"/>
             </w:tcBorders>
+            <w:shd w:val="clear" w:color="auto" w:fill="FFFFFF"/>
           </w:tcPr>
           <w:p>
             <w:r/>
@@ -4492,6 +4626,7 @@
               <w:bottom w:val="nil"/>
               <w:right w:val="nil"/>
             </w:tcBorders>
+            <w:shd w:val="clear" w:color="auto" w:fill="FFFFFF"/>
           </w:tcPr>
           <w:p>
             <w:r/>
@@ -4513,6 +4648,7 @@
               <w:bottom w:val="nil"/>
               <w:right w:val="nil"/>
             </w:tcBorders>
+            <w:shd w:val="clear" w:color="auto" w:fill="FFFFFF"/>
           </w:tcPr>
           <w:p>
             <w:r/>
@@ -4534,6 +4670,7 @@
               <w:bottom w:val="nil"/>
               <w:right w:val="nil"/>
             </w:tcBorders>
+            <w:shd w:val="clear" w:color="auto" w:fill="FFFFFF"/>
           </w:tcPr>
           <w:p>
             <w:r/>
@@ -4555,6 +4692,7 @@
               <w:bottom w:val="nil"/>
               <w:right w:val="nil"/>
             </w:tcBorders>
+            <w:shd w:val="clear" w:color="auto" w:fill="FFFFFF"/>
           </w:tcPr>
           <w:p>
             <w:r/>
@@ -4578,6 +4716,7 @@
               <w:bottom w:val="nil"/>
               <w:right w:val="nil"/>
             </w:tcBorders>
+            <w:shd w:val="clear" w:color="auto" w:fill="FFFFFF"/>
           </w:tcPr>
           <w:p>
             <w:r/>
@@ -4599,6 +4738,7 @@
               <w:bottom w:val="nil"/>
               <w:right w:val="nil"/>
             </w:tcBorders>
+            <w:shd w:val="clear" w:color="auto" w:fill="FFFFFF"/>
           </w:tcPr>
           <w:p>
             <w:r/>
@@ -4620,6 +4760,7 @@
               <w:bottom w:val="nil"/>
               <w:right w:val="nil"/>
             </w:tcBorders>
+            <w:shd w:val="clear" w:color="auto" w:fill="FFFFFF"/>
           </w:tcPr>
           <w:p>
             <w:r/>
@@ -4641,6 +4782,7 @@
               <w:bottom w:val="nil"/>
               <w:right w:val="nil"/>
             </w:tcBorders>
+            <w:shd w:val="clear" w:color="auto" w:fill="FFFFFF"/>
           </w:tcPr>
           <w:p>
             <w:r/>
@@ -4662,6 +4804,7 @@
               <w:bottom w:val="nil"/>
               <w:right w:val="nil"/>
             </w:tcBorders>
+            <w:shd w:val="clear" w:color="auto" w:fill="FFFFFF"/>
           </w:tcPr>
           <w:p>
             <w:r/>
@@ -4683,6 +4826,7 @@
               <w:bottom w:val="nil"/>
               <w:right w:val="nil"/>
             </w:tcBorders>
+            <w:shd w:val="clear" w:color="auto" w:fill="FFFFFF"/>
           </w:tcPr>
           <w:p>
             <w:r/>
@@ -4704,6 +4848,7 @@
               <w:bottom w:val="nil"/>
               <w:right w:val="nil"/>
             </w:tcBorders>
+            <w:shd w:val="clear" w:color="auto" w:fill="FFFFFF"/>
           </w:tcPr>
           <w:p>
             <w:r/>
@@ -4727,6 +4872,7 @@
               <w:bottom w:val="nil"/>
               <w:right w:val="nil"/>
             </w:tcBorders>
+            <w:shd w:val="clear" w:color="auto" w:fill="FFFFFF"/>
           </w:tcPr>
           <w:p>
             <w:r/>
@@ -4748,6 +4894,7 @@
               <w:bottom w:val="nil"/>
               <w:right w:val="nil"/>
             </w:tcBorders>
+            <w:shd w:val="clear" w:color="auto" w:fill="FFFFFF"/>
           </w:tcPr>
           <w:p>
             <w:r/>
@@ -4769,6 +4916,7 @@
               <w:bottom w:val="nil"/>
               <w:right w:val="nil"/>
             </w:tcBorders>
+            <w:shd w:val="clear" w:color="auto" w:fill="FFFFFF"/>
           </w:tcPr>
           <w:p>
             <w:r/>
@@ -4790,6 +4938,7 @@
               <w:bottom w:val="nil"/>
               <w:right w:val="nil"/>
             </w:tcBorders>
+            <w:shd w:val="clear" w:color="auto" w:fill="FFFFFF"/>
           </w:tcPr>
           <w:p>
             <w:r/>
@@ -4811,6 +4960,7 @@
               <w:bottom w:val="nil"/>
               <w:right w:val="nil"/>
             </w:tcBorders>
+            <w:shd w:val="clear" w:color="auto" w:fill="FFFFFF"/>
           </w:tcPr>
           <w:p>
             <w:r/>
@@ -4832,6 +4982,7 @@
               <w:bottom w:val="nil"/>
               <w:right w:val="nil"/>
             </w:tcBorders>
+            <w:shd w:val="clear" w:color="auto" w:fill="FFFFFF"/>
           </w:tcPr>
           <w:p>
             <w:r/>
@@ -4853,6 +5004,7 @@
               <w:bottom w:val="nil"/>
               <w:right w:val="nil"/>
             </w:tcBorders>
+            <w:shd w:val="clear" w:color="auto" w:fill="FFFFFF"/>
           </w:tcPr>
           <w:p>
             <w:r/>
@@ -4876,6 +5028,7 @@
               <w:bottom w:val="nil"/>
               <w:right w:val="nil"/>
             </w:tcBorders>
+            <w:shd w:val="clear" w:color="auto" w:fill="FFFFFF"/>
           </w:tcPr>
           <w:p>
             <w:r/>
@@ -4897,6 +5050,7 @@
               <w:bottom w:val="nil"/>
               <w:right w:val="nil"/>
             </w:tcBorders>
+            <w:shd w:val="clear" w:color="auto" w:fill="FFFFFF"/>
           </w:tcPr>
           <w:p>
             <w:r/>
@@ -4918,6 +5072,7 @@
               <w:bottom w:val="nil"/>
               <w:right w:val="nil"/>
             </w:tcBorders>
+            <w:shd w:val="clear" w:color="auto" w:fill="FFFFFF"/>
           </w:tcPr>
           <w:p>
             <w:r/>
@@ -4939,6 +5094,7 @@
               <w:bottom w:val="nil"/>
               <w:right w:val="nil"/>
             </w:tcBorders>
+            <w:shd w:val="clear" w:color="auto" w:fill="FFFFFF"/>
           </w:tcPr>
           <w:p>
             <w:r/>
@@ -4960,6 +5116,7 @@
               <w:bottom w:val="nil"/>
               <w:right w:val="nil"/>
             </w:tcBorders>
+            <w:shd w:val="clear" w:color="auto" w:fill="FFFFFF"/>
           </w:tcPr>
           <w:p>
             <w:r/>
@@ -4981,6 +5138,7 @@
               <w:bottom w:val="nil"/>
               <w:right w:val="nil"/>
             </w:tcBorders>
+            <w:shd w:val="clear" w:color="auto" w:fill="FFFFFF"/>
           </w:tcPr>
           <w:p>
             <w:r/>
@@ -5002,6 +5160,7 @@
               <w:bottom w:val="nil"/>
               <w:right w:val="nil"/>
             </w:tcBorders>
+            <w:shd w:val="clear" w:color="auto" w:fill="FFFFFF"/>
           </w:tcPr>
           <w:p>
             <w:r/>
@@ -5025,6 +5184,7 @@
               <w:bottom w:val="nil"/>
               <w:right w:val="nil"/>
             </w:tcBorders>
+            <w:shd w:val="clear" w:color="auto" w:fill="FFFFFF"/>
           </w:tcPr>
           <w:p>
             <w:r/>
@@ -5046,6 +5206,7 @@
               <w:bottom w:val="nil"/>
               <w:right w:val="nil"/>
             </w:tcBorders>
+            <w:shd w:val="clear" w:color="auto" w:fill="FFFFFF"/>
           </w:tcPr>
           <w:p>
             <w:r/>
@@ -5067,6 +5228,7 @@
               <w:bottom w:val="nil"/>
               <w:right w:val="nil"/>
             </w:tcBorders>
+            <w:shd w:val="clear" w:color="auto" w:fill="FFFFFF"/>
           </w:tcPr>
           <w:p>
             <w:r/>
@@ -5088,6 +5250,7 @@
               <w:bottom w:val="nil"/>
               <w:right w:val="nil"/>
             </w:tcBorders>
+            <w:shd w:val="clear" w:color="auto" w:fill="FFFFFF"/>
           </w:tcPr>
           <w:p>
             <w:r/>
@@ -5109,6 +5272,7 @@
               <w:bottom w:val="nil"/>
               <w:right w:val="nil"/>
             </w:tcBorders>
+            <w:shd w:val="clear" w:color="auto" w:fill="FFFFFF"/>
           </w:tcPr>
           <w:p>
             <w:r/>
@@ -5130,6 +5294,7 @@
               <w:bottom w:val="nil"/>
               <w:right w:val="nil"/>
             </w:tcBorders>
+            <w:shd w:val="clear" w:color="auto" w:fill="FFFFFF"/>
           </w:tcPr>
           <w:p>
             <w:r/>
@@ -5151,6 +5316,7 @@
               <w:bottom w:val="nil"/>
               <w:right w:val="nil"/>
             </w:tcBorders>
+            <w:shd w:val="clear" w:color="auto" w:fill="FFFFFF"/>
           </w:tcPr>
           <w:p>
             <w:r/>
@@ -5174,6 +5340,7 @@
               <w:bottom w:val="nil"/>
               <w:right w:val="nil"/>
             </w:tcBorders>
+            <w:shd w:val="clear" w:color="auto" w:fill="FFFFFF"/>
           </w:tcPr>
           <w:p>
             <w:r/>
@@ -5195,6 +5362,7 @@
               <w:bottom w:val="nil"/>
               <w:right w:val="nil"/>
             </w:tcBorders>
+            <w:shd w:val="clear" w:color="auto" w:fill="FFFFFF"/>
           </w:tcPr>
           <w:p>
             <w:r/>
@@ -5216,6 +5384,7 @@
               <w:bottom w:val="nil"/>
               <w:right w:val="nil"/>
             </w:tcBorders>
+            <w:shd w:val="clear" w:color="auto" w:fill="FFFFFF"/>
           </w:tcPr>
           <w:p>
             <w:r/>
@@ -5237,6 +5406,7 @@
               <w:bottom w:val="nil"/>
               <w:right w:val="nil"/>
             </w:tcBorders>
+            <w:shd w:val="clear" w:color="auto" w:fill="FFFFFF"/>
           </w:tcPr>
           <w:p>
             <w:r/>
@@ -5258,6 +5428,7 @@
               <w:bottom w:val="nil"/>
               <w:right w:val="nil"/>
             </w:tcBorders>
+            <w:shd w:val="clear" w:color="auto" w:fill="FFFFFF"/>
           </w:tcPr>
           <w:p>
             <w:r/>
@@ -5279,6 +5450,7 @@
               <w:bottom w:val="nil"/>
               <w:right w:val="nil"/>
             </w:tcBorders>
+            <w:shd w:val="clear" w:color="auto" w:fill="FFFFFF"/>
           </w:tcPr>
           <w:p>
             <w:r/>
@@ -5300,6 +5472,7 @@
               <w:bottom w:val="nil"/>
               <w:right w:val="nil"/>
             </w:tcBorders>
+            <w:shd w:val="clear" w:color="auto" w:fill="FFFFFF"/>
           </w:tcPr>
           <w:p>
             <w:r/>
@@ -5323,6 +5496,7 @@
               <w:bottom w:val="nil"/>
               <w:right w:val="nil"/>
             </w:tcBorders>
+            <w:shd w:val="clear" w:color="auto" w:fill="FFFFFF"/>
           </w:tcPr>
           <w:p>
             <w:r/>
@@ -5344,6 +5518,7 @@
               <w:bottom w:val="nil"/>
               <w:right w:val="nil"/>
             </w:tcBorders>
+            <w:shd w:val="clear" w:color="auto" w:fill="FFFFFF"/>
           </w:tcPr>
           <w:p>
             <w:r/>
@@ -5365,6 +5540,7 @@
               <w:bottom w:val="nil"/>
               <w:right w:val="nil"/>
             </w:tcBorders>
+            <w:shd w:val="clear" w:color="auto" w:fill="FFFFFF"/>
           </w:tcPr>
           <w:p>
             <w:r/>
@@ -5386,6 +5562,7 @@
               <w:bottom w:val="nil"/>
               <w:right w:val="nil"/>
             </w:tcBorders>
+            <w:shd w:val="clear" w:color="auto" w:fill="FFFFFF"/>
           </w:tcPr>
           <w:p>
             <w:r/>
@@ -5407,6 +5584,7 @@
               <w:bottom w:val="nil"/>
               <w:right w:val="nil"/>
             </w:tcBorders>
+            <w:shd w:val="clear" w:color="auto" w:fill="FFFFFF"/>
           </w:tcPr>
           <w:p>
             <w:r/>
@@ -5428,6 +5606,7 @@
               <w:bottom w:val="nil"/>
               <w:right w:val="nil"/>
             </w:tcBorders>
+            <w:shd w:val="clear" w:color="auto" w:fill="FFFFFF"/>
           </w:tcPr>
           <w:p>
             <w:r/>
@@ -5449,6 +5628,7 @@
               <w:bottom w:val="nil"/>
               <w:right w:val="nil"/>
             </w:tcBorders>
+            <w:shd w:val="clear" w:color="auto" w:fill="FFFFFF"/>
           </w:tcPr>
           <w:p>
             <w:r/>
@@ -5472,6 +5652,7 @@
               <w:bottom w:val="nil"/>
               <w:right w:val="nil"/>
             </w:tcBorders>
+            <w:shd w:val="clear" w:color="auto" w:fill="FFFFFF"/>
           </w:tcPr>
           <w:p>
             <w:r/>
@@ -5493,6 +5674,7 @@
               <w:bottom w:val="nil"/>
               <w:right w:val="nil"/>
             </w:tcBorders>
+            <w:shd w:val="clear" w:color="auto" w:fill="FFFFFF"/>
           </w:tcPr>
           <w:p>
             <w:r/>
@@ -5514,6 +5696,7 @@
               <w:bottom w:val="nil"/>
               <w:right w:val="nil"/>
             </w:tcBorders>
+            <w:shd w:val="clear" w:color="auto" w:fill="FFFFFF"/>
           </w:tcPr>
           <w:p>
             <w:r/>
@@ -5535,6 +5718,7 @@
               <w:bottom w:val="nil"/>
               <w:right w:val="nil"/>
             </w:tcBorders>
+            <w:shd w:val="clear" w:color="auto" w:fill="FFFFFF"/>
           </w:tcPr>
           <w:p>
             <w:r/>
@@ -5556,6 +5740,7 @@
               <w:bottom w:val="nil"/>
               <w:right w:val="nil"/>
             </w:tcBorders>
+            <w:shd w:val="clear" w:color="auto" w:fill="FFFFFF"/>
           </w:tcPr>
           <w:p>
             <w:r/>
@@ -5577,6 +5762,7 @@
               <w:bottom w:val="nil"/>
               <w:right w:val="nil"/>
             </w:tcBorders>
+            <w:shd w:val="clear" w:color="auto" w:fill="FFFFFF"/>
           </w:tcPr>
           <w:p>
             <w:r/>
@@ -5598,6 +5784,7 @@
               <w:bottom w:val="nil"/>
               <w:right w:val="nil"/>
             </w:tcBorders>
+            <w:shd w:val="clear" w:color="auto" w:fill="FFFFFF"/>
           </w:tcPr>
           <w:p>
             <w:r/>
@@ -5621,6 +5808,7 @@
               <w:bottom w:val="nil"/>
               <w:right w:val="nil"/>
             </w:tcBorders>
+            <w:shd w:val="clear" w:color="auto" w:fill="FFFFFF"/>
           </w:tcPr>
           <w:p>
             <w:r/>
@@ -5642,6 +5830,7 @@
               <w:bottom w:val="nil"/>
               <w:right w:val="nil"/>
             </w:tcBorders>
+            <w:shd w:val="clear" w:color="auto" w:fill="FFFFFF"/>
           </w:tcPr>
           <w:p>
             <w:r/>
@@ -5663,6 +5852,7 @@
               <w:bottom w:val="nil"/>
               <w:right w:val="nil"/>
             </w:tcBorders>
+            <w:shd w:val="clear" w:color="auto" w:fill="FFFFFF"/>
           </w:tcPr>
           <w:p>
             <w:r/>
@@ -5684,6 +5874,7 @@
               <w:bottom w:val="nil"/>
               <w:right w:val="nil"/>
             </w:tcBorders>
+            <w:shd w:val="clear" w:color="auto" w:fill="FFFFFF"/>
           </w:tcPr>
           <w:p>
             <w:r/>
@@ -5705,6 +5896,7 @@
               <w:bottom w:val="nil"/>
               <w:right w:val="nil"/>
             </w:tcBorders>
+            <w:shd w:val="clear" w:color="auto" w:fill="FFFFFF"/>
           </w:tcPr>
           <w:p>
             <w:r/>
@@ -5726,6 +5918,7 @@
               <w:bottom w:val="nil"/>
               <w:right w:val="nil"/>
             </w:tcBorders>
+            <w:shd w:val="clear" w:color="auto" w:fill="FFFFFF"/>
           </w:tcPr>
           <w:p>
             <w:r/>
@@ -5747,6 +5940,7 @@
               <w:bottom w:val="nil"/>
               <w:right w:val="nil"/>
             </w:tcBorders>
+            <w:shd w:val="clear" w:color="auto" w:fill="FFFFFF"/>
           </w:tcPr>
           <w:p>
             <w:r/>
@@ -5770,6 +5964,7 @@
               <w:bottom w:val="nil"/>
               <w:right w:val="nil"/>
             </w:tcBorders>
+            <w:shd w:val="clear" w:color="auto" w:fill="FFFFFF"/>
           </w:tcPr>
           <w:p>
             <w:r/>
@@ -5791,6 +5986,7 @@
               <w:bottom w:val="nil"/>
               <w:right w:val="nil"/>
             </w:tcBorders>
+            <w:shd w:val="clear" w:color="auto" w:fill="FFFFFF"/>
           </w:tcPr>
           <w:p>
             <w:r/>
@@ -5812,6 +6008,7 @@
               <w:bottom w:val="nil"/>
               <w:right w:val="nil"/>
             </w:tcBorders>
+            <w:shd w:val="clear" w:color="auto" w:fill="FFFFFF"/>
           </w:tcPr>
           <w:p>
             <w:r/>
@@ -5833,6 +6030,7 @@
               <w:bottom w:val="nil"/>
               <w:right w:val="nil"/>
             </w:tcBorders>
+            <w:shd w:val="clear" w:color="auto" w:fill="FFFFFF"/>
           </w:tcPr>
           <w:p>
             <w:r/>
@@ -5854,6 +6052,7 @@
               <w:bottom w:val="nil"/>
               <w:right w:val="nil"/>
             </w:tcBorders>
+            <w:shd w:val="clear" w:color="auto" w:fill="FFFFFF"/>
           </w:tcPr>
           <w:p>
             <w:r/>
@@ -5875,6 +6074,7 @@
               <w:bottom w:val="nil"/>
               <w:right w:val="nil"/>
             </w:tcBorders>
+            <w:shd w:val="clear" w:color="auto" w:fill="FFFFFF"/>
           </w:tcPr>
           <w:p>
             <w:r/>
@@ -5896,6 +6096,7 @@
               <w:bottom w:val="nil"/>
               <w:right w:val="nil"/>
             </w:tcBorders>
+            <w:shd w:val="clear" w:color="auto" w:fill="FFFFFF"/>
           </w:tcPr>
           <w:p>
             <w:r/>
@@ -5919,6 +6120,7 @@
               <w:bottom w:val="nil"/>
               <w:right w:val="nil"/>
             </w:tcBorders>
+            <w:shd w:val="clear" w:color="auto" w:fill="FFFFFF"/>
           </w:tcPr>
           <w:p>
             <w:r/>
@@ -5940,6 +6142,7 @@
               <w:bottom w:val="nil"/>
               <w:right w:val="nil"/>
             </w:tcBorders>
+            <w:shd w:val="clear" w:color="auto" w:fill="FFFFFF"/>
           </w:tcPr>
           <w:p>
             <w:r/>
@@ -5961,6 +6164,7 @@
               <w:bottom w:val="nil"/>
               <w:right w:val="nil"/>
             </w:tcBorders>
+            <w:shd w:val="clear" w:color="auto" w:fill="FFFFFF"/>
           </w:tcPr>
           <w:p>
             <w:r/>
@@ -5982,6 +6186,7 @@
               <w:bottom w:val="nil"/>
               <w:right w:val="nil"/>
             </w:tcBorders>
+            <w:shd w:val="clear" w:color="auto" w:fill="FFFFFF"/>
           </w:tcPr>
           <w:p>
             <w:r/>
@@ -6003,6 +6208,7 @@
               <w:bottom w:val="nil"/>
               <w:right w:val="nil"/>
             </w:tcBorders>
+            <w:shd w:val="clear" w:color="auto" w:fill="FFFFFF"/>
           </w:tcPr>
           <w:p>
             <w:r/>
@@ -6024,6 +6230,7 @@
               <w:bottom w:val="nil"/>
               <w:right w:val="nil"/>
             </w:tcBorders>
+            <w:shd w:val="clear" w:color="auto" w:fill="FFFFFF"/>
           </w:tcPr>
           <w:p>
             <w:r/>
@@ -6045,6 +6252,7 @@
               <w:bottom w:val="nil"/>
               <w:right w:val="nil"/>
             </w:tcBorders>
+            <w:shd w:val="clear" w:color="auto" w:fill="FFFFFF"/>
           </w:tcPr>
           <w:p>
             <w:r/>
@@ -6068,6 +6276,7 @@
               <w:bottom w:val="nil"/>
               <w:right w:val="nil"/>
             </w:tcBorders>
+            <w:shd w:val="clear" w:color="auto" w:fill="FFFFFF"/>
           </w:tcPr>
           <w:p>
             <w:r/>
@@ -6089,6 +6298,7 @@
               <w:bottom w:val="nil"/>
               <w:right w:val="nil"/>
             </w:tcBorders>
+            <w:shd w:val="clear" w:color="auto" w:fill="FFFFFF"/>
           </w:tcPr>
           <w:p>
             <w:r/>
@@ -6110,6 +6320,7 @@
               <w:bottom w:val="nil"/>
               <w:right w:val="nil"/>
             </w:tcBorders>
+            <w:shd w:val="clear" w:color="auto" w:fill="FFFFFF"/>
           </w:tcPr>
           <w:p>
             <w:r/>
@@ -6131,6 +6342,7 @@
               <w:bottom w:val="nil"/>
               <w:right w:val="nil"/>
             </w:tcBorders>
+            <w:shd w:val="clear" w:color="auto" w:fill="FFFFFF"/>
           </w:tcPr>
           <w:p>
             <w:r/>
@@ -6152,6 +6364,7 @@
               <w:bottom w:val="nil"/>
               <w:right w:val="nil"/>
             </w:tcBorders>
+            <w:shd w:val="clear" w:color="auto" w:fill="FFFFFF"/>
           </w:tcPr>
           <w:p>
             <w:r/>
@@ -6173,6 +6386,7 @@
               <w:bottom w:val="nil"/>
               <w:right w:val="nil"/>
             </w:tcBorders>
+            <w:shd w:val="clear" w:color="auto" w:fill="FFFFFF"/>
           </w:tcPr>
           <w:p>
             <w:r/>
@@ -6194,6 +6408,7 @@
               <w:bottom w:val="nil"/>
               <w:right w:val="nil"/>
             </w:tcBorders>
+            <w:shd w:val="clear" w:color="auto" w:fill="FFFFFF"/>
           </w:tcPr>
           <w:p>
             <w:r/>
@@ -6217,6 +6432,7 @@
               <w:bottom w:val="nil"/>
               <w:right w:val="nil"/>
             </w:tcBorders>
+            <w:shd w:val="clear" w:color="auto" w:fill="FFFFFF"/>
           </w:tcPr>
           <w:p>
             <w:r/>
@@ -6238,6 +6454,7 @@
               <w:bottom w:val="nil"/>
               <w:right w:val="nil"/>
             </w:tcBorders>
+            <w:shd w:val="clear" w:color="auto" w:fill="FFFFFF"/>
           </w:tcPr>
           <w:p>
             <w:r/>
@@ -6259,6 +6476,7 @@
               <w:bottom w:val="nil"/>
               <w:right w:val="nil"/>
             </w:tcBorders>
+            <w:shd w:val="clear" w:color="auto" w:fill="FFFFFF"/>
           </w:tcPr>
           <w:p>
             <w:r/>
@@ -6280,6 +6498,7 @@
               <w:bottom w:val="nil"/>
               <w:right w:val="nil"/>
             </w:tcBorders>
+            <w:shd w:val="clear" w:color="auto" w:fill="FFFFFF"/>
           </w:tcPr>
           <w:p>
             <w:r/>
@@ -6301,6 +6520,7 @@
               <w:bottom w:val="nil"/>
               <w:right w:val="nil"/>
             </w:tcBorders>
+            <w:shd w:val="clear" w:color="auto" w:fill="FFFFFF"/>
           </w:tcPr>
           <w:p>
             <w:r/>
@@ -6322,6 +6542,7 @@
               <w:bottom w:val="nil"/>
               <w:right w:val="nil"/>
             </w:tcBorders>
+            <w:shd w:val="clear" w:color="auto" w:fill="FFFFFF"/>
           </w:tcPr>
           <w:p>
             <w:r/>
@@ -6343,6 +6564,7 @@
               <w:bottom w:val="nil"/>
               <w:right w:val="nil"/>
             </w:tcBorders>
+            <w:shd w:val="clear" w:color="auto" w:fill="FFFFFF"/>
           </w:tcPr>
           <w:p>
             <w:r/>
@@ -6366,6 +6588,7 @@
               <w:bottom w:val="nil"/>
               <w:right w:val="nil"/>
             </w:tcBorders>
+            <w:shd w:val="clear" w:color="auto" w:fill="FFFFFF"/>
           </w:tcPr>
           <w:p>
             <w:r/>
@@ -6387,6 +6610,7 @@
               <w:bottom w:val="nil"/>
               <w:right w:val="nil"/>
             </w:tcBorders>
+            <w:shd w:val="clear" w:color="auto" w:fill="FFFFFF"/>
           </w:tcPr>
           <w:p>
             <w:r/>
@@ -6408,6 +6632,7 @@
               <w:bottom w:val="nil"/>
               <w:right w:val="nil"/>
             </w:tcBorders>
+            <w:shd w:val="clear" w:color="auto" w:fill="FFFFFF"/>
           </w:tcPr>
           <w:p>
             <w:r/>
@@ -6429,6 +6654,7 @@
               <w:bottom w:val="nil"/>
               <w:right w:val="nil"/>
             </w:tcBorders>
+            <w:shd w:val="clear" w:color="auto" w:fill="FFFFFF"/>
           </w:tcPr>
           <w:p>
             <w:r/>
@@ -6450,6 +6676,7 @@
               <w:bottom w:val="nil"/>
               <w:right w:val="nil"/>
             </w:tcBorders>
+            <w:shd w:val="clear" w:color="auto" w:fill="FFFFFF"/>
           </w:tcPr>
           <w:p>
             <w:r/>
@@ -6471,6 +6698,7 @@
               <w:bottom w:val="nil"/>
               <w:right w:val="nil"/>
             </w:tcBorders>
+            <w:shd w:val="clear" w:color="auto" w:fill="FFFFFF"/>
           </w:tcPr>
           <w:p>
             <w:r/>
@@ -6492,6 +6720,7 @@
               <w:bottom w:val="nil"/>
               <w:right w:val="nil"/>
             </w:tcBorders>
+            <w:shd w:val="clear" w:color="auto" w:fill="FFFFFF"/>
           </w:tcPr>
           <w:p>
             <w:r/>
@@ -6515,6 +6744,7 @@
               <w:bottom w:val="nil"/>
               <w:right w:val="nil"/>
             </w:tcBorders>
+            <w:shd w:val="clear" w:color="auto" w:fill="FFFFFF"/>
           </w:tcPr>
           <w:p>
             <w:r/>
@@ -6536,6 +6766,7 @@
               <w:bottom w:val="nil"/>
               <w:right w:val="nil"/>
             </w:tcBorders>
+            <w:shd w:val="clear" w:color="auto" w:fill="FFFFFF"/>
           </w:tcPr>
           <w:p>
             <w:r/>
@@ -6557,6 +6788,7 @@
               <w:bottom w:val="nil"/>
               <w:right w:val="nil"/>
             </w:tcBorders>
+            <w:shd w:val="clear" w:color="auto" w:fill="FFFFFF"/>
           </w:tcPr>
           <w:p>
             <w:r/>
@@ -6578,6 +6810,7 @@
               <w:bottom w:val="nil"/>
               <w:right w:val="nil"/>
             </w:tcBorders>
+            <w:shd w:val="clear" w:color="auto" w:fill="FFFFFF"/>
           </w:tcPr>
           <w:p>
             <w:r/>
@@ -6599,6 +6832,7 @@
               <w:bottom w:val="nil"/>
               <w:right w:val="nil"/>
             </w:tcBorders>
+            <w:shd w:val="clear" w:color="auto" w:fill="FFFFFF"/>
           </w:tcPr>
           <w:p>
             <w:r/>
@@ -6620,6 +6854,7 @@
               <w:bottom w:val="nil"/>
               <w:right w:val="nil"/>
             </w:tcBorders>
+            <w:shd w:val="clear" w:color="auto" w:fill="FFFFFF"/>
           </w:tcPr>
           <w:p>
             <w:r/>
@@ -6641,6 +6876,7 @@
               <w:bottom w:val="nil"/>
               <w:right w:val="nil"/>
             </w:tcBorders>
+            <w:shd w:val="clear" w:color="auto" w:fill="FFFFFF"/>
           </w:tcPr>
           <w:p>
             <w:r/>
@@ -6664,6 +6900,7 @@
               <w:bottom w:val="nil"/>
               <w:right w:val="nil"/>
             </w:tcBorders>
+            <w:shd w:val="clear" w:color="auto" w:fill="FFFFFF"/>
           </w:tcPr>
           <w:p>
             <w:r/>
@@ -6685,6 +6922,7 @@
               <w:bottom w:val="nil"/>
               <w:right w:val="nil"/>
             </w:tcBorders>
+            <w:shd w:val="clear" w:color="auto" w:fill="FFFFFF"/>
           </w:tcPr>
           <w:p>
             <w:r/>
@@ -6706,6 +6944,7 @@
               <w:bottom w:val="nil"/>
               <w:right w:val="nil"/>
             </w:tcBorders>
+            <w:shd w:val="clear" w:color="auto" w:fill="FFFFFF"/>
           </w:tcPr>
           <w:p>
             <w:r/>
@@ -6727,6 +6966,7 @@
               <w:bottom w:val="nil"/>
               <w:right w:val="nil"/>
             </w:tcBorders>
+            <w:shd w:val="clear" w:color="auto" w:fill="FFFFFF"/>
           </w:tcPr>
           <w:p>
             <w:r/>
@@ -6748,6 +6988,7 @@
               <w:bottom w:val="nil"/>
               <w:right w:val="nil"/>
             </w:tcBorders>
+            <w:shd w:val="clear" w:color="auto" w:fill="FFFFFF"/>
           </w:tcPr>
           <w:p>
             <w:r/>
@@ -6769,6 +7010,7 @@
               <w:bottom w:val="nil"/>
               <w:right w:val="nil"/>
             </w:tcBorders>
+            <w:shd w:val="clear" w:color="auto" w:fill="FFFFFF"/>
           </w:tcPr>
           <w:p>
             <w:r/>
@@ -6790,6 +7032,7 @@
               <w:bottom w:val="nil"/>
               <w:right w:val="nil"/>
             </w:tcBorders>
+            <w:shd w:val="clear" w:color="auto" w:fill="FFFFFF"/>
           </w:tcPr>
           <w:p>
             <w:r/>
@@ -6813,6 +7056,7 @@
               <w:bottom w:val="nil"/>
               <w:right w:val="nil"/>
             </w:tcBorders>
+            <w:shd w:val="clear" w:color="auto" w:fill="FFFFFF"/>
           </w:tcPr>
           <w:p>
             <w:r/>
@@ -6834,6 +7078,7 @@
               <w:bottom w:val="nil"/>
               <w:right w:val="nil"/>
             </w:tcBorders>
+            <w:shd w:val="clear" w:color="auto" w:fill="FFFFFF"/>
           </w:tcPr>
           <w:p>
             <w:r/>
@@ -6855,6 +7100,7 @@
               <w:bottom w:val="nil"/>
               <w:right w:val="nil"/>
             </w:tcBorders>
+            <w:shd w:val="clear" w:color="auto" w:fill="FFFFFF"/>
           </w:tcPr>
           <w:p>
             <w:r/>
@@ -6876,6 +7122,7 @@
               <w:bottom w:val="nil"/>
               <w:right w:val="nil"/>
             </w:tcBorders>
+            <w:shd w:val="clear" w:color="auto" w:fill="FFFFFF"/>
           </w:tcPr>
           <w:p>
             <w:r/>
@@ -6897,6 +7144,7 @@
               <w:bottom w:val="nil"/>
               <w:right w:val="nil"/>
             </w:tcBorders>
+            <w:shd w:val="clear" w:color="auto" w:fill="FFFFFF"/>
           </w:tcPr>
           <w:p>
             <w:r/>
@@ -6918,6 +7166,7 @@
               <w:bottom w:val="nil"/>
               <w:right w:val="nil"/>
             </w:tcBorders>
+            <w:shd w:val="clear" w:color="auto" w:fill="FFFFFF"/>
           </w:tcPr>
           <w:p>
             <w:r/>
@@ -6939,6 +7188,7 @@
               <w:bottom w:val="nil"/>
               <w:right w:val="nil"/>
             </w:tcBorders>
+            <w:shd w:val="clear" w:color="auto" w:fill="FFFFFF"/>
           </w:tcPr>
           <w:p>
             <w:r/>
@@ -6962,6 +7212,7 @@
               <w:bottom w:val="nil"/>
               <w:right w:val="nil"/>
             </w:tcBorders>
+            <w:shd w:val="clear" w:color="auto" w:fill="FFFFFF"/>
           </w:tcPr>
           <w:p>
             <w:r/>
@@ -6983,6 +7234,7 @@
               <w:bottom w:val="nil"/>
               <w:right w:val="nil"/>
             </w:tcBorders>
+            <w:shd w:val="clear" w:color="auto" w:fill="FFFFFF"/>
           </w:tcPr>
           <w:p>
             <w:r/>
@@ -7004,6 +7256,7 @@
               <w:bottom w:val="nil"/>
               <w:right w:val="nil"/>
             </w:tcBorders>
+            <w:shd w:val="clear" w:color="auto" w:fill="FFFFFF"/>
           </w:tcPr>
           <w:p>
             <w:r/>
@@ -7025,6 +7278,7 @@
               <w:bottom w:val="nil"/>
               <w:right w:val="nil"/>
             </w:tcBorders>
+            <w:shd w:val="clear" w:color="auto" w:fill="FFFFFF"/>
           </w:tcPr>
           <w:p>
             <w:r/>
@@ -7046,6 +7300,7 @@
               <w:bottom w:val="nil"/>
               <w:right w:val="nil"/>
             </w:tcBorders>
+            <w:shd w:val="clear" w:color="auto" w:fill="FFFFFF"/>
           </w:tcPr>
           <w:p>
             <w:r/>
@@ -7067,6 +7322,7 @@
               <w:bottom w:val="nil"/>
               <w:right w:val="nil"/>
             </w:tcBorders>
+            <w:shd w:val="clear" w:color="auto" w:fill="FFFFFF"/>
           </w:tcPr>
           <w:p>
             <w:r/>
@@ -7088,6 +7344,7 @@
               <w:bottom w:val="nil"/>
               <w:right w:val="nil"/>
             </w:tcBorders>
+            <w:shd w:val="clear" w:color="auto" w:fill="FFFFFF"/>
           </w:tcPr>
           <w:p>
             <w:r/>
@@ -7111,6 +7368,7 @@
               <w:bottom w:val="nil"/>
               <w:right w:val="nil"/>
             </w:tcBorders>
+            <w:shd w:val="clear" w:color="auto" w:fill="FFFFFF"/>
           </w:tcPr>
           <w:p>
             <w:r/>
@@ -7132,6 +7390,7 @@
               <w:bottom w:val="nil"/>
               <w:right w:val="nil"/>
             </w:tcBorders>
+            <w:shd w:val="clear" w:color="auto" w:fill="FFFFFF"/>
           </w:tcPr>
           <w:p>
             <w:r/>
@@ -7153,6 +7412,7 @@
               <w:bottom w:val="nil"/>
               <w:right w:val="nil"/>
             </w:tcBorders>
+            <w:shd w:val="clear" w:color="auto" w:fill="FFFFFF"/>
           </w:tcPr>
           <w:p>
             <w:r/>
@@ -7174,6 +7434,7 @@
               <w:bottom w:val="nil"/>
               <w:right w:val="nil"/>
             </w:tcBorders>
+            <w:shd w:val="clear" w:color="auto" w:fill="FFFFFF"/>
           </w:tcPr>
           <w:p>
             <w:r/>
@@ -7195,6 +7456,7 @@
               <w:bottom w:val="nil"/>
               <w:right w:val="nil"/>
             </w:tcBorders>
+            <w:shd w:val="clear" w:color="auto" w:fill="FFFFFF"/>
           </w:tcPr>
           <w:p>
             <w:r/>
@@ -7216,6 +7478,7 @@
               <w:bottom w:val="nil"/>
               <w:right w:val="nil"/>
             </w:tcBorders>
+            <w:shd w:val="clear" w:color="auto" w:fill="FFFFFF"/>
           </w:tcPr>
           <w:p>
             <w:r/>
@@ -7237,6 +7500,7 @@
               <w:bottom w:val="nil"/>
               <w:right w:val="nil"/>
             </w:tcBorders>
+            <w:shd w:val="clear" w:color="auto" w:fill="FFFFFF"/>
           </w:tcPr>
           <w:p>
             <w:r/>
@@ -7260,6 +7524,7 @@
               <w:bottom w:val="nil"/>
               <w:right w:val="nil"/>
             </w:tcBorders>
+            <w:shd w:val="clear" w:color="auto" w:fill="FFFFFF"/>
           </w:tcPr>
           <w:p>
             <w:r/>
@@ -7281,6 +7546,7 @@
               <w:bottom w:val="nil"/>
               <w:right w:val="nil"/>
             </w:tcBorders>
+            <w:shd w:val="clear" w:color="auto" w:fill="FFFFFF"/>
           </w:tcPr>
           <w:p>
             <w:r/>
@@ -7302,6 +7568,7 @@
               <w:bottom w:val="nil"/>
               <w:right w:val="nil"/>
             </w:tcBorders>
+            <w:shd w:val="clear" w:color="auto" w:fill="FFFFFF"/>
           </w:tcPr>
           <w:p>
             <w:r/>
@@ -7323,6 +7590,7 @@
               <w:bottom w:val="nil"/>
               <w:right w:val="nil"/>
             </w:tcBorders>
+            <w:shd w:val="clear" w:color="auto" w:fill="FFFFFF"/>
           </w:tcPr>
           <w:p>
             <w:r/>
@@ -7344,6 +7612,7 @@
               <w:bottom w:val="nil"/>
               <w:right w:val="nil"/>
             </w:tcBorders>
+            <w:shd w:val="clear" w:color="auto" w:fill="FFFFFF"/>
           </w:tcPr>
           <w:p>
             <w:r/>
@@ -7365,6 +7634,7 @@
               <w:bottom w:val="nil"/>
               <w:right w:val="nil"/>
             </w:tcBorders>
+            <w:shd w:val="clear" w:color="auto" w:fill="FFFFFF"/>
           </w:tcPr>
           <w:p>
             <w:r/>
@@ -7386,6 +7656,7 @@
               <w:bottom w:val="nil"/>
               <w:right w:val="nil"/>
             </w:tcBorders>
+            <w:shd w:val="clear" w:color="auto" w:fill="FFFFFF"/>
           </w:tcPr>
           <w:p>
             <w:r/>
@@ -7409,6 +7680,7 @@
               <w:bottom w:val="nil"/>
               <w:right w:val="nil"/>
             </w:tcBorders>
+            <w:shd w:val="clear" w:color="auto" w:fill="FFFFFF"/>
           </w:tcPr>
           <w:p>
             <w:r/>
@@ -7430,6 +7702,7 @@
               <w:bottom w:val="nil"/>
               <w:right w:val="nil"/>
             </w:tcBorders>
+            <w:shd w:val="clear" w:color="auto" w:fill="FFFFFF"/>
           </w:tcPr>
           <w:p>
             <w:r/>
@@ -7451,6 +7724,7 @@
               <w:bottom w:val="nil"/>
               <w:right w:val="nil"/>
             </w:tcBorders>
+            <w:shd w:val="clear" w:color="auto" w:fill="FFFFFF"/>
           </w:tcPr>
           <w:p>
             <w:r/>
@@ -7472,6 +7746,7 @@
               <w:bottom w:val="nil"/>
               <w:right w:val="nil"/>
             </w:tcBorders>
+            <w:shd w:val="clear" w:color="auto" w:fill="FFFFFF"/>
           </w:tcPr>
           <w:p>
             <w:r/>
@@ -7493,6 +7768,7 @@
               <w:bottom w:val="nil"/>
               <w:right w:val="nil"/>
             </w:tcBorders>
+            <w:shd w:val="clear" w:color="auto" w:fill="FFFFFF"/>
           </w:tcPr>
           <w:p>
             <w:r/>
@@ -7514,6 +7790,7 @@
               <w:bottom w:val="nil"/>
               <w:right w:val="nil"/>
             </w:tcBorders>
+            <w:shd w:val="clear" w:color="auto" w:fill="FFFFFF"/>
           </w:tcPr>
           <w:p>
             <w:r/>
@@ -7535,6 +7812,7 @@
               <w:bottom w:val="nil"/>
               <w:right w:val="nil"/>
             </w:tcBorders>
+            <w:shd w:val="clear" w:color="auto" w:fill="FFFFFF"/>
           </w:tcPr>
           <w:p>
             <w:r/>
@@ -7558,6 +7836,7 @@
               <w:bottom w:val="nil"/>
               <w:right w:val="nil"/>
             </w:tcBorders>
+            <w:shd w:val="clear" w:color="auto" w:fill="FFFFFF"/>
           </w:tcPr>
           <w:p>
             <w:r/>
@@ -7579,6 +7858,7 @@
               <w:bottom w:val="nil"/>
               <w:right w:val="nil"/>
             </w:tcBorders>
+            <w:shd w:val="clear" w:color="auto" w:fill="FFFFFF"/>
           </w:tcPr>
           <w:p>
             <w:r/>
@@ -7600,6 +7880,7 @@
               <w:bottom w:val="nil"/>
               <w:right w:val="nil"/>
             </w:tcBorders>
+            <w:shd w:val="clear" w:color="auto" w:fill="FFFFFF"/>
           </w:tcPr>
           <w:p>
             <w:r/>
@@ -7621,6 +7902,7 @@
               <w:bottom w:val="nil"/>
               <w:right w:val="nil"/>
             </w:tcBorders>
+            <w:shd w:val="clear" w:color="auto" w:fill="FFFFFF"/>
           </w:tcPr>
           <w:p>
             <w:r/>
@@ -7642,6 +7924,7 @@
               <w:bottom w:val="nil"/>
               <w:right w:val="nil"/>
             </w:tcBorders>
+            <w:shd w:val="clear" w:color="auto" w:fill="FFFFFF"/>
           </w:tcPr>
           <w:p>
             <w:r/>
@@ -7663,6 +7946,7 @@
               <w:bottom w:val="nil"/>
               <w:right w:val="nil"/>
             </w:tcBorders>
+            <w:shd w:val="clear" w:color="auto" w:fill="FFFFFF"/>
           </w:tcPr>
           <w:p>
             <w:r/>
@@ -7684,6 +7968,7 @@
               <w:bottom w:val="nil"/>
               <w:right w:val="nil"/>
             </w:tcBorders>
+            <w:shd w:val="clear" w:color="auto" w:fill="FFFFFF"/>
           </w:tcPr>
           <w:p>
             <w:r/>
@@ -7707,6 +7992,7 @@
               <w:bottom w:val="nil"/>
               <w:right w:val="nil"/>
             </w:tcBorders>
+            <w:shd w:val="clear" w:color="auto" w:fill="FFFFFF"/>
           </w:tcPr>
           <w:p>
             <w:r/>
@@ -7728,6 +8014,7 @@
               <w:bottom w:val="nil"/>
               <w:right w:val="nil"/>
             </w:tcBorders>
+            <w:shd w:val="clear" w:color="auto" w:fill="FFFFFF"/>
           </w:tcPr>
           <w:p>
             <w:r/>
@@ -7749,6 +8036,7 @@
               <w:bottom w:val="nil"/>
               <w:right w:val="nil"/>
             </w:tcBorders>
+            <w:shd w:val="clear" w:color="auto" w:fill="FFFFFF"/>
           </w:tcPr>
           <w:p>
             <w:r/>
@@ -7770,6 +8058,7 @@
               <w:bottom w:val="nil"/>
               <w:right w:val="nil"/>
             </w:tcBorders>
+            <w:shd w:val="clear" w:color="auto" w:fill="FFFFFF"/>
           </w:tcPr>
           <w:p>
             <w:r/>
@@ -7791,6 +8080,7 @@
               <w:bottom w:val="nil"/>
               <w:right w:val="nil"/>
             </w:tcBorders>
+            <w:shd w:val="clear" w:color="auto" w:fill="FFFFFF"/>
           </w:tcPr>
           <w:p>
             <w:r/>
@@ -7812,6 +8102,7 @@
               <w:bottom w:val="nil"/>
               <w:right w:val="nil"/>
             </w:tcBorders>
+            <w:shd w:val="clear" w:color="auto" w:fill="FFFFFF"/>
           </w:tcPr>
           <w:p>
             <w:r/>
@@ -7833,6 +8124,7 @@
               <w:bottom w:val="nil"/>
               <w:right w:val="nil"/>
             </w:tcBorders>
+            <w:shd w:val="clear" w:color="auto" w:fill="FFFFFF"/>
           </w:tcPr>
           <w:p>
             <w:r/>
@@ -7856,6 +8148,7 @@
               <w:bottom w:val="nil"/>
               <w:right w:val="nil"/>
             </w:tcBorders>
+            <w:shd w:val="clear" w:color="auto" w:fill="FFFFFF"/>
           </w:tcPr>
           <w:p>
             <w:r/>
@@ -7877,6 +8170,7 @@
               <w:bottom w:val="nil"/>
               <w:right w:val="nil"/>
             </w:tcBorders>
+            <w:shd w:val="clear" w:color="auto" w:fill="FFFFFF"/>
           </w:tcPr>
           <w:p>
             <w:r/>
@@ -7898,6 +8192,7 @@
               <w:bottom w:val="nil"/>
               <w:right w:val="nil"/>
             </w:tcBorders>
+            <w:shd w:val="clear" w:color="auto" w:fill="FFFFFF"/>
           </w:tcPr>
           <w:p>
             <w:r/>
@@ -7919,6 +8214,7 @@
               <w:bottom w:val="nil"/>
               <w:right w:val="nil"/>
             </w:tcBorders>
+            <w:shd w:val="clear" w:color="auto" w:fill="FFFFFF"/>
           </w:tcPr>
           <w:p>
             <w:r/>
@@ -7940,6 +8236,7 @@
               <w:bottom w:val="nil"/>
               <w:right w:val="nil"/>
             </w:tcBorders>
+            <w:shd w:val="clear" w:color="auto" w:fill="FFFFFF"/>
           </w:tcPr>
           <w:p>
             <w:r/>
@@ -7961,6 +8258,7 @@
               <w:bottom w:val="nil"/>
               <w:right w:val="nil"/>
             </w:tcBorders>
+            <w:shd w:val="clear" w:color="auto" w:fill="FFFFFF"/>
           </w:tcPr>
           <w:p>
             <w:r/>
@@ -7982,6 +8280,7 @@
               <w:bottom w:val="nil"/>
               <w:right w:val="nil"/>
             </w:tcBorders>
+            <w:shd w:val="clear" w:color="auto" w:fill="FFFFFF"/>
           </w:tcPr>
           <w:p>
             <w:r/>
@@ -8005,6 +8304,7 @@
               <w:bottom w:val="nil"/>
               <w:right w:val="nil"/>
             </w:tcBorders>
+            <w:shd w:val="clear" w:color="auto" w:fill="FFFFFF"/>
           </w:tcPr>
           <w:p>
             <w:r/>
@@ -8026,6 +8326,7 @@
               <w:bottom w:val="nil"/>
               <w:right w:val="nil"/>
             </w:tcBorders>
+            <w:shd w:val="clear" w:color="auto" w:fill="FFFFFF"/>
           </w:tcPr>
           <w:p>
             <w:r/>
@@ -8047,6 +8348,7 @@
               <w:bottom w:val="nil"/>
               <w:right w:val="nil"/>
             </w:tcBorders>
+            <w:shd w:val="clear" w:color="auto" w:fill="FFFFFF"/>
           </w:tcPr>
           <w:p>
             <w:r/>
@@ -8068,6 +8370,7 @@
               <w:bottom w:val="nil"/>
               <w:right w:val="nil"/>
             </w:tcBorders>
+            <w:shd w:val="clear" w:color="auto" w:fill="FFFFFF"/>
           </w:tcPr>
           <w:p>
             <w:r/>
@@ -8089,6 +8392,7 @@
               <w:bottom w:val="nil"/>
               <w:right w:val="nil"/>
             </w:tcBorders>
+            <w:shd w:val="clear" w:color="auto" w:fill="FFFFFF"/>
           </w:tcPr>
           <w:p>
             <w:r/>
@@ -8110,6 +8414,7 @@
               <w:bottom w:val="nil"/>
               <w:right w:val="nil"/>
             </w:tcBorders>
+            <w:shd w:val="clear" w:color="auto" w:fill="FFFFFF"/>
           </w:tcPr>
           <w:p>
             <w:r/>
@@ -8131,6 +8436,7 @@
               <w:bottom w:val="nil"/>
               <w:right w:val="nil"/>
             </w:tcBorders>
+            <w:shd w:val="clear" w:color="auto" w:fill="FFFFFF"/>
           </w:tcPr>
           <w:p>
             <w:r/>
@@ -8154,6 +8460,7 @@
               <w:bottom w:val="nil"/>
               <w:right w:val="nil"/>
             </w:tcBorders>
+            <w:shd w:val="clear" w:color="auto" w:fill="FFFFFF"/>
           </w:tcPr>
           <w:p>
             <w:r/>
@@ -8175,6 +8482,7 @@
               <w:bottom w:val="nil"/>
               <w:right w:val="nil"/>
             </w:tcBorders>
+            <w:shd w:val="clear" w:color="auto" w:fill="FFFFFF"/>
           </w:tcPr>
           <w:p>
             <w:r/>
@@ -8196,6 +8504,7 @@
               <w:bottom w:val="nil"/>
               <w:right w:val="nil"/>
             </w:tcBorders>
+            <w:shd w:val="clear" w:color="auto" w:fill="FFFFFF"/>
           </w:tcPr>
           <w:p>
             <w:r/>
@@ -8217,6 +8526,7 @@
               <w:bottom w:val="nil"/>
               <w:right w:val="nil"/>
             </w:tcBorders>
+            <w:shd w:val="clear" w:color="auto" w:fill="FFFFFF"/>
           </w:tcPr>
           <w:p>
             <w:r/>
@@ -8238,6 +8548,7 @@
               <w:bottom w:val="nil"/>
               <w:right w:val="nil"/>
             </w:tcBorders>
+            <w:shd w:val="clear" w:color="auto" w:fill="FFFFFF"/>
           </w:tcPr>
           <w:p>
             <w:r/>
@@ -8259,6 +8570,7 @@
               <w:bottom w:val="nil"/>
               <w:right w:val="nil"/>
             </w:tcBorders>
+            <w:shd w:val="clear" w:color="auto" w:fill="FFFFFF"/>
           </w:tcPr>
           <w:p>
             <w:r/>
@@ -8280,6 +8592,7 @@
               <w:bottom w:val="nil"/>
               <w:right w:val="nil"/>
             </w:tcBorders>
+            <w:shd w:val="clear" w:color="auto" w:fill="FFFFFF"/>
           </w:tcPr>
           <w:p>
             <w:r/>
@@ -8303,6 +8616,7 @@
               <w:bottom w:val="nil"/>
               <w:right w:val="nil"/>
             </w:tcBorders>
+            <w:shd w:val="clear" w:color="auto" w:fill="FFFFFF"/>
           </w:tcPr>
           <w:p>
             <w:r/>
@@ -8324,6 +8638,7 @@
               <w:bottom w:val="nil"/>
               <w:right w:val="nil"/>
             </w:tcBorders>
+            <w:shd w:val="clear" w:color="auto" w:fill="FFFFFF"/>
           </w:tcPr>
           <w:p>
             <w:r/>
@@ -8345,6 +8660,7 @@
               <w:bottom w:val="nil"/>
               <w:right w:val="nil"/>
             </w:tcBorders>
+            <w:shd w:val="clear" w:color="auto" w:fill="FFFFFF"/>
           </w:tcPr>
           <w:p>
             <w:r/>
@@ -8366,6 +8682,7 @@
               <w:bottom w:val="nil"/>
               <w:right w:val="nil"/>
             </w:tcBorders>
+            <w:shd w:val="clear" w:color="auto" w:fill="FFFFFF"/>
           </w:tcPr>
           <w:p>
             <w:r/>
@@ -8387,6 +8704,7 @@
               <w:bottom w:val="nil"/>
               <w:right w:val="nil"/>
             </w:tcBorders>
+            <w:shd w:val="clear" w:color="auto" w:fill="FFFFFF"/>
           </w:tcPr>
           <w:p>
             <w:r/>
@@ -8408,6 +8726,7 @@
               <w:bottom w:val="nil"/>
               <w:right w:val="nil"/>
             </w:tcBorders>
+            <w:shd w:val="clear" w:color="auto" w:fill="FFFFFF"/>
           </w:tcPr>
           <w:p>
             <w:r/>
@@ -8429,6 +8748,7 @@
               <w:bottom w:val="nil"/>
               <w:right w:val="nil"/>
             </w:tcBorders>
+            <w:shd w:val="clear" w:color="auto" w:fill="FFFFFF"/>
           </w:tcPr>
           <w:p>
             <w:r/>
@@ -8452,6 +8772,7 @@
               <w:bottom w:val="nil"/>
               <w:right w:val="nil"/>
             </w:tcBorders>
+            <w:shd w:val="clear" w:color="auto" w:fill="FFFFFF"/>
           </w:tcPr>
           <w:p>
             <w:r/>
@@ -8473,6 +8794,7 @@
               <w:bottom w:val="nil"/>
               <w:right w:val="nil"/>
             </w:tcBorders>
+            <w:shd w:val="clear" w:color="auto" w:fill="FFFFFF"/>
           </w:tcPr>
           <w:p>
             <w:r/>
@@ -8494,6 +8816,7 @@
               <w:bottom w:val="nil"/>
               <w:right w:val="nil"/>
             </w:tcBorders>
+            <w:shd w:val="clear" w:color="auto" w:fill="FFFFFF"/>
           </w:tcPr>
           <w:p>
             <w:r/>
@@ -8515,6 +8838,7 @@
               <w:bottom w:val="nil"/>
               <w:right w:val="nil"/>
             </w:tcBorders>
+            <w:shd w:val="clear" w:color="auto" w:fill="FFFFFF"/>
           </w:tcPr>
           <w:p>
             <w:r/>
@@ -8536,6 +8860,7 @@
               <w:bottom w:val="nil"/>
               <w:right w:val="nil"/>
             </w:tcBorders>
+            <w:shd w:val="clear" w:color="auto" w:fill="FFFFFF"/>
           </w:tcPr>
           <w:p>
             <w:r/>
@@ -8557,6 +8882,7 @@
               <w:bottom w:val="nil"/>
               <w:right w:val="nil"/>
             </w:tcBorders>
+            <w:shd w:val="clear" w:color="auto" w:fill="FFFFFF"/>
           </w:tcPr>
           <w:p>
             <w:r/>
@@ -8578,6 +8904,7 @@
               <w:bottom w:val="nil"/>
               <w:right w:val="nil"/>
             </w:tcBorders>
+            <w:shd w:val="clear" w:color="auto" w:fill="FFFFFF"/>
           </w:tcPr>
           <w:p>
             <w:r/>
@@ -8601,6 +8928,7 @@
               <w:bottom w:val="nil"/>
               <w:right w:val="nil"/>
             </w:tcBorders>
+            <w:shd w:val="clear" w:color="auto" w:fill="FFFFFF"/>
           </w:tcPr>
           <w:p>
             <w:r/>
@@ -8622,6 +8950,7 @@
               <w:bottom w:val="nil"/>
               <w:right w:val="nil"/>
             </w:tcBorders>
+            <w:shd w:val="clear" w:color="auto" w:fill="FFFFFF"/>
           </w:tcPr>
           <w:p>
             <w:r/>
@@ -8643,6 +8972,7 @@
               <w:bottom w:val="nil"/>
               <w:right w:val="nil"/>
             </w:tcBorders>
+            <w:shd w:val="clear" w:color="auto" w:fill="FFFFFF"/>
           </w:tcPr>
           <w:p>
             <w:r/>
@@ -8664,6 +8994,7 @@
               <w:bottom w:val="nil"/>
               <w:right w:val="nil"/>
             </w:tcBorders>
+            <w:shd w:val="clear" w:color="auto" w:fill="FFFFFF"/>
           </w:tcPr>
           <w:p>
             <w:r/>
@@ -8685,6 +9016,7 @@
               <w:bottom w:val="nil"/>
               <w:right w:val="nil"/>
             </w:tcBorders>
+            <w:shd w:val="clear" w:color="auto" w:fill="FFFFFF"/>
           </w:tcPr>
           <w:p>
             <w:r/>
@@ -8706,6 +9038,7 @@
               <w:bottom w:val="nil"/>
               <w:right w:val="nil"/>
             </w:tcBorders>
+            <w:shd w:val="clear" w:color="auto" w:fill="FFFFFF"/>
           </w:tcPr>
           <w:p>
             <w:r/>
@@ -8727,6 +9060,7 @@
               <w:bottom w:val="nil"/>
               <w:right w:val="nil"/>
             </w:tcBorders>
+            <w:shd w:val="clear" w:color="auto" w:fill="FFFFFF"/>
           </w:tcPr>
           <w:p>
             <w:r/>
@@ -8750,6 +9084,7 @@
               <w:bottom w:val="nil"/>
               <w:right w:val="nil"/>
             </w:tcBorders>
+            <w:shd w:val="clear" w:color="auto" w:fill="FFFFFF"/>
           </w:tcPr>
           <w:p>
             <w:r/>
@@ -8767,6 +9102,7 @@
               <w:bottom w:val="nil"/>
               <w:right w:val="nil"/>
             </w:tcBorders>
+            <w:shd w:val="clear" w:color="auto" w:fill="FFFFFF"/>
           </w:tcPr>
           <w:p>
             <w:r/>
@@ -8784,6 +9120,7 @@
               <w:bottom w:val="nil"/>
               <w:right w:val="nil"/>
             </w:tcBorders>
+            <w:shd w:val="clear" w:color="auto" w:fill="FFFFFF"/>
           </w:tcPr>
           <w:p>
             <w:r/>
@@ -8801,6 +9138,7 @@
               <w:bottom w:val="nil"/>
               <w:right w:val="nil"/>
             </w:tcBorders>
+            <w:shd w:val="clear" w:color="auto" w:fill="FFFFFF"/>
           </w:tcPr>
           <w:p>
             <w:r/>
@@ -8818,6 +9156,7 @@
               <w:bottom w:val="nil"/>
               <w:right w:val="nil"/>
             </w:tcBorders>
+            <w:shd w:val="clear" w:color="auto" w:fill="FFFFFF"/>
           </w:tcPr>
           <w:p>
             <w:r/>
@@ -8835,6 +9174,7 @@
               <w:bottom w:val="nil"/>
               <w:right w:val="nil"/>
             </w:tcBorders>
+            <w:shd w:val="clear" w:color="auto" w:fill="FFFFFF"/>
           </w:tcPr>
           <w:p>
             <w:r/>
@@ -8852,6 +9192,7 @@
               <w:bottom w:val="nil"/>
               <w:right w:val="nil"/>
             </w:tcBorders>
+            <w:shd w:val="clear" w:color="auto" w:fill="FFFFFF"/>
           </w:tcPr>
           <w:p>
             <w:r/>
@@ -8871,6 +9212,7 @@
               <w:bottom w:val="nil"/>
               <w:right w:val="nil"/>
             </w:tcBorders>
+            <w:shd w:val="clear" w:color="auto" w:fill="FFFFFF"/>
           </w:tcPr>
           <w:p>
             <w:r/>
@@ -8888,6 +9230,7 @@
               <w:bottom w:val="nil"/>
               <w:right w:val="nil"/>
             </w:tcBorders>
+            <w:shd w:val="clear" w:color="auto" w:fill="FFFFFF"/>
           </w:tcPr>
           <w:p>
             <w:r/>
@@ -8905,6 +9248,7 @@
               <w:bottom w:val="nil"/>
               <w:right w:val="nil"/>
             </w:tcBorders>
+            <w:shd w:val="clear" w:color="auto" w:fill="FFFFFF"/>
           </w:tcPr>
           <w:p>
             <w:r/>
@@ -8922,6 +9266,7 @@
               <w:bottom w:val="nil"/>
               <w:right w:val="nil"/>
             </w:tcBorders>
+            <w:shd w:val="clear" w:color="auto" w:fill="FFFFFF"/>
           </w:tcPr>
           <w:p>
             <w:r/>
@@ -8939,6 +9284,7 @@
               <w:bottom w:val="nil"/>
               <w:right w:val="nil"/>
             </w:tcBorders>
+            <w:shd w:val="clear" w:color="auto" w:fill="FFFFFF"/>
           </w:tcPr>
           <w:p>
             <w:r/>
@@ -8956,6 +9302,7 @@
               <w:bottom w:val="nil"/>
               <w:right w:val="nil"/>
             </w:tcBorders>
+            <w:shd w:val="clear" w:color="auto" w:fill="FFFFFF"/>
           </w:tcPr>
           <w:p>
             <w:r/>
@@ -8973,6 +9320,7 @@
               <w:bottom w:val="nil"/>
               <w:right w:val="nil"/>
             </w:tcBorders>
+            <w:shd w:val="clear" w:color="auto" w:fill="FFFFFF"/>
           </w:tcPr>
           <w:p>
             <w:r/>
@@ -8992,6 +9340,7 @@
               <w:bottom w:val="single" w:sz="12" w:space="0" w:color="000000"/>
               <w:right w:val="nil"/>
             </w:tcBorders>
+            <w:shd w:val="clear" w:color="auto" w:fill="FFFFFF"/>
           </w:tcPr>
           <w:p>
             <w:r/>
@@ -9009,6 +9358,7 @@
               <w:bottom w:val="single" w:sz="12" w:space="0" w:color="000000"/>
               <w:right w:val="nil"/>
             </w:tcBorders>
+            <w:shd w:val="clear" w:color="auto" w:fill="FFFFFF"/>
           </w:tcPr>
           <w:p>
             <w:r/>
@@ -9026,6 +9376,7 @@
               <w:bottom w:val="single" w:sz="12" w:space="0" w:color="000000"/>
               <w:right w:val="nil"/>
             </w:tcBorders>
+            <w:shd w:val="clear" w:color="auto" w:fill="FFFFFF"/>
           </w:tcPr>
           <w:p>
             <w:r/>
@@ -9043,6 +9394,7 @@
               <w:bottom w:val="single" w:sz="12" w:space="0" w:color="000000"/>
               <w:right w:val="nil"/>
             </w:tcBorders>
+            <w:shd w:val="clear" w:color="auto" w:fill="FFFFFF"/>
           </w:tcPr>
           <w:p>
             <w:r/>
@@ -9060,6 +9412,7 @@
               <w:bottom w:val="single" w:sz="12" w:space="0" w:color="000000"/>
               <w:right w:val="nil"/>
             </w:tcBorders>
+            <w:shd w:val="clear" w:color="auto" w:fill="FFFFFF"/>
           </w:tcPr>
           <w:p>
             <w:r/>
@@ -9077,6 +9430,7 @@
               <w:bottom w:val="single" w:sz="12" w:space="0" w:color="000000"/>
               <w:right w:val="nil"/>
             </w:tcBorders>
+            <w:shd w:val="clear" w:color="auto" w:fill="FFFFFF"/>
           </w:tcPr>
           <w:p>
             <w:r/>
@@ -9094,6 +9448,7 @@
               <w:bottom w:val="single" w:sz="12" w:space="0" w:color="000000"/>
               <w:right w:val="nil"/>
             </w:tcBorders>
+            <w:shd w:val="clear" w:color="auto" w:fill="FFFFFF"/>
           </w:tcPr>
           <w:p>
             <w:r/>
@@ -9121,9 +9476,8 @@
     </w:p>
     <w:tbl>
       <w:tblPr>
-        <w:tblStyle w:val="LightGrid-Accent1"/>
         <w:tblW w:type="auto" w:w="0"/>
-        <w:tblLook w:firstColumn="1" w:firstRow="1" w:lastColumn="0" w:lastRow="0" w:noHBand="0" w:noVBand="1" w:val="04A0"/>
+        <w:tblLook w:firstColumn="0" w:firstRow="0" w:lastColumn="0" w:lastRow="0" w:noHBand="1" w:noVBand="1" w:val="04A0"/>
         <w:tblBorders>
           <w:top w:val="nil"/>
           <w:left w:val="nil"/>
@@ -9150,6 +9504,7 @@
               <w:bottom w:val="single" w:sz="6" w:space="0" w:color="000000"/>
               <w:right w:val="nil"/>
             </w:tcBorders>
+            <w:shd w:val="clear" w:color="auto" w:fill="FFFFFF"/>
           </w:tcPr>
           <w:p>
             <w:r/>
@@ -9172,6 +9527,7 @@
               <w:bottom w:val="single" w:sz="6" w:space="0" w:color="000000"/>
               <w:right w:val="nil"/>
             </w:tcBorders>
+            <w:shd w:val="clear" w:color="auto" w:fill="FFFFFF"/>
           </w:tcPr>
           <w:p>
             <w:r/>
@@ -9194,6 +9550,7 @@
               <w:bottom w:val="single" w:sz="6" w:space="0" w:color="000000"/>
               <w:right w:val="nil"/>
             </w:tcBorders>
+            <w:shd w:val="clear" w:color="auto" w:fill="FFFFFF"/>
           </w:tcPr>
           <w:p>
             <w:r/>
@@ -9216,6 +9573,7 @@
               <w:bottom w:val="single" w:sz="6" w:space="0" w:color="000000"/>
               <w:right w:val="nil"/>
             </w:tcBorders>
+            <w:shd w:val="clear" w:color="auto" w:fill="FFFFFF"/>
           </w:tcPr>
           <w:p>
             <w:r/>
@@ -9238,6 +9596,7 @@
               <w:bottom w:val="single" w:sz="6" w:space="0" w:color="000000"/>
               <w:right w:val="nil"/>
             </w:tcBorders>
+            <w:shd w:val="clear" w:color="auto" w:fill="FFFFFF"/>
           </w:tcPr>
           <w:p>
             <w:r/>
@@ -9262,6 +9621,7 @@
               <w:bottom w:val="nil"/>
               <w:right w:val="nil"/>
             </w:tcBorders>
+            <w:shd w:val="clear" w:color="auto" w:fill="FFFFFF"/>
           </w:tcPr>
           <w:p>
             <w:r/>
@@ -9283,6 +9643,7 @@
               <w:bottom w:val="nil"/>
               <w:right w:val="nil"/>
             </w:tcBorders>
+            <w:shd w:val="clear" w:color="auto" w:fill="FFFFFF"/>
           </w:tcPr>
           <w:p>
             <w:r/>
@@ -9304,6 +9665,7 @@
               <w:bottom w:val="nil"/>
               <w:right w:val="nil"/>
             </w:tcBorders>
+            <w:shd w:val="clear" w:color="auto" w:fill="FFFFFF"/>
           </w:tcPr>
           <w:p>
             <w:r/>
@@ -9325,6 +9687,7 @@
               <w:bottom w:val="nil"/>
               <w:right w:val="nil"/>
             </w:tcBorders>
+            <w:shd w:val="clear" w:color="auto" w:fill="FFFFFF"/>
           </w:tcPr>
           <w:p>
             <w:r/>
@@ -9346,6 +9709,7 @@
               <w:bottom w:val="nil"/>
               <w:right w:val="nil"/>
             </w:tcBorders>
+            <w:shd w:val="clear" w:color="auto" w:fill="FFFFFF"/>
           </w:tcPr>
           <w:p>
             <w:r/>
@@ -9369,6 +9733,7 @@
               <w:bottom w:val="nil"/>
               <w:right w:val="nil"/>
             </w:tcBorders>
+            <w:shd w:val="clear" w:color="auto" w:fill="FFFFFF"/>
           </w:tcPr>
           <w:p>
             <w:r/>
@@ -9390,6 +9755,7 @@
               <w:bottom w:val="nil"/>
               <w:right w:val="nil"/>
             </w:tcBorders>
+            <w:shd w:val="clear" w:color="auto" w:fill="FFFFFF"/>
           </w:tcPr>
           <w:p>
             <w:r/>
@@ -9411,6 +9777,7 @@
               <w:bottom w:val="nil"/>
               <w:right w:val="nil"/>
             </w:tcBorders>
+            <w:shd w:val="clear" w:color="auto" w:fill="FFFFFF"/>
           </w:tcPr>
           <w:p>
             <w:r/>
@@ -9432,6 +9799,7 @@
               <w:bottom w:val="nil"/>
               <w:right w:val="nil"/>
             </w:tcBorders>
+            <w:shd w:val="clear" w:color="auto" w:fill="FFFFFF"/>
           </w:tcPr>
           <w:p>
             <w:r/>
@@ -9453,6 +9821,7 @@
               <w:bottom w:val="nil"/>
               <w:right w:val="nil"/>
             </w:tcBorders>
+            <w:shd w:val="clear" w:color="auto" w:fill="FFFFFF"/>
           </w:tcPr>
           <w:p>
             <w:r/>
@@ -9476,6 +9845,7 @@
               <w:bottom w:val="nil"/>
               <w:right w:val="nil"/>
             </w:tcBorders>
+            <w:shd w:val="clear" w:color="auto" w:fill="FFFFFF"/>
           </w:tcPr>
           <w:p>
             <w:r/>
@@ -9497,6 +9867,7 @@
               <w:bottom w:val="nil"/>
               <w:right w:val="nil"/>
             </w:tcBorders>
+            <w:shd w:val="clear" w:color="auto" w:fill="FFFFFF"/>
           </w:tcPr>
           <w:p>
             <w:r/>
@@ -9518,6 +9889,7 @@
               <w:bottom w:val="nil"/>
               <w:right w:val="nil"/>
             </w:tcBorders>
+            <w:shd w:val="clear" w:color="auto" w:fill="FFFFFF"/>
           </w:tcPr>
           <w:p>
             <w:r/>
@@ -9539,6 +9911,7 @@
               <w:bottom w:val="nil"/>
               <w:right w:val="nil"/>
             </w:tcBorders>
+            <w:shd w:val="clear" w:color="auto" w:fill="FFFFFF"/>
           </w:tcPr>
           <w:p>
             <w:r/>
@@ -9560,6 +9933,7 @@
               <w:bottom w:val="nil"/>
               <w:right w:val="nil"/>
             </w:tcBorders>
+            <w:shd w:val="clear" w:color="auto" w:fill="FFFFFF"/>
           </w:tcPr>
           <w:p>
             <w:r/>
@@ -9583,6 +9957,7 @@
               <w:bottom w:val="nil"/>
               <w:right w:val="nil"/>
             </w:tcBorders>
+            <w:shd w:val="clear" w:color="auto" w:fill="FFFFFF"/>
           </w:tcPr>
           <w:p>
             <w:r/>
@@ -9604,6 +9979,7 @@
               <w:bottom w:val="nil"/>
               <w:right w:val="nil"/>
             </w:tcBorders>
+            <w:shd w:val="clear" w:color="auto" w:fill="FFFFFF"/>
           </w:tcPr>
           <w:p>
             <w:r/>
@@ -9625,6 +10001,7 @@
               <w:bottom w:val="nil"/>
               <w:right w:val="nil"/>
             </w:tcBorders>
+            <w:shd w:val="clear" w:color="auto" w:fill="FFFFFF"/>
           </w:tcPr>
           <w:p>
             <w:r/>
@@ -9646,6 +10023,7 @@
               <w:bottom w:val="nil"/>
               <w:right w:val="nil"/>
             </w:tcBorders>
+            <w:shd w:val="clear" w:color="auto" w:fill="FFFFFF"/>
           </w:tcPr>
           <w:p>
             <w:r/>
@@ -9667,6 +10045,7 @@
               <w:bottom w:val="nil"/>
               <w:right w:val="nil"/>
             </w:tcBorders>
+            <w:shd w:val="clear" w:color="auto" w:fill="FFFFFF"/>
           </w:tcPr>
           <w:p>
             <w:r/>
@@ -9690,6 +10069,7 @@
               <w:bottom w:val="nil"/>
               <w:right w:val="nil"/>
             </w:tcBorders>
+            <w:shd w:val="clear" w:color="auto" w:fill="FFFFFF"/>
           </w:tcPr>
           <w:p>
             <w:r/>
@@ -9711,6 +10091,7 @@
               <w:bottom w:val="nil"/>
               <w:right w:val="nil"/>
             </w:tcBorders>
+            <w:shd w:val="clear" w:color="auto" w:fill="FFFFFF"/>
           </w:tcPr>
           <w:p>
             <w:r/>
@@ -9732,6 +10113,7 @@
               <w:bottom w:val="nil"/>
               <w:right w:val="nil"/>
             </w:tcBorders>
+            <w:shd w:val="clear" w:color="auto" w:fill="FFFFFF"/>
           </w:tcPr>
           <w:p>
             <w:r/>
@@ -9753,6 +10135,7 @@
               <w:bottom w:val="nil"/>
               <w:right w:val="nil"/>
             </w:tcBorders>
+            <w:shd w:val="clear" w:color="auto" w:fill="FFFFFF"/>
           </w:tcPr>
           <w:p>
             <w:r/>
@@ -9774,6 +10157,7 @@
               <w:bottom w:val="nil"/>
               <w:right w:val="nil"/>
             </w:tcBorders>
+            <w:shd w:val="clear" w:color="auto" w:fill="FFFFFF"/>
           </w:tcPr>
           <w:p>
             <w:r/>
@@ -9797,6 +10181,7 @@
               <w:bottom w:val="nil"/>
               <w:right w:val="nil"/>
             </w:tcBorders>
+            <w:shd w:val="clear" w:color="auto" w:fill="FFFFFF"/>
           </w:tcPr>
           <w:p>
             <w:r/>
@@ -9818,6 +10203,7 @@
               <w:bottom w:val="nil"/>
               <w:right w:val="nil"/>
             </w:tcBorders>
+            <w:shd w:val="clear" w:color="auto" w:fill="FFFFFF"/>
           </w:tcPr>
           <w:p>
             <w:r/>
@@ -9839,6 +10225,7 @@
               <w:bottom w:val="nil"/>
               <w:right w:val="nil"/>
             </w:tcBorders>
+            <w:shd w:val="clear" w:color="auto" w:fill="FFFFFF"/>
           </w:tcPr>
           <w:p>
             <w:r/>
@@ -9860,6 +10247,7 @@
               <w:bottom w:val="nil"/>
               <w:right w:val="nil"/>
             </w:tcBorders>
+            <w:shd w:val="clear" w:color="auto" w:fill="FFFFFF"/>
           </w:tcPr>
           <w:p>
             <w:r/>
@@ -9881,6 +10269,7 @@
               <w:bottom w:val="nil"/>
               <w:right w:val="nil"/>
             </w:tcBorders>
+            <w:shd w:val="clear" w:color="auto" w:fill="FFFFFF"/>
           </w:tcPr>
           <w:p>
             <w:r/>
@@ -9904,6 +10293,7 @@
               <w:bottom w:val="nil"/>
               <w:right w:val="nil"/>
             </w:tcBorders>
+            <w:shd w:val="clear" w:color="auto" w:fill="FFFFFF"/>
           </w:tcPr>
           <w:p>
             <w:r/>
@@ -9925,6 +10315,7 @@
               <w:bottom w:val="nil"/>
               <w:right w:val="nil"/>
             </w:tcBorders>
+            <w:shd w:val="clear" w:color="auto" w:fill="FFFFFF"/>
           </w:tcPr>
           <w:p>
             <w:r/>
@@ -9946,6 +10337,7 @@
               <w:bottom w:val="nil"/>
               <w:right w:val="nil"/>
             </w:tcBorders>
+            <w:shd w:val="clear" w:color="auto" w:fill="FFFFFF"/>
           </w:tcPr>
           <w:p>
             <w:r/>
@@ -9967,6 +10359,7 @@
               <w:bottom w:val="nil"/>
               <w:right w:val="nil"/>
             </w:tcBorders>
+            <w:shd w:val="clear" w:color="auto" w:fill="FFFFFF"/>
           </w:tcPr>
           <w:p>
             <w:r/>
@@ -9988,6 +10381,7 @@
               <w:bottom w:val="nil"/>
               <w:right w:val="nil"/>
             </w:tcBorders>
+            <w:shd w:val="clear" w:color="auto" w:fill="FFFFFF"/>
           </w:tcPr>
           <w:p>
             <w:r/>
@@ -10011,6 +10405,7 @@
               <w:bottom w:val="nil"/>
               <w:right w:val="nil"/>
             </w:tcBorders>
+            <w:shd w:val="clear" w:color="auto" w:fill="FFFFFF"/>
           </w:tcPr>
           <w:p>
             <w:r/>
@@ -10032,6 +10427,7 @@
               <w:bottom w:val="nil"/>
               <w:right w:val="nil"/>
             </w:tcBorders>
+            <w:shd w:val="clear" w:color="auto" w:fill="FFFFFF"/>
           </w:tcPr>
           <w:p>
             <w:r/>
@@ -10053,6 +10449,7 @@
               <w:bottom w:val="nil"/>
               <w:right w:val="nil"/>
             </w:tcBorders>
+            <w:shd w:val="clear" w:color="auto" w:fill="FFFFFF"/>
           </w:tcPr>
           <w:p>
             <w:r/>
@@ -10074,6 +10471,7 @@
               <w:bottom w:val="nil"/>
               <w:right w:val="nil"/>
             </w:tcBorders>
+            <w:shd w:val="clear" w:color="auto" w:fill="FFFFFF"/>
           </w:tcPr>
           <w:p>
             <w:r/>
@@ -10095,6 +10493,7 @@
               <w:bottom w:val="nil"/>
               <w:right w:val="nil"/>
             </w:tcBorders>
+            <w:shd w:val="clear" w:color="auto" w:fill="FFFFFF"/>
           </w:tcPr>
           <w:p>
             <w:r/>
@@ -10118,6 +10517,7 @@
               <w:bottom w:val="nil"/>
               <w:right w:val="nil"/>
             </w:tcBorders>
+            <w:shd w:val="clear" w:color="auto" w:fill="FFFFFF"/>
           </w:tcPr>
           <w:p>
             <w:r/>
@@ -10139,6 +10539,7 @@
               <w:bottom w:val="nil"/>
               <w:right w:val="nil"/>
             </w:tcBorders>
+            <w:shd w:val="clear" w:color="auto" w:fill="FFFFFF"/>
           </w:tcPr>
           <w:p>
             <w:r/>
@@ -10160,6 +10561,7 @@
               <w:bottom w:val="nil"/>
               <w:right w:val="nil"/>
             </w:tcBorders>
+            <w:shd w:val="clear" w:color="auto" w:fill="FFFFFF"/>
           </w:tcPr>
           <w:p>
             <w:r/>
@@ -10181,6 +10583,7 @@
               <w:bottom w:val="nil"/>
               <w:right w:val="nil"/>
             </w:tcBorders>
+            <w:shd w:val="clear" w:color="auto" w:fill="FFFFFF"/>
           </w:tcPr>
           <w:p>
             <w:r/>
@@ -10202,6 +10605,7 @@
               <w:bottom w:val="nil"/>
               <w:right w:val="nil"/>
             </w:tcBorders>
+            <w:shd w:val="clear" w:color="auto" w:fill="FFFFFF"/>
           </w:tcPr>
           <w:p>
             <w:r/>
@@ -10225,6 +10629,7 @@
               <w:bottom w:val="nil"/>
               <w:right w:val="nil"/>
             </w:tcBorders>
+            <w:shd w:val="clear" w:color="auto" w:fill="FFFFFF"/>
           </w:tcPr>
           <w:p>
             <w:r/>
@@ -10246,6 +10651,7 @@
               <w:bottom w:val="nil"/>
               <w:right w:val="nil"/>
             </w:tcBorders>
+            <w:shd w:val="clear" w:color="auto" w:fill="FFFFFF"/>
           </w:tcPr>
           <w:p>
             <w:r/>
@@ -10267,6 +10673,7 @@
               <w:bottom w:val="nil"/>
               <w:right w:val="nil"/>
             </w:tcBorders>
+            <w:shd w:val="clear" w:color="auto" w:fill="FFFFFF"/>
           </w:tcPr>
           <w:p>
             <w:r/>
@@ -10288,6 +10695,7 @@
               <w:bottom w:val="nil"/>
               <w:right w:val="nil"/>
             </w:tcBorders>
+            <w:shd w:val="clear" w:color="auto" w:fill="FFFFFF"/>
           </w:tcPr>
           <w:p>
             <w:r/>
@@ -10309,6 +10717,7 @@
               <w:bottom w:val="nil"/>
               <w:right w:val="nil"/>
             </w:tcBorders>
+            <w:shd w:val="clear" w:color="auto" w:fill="FFFFFF"/>
           </w:tcPr>
           <w:p>
             <w:r/>
@@ -10332,6 +10741,7 @@
               <w:bottom w:val="nil"/>
               <w:right w:val="nil"/>
             </w:tcBorders>
+            <w:shd w:val="clear" w:color="auto" w:fill="FFFFFF"/>
           </w:tcPr>
           <w:p>
             <w:r/>
@@ -10353,6 +10763,7 @@
               <w:bottom w:val="nil"/>
               <w:right w:val="nil"/>
             </w:tcBorders>
+            <w:shd w:val="clear" w:color="auto" w:fill="FFFFFF"/>
           </w:tcPr>
           <w:p>
             <w:r/>
@@ -10374,6 +10785,7 @@
               <w:bottom w:val="nil"/>
               <w:right w:val="nil"/>
             </w:tcBorders>
+            <w:shd w:val="clear" w:color="auto" w:fill="FFFFFF"/>
           </w:tcPr>
           <w:p>
             <w:r/>
@@ -10395,6 +10807,7 @@
               <w:bottom w:val="nil"/>
               <w:right w:val="nil"/>
             </w:tcBorders>
+            <w:shd w:val="clear" w:color="auto" w:fill="FFFFFF"/>
           </w:tcPr>
           <w:p>
             <w:r/>
@@ -10416,6 +10829,7 @@
               <w:bottom w:val="nil"/>
               <w:right w:val="nil"/>
             </w:tcBorders>
+            <w:shd w:val="clear" w:color="auto" w:fill="FFFFFF"/>
           </w:tcPr>
           <w:p>
             <w:r/>
@@ -10439,6 +10853,7 @@
               <w:bottom w:val="nil"/>
               <w:right w:val="nil"/>
             </w:tcBorders>
+            <w:shd w:val="clear" w:color="auto" w:fill="FFFFFF"/>
           </w:tcPr>
           <w:p>
             <w:r/>
@@ -10460,6 +10875,7 @@
               <w:bottom w:val="nil"/>
               <w:right w:val="nil"/>
             </w:tcBorders>
+            <w:shd w:val="clear" w:color="auto" w:fill="FFFFFF"/>
           </w:tcPr>
           <w:p>
             <w:r/>
@@ -10481,6 +10897,7 @@
               <w:bottom w:val="nil"/>
               <w:right w:val="nil"/>
             </w:tcBorders>
+            <w:shd w:val="clear" w:color="auto" w:fill="FFFFFF"/>
           </w:tcPr>
           <w:p>
             <w:r/>
@@ -10502,6 +10919,7 @@
               <w:bottom w:val="nil"/>
               <w:right w:val="nil"/>
             </w:tcBorders>
+            <w:shd w:val="clear" w:color="auto" w:fill="FFFFFF"/>
           </w:tcPr>
           <w:p>
             <w:r/>
@@ -10523,6 +10941,7 @@
               <w:bottom w:val="nil"/>
               <w:right w:val="nil"/>
             </w:tcBorders>
+            <w:shd w:val="clear" w:color="auto" w:fill="FFFFFF"/>
           </w:tcPr>
           <w:p>
             <w:r/>
@@ -10546,6 +10965,7 @@
               <w:bottom w:val="nil"/>
               <w:right w:val="nil"/>
             </w:tcBorders>
+            <w:shd w:val="clear" w:color="auto" w:fill="FFFFFF"/>
           </w:tcPr>
           <w:p>
             <w:r/>
@@ -10567,6 +10987,7 @@
               <w:bottom w:val="nil"/>
               <w:right w:val="nil"/>
             </w:tcBorders>
+            <w:shd w:val="clear" w:color="auto" w:fill="FFFFFF"/>
           </w:tcPr>
           <w:p>
             <w:r/>
@@ -10588,6 +11009,7 @@
               <w:bottom w:val="nil"/>
               <w:right w:val="nil"/>
             </w:tcBorders>
+            <w:shd w:val="clear" w:color="auto" w:fill="FFFFFF"/>
           </w:tcPr>
           <w:p>
             <w:r/>
@@ -10609,6 +11031,7 @@
               <w:bottom w:val="nil"/>
               <w:right w:val="nil"/>
             </w:tcBorders>
+            <w:shd w:val="clear" w:color="auto" w:fill="FFFFFF"/>
           </w:tcPr>
           <w:p>
             <w:r/>
@@ -10630,6 +11053,7 @@
               <w:bottom w:val="nil"/>
               <w:right w:val="nil"/>
             </w:tcBorders>
+            <w:shd w:val="clear" w:color="auto" w:fill="FFFFFF"/>
           </w:tcPr>
           <w:p>
             <w:r/>
@@ -10653,6 +11077,7 @@
               <w:bottom w:val="single" w:sz="12" w:space="0" w:color="000000"/>
               <w:right w:val="nil"/>
             </w:tcBorders>
+            <w:shd w:val="clear" w:color="auto" w:fill="FFFFFF"/>
           </w:tcPr>
           <w:p>
             <w:r/>
@@ -10674,6 +11099,7 @@
               <w:bottom w:val="single" w:sz="12" w:space="0" w:color="000000"/>
               <w:right w:val="nil"/>
             </w:tcBorders>
+            <w:shd w:val="clear" w:color="auto" w:fill="FFFFFF"/>
           </w:tcPr>
           <w:p>
             <w:r/>
@@ -10695,6 +11121,7 @@
               <w:bottom w:val="single" w:sz="12" w:space="0" w:color="000000"/>
               <w:right w:val="nil"/>
             </w:tcBorders>
+            <w:shd w:val="clear" w:color="auto" w:fill="FFFFFF"/>
           </w:tcPr>
           <w:p>
             <w:r/>
@@ -10716,6 +11143,7 @@
               <w:bottom w:val="single" w:sz="12" w:space="0" w:color="000000"/>
               <w:right w:val="nil"/>
             </w:tcBorders>
+            <w:shd w:val="clear" w:color="auto" w:fill="FFFFFF"/>
           </w:tcPr>
           <w:p>
             <w:r/>
@@ -10737,6 +11165,7 @@
               <w:bottom w:val="single" w:sz="12" w:space="0" w:color="000000"/>
               <w:right w:val="nil"/>
             </w:tcBorders>
+            <w:shd w:val="clear" w:color="auto" w:fill="FFFFFF"/>
           </w:tcPr>
           <w:p>
             <w:r/>

--- a/家鸡遗传学综述_v2.docx
+++ b/家鸡遗传学综述_v2.docx
@@ -624,7 +624,7 @@
     </w:p>
     <w:tbl>
       <w:tblPr>
-        <w:tblW w:type="auto" w:w="0"/>
+        <w:tblW w:w="9639" w:type="dxa"/>
         <w:tblBorders>
           <w:top w:val="nil"/>
           <w:left w:val="nil"/>
@@ -633,20 +633,21 @@
           <w:insideH w:val="nil"/>
           <w:insideV w:val="nil"/>
         </w:tblBorders>
+        <w:tblLayout w:type="fixed"/>
       </w:tblPr>
       <w:tblGrid>
-        <w:gridCol w:w="1234"/>
-        <w:gridCol w:w="1234"/>
-        <w:gridCol w:w="1234"/>
-        <w:gridCol w:w="1234"/>
-        <w:gridCol w:w="1234"/>
-        <w:gridCol w:w="1234"/>
-        <w:gridCol w:w="1234"/>
+        <w:gridCol w:w="1701"/>
+        <w:gridCol w:w="737"/>
+        <w:gridCol w:w="1530"/>
+        <w:gridCol w:w="1814"/>
+        <w:gridCol w:w="1474"/>
+        <w:gridCol w:w="1360"/>
+        <w:gridCol w:w="1020"/>
       </w:tblGrid>
       <w:tr>
         <w:tc>
           <w:tcPr>
-            <w:tcW w:type="dxa" w:w="1234"/>
+            <w:tcW w:type="dxa" w:w="1701"/>
             <w:shd w:val="clear" w:color="auto" w:fill="FFFFFF"/>
             <w:tcBorders>
               <w:top w:val="single" w:sz="12" w:space="0" w:color="000000"/>
@@ -669,7 +670,7 @@
         </w:tc>
         <w:tc>
           <w:tcPr>
-            <w:tcW w:type="dxa" w:w="1234"/>
+            <w:tcW w:type="dxa" w:w="737"/>
             <w:shd w:val="clear" w:color="auto" w:fill="FFFFFF"/>
             <w:tcBorders>
               <w:top w:val="single" w:sz="12" w:space="0" w:color="000000"/>
@@ -692,7 +693,7 @@
         </w:tc>
         <w:tc>
           <w:tcPr>
-            <w:tcW w:type="dxa" w:w="1234"/>
+            <w:tcW w:type="dxa" w:w="1530"/>
             <w:shd w:val="clear" w:color="auto" w:fill="FFFFFF"/>
             <w:tcBorders>
               <w:top w:val="single" w:sz="12" w:space="0" w:color="000000"/>
@@ -715,7 +716,7 @@
         </w:tc>
         <w:tc>
           <w:tcPr>
-            <w:tcW w:type="dxa" w:w="1234"/>
+            <w:tcW w:type="dxa" w:w="1814"/>
             <w:shd w:val="clear" w:color="auto" w:fill="FFFFFF"/>
             <w:tcBorders>
               <w:top w:val="single" w:sz="12" w:space="0" w:color="000000"/>
@@ -738,7 +739,7 @@
         </w:tc>
         <w:tc>
           <w:tcPr>
-            <w:tcW w:type="dxa" w:w="1234"/>
+            <w:tcW w:type="dxa" w:w="1474"/>
             <w:shd w:val="clear" w:color="auto" w:fill="FFFFFF"/>
             <w:tcBorders>
               <w:top w:val="single" w:sz="12" w:space="0" w:color="000000"/>
@@ -761,7 +762,7 @@
         </w:tc>
         <w:tc>
           <w:tcPr>
-            <w:tcW w:type="dxa" w:w="1234"/>
+            <w:tcW w:type="dxa" w:w="1360"/>
             <w:shd w:val="clear" w:color="auto" w:fill="FFFFFF"/>
             <w:tcBorders>
               <w:top w:val="single" w:sz="12" w:space="0" w:color="000000"/>
@@ -784,7 +785,7 @@
         </w:tc>
         <w:tc>
           <w:tcPr>
-            <w:tcW w:type="dxa" w:w="1234"/>
+            <w:tcW w:type="dxa" w:w="1020"/>
             <w:shd w:val="clear" w:color="auto" w:fill="FFFFFF"/>
             <w:tcBorders>
               <w:top w:val="single" w:sz="12" w:space="0" w:color="000000"/>
@@ -809,7 +810,7 @@
       <w:tr>
         <w:tc>
           <w:tcPr>
-            <w:tcW w:type="dxa" w:w="1234"/>
+            <w:tcW w:type="dxa" w:w="1701"/>
             <w:shd w:val="clear" w:color="auto" w:fill="FFFFFF"/>
             <w:tcBorders>
               <w:top w:val="nil"/>
@@ -831,7 +832,7 @@
         </w:tc>
         <w:tc>
           <w:tcPr>
-            <w:tcW w:type="dxa" w:w="1234"/>
+            <w:tcW w:type="dxa" w:w="737"/>
             <w:shd w:val="clear" w:color="auto" w:fill="FFFFFF"/>
             <w:tcBorders>
               <w:top w:val="nil"/>
@@ -853,7 +854,7 @@
         </w:tc>
         <w:tc>
           <w:tcPr>
-            <w:tcW w:type="dxa" w:w="1234"/>
+            <w:tcW w:type="dxa" w:w="1530"/>
             <w:shd w:val="clear" w:color="auto" w:fill="FFFFFF"/>
             <w:tcBorders>
               <w:top w:val="nil"/>
@@ -875,7 +876,7 @@
         </w:tc>
         <w:tc>
           <w:tcPr>
-            <w:tcW w:type="dxa" w:w="1234"/>
+            <w:tcW w:type="dxa" w:w="1814"/>
             <w:shd w:val="clear" w:color="auto" w:fill="FFFFFF"/>
             <w:tcBorders>
               <w:top w:val="nil"/>
@@ -897,7 +898,7 @@
         </w:tc>
         <w:tc>
           <w:tcPr>
-            <w:tcW w:type="dxa" w:w="1234"/>
+            <w:tcW w:type="dxa" w:w="1474"/>
             <w:shd w:val="clear" w:color="auto" w:fill="FFFFFF"/>
             <w:tcBorders>
               <w:top w:val="nil"/>
@@ -919,7 +920,7 @@
         </w:tc>
         <w:tc>
           <w:tcPr>
-            <w:tcW w:type="dxa" w:w="1234"/>
+            <w:tcW w:type="dxa" w:w="1360"/>
             <w:shd w:val="clear" w:color="auto" w:fill="FFFFFF"/>
             <w:tcBorders>
               <w:top w:val="nil"/>
@@ -941,7 +942,7 @@
         </w:tc>
         <w:tc>
           <w:tcPr>
-            <w:tcW w:type="dxa" w:w="1234"/>
+            <w:tcW w:type="dxa" w:w="1020"/>
             <w:shd w:val="clear" w:color="auto" w:fill="FFFFFF"/>
             <w:tcBorders>
               <w:top w:val="nil"/>
@@ -965,7 +966,7 @@
       <w:tr>
         <w:tc>
           <w:tcPr>
-            <w:tcW w:type="dxa" w:w="1234"/>
+            <w:tcW w:type="dxa" w:w="1701"/>
             <w:shd w:val="clear" w:color="auto" w:fill="FFFFFF"/>
             <w:tcBorders>
               <w:top w:val="nil"/>
@@ -987,7 +988,7 @@
         </w:tc>
         <w:tc>
           <w:tcPr>
-            <w:tcW w:type="dxa" w:w="1234"/>
+            <w:tcW w:type="dxa" w:w="737"/>
             <w:shd w:val="clear" w:color="auto" w:fill="FFFFFF"/>
             <w:tcBorders>
               <w:top w:val="nil"/>
@@ -1009,7 +1010,7 @@
         </w:tc>
         <w:tc>
           <w:tcPr>
-            <w:tcW w:type="dxa" w:w="1234"/>
+            <w:tcW w:type="dxa" w:w="1530"/>
             <w:shd w:val="clear" w:color="auto" w:fill="FFFFFF"/>
             <w:tcBorders>
               <w:top w:val="nil"/>
@@ -1031,7 +1032,7 @@
         </w:tc>
         <w:tc>
           <w:tcPr>
-            <w:tcW w:type="dxa" w:w="1234"/>
+            <w:tcW w:type="dxa" w:w="1814"/>
             <w:shd w:val="clear" w:color="auto" w:fill="FFFFFF"/>
             <w:tcBorders>
               <w:top w:val="nil"/>
@@ -1053,7 +1054,7 @@
         </w:tc>
         <w:tc>
           <w:tcPr>
-            <w:tcW w:type="dxa" w:w="1234"/>
+            <w:tcW w:type="dxa" w:w="1474"/>
             <w:shd w:val="clear" w:color="auto" w:fill="FFFFFF"/>
             <w:tcBorders>
               <w:top w:val="nil"/>
@@ -1075,7 +1076,7 @@
         </w:tc>
         <w:tc>
           <w:tcPr>
-            <w:tcW w:type="dxa" w:w="1234"/>
+            <w:tcW w:type="dxa" w:w="1360"/>
             <w:shd w:val="clear" w:color="auto" w:fill="FFFFFF"/>
             <w:tcBorders>
               <w:top w:val="nil"/>
@@ -1097,7 +1098,7 @@
         </w:tc>
         <w:tc>
           <w:tcPr>
-            <w:tcW w:type="dxa" w:w="1234"/>
+            <w:tcW w:type="dxa" w:w="1020"/>
             <w:shd w:val="clear" w:color="auto" w:fill="FFFFFF"/>
             <w:tcBorders>
               <w:top w:val="nil"/>
@@ -1121,7 +1122,7 @@
       <w:tr>
         <w:tc>
           <w:tcPr>
-            <w:tcW w:type="dxa" w:w="1234"/>
+            <w:tcW w:type="dxa" w:w="1701"/>
             <w:shd w:val="clear" w:color="auto" w:fill="FFFFFF"/>
             <w:tcBorders>
               <w:top w:val="nil"/>
@@ -1143,7 +1144,7 @@
         </w:tc>
         <w:tc>
           <w:tcPr>
-            <w:tcW w:type="dxa" w:w="1234"/>
+            <w:tcW w:type="dxa" w:w="737"/>
             <w:shd w:val="clear" w:color="auto" w:fill="FFFFFF"/>
             <w:tcBorders>
               <w:top w:val="nil"/>
@@ -1165,7 +1166,7 @@
         </w:tc>
         <w:tc>
           <w:tcPr>
-            <w:tcW w:type="dxa" w:w="1234"/>
+            <w:tcW w:type="dxa" w:w="1530"/>
             <w:shd w:val="clear" w:color="auto" w:fill="FFFFFF"/>
             <w:tcBorders>
               <w:top w:val="nil"/>
@@ -1187,7 +1188,7 @@
         </w:tc>
         <w:tc>
           <w:tcPr>
-            <w:tcW w:type="dxa" w:w="1234"/>
+            <w:tcW w:type="dxa" w:w="1814"/>
             <w:shd w:val="clear" w:color="auto" w:fill="FFFFFF"/>
             <w:tcBorders>
               <w:top w:val="nil"/>
@@ -1209,7 +1210,7 @@
         </w:tc>
         <w:tc>
           <w:tcPr>
-            <w:tcW w:type="dxa" w:w="1234"/>
+            <w:tcW w:type="dxa" w:w="1474"/>
             <w:shd w:val="clear" w:color="auto" w:fill="FFFFFF"/>
             <w:tcBorders>
               <w:top w:val="nil"/>
@@ -1231,7 +1232,7 @@
         </w:tc>
         <w:tc>
           <w:tcPr>
-            <w:tcW w:type="dxa" w:w="1234"/>
+            <w:tcW w:type="dxa" w:w="1360"/>
             <w:shd w:val="clear" w:color="auto" w:fill="FFFFFF"/>
             <w:tcBorders>
               <w:top w:val="nil"/>
@@ -1253,7 +1254,7 @@
         </w:tc>
         <w:tc>
           <w:tcPr>
-            <w:tcW w:type="dxa" w:w="1234"/>
+            <w:tcW w:type="dxa" w:w="1020"/>
             <w:shd w:val="clear" w:color="auto" w:fill="FFFFFF"/>
             <w:tcBorders>
               <w:top w:val="nil"/>
@@ -1277,7 +1278,7 @@
       <w:tr>
         <w:tc>
           <w:tcPr>
-            <w:tcW w:type="dxa" w:w="1234"/>
+            <w:tcW w:type="dxa" w:w="1701"/>
             <w:shd w:val="clear" w:color="auto" w:fill="FFFFFF"/>
             <w:tcBorders>
               <w:top w:val="nil"/>
@@ -1299,7 +1300,7 @@
         </w:tc>
         <w:tc>
           <w:tcPr>
-            <w:tcW w:type="dxa" w:w="1234"/>
+            <w:tcW w:type="dxa" w:w="737"/>
             <w:shd w:val="clear" w:color="auto" w:fill="FFFFFF"/>
             <w:tcBorders>
               <w:top w:val="nil"/>
@@ -1321,7 +1322,7 @@
         </w:tc>
         <w:tc>
           <w:tcPr>
-            <w:tcW w:type="dxa" w:w="1234"/>
+            <w:tcW w:type="dxa" w:w="1530"/>
             <w:shd w:val="clear" w:color="auto" w:fill="FFFFFF"/>
             <w:tcBorders>
               <w:top w:val="nil"/>
@@ -1343,7 +1344,7 @@
         </w:tc>
         <w:tc>
           <w:tcPr>
-            <w:tcW w:type="dxa" w:w="1234"/>
+            <w:tcW w:type="dxa" w:w="1814"/>
             <w:shd w:val="clear" w:color="auto" w:fill="FFFFFF"/>
             <w:tcBorders>
               <w:top w:val="nil"/>
@@ -1365,7 +1366,7 @@
         </w:tc>
         <w:tc>
           <w:tcPr>
-            <w:tcW w:type="dxa" w:w="1234"/>
+            <w:tcW w:type="dxa" w:w="1474"/>
             <w:shd w:val="clear" w:color="auto" w:fill="FFFFFF"/>
             <w:tcBorders>
               <w:top w:val="nil"/>
@@ -1387,7 +1388,7 @@
         </w:tc>
         <w:tc>
           <w:tcPr>
-            <w:tcW w:type="dxa" w:w="1234"/>
+            <w:tcW w:type="dxa" w:w="1360"/>
             <w:shd w:val="clear" w:color="auto" w:fill="FFFFFF"/>
             <w:tcBorders>
               <w:top w:val="nil"/>
@@ -1409,7 +1410,7 @@
         </w:tc>
         <w:tc>
           <w:tcPr>
-            <w:tcW w:type="dxa" w:w="1234"/>
+            <w:tcW w:type="dxa" w:w="1020"/>
             <w:shd w:val="clear" w:color="auto" w:fill="FFFFFF"/>
             <w:tcBorders>
               <w:top w:val="nil"/>
@@ -1433,7 +1434,7 @@
       <w:tr>
         <w:tc>
           <w:tcPr>
-            <w:tcW w:type="dxa" w:w="1234"/>
+            <w:tcW w:type="dxa" w:w="1701"/>
             <w:shd w:val="clear" w:color="auto" w:fill="FFFFFF"/>
             <w:tcBorders>
               <w:top w:val="nil"/>
@@ -1455,7 +1456,7 @@
         </w:tc>
         <w:tc>
           <w:tcPr>
-            <w:tcW w:type="dxa" w:w="1234"/>
+            <w:tcW w:type="dxa" w:w="737"/>
             <w:shd w:val="clear" w:color="auto" w:fill="FFFFFF"/>
             <w:tcBorders>
               <w:top w:val="nil"/>
@@ -1477,7 +1478,7 @@
         </w:tc>
         <w:tc>
           <w:tcPr>
-            <w:tcW w:type="dxa" w:w="1234"/>
+            <w:tcW w:type="dxa" w:w="1530"/>
             <w:shd w:val="clear" w:color="auto" w:fill="FFFFFF"/>
             <w:tcBorders>
               <w:top w:val="nil"/>
@@ -1499,7 +1500,7 @@
         </w:tc>
         <w:tc>
           <w:tcPr>
-            <w:tcW w:type="dxa" w:w="1234"/>
+            <w:tcW w:type="dxa" w:w="1814"/>
             <w:shd w:val="clear" w:color="auto" w:fill="FFFFFF"/>
             <w:tcBorders>
               <w:top w:val="nil"/>
@@ -1521,7 +1522,7 @@
         </w:tc>
         <w:tc>
           <w:tcPr>
-            <w:tcW w:type="dxa" w:w="1234"/>
+            <w:tcW w:type="dxa" w:w="1474"/>
             <w:shd w:val="clear" w:color="auto" w:fill="FFFFFF"/>
             <w:tcBorders>
               <w:top w:val="nil"/>
@@ -1543,7 +1544,7 @@
         </w:tc>
         <w:tc>
           <w:tcPr>
-            <w:tcW w:type="dxa" w:w="1234"/>
+            <w:tcW w:type="dxa" w:w="1360"/>
             <w:shd w:val="clear" w:color="auto" w:fill="FFFFFF"/>
             <w:tcBorders>
               <w:top w:val="nil"/>
@@ -1565,7 +1566,7 @@
         </w:tc>
         <w:tc>
           <w:tcPr>
-            <w:tcW w:type="dxa" w:w="1234"/>
+            <w:tcW w:type="dxa" w:w="1020"/>
             <w:shd w:val="clear" w:color="auto" w:fill="FFFFFF"/>
             <w:tcBorders>
               <w:top w:val="nil"/>
@@ -1589,7 +1590,7 @@
       <w:tr>
         <w:tc>
           <w:tcPr>
-            <w:tcW w:type="dxa" w:w="1234"/>
+            <w:tcW w:type="dxa" w:w="1701"/>
             <w:shd w:val="clear" w:color="auto" w:fill="FFFFFF"/>
             <w:tcBorders>
               <w:top w:val="nil"/>
@@ -1611,7 +1612,7 @@
         </w:tc>
         <w:tc>
           <w:tcPr>
-            <w:tcW w:type="dxa" w:w="1234"/>
+            <w:tcW w:type="dxa" w:w="737"/>
             <w:shd w:val="clear" w:color="auto" w:fill="FFFFFF"/>
             <w:tcBorders>
               <w:top w:val="nil"/>
@@ -1633,7 +1634,7 @@
         </w:tc>
         <w:tc>
           <w:tcPr>
-            <w:tcW w:type="dxa" w:w="1234"/>
+            <w:tcW w:type="dxa" w:w="1530"/>
             <w:shd w:val="clear" w:color="auto" w:fill="FFFFFF"/>
             <w:tcBorders>
               <w:top w:val="nil"/>
@@ -1655,7 +1656,7 @@
         </w:tc>
         <w:tc>
           <w:tcPr>
-            <w:tcW w:type="dxa" w:w="1234"/>
+            <w:tcW w:type="dxa" w:w="1814"/>
             <w:shd w:val="clear" w:color="auto" w:fill="FFFFFF"/>
             <w:tcBorders>
               <w:top w:val="nil"/>
@@ -1677,7 +1678,7 @@
         </w:tc>
         <w:tc>
           <w:tcPr>
-            <w:tcW w:type="dxa" w:w="1234"/>
+            <w:tcW w:type="dxa" w:w="1474"/>
             <w:shd w:val="clear" w:color="auto" w:fill="FFFFFF"/>
             <w:tcBorders>
               <w:top w:val="nil"/>
@@ -1699,7 +1700,7 @@
         </w:tc>
         <w:tc>
           <w:tcPr>
-            <w:tcW w:type="dxa" w:w="1234"/>
+            <w:tcW w:type="dxa" w:w="1360"/>
             <w:shd w:val="clear" w:color="auto" w:fill="FFFFFF"/>
             <w:tcBorders>
               <w:top w:val="nil"/>
@@ -1721,7 +1722,7 @@
         </w:tc>
         <w:tc>
           <w:tcPr>
-            <w:tcW w:type="dxa" w:w="1234"/>
+            <w:tcW w:type="dxa" w:w="1020"/>
             <w:shd w:val="clear" w:color="auto" w:fill="FFFFFF"/>
             <w:tcBorders>
               <w:top w:val="nil"/>
@@ -1745,7 +1746,7 @@
       <w:tr>
         <w:tc>
           <w:tcPr>
-            <w:tcW w:type="dxa" w:w="1234"/>
+            <w:tcW w:type="dxa" w:w="1701"/>
             <w:shd w:val="clear" w:color="auto" w:fill="FFFFFF"/>
             <w:tcBorders>
               <w:top w:val="nil"/>
@@ -1767,7 +1768,7 @@
         </w:tc>
         <w:tc>
           <w:tcPr>
-            <w:tcW w:type="dxa" w:w="1234"/>
+            <w:tcW w:type="dxa" w:w="737"/>
             <w:shd w:val="clear" w:color="auto" w:fill="FFFFFF"/>
             <w:tcBorders>
               <w:top w:val="nil"/>
@@ -1789,7 +1790,7 @@
         </w:tc>
         <w:tc>
           <w:tcPr>
-            <w:tcW w:type="dxa" w:w="1234"/>
+            <w:tcW w:type="dxa" w:w="1530"/>
             <w:shd w:val="clear" w:color="auto" w:fill="FFFFFF"/>
             <w:tcBorders>
               <w:top w:val="nil"/>
@@ -1811,7 +1812,7 @@
         </w:tc>
         <w:tc>
           <w:tcPr>
-            <w:tcW w:type="dxa" w:w="1234"/>
+            <w:tcW w:type="dxa" w:w="1814"/>
             <w:shd w:val="clear" w:color="auto" w:fill="FFFFFF"/>
             <w:tcBorders>
               <w:top w:val="nil"/>
@@ -1833,7 +1834,7 @@
         </w:tc>
         <w:tc>
           <w:tcPr>
-            <w:tcW w:type="dxa" w:w="1234"/>
+            <w:tcW w:type="dxa" w:w="1474"/>
             <w:shd w:val="clear" w:color="auto" w:fill="FFFFFF"/>
             <w:tcBorders>
               <w:top w:val="nil"/>
@@ -1855,7 +1856,7 @@
         </w:tc>
         <w:tc>
           <w:tcPr>
-            <w:tcW w:type="dxa" w:w="1234"/>
+            <w:tcW w:type="dxa" w:w="1360"/>
             <w:shd w:val="clear" w:color="auto" w:fill="FFFFFF"/>
             <w:tcBorders>
               <w:top w:val="nil"/>
@@ -1877,7 +1878,7 @@
         </w:tc>
         <w:tc>
           <w:tcPr>
-            <w:tcW w:type="dxa" w:w="1234"/>
+            <w:tcW w:type="dxa" w:w="1020"/>
             <w:shd w:val="clear" w:color="auto" w:fill="FFFFFF"/>
             <w:tcBorders>
               <w:top w:val="nil"/>
@@ -1901,7 +1902,7 @@
       <w:tr>
         <w:tc>
           <w:tcPr>
-            <w:tcW w:type="dxa" w:w="1234"/>
+            <w:tcW w:type="dxa" w:w="1701"/>
             <w:shd w:val="clear" w:color="auto" w:fill="FFFFFF"/>
             <w:tcBorders>
               <w:top w:val="nil"/>
@@ -1919,7 +1920,7 @@
         </w:tc>
         <w:tc>
           <w:tcPr>
-            <w:tcW w:type="dxa" w:w="1234"/>
+            <w:tcW w:type="dxa" w:w="737"/>
             <w:shd w:val="clear" w:color="auto" w:fill="FFFFFF"/>
             <w:tcBorders>
               <w:top w:val="nil"/>
@@ -1937,7 +1938,7 @@
         </w:tc>
         <w:tc>
           <w:tcPr>
-            <w:tcW w:type="dxa" w:w="1234"/>
+            <w:tcW w:type="dxa" w:w="1530"/>
             <w:shd w:val="clear" w:color="auto" w:fill="FFFFFF"/>
             <w:tcBorders>
               <w:top w:val="nil"/>
@@ -1955,7 +1956,7 @@
         </w:tc>
         <w:tc>
           <w:tcPr>
-            <w:tcW w:type="dxa" w:w="1234"/>
+            <w:tcW w:type="dxa" w:w="1814"/>
             <w:shd w:val="clear" w:color="auto" w:fill="FFFFFF"/>
             <w:tcBorders>
               <w:top w:val="nil"/>
@@ -1973,7 +1974,7 @@
         </w:tc>
         <w:tc>
           <w:tcPr>
-            <w:tcW w:type="dxa" w:w="1234"/>
+            <w:tcW w:type="dxa" w:w="1474"/>
             <w:shd w:val="clear" w:color="auto" w:fill="FFFFFF"/>
             <w:tcBorders>
               <w:top w:val="nil"/>
@@ -1991,7 +1992,7 @@
         </w:tc>
         <w:tc>
           <w:tcPr>
-            <w:tcW w:type="dxa" w:w="1234"/>
+            <w:tcW w:type="dxa" w:w="1360"/>
             <w:shd w:val="clear" w:color="auto" w:fill="FFFFFF"/>
             <w:tcBorders>
               <w:top w:val="nil"/>
@@ -2009,7 +2010,7 @@
         </w:tc>
         <w:tc>
           <w:tcPr>
-            <w:tcW w:type="dxa" w:w="1234"/>
+            <w:tcW w:type="dxa" w:w="1020"/>
             <w:shd w:val="clear" w:color="auto" w:fill="FFFFFF"/>
             <w:tcBorders>
               <w:top w:val="nil"/>
@@ -2966,7 +2967,7 @@
     </w:p>
     <w:tbl>
       <w:tblPr>
-        <w:tblW w:type="auto" w:w="0"/>
+        <w:tblW w:w="9639" w:type="dxa"/>
         <w:tblBorders>
           <w:top w:val="nil"/>
           <w:left w:val="nil"/>
@@ -2975,20 +2976,21 @@
           <w:insideH w:val="nil"/>
           <w:insideV w:val="nil"/>
         </w:tblBorders>
+        <w:tblLayout w:type="fixed"/>
       </w:tblPr>
       <w:tblGrid>
-        <w:gridCol w:w="1234"/>
-        <w:gridCol w:w="1234"/>
-        <w:gridCol w:w="1234"/>
-        <w:gridCol w:w="1234"/>
-        <w:gridCol w:w="1234"/>
-        <w:gridCol w:w="1234"/>
-        <w:gridCol w:w="1234"/>
+        <w:gridCol w:w="907"/>
+        <w:gridCol w:w="1360"/>
+        <w:gridCol w:w="1927"/>
+        <w:gridCol w:w="1134"/>
+        <w:gridCol w:w="2041"/>
+        <w:gridCol w:w="1360"/>
+        <w:gridCol w:w="907"/>
       </w:tblGrid>
       <w:tr>
         <w:tc>
           <w:tcPr>
-            <w:tcW w:type="dxa" w:w="1234"/>
+            <w:tcW w:type="dxa" w:w="907"/>
             <w:shd w:val="clear" w:color="auto" w:fill="FFFFFF"/>
             <w:tcBorders>
               <w:top w:val="single" w:sz="12" w:space="0" w:color="000000"/>
@@ -3011,7 +3013,7 @@
         </w:tc>
         <w:tc>
           <w:tcPr>
-            <w:tcW w:type="dxa" w:w="1234"/>
+            <w:tcW w:type="dxa" w:w="1360"/>
             <w:shd w:val="clear" w:color="auto" w:fill="FFFFFF"/>
             <w:tcBorders>
               <w:top w:val="single" w:sz="12" w:space="0" w:color="000000"/>
@@ -3034,7 +3036,7 @@
         </w:tc>
         <w:tc>
           <w:tcPr>
-            <w:tcW w:type="dxa" w:w="1234"/>
+            <w:tcW w:type="dxa" w:w="1927"/>
             <w:shd w:val="clear" w:color="auto" w:fill="FFFFFF"/>
             <w:tcBorders>
               <w:top w:val="single" w:sz="12" w:space="0" w:color="000000"/>
@@ -3057,7 +3059,7 @@
         </w:tc>
         <w:tc>
           <w:tcPr>
-            <w:tcW w:type="dxa" w:w="1234"/>
+            <w:tcW w:type="dxa" w:w="1134"/>
             <w:shd w:val="clear" w:color="auto" w:fill="FFFFFF"/>
             <w:tcBorders>
               <w:top w:val="single" w:sz="12" w:space="0" w:color="000000"/>
@@ -3080,7 +3082,7 @@
         </w:tc>
         <w:tc>
           <w:tcPr>
-            <w:tcW w:type="dxa" w:w="1234"/>
+            <w:tcW w:type="dxa" w:w="2041"/>
             <w:shd w:val="clear" w:color="auto" w:fill="FFFFFF"/>
             <w:tcBorders>
               <w:top w:val="single" w:sz="12" w:space="0" w:color="000000"/>
@@ -3103,7 +3105,7 @@
         </w:tc>
         <w:tc>
           <w:tcPr>
-            <w:tcW w:type="dxa" w:w="1234"/>
+            <w:tcW w:type="dxa" w:w="1360"/>
             <w:shd w:val="clear" w:color="auto" w:fill="FFFFFF"/>
             <w:tcBorders>
               <w:top w:val="single" w:sz="12" w:space="0" w:color="000000"/>
@@ -3126,7 +3128,7 @@
         </w:tc>
         <w:tc>
           <w:tcPr>
-            <w:tcW w:type="dxa" w:w="1234"/>
+            <w:tcW w:type="dxa" w:w="907"/>
             <w:shd w:val="clear" w:color="auto" w:fill="FFFFFF"/>
             <w:tcBorders>
               <w:top w:val="single" w:sz="12" w:space="0" w:color="000000"/>
@@ -3151,7 +3153,7 @@
       <w:tr>
         <w:tc>
           <w:tcPr>
-            <w:tcW w:type="dxa" w:w="1234"/>
+            <w:tcW w:type="dxa" w:w="907"/>
             <w:shd w:val="clear" w:color="auto" w:fill="FFFFFF"/>
             <w:tcBorders>
               <w:top w:val="nil"/>
@@ -3173,7 +3175,7 @@
         </w:tc>
         <w:tc>
           <w:tcPr>
-            <w:tcW w:type="dxa" w:w="1234"/>
+            <w:tcW w:type="dxa" w:w="1360"/>
             <w:shd w:val="clear" w:color="auto" w:fill="FFFFFF"/>
             <w:tcBorders>
               <w:top w:val="nil"/>
@@ -3195,7 +3197,7 @@
         </w:tc>
         <w:tc>
           <w:tcPr>
-            <w:tcW w:type="dxa" w:w="1234"/>
+            <w:tcW w:type="dxa" w:w="1927"/>
             <w:shd w:val="clear" w:color="auto" w:fill="FFFFFF"/>
             <w:tcBorders>
               <w:top w:val="nil"/>
@@ -3217,7 +3219,7 @@
         </w:tc>
         <w:tc>
           <w:tcPr>
-            <w:tcW w:type="dxa" w:w="1234"/>
+            <w:tcW w:type="dxa" w:w="1134"/>
             <w:shd w:val="clear" w:color="auto" w:fill="FFFFFF"/>
             <w:tcBorders>
               <w:top w:val="nil"/>
@@ -3239,7 +3241,7 @@
         </w:tc>
         <w:tc>
           <w:tcPr>
-            <w:tcW w:type="dxa" w:w="1234"/>
+            <w:tcW w:type="dxa" w:w="2041"/>
             <w:shd w:val="clear" w:color="auto" w:fill="FFFFFF"/>
             <w:tcBorders>
               <w:top w:val="nil"/>
@@ -3261,7 +3263,7 @@
         </w:tc>
         <w:tc>
           <w:tcPr>
-            <w:tcW w:type="dxa" w:w="1234"/>
+            <w:tcW w:type="dxa" w:w="1360"/>
             <w:shd w:val="clear" w:color="auto" w:fill="FFFFFF"/>
             <w:tcBorders>
               <w:top w:val="nil"/>
@@ -3283,7 +3285,7 @@
         </w:tc>
         <w:tc>
           <w:tcPr>
-            <w:tcW w:type="dxa" w:w="1234"/>
+            <w:tcW w:type="dxa" w:w="907"/>
             <w:shd w:val="clear" w:color="auto" w:fill="FFFFFF"/>
             <w:tcBorders>
               <w:top w:val="nil"/>
@@ -3307,7 +3309,7 @@
       <w:tr>
         <w:tc>
           <w:tcPr>
-            <w:tcW w:type="dxa" w:w="1234"/>
+            <w:tcW w:type="dxa" w:w="907"/>
             <w:shd w:val="clear" w:color="auto" w:fill="FFFFFF"/>
             <w:tcBorders>
               <w:top w:val="nil"/>
@@ -3329,7 +3331,7 @@
         </w:tc>
         <w:tc>
           <w:tcPr>
-            <w:tcW w:type="dxa" w:w="1234"/>
+            <w:tcW w:type="dxa" w:w="1360"/>
             <w:shd w:val="clear" w:color="auto" w:fill="FFFFFF"/>
             <w:tcBorders>
               <w:top w:val="nil"/>
@@ -3351,7 +3353,7 @@
         </w:tc>
         <w:tc>
           <w:tcPr>
-            <w:tcW w:type="dxa" w:w="1234"/>
+            <w:tcW w:type="dxa" w:w="1927"/>
             <w:shd w:val="clear" w:color="auto" w:fill="FFFFFF"/>
             <w:tcBorders>
               <w:top w:val="nil"/>
@@ -3373,7 +3375,7 @@
         </w:tc>
         <w:tc>
           <w:tcPr>
-            <w:tcW w:type="dxa" w:w="1234"/>
+            <w:tcW w:type="dxa" w:w="1134"/>
             <w:shd w:val="clear" w:color="auto" w:fill="FFFFFF"/>
             <w:tcBorders>
               <w:top w:val="nil"/>
@@ -3395,7 +3397,7 @@
         </w:tc>
         <w:tc>
           <w:tcPr>
-            <w:tcW w:type="dxa" w:w="1234"/>
+            <w:tcW w:type="dxa" w:w="2041"/>
             <w:shd w:val="clear" w:color="auto" w:fill="FFFFFF"/>
             <w:tcBorders>
               <w:top w:val="nil"/>
@@ -3417,7 +3419,7 @@
         </w:tc>
         <w:tc>
           <w:tcPr>
-            <w:tcW w:type="dxa" w:w="1234"/>
+            <w:tcW w:type="dxa" w:w="1360"/>
             <w:shd w:val="clear" w:color="auto" w:fill="FFFFFF"/>
             <w:tcBorders>
               <w:top w:val="nil"/>
@@ -3439,7 +3441,7 @@
         </w:tc>
         <w:tc>
           <w:tcPr>
-            <w:tcW w:type="dxa" w:w="1234"/>
+            <w:tcW w:type="dxa" w:w="907"/>
             <w:shd w:val="clear" w:color="auto" w:fill="FFFFFF"/>
             <w:tcBorders>
               <w:top w:val="nil"/>
@@ -3463,7 +3465,7 @@
       <w:tr>
         <w:tc>
           <w:tcPr>
-            <w:tcW w:type="dxa" w:w="1234"/>
+            <w:tcW w:type="dxa" w:w="907"/>
             <w:shd w:val="clear" w:color="auto" w:fill="FFFFFF"/>
             <w:tcBorders>
               <w:top w:val="nil"/>
@@ -3485,7 +3487,7 @@
         </w:tc>
         <w:tc>
           <w:tcPr>
-            <w:tcW w:type="dxa" w:w="1234"/>
+            <w:tcW w:type="dxa" w:w="1360"/>
             <w:shd w:val="clear" w:color="auto" w:fill="FFFFFF"/>
             <w:tcBorders>
               <w:top w:val="nil"/>
@@ -3507,7 +3509,7 @@
         </w:tc>
         <w:tc>
           <w:tcPr>
-            <w:tcW w:type="dxa" w:w="1234"/>
+            <w:tcW w:type="dxa" w:w="1927"/>
             <w:shd w:val="clear" w:color="auto" w:fill="FFFFFF"/>
             <w:tcBorders>
               <w:top w:val="nil"/>
@@ -3529,7 +3531,7 @@
         </w:tc>
         <w:tc>
           <w:tcPr>
-            <w:tcW w:type="dxa" w:w="1234"/>
+            <w:tcW w:type="dxa" w:w="1134"/>
             <w:shd w:val="clear" w:color="auto" w:fill="FFFFFF"/>
             <w:tcBorders>
               <w:top w:val="nil"/>
@@ -3551,7 +3553,7 @@
         </w:tc>
         <w:tc>
           <w:tcPr>
-            <w:tcW w:type="dxa" w:w="1234"/>
+            <w:tcW w:type="dxa" w:w="2041"/>
             <w:shd w:val="clear" w:color="auto" w:fill="FFFFFF"/>
             <w:tcBorders>
               <w:top w:val="nil"/>
@@ -3573,7 +3575,7 @@
         </w:tc>
         <w:tc>
           <w:tcPr>
-            <w:tcW w:type="dxa" w:w="1234"/>
+            <w:tcW w:type="dxa" w:w="1360"/>
             <w:shd w:val="clear" w:color="auto" w:fill="FFFFFF"/>
             <w:tcBorders>
               <w:top w:val="nil"/>
@@ -3595,7 +3597,7 @@
         </w:tc>
         <w:tc>
           <w:tcPr>
-            <w:tcW w:type="dxa" w:w="1234"/>
+            <w:tcW w:type="dxa" w:w="907"/>
             <w:shd w:val="clear" w:color="auto" w:fill="FFFFFF"/>
             <w:tcBorders>
               <w:top w:val="nil"/>
@@ -3619,7 +3621,7 @@
       <w:tr>
         <w:tc>
           <w:tcPr>
-            <w:tcW w:type="dxa" w:w="1234"/>
+            <w:tcW w:type="dxa" w:w="907"/>
             <w:shd w:val="clear" w:color="auto" w:fill="FFFFFF"/>
             <w:tcBorders>
               <w:top w:val="nil"/>
@@ -3641,7 +3643,7 @@
         </w:tc>
         <w:tc>
           <w:tcPr>
-            <w:tcW w:type="dxa" w:w="1234"/>
+            <w:tcW w:type="dxa" w:w="1360"/>
             <w:shd w:val="clear" w:color="auto" w:fill="FFFFFF"/>
             <w:tcBorders>
               <w:top w:val="nil"/>
@@ -3663,7 +3665,7 @@
         </w:tc>
         <w:tc>
           <w:tcPr>
-            <w:tcW w:type="dxa" w:w="1234"/>
+            <w:tcW w:type="dxa" w:w="1927"/>
             <w:shd w:val="clear" w:color="auto" w:fill="FFFFFF"/>
             <w:tcBorders>
               <w:top w:val="nil"/>
@@ -3685,7 +3687,7 @@
         </w:tc>
         <w:tc>
           <w:tcPr>
-            <w:tcW w:type="dxa" w:w="1234"/>
+            <w:tcW w:type="dxa" w:w="1134"/>
             <w:shd w:val="clear" w:color="auto" w:fill="FFFFFF"/>
             <w:tcBorders>
               <w:top w:val="nil"/>
@@ -3707,7 +3709,7 @@
         </w:tc>
         <w:tc>
           <w:tcPr>
-            <w:tcW w:type="dxa" w:w="1234"/>
+            <w:tcW w:type="dxa" w:w="2041"/>
             <w:shd w:val="clear" w:color="auto" w:fill="FFFFFF"/>
             <w:tcBorders>
               <w:top w:val="nil"/>
@@ -3729,7 +3731,7 @@
         </w:tc>
         <w:tc>
           <w:tcPr>
-            <w:tcW w:type="dxa" w:w="1234"/>
+            <w:tcW w:type="dxa" w:w="1360"/>
             <w:shd w:val="clear" w:color="auto" w:fill="FFFFFF"/>
             <w:tcBorders>
               <w:top w:val="nil"/>
@@ -3747,7 +3749,7 @@
         </w:tc>
         <w:tc>
           <w:tcPr>
-            <w:tcW w:type="dxa" w:w="1234"/>
+            <w:tcW w:type="dxa" w:w="907"/>
             <w:shd w:val="clear" w:color="auto" w:fill="FFFFFF"/>
             <w:tcBorders>
               <w:top w:val="nil"/>
@@ -3771,7 +3773,7 @@
       <w:tr>
         <w:tc>
           <w:tcPr>
-            <w:tcW w:type="dxa" w:w="1234"/>
+            <w:tcW w:type="dxa" w:w="907"/>
             <w:shd w:val="clear" w:color="auto" w:fill="FFFFFF"/>
             <w:tcBorders>
               <w:top w:val="nil"/>
@@ -3793,7 +3795,7 @@
         </w:tc>
         <w:tc>
           <w:tcPr>
-            <w:tcW w:type="dxa" w:w="1234"/>
+            <w:tcW w:type="dxa" w:w="1360"/>
             <w:shd w:val="clear" w:color="auto" w:fill="FFFFFF"/>
             <w:tcBorders>
               <w:top w:val="nil"/>
@@ -3815,7 +3817,7 @@
         </w:tc>
         <w:tc>
           <w:tcPr>
-            <w:tcW w:type="dxa" w:w="1234"/>
+            <w:tcW w:type="dxa" w:w="1927"/>
             <w:shd w:val="clear" w:color="auto" w:fill="FFFFFF"/>
             <w:tcBorders>
               <w:top w:val="nil"/>
@@ -3837,7 +3839,7 @@
         </w:tc>
         <w:tc>
           <w:tcPr>
-            <w:tcW w:type="dxa" w:w="1234"/>
+            <w:tcW w:type="dxa" w:w="1134"/>
             <w:shd w:val="clear" w:color="auto" w:fill="FFFFFF"/>
             <w:tcBorders>
               <w:top w:val="nil"/>
@@ -3859,7 +3861,7 @@
         </w:tc>
         <w:tc>
           <w:tcPr>
-            <w:tcW w:type="dxa" w:w="1234"/>
+            <w:tcW w:type="dxa" w:w="2041"/>
             <w:shd w:val="clear" w:color="auto" w:fill="FFFFFF"/>
             <w:tcBorders>
               <w:top w:val="nil"/>
@@ -3881,7 +3883,7 @@
         </w:tc>
         <w:tc>
           <w:tcPr>
-            <w:tcW w:type="dxa" w:w="1234"/>
+            <w:tcW w:type="dxa" w:w="1360"/>
             <w:shd w:val="clear" w:color="auto" w:fill="FFFFFF"/>
             <w:tcBorders>
               <w:top w:val="nil"/>
@@ -3903,7 +3905,7 @@
         </w:tc>
         <w:tc>
           <w:tcPr>
-            <w:tcW w:type="dxa" w:w="1234"/>
+            <w:tcW w:type="dxa" w:w="907"/>
             <w:shd w:val="clear" w:color="auto" w:fill="FFFFFF"/>
             <w:tcBorders>
               <w:top w:val="nil"/>
@@ -3927,7 +3929,7 @@
       <w:tr>
         <w:tc>
           <w:tcPr>
-            <w:tcW w:type="dxa" w:w="1234"/>
+            <w:tcW w:type="dxa" w:w="907"/>
             <w:shd w:val="clear" w:color="auto" w:fill="FFFFFF"/>
             <w:tcBorders>
               <w:top w:val="nil"/>
@@ -3949,7 +3951,7 @@
         </w:tc>
         <w:tc>
           <w:tcPr>
-            <w:tcW w:type="dxa" w:w="1234"/>
+            <w:tcW w:type="dxa" w:w="1360"/>
             <w:shd w:val="clear" w:color="auto" w:fill="FFFFFF"/>
             <w:tcBorders>
               <w:top w:val="nil"/>
@@ -3971,7 +3973,7 @@
         </w:tc>
         <w:tc>
           <w:tcPr>
-            <w:tcW w:type="dxa" w:w="1234"/>
+            <w:tcW w:type="dxa" w:w="1927"/>
             <w:shd w:val="clear" w:color="auto" w:fill="FFFFFF"/>
             <w:tcBorders>
               <w:top w:val="nil"/>
@@ -3993,7 +3995,7 @@
         </w:tc>
         <w:tc>
           <w:tcPr>
-            <w:tcW w:type="dxa" w:w="1234"/>
+            <w:tcW w:type="dxa" w:w="1134"/>
             <w:shd w:val="clear" w:color="auto" w:fill="FFFFFF"/>
             <w:tcBorders>
               <w:top w:val="nil"/>
@@ -4015,7 +4017,7 @@
         </w:tc>
         <w:tc>
           <w:tcPr>
-            <w:tcW w:type="dxa" w:w="1234"/>
+            <w:tcW w:type="dxa" w:w="2041"/>
             <w:shd w:val="clear" w:color="auto" w:fill="FFFFFF"/>
             <w:tcBorders>
               <w:top w:val="nil"/>
@@ -4037,7 +4039,7 @@
         </w:tc>
         <w:tc>
           <w:tcPr>
-            <w:tcW w:type="dxa" w:w="1234"/>
+            <w:tcW w:type="dxa" w:w="1360"/>
             <w:shd w:val="clear" w:color="auto" w:fill="FFFFFF"/>
             <w:tcBorders>
               <w:top w:val="nil"/>
@@ -4059,7 +4061,7 @@
         </w:tc>
         <w:tc>
           <w:tcPr>
-            <w:tcW w:type="dxa" w:w="1234"/>
+            <w:tcW w:type="dxa" w:w="907"/>
             <w:shd w:val="clear" w:color="auto" w:fill="FFFFFF"/>
             <w:tcBorders>
               <w:top w:val="nil"/>
@@ -4083,7 +4085,7 @@
       <w:tr>
         <w:tc>
           <w:tcPr>
-            <w:tcW w:type="dxa" w:w="1234"/>
+            <w:tcW w:type="dxa" w:w="907"/>
             <w:shd w:val="clear" w:color="auto" w:fill="FFFFFF"/>
             <w:tcBorders>
               <w:top w:val="nil"/>
@@ -4105,7 +4107,7 @@
         </w:tc>
         <w:tc>
           <w:tcPr>
-            <w:tcW w:type="dxa" w:w="1234"/>
+            <w:tcW w:type="dxa" w:w="1360"/>
             <w:shd w:val="clear" w:color="auto" w:fill="FFFFFF"/>
             <w:tcBorders>
               <w:top w:val="nil"/>
@@ -4127,7 +4129,7 @@
         </w:tc>
         <w:tc>
           <w:tcPr>
-            <w:tcW w:type="dxa" w:w="1234"/>
+            <w:tcW w:type="dxa" w:w="1927"/>
             <w:shd w:val="clear" w:color="auto" w:fill="FFFFFF"/>
             <w:tcBorders>
               <w:top w:val="nil"/>
@@ -4149,7 +4151,7 @@
         </w:tc>
         <w:tc>
           <w:tcPr>
-            <w:tcW w:type="dxa" w:w="1234"/>
+            <w:tcW w:type="dxa" w:w="1134"/>
             <w:shd w:val="clear" w:color="auto" w:fill="FFFFFF"/>
             <w:tcBorders>
               <w:top w:val="nil"/>
@@ -4171,7 +4173,7 @@
         </w:tc>
         <w:tc>
           <w:tcPr>
-            <w:tcW w:type="dxa" w:w="1234"/>
+            <w:tcW w:type="dxa" w:w="2041"/>
             <w:shd w:val="clear" w:color="auto" w:fill="FFFFFF"/>
             <w:tcBorders>
               <w:top w:val="nil"/>
@@ -4193,7 +4195,7 @@
         </w:tc>
         <w:tc>
           <w:tcPr>
-            <w:tcW w:type="dxa" w:w="1234"/>
+            <w:tcW w:type="dxa" w:w="1360"/>
             <w:shd w:val="clear" w:color="auto" w:fill="FFFFFF"/>
             <w:tcBorders>
               <w:top w:val="nil"/>
@@ -4215,7 +4217,7 @@
         </w:tc>
         <w:tc>
           <w:tcPr>
-            <w:tcW w:type="dxa" w:w="1234"/>
+            <w:tcW w:type="dxa" w:w="907"/>
             <w:shd w:val="clear" w:color="auto" w:fill="FFFFFF"/>
             <w:tcBorders>
               <w:top w:val="nil"/>
@@ -4239,7 +4241,7 @@
       <w:tr>
         <w:tc>
           <w:tcPr>
-            <w:tcW w:type="dxa" w:w="1234"/>
+            <w:tcW w:type="dxa" w:w="907"/>
             <w:shd w:val="clear" w:color="auto" w:fill="FFFFFF"/>
             <w:tcBorders>
               <w:top w:val="nil"/>
@@ -4261,7 +4263,7 @@
         </w:tc>
         <w:tc>
           <w:tcPr>
-            <w:tcW w:type="dxa" w:w="1234"/>
+            <w:tcW w:type="dxa" w:w="1360"/>
             <w:shd w:val="clear" w:color="auto" w:fill="FFFFFF"/>
             <w:tcBorders>
               <w:top w:val="nil"/>
@@ -4283,7 +4285,7 @@
         </w:tc>
         <w:tc>
           <w:tcPr>
-            <w:tcW w:type="dxa" w:w="1234"/>
+            <w:tcW w:type="dxa" w:w="1927"/>
             <w:shd w:val="clear" w:color="auto" w:fill="FFFFFF"/>
             <w:tcBorders>
               <w:top w:val="nil"/>
@@ -4305,7 +4307,7 @@
         </w:tc>
         <w:tc>
           <w:tcPr>
-            <w:tcW w:type="dxa" w:w="1234"/>
+            <w:tcW w:type="dxa" w:w="1134"/>
             <w:shd w:val="clear" w:color="auto" w:fill="FFFFFF"/>
             <w:tcBorders>
               <w:top w:val="nil"/>
@@ -4327,7 +4329,7 @@
         </w:tc>
         <w:tc>
           <w:tcPr>
-            <w:tcW w:type="dxa" w:w="1234"/>
+            <w:tcW w:type="dxa" w:w="2041"/>
             <w:shd w:val="clear" w:color="auto" w:fill="FFFFFF"/>
             <w:tcBorders>
               <w:top w:val="nil"/>
@@ -4349,7 +4351,7 @@
         </w:tc>
         <w:tc>
           <w:tcPr>
-            <w:tcW w:type="dxa" w:w="1234"/>
+            <w:tcW w:type="dxa" w:w="1360"/>
             <w:shd w:val="clear" w:color="auto" w:fill="FFFFFF"/>
             <w:tcBorders>
               <w:top w:val="nil"/>
@@ -4371,7 +4373,7 @@
         </w:tc>
         <w:tc>
           <w:tcPr>
-            <w:tcW w:type="dxa" w:w="1234"/>
+            <w:tcW w:type="dxa" w:w="907"/>
             <w:shd w:val="clear" w:color="auto" w:fill="FFFFFF"/>
             <w:tcBorders>
               <w:top w:val="nil"/>
@@ -4395,7 +4397,7 @@
       <w:tr>
         <w:tc>
           <w:tcPr>
-            <w:tcW w:type="dxa" w:w="1234"/>
+            <w:tcW w:type="dxa" w:w="907"/>
             <w:shd w:val="clear" w:color="auto" w:fill="FFFFFF"/>
             <w:tcBorders>
               <w:top w:val="nil"/>
@@ -4417,7 +4419,7 @@
         </w:tc>
         <w:tc>
           <w:tcPr>
-            <w:tcW w:type="dxa" w:w="1234"/>
+            <w:tcW w:type="dxa" w:w="1360"/>
             <w:shd w:val="clear" w:color="auto" w:fill="FFFFFF"/>
             <w:tcBorders>
               <w:top w:val="nil"/>
@@ -4439,7 +4441,7 @@
         </w:tc>
         <w:tc>
           <w:tcPr>
-            <w:tcW w:type="dxa" w:w="1234"/>
+            <w:tcW w:type="dxa" w:w="1927"/>
             <w:shd w:val="clear" w:color="auto" w:fill="FFFFFF"/>
             <w:tcBorders>
               <w:top w:val="nil"/>
@@ -4461,7 +4463,7 @@
         </w:tc>
         <w:tc>
           <w:tcPr>
-            <w:tcW w:type="dxa" w:w="1234"/>
+            <w:tcW w:type="dxa" w:w="1134"/>
             <w:shd w:val="clear" w:color="auto" w:fill="FFFFFF"/>
             <w:tcBorders>
               <w:top w:val="nil"/>
@@ -4483,7 +4485,7 @@
         </w:tc>
         <w:tc>
           <w:tcPr>
-            <w:tcW w:type="dxa" w:w="1234"/>
+            <w:tcW w:type="dxa" w:w="2041"/>
             <w:shd w:val="clear" w:color="auto" w:fill="FFFFFF"/>
             <w:tcBorders>
               <w:top w:val="nil"/>
@@ -4505,7 +4507,7 @@
         </w:tc>
         <w:tc>
           <w:tcPr>
-            <w:tcW w:type="dxa" w:w="1234"/>
+            <w:tcW w:type="dxa" w:w="1360"/>
             <w:shd w:val="clear" w:color="auto" w:fill="FFFFFF"/>
             <w:tcBorders>
               <w:top w:val="nil"/>
@@ -4527,7 +4529,7 @@
         </w:tc>
         <w:tc>
           <w:tcPr>
-            <w:tcW w:type="dxa" w:w="1234"/>
+            <w:tcW w:type="dxa" w:w="907"/>
             <w:shd w:val="clear" w:color="auto" w:fill="FFFFFF"/>
             <w:tcBorders>
               <w:top w:val="nil"/>
@@ -4551,7 +4553,7 @@
       <w:tr>
         <w:tc>
           <w:tcPr>
-            <w:tcW w:type="dxa" w:w="1234"/>
+            <w:tcW w:type="dxa" w:w="907"/>
             <w:shd w:val="clear" w:color="auto" w:fill="FFFFFF"/>
             <w:tcBorders>
               <w:top w:val="nil"/>
@@ -4573,7 +4575,7 @@
         </w:tc>
         <w:tc>
           <w:tcPr>
-            <w:tcW w:type="dxa" w:w="1234"/>
+            <w:tcW w:type="dxa" w:w="1360"/>
             <w:shd w:val="clear" w:color="auto" w:fill="FFFFFF"/>
             <w:tcBorders>
               <w:top w:val="nil"/>
@@ -4595,7 +4597,7 @@
         </w:tc>
         <w:tc>
           <w:tcPr>
-            <w:tcW w:type="dxa" w:w="1234"/>
+            <w:tcW w:type="dxa" w:w="1927"/>
             <w:shd w:val="clear" w:color="auto" w:fill="FFFFFF"/>
             <w:tcBorders>
               <w:top w:val="nil"/>
@@ -4617,7 +4619,7 @@
         </w:tc>
         <w:tc>
           <w:tcPr>
-            <w:tcW w:type="dxa" w:w="1234"/>
+            <w:tcW w:type="dxa" w:w="1134"/>
             <w:shd w:val="clear" w:color="auto" w:fill="FFFFFF"/>
             <w:tcBorders>
               <w:top w:val="nil"/>
@@ -4639,7 +4641,7 @@
         </w:tc>
         <w:tc>
           <w:tcPr>
-            <w:tcW w:type="dxa" w:w="1234"/>
+            <w:tcW w:type="dxa" w:w="2041"/>
             <w:shd w:val="clear" w:color="auto" w:fill="FFFFFF"/>
             <w:tcBorders>
               <w:top w:val="nil"/>
@@ -4661,7 +4663,7 @@
         </w:tc>
         <w:tc>
           <w:tcPr>
-            <w:tcW w:type="dxa" w:w="1234"/>
+            <w:tcW w:type="dxa" w:w="1360"/>
             <w:shd w:val="clear" w:color="auto" w:fill="FFFFFF"/>
             <w:tcBorders>
               <w:top w:val="nil"/>
@@ -4683,7 +4685,7 @@
         </w:tc>
         <w:tc>
           <w:tcPr>
-            <w:tcW w:type="dxa" w:w="1234"/>
+            <w:tcW w:type="dxa" w:w="907"/>
             <w:shd w:val="clear" w:color="auto" w:fill="FFFFFF"/>
             <w:tcBorders>
               <w:top w:val="nil"/>
@@ -4707,7 +4709,7 @@
       <w:tr>
         <w:tc>
           <w:tcPr>
-            <w:tcW w:type="dxa" w:w="1234"/>
+            <w:tcW w:type="dxa" w:w="907"/>
             <w:shd w:val="clear" w:color="auto" w:fill="FFFFFF"/>
             <w:tcBorders>
               <w:top w:val="nil"/>
@@ -4729,7 +4731,7 @@
         </w:tc>
         <w:tc>
           <w:tcPr>
-            <w:tcW w:type="dxa" w:w="1234"/>
+            <w:tcW w:type="dxa" w:w="1360"/>
             <w:shd w:val="clear" w:color="auto" w:fill="FFFFFF"/>
             <w:tcBorders>
               <w:top w:val="nil"/>
@@ -4751,7 +4753,7 @@
         </w:tc>
         <w:tc>
           <w:tcPr>
-            <w:tcW w:type="dxa" w:w="1234"/>
+            <w:tcW w:type="dxa" w:w="1927"/>
             <w:shd w:val="clear" w:color="auto" w:fill="FFFFFF"/>
             <w:tcBorders>
               <w:top w:val="nil"/>
@@ -4773,7 +4775,7 @@
         </w:tc>
         <w:tc>
           <w:tcPr>
-            <w:tcW w:type="dxa" w:w="1234"/>
+            <w:tcW w:type="dxa" w:w="1134"/>
             <w:shd w:val="clear" w:color="auto" w:fill="FFFFFF"/>
             <w:tcBorders>
               <w:top w:val="nil"/>
@@ -4795,7 +4797,7 @@
         </w:tc>
         <w:tc>
           <w:tcPr>
-            <w:tcW w:type="dxa" w:w="1234"/>
+            <w:tcW w:type="dxa" w:w="2041"/>
             <w:shd w:val="clear" w:color="auto" w:fill="FFFFFF"/>
             <w:tcBorders>
               <w:top w:val="nil"/>
@@ -4817,7 +4819,7 @@
         </w:tc>
         <w:tc>
           <w:tcPr>
-            <w:tcW w:type="dxa" w:w="1234"/>
+            <w:tcW w:type="dxa" w:w="1360"/>
             <w:shd w:val="clear" w:color="auto" w:fill="FFFFFF"/>
             <w:tcBorders>
               <w:top w:val="nil"/>
@@ -4839,7 +4841,7 @@
         </w:tc>
         <w:tc>
           <w:tcPr>
-            <w:tcW w:type="dxa" w:w="1234"/>
+            <w:tcW w:type="dxa" w:w="907"/>
             <w:shd w:val="clear" w:color="auto" w:fill="FFFFFF"/>
             <w:tcBorders>
               <w:top w:val="nil"/>
@@ -4863,7 +4865,7 @@
       <w:tr>
         <w:tc>
           <w:tcPr>
-            <w:tcW w:type="dxa" w:w="1234"/>
+            <w:tcW w:type="dxa" w:w="907"/>
             <w:shd w:val="clear" w:color="auto" w:fill="FFFFFF"/>
             <w:tcBorders>
               <w:top w:val="nil"/>
@@ -4885,7 +4887,7 @@
         </w:tc>
         <w:tc>
           <w:tcPr>
-            <w:tcW w:type="dxa" w:w="1234"/>
+            <w:tcW w:type="dxa" w:w="1360"/>
             <w:shd w:val="clear" w:color="auto" w:fill="FFFFFF"/>
             <w:tcBorders>
               <w:top w:val="nil"/>
@@ -4907,7 +4909,7 @@
         </w:tc>
         <w:tc>
           <w:tcPr>
-            <w:tcW w:type="dxa" w:w="1234"/>
+            <w:tcW w:type="dxa" w:w="1927"/>
             <w:shd w:val="clear" w:color="auto" w:fill="FFFFFF"/>
             <w:tcBorders>
               <w:top w:val="nil"/>
@@ -4929,7 +4931,7 @@
         </w:tc>
         <w:tc>
           <w:tcPr>
-            <w:tcW w:type="dxa" w:w="1234"/>
+            <w:tcW w:type="dxa" w:w="1134"/>
             <w:shd w:val="clear" w:color="auto" w:fill="FFFFFF"/>
             <w:tcBorders>
               <w:top w:val="nil"/>
@@ -4951,7 +4953,7 @@
         </w:tc>
         <w:tc>
           <w:tcPr>
-            <w:tcW w:type="dxa" w:w="1234"/>
+            <w:tcW w:type="dxa" w:w="2041"/>
             <w:shd w:val="clear" w:color="auto" w:fill="FFFFFF"/>
             <w:tcBorders>
               <w:top w:val="nil"/>
@@ -4973,7 +4975,7 @@
         </w:tc>
         <w:tc>
           <w:tcPr>
-            <w:tcW w:type="dxa" w:w="1234"/>
+            <w:tcW w:type="dxa" w:w="1360"/>
             <w:shd w:val="clear" w:color="auto" w:fill="FFFFFF"/>
             <w:tcBorders>
               <w:top w:val="nil"/>
@@ -4995,7 +4997,7 @@
         </w:tc>
         <w:tc>
           <w:tcPr>
-            <w:tcW w:type="dxa" w:w="1234"/>
+            <w:tcW w:type="dxa" w:w="907"/>
             <w:shd w:val="clear" w:color="auto" w:fill="FFFFFF"/>
             <w:tcBorders>
               <w:top w:val="nil"/>
@@ -5019,7 +5021,7 @@
       <w:tr>
         <w:tc>
           <w:tcPr>
-            <w:tcW w:type="dxa" w:w="1234"/>
+            <w:tcW w:type="dxa" w:w="907"/>
             <w:shd w:val="clear" w:color="auto" w:fill="FFFFFF"/>
             <w:tcBorders>
               <w:top w:val="nil"/>
@@ -5041,7 +5043,7 @@
         </w:tc>
         <w:tc>
           <w:tcPr>
-            <w:tcW w:type="dxa" w:w="1234"/>
+            <w:tcW w:type="dxa" w:w="1360"/>
             <w:shd w:val="clear" w:color="auto" w:fill="FFFFFF"/>
             <w:tcBorders>
               <w:top w:val="nil"/>
@@ -5063,7 +5065,7 @@
         </w:tc>
         <w:tc>
           <w:tcPr>
-            <w:tcW w:type="dxa" w:w="1234"/>
+            <w:tcW w:type="dxa" w:w="1927"/>
             <w:shd w:val="clear" w:color="auto" w:fill="FFFFFF"/>
             <w:tcBorders>
               <w:top w:val="nil"/>
@@ -5085,7 +5087,7 @@
         </w:tc>
         <w:tc>
           <w:tcPr>
-            <w:tcW w:type="dxa" w:w="1234"/>
+            <w:tcW w:type="dxa" w:w="1134"/>
             <w:shd w:val="clear" w:color="auto" w:fill="FFFFFF"/>
             <w:tcBorders>
               <w:top w:val="nil"/>
@@ -5107,7 +5109,7 @@
         </w:tc>
         <w:tc>
           <w:tcPr>
-            <w:tcW w:type="dxa" w:w="1234"/>
+            <w:tcW w:type="dxa" w:w="2041"/>
             <w:shd w:val="clear" w:color="auto" w:fill="FFFFFF"/>
             <w:tcBorders>
               <w:top w:val="nil"/>
@@ -5129,7 +5131,7 @@
         </w:tc>
         <w:tc>
           <w:tcPr>
-            <w:tcW w:type="dxa" w:w="1234"/>
+            <w:tcW w:type="dxa" w:w="1360"/>
             <w:shd w:val="clear" w:color="auto" w:fill="FFFFFF"/>
             <w:tcBorders>
               <w:top w:val="nil"/>
@@ -5151,7 +5153,7 @@
         </w:tc>
         <w:tc>
           <w:tcPr>
-            <w:tcW w:type="dxa" w:w="1234"/>
+            <w:tcW w:type="dxa" w:w="907"/>
             <w:shd w:val="clear" w:color="auto" w:fill="FFFFFF"/>
             <w:tcBorders>
               <w:top w:val="nil"/>
@@ -5175,7 +5177,7 @@
       <w:tr>
         <w:tc>
           <w:tcPr>
-            <w:tcW w:type="dxa" w:w="1234"/>
+            <w:tcW w:type="dxa" w:w="907"/>
             <w:shd w:val="clear" w:color="auto" w:fill="FFFFFF"/>
             <w:tcBorders>
               <w:top w:val="nil"/>
@@ -5197,7 +5199,7 @@
         </w:tc>
         <w:tc>
           <w:tcPr>
-            <w:tcW w:type="dxa" w:w="1234"/>
+            <w:tcW w:type="dxa" w:w="1360"/>
             <w:shd w:val="clear" w:color="auto" w:fill="FFFFFF"/>
             <w:tcBorders>
               <w:top w:val="nil"/>
@@ -5219,7 +5221,7 @@
         </w:tc>
         <w:tc>
           <w:tcPr>
-            <w:tcW w:type="dxa" w:w="1234"/>
+            <w:tcW w:type="dxa" w:w="1927"/>
             <w:shd w:val="clear" w:color="auto" w:fill="FFFFFF"/>
             <w:tcBorders>
               <w:top w:val="nil"/>
@@ -5241,7 +5243,7 @@
         </w:tc>
         <w:tc>
           <w:tcPr>
-            <w:tcW w:type="dxa" w:w="1234"/>
+            <w:tcW w:type="dxa" w:w="1134"/>
             <w:shd w:val="clear" w:color="auto" w:fill="FFFFFF"/>
             <w:tcBorders>
               <w:top w:val="nil"/>
@@ -5263,7 +5265,7 @@
         </w:tc>
         <w:tc>
           <w:tcPr>
-            <w:tcW w:type="dxa" w:w="1234"/>
+            <w:tcW w:type="dxa" w:w="2041"/>
             <w:shd w:val="clear" w:color="auto" w:fill="FFFFFF"/>
             <w:tcBorders>
               <w:top w:val="nil"/>
@@ -5285,7 +5287,7 @@
         </w:tc>
         <w:tc>
           <w:tcPr>
-            <w:tcW w:type="dxa" w:w="1234"/>
+            <w:tcW w:type="dxa" w:w="1360"/>
             <w:shd w:val="clear" w:color="auto" w:fill="FFFFFF"/>
             <w:tcBorders>
               <w:top w:val="nil"/>
@@ -5307,7 +5309,7 @@
         </w:tc>
         <w:tc>
           <w:tcPr>
-            <w:tcW w:type="dxa" w:w="1234"/>
+            <w:tcW w:type="dxa" w:w="907"/>
             <w:shd w:val="clear" w:color="auto" w:fill="FFFFFF"/>
             <w:tcBorders>
               <w:top w:val="nil"/>
@@ -5331,7 +5333,7 @@
       <w:tr>
         <w:tc>
           <w:tcPr>
-            <w:tcW w:type="dxa" w:w="1234"/>
+            <w:tcW w:type="dxa" w:w="907"/>
             <w:shd w:val="clear" w:color="auto" w:fill="FFFFFF"/>
             <w:tcBorders>
               <w:top w:val="nil"/>
@@ -5353,7 +5355,7 @@
         </w:tc>
         <w:tc>
           <w:tcPr>
-            <w:tcW w:type="dxa" w:w="1234"/>
+            <w:tcW w:type="dxa" w:w="1360"/>
             <w:shd w:val="clear" w:color="auto" w:fill="FFFFFF"/>
             <w:tcBorders>
               <w:top w:val="nil"/>
@@ -5375,7 +5377,7 @@
         </w:tc>
         <w:tc>
           <w:tcPr>
-            <w:tcW w:type="dxa" w:w="1234"/>
+            <w:tcW w:type="dxa" w:w="1927"/>
             <w:shd w:val="clear" w:color="auto" w:fill="FFFFFF"/>
             <w:tcBorders>
               <w:top w:val="nil"/>
@@ -5397,7 +5399,7 @@
         </w:tc>
         <w:tc>
           <w:tcPr>
-            <w:tcW w:type="dxa" w:w="1234"/>
+            <w:tcW w:type="dxa" w:w="1134"/>
             <w:shd w:val="clear" w:color="auto" w:fill="FFFFFF"/>
             <w:tcBorders>
               <w:top w:val="nil"/>
@@ -5419,7 +5421,7 @@
         </w:tc>
         <w:tc>
           <w:tcPr>
-            <w:tcW w:type="dxa" w:w="1234"/>
+            <w:tcW w:type="dxa" w:w="2041"/>
             <w:shd w:val="clear" w:color="auto" w:fill="FFFFFF"/>
             <w:tcBorders>
               <w:top w:val="nil"/>
@@ -5441,7 +5443,7 @@
         </w:tc>
         <w:tc>
           <w:tcPr>
-            <w:tcW w:type="dxa" w:w="1234"/>
+            <w:tcW w:type="dxa" w:w="1360"/>
             <w:shd w:val="clear" w:color="auto" w:fill="FFFFFF"/>
             <w:tcBorders>
               <w:top w:val="nil"/>
@@ -5463,7 +5465,7 @@
         </w:tc>
         <w:tc>
           <w:tcPr>
-            <w:tcW w:type="dxa" w:w="1234"/>
+            <w:tcW w:type="dxa" w:w="907"/>
             <w:shd w:val="clear" w:color="auto" w:fill="FFFFFF"/>
             <w:tcBorders>
               <w:top w:val="nil"/>
@@ -5487,7 +5489,7 @@
       <w:tr>
         <w:tc>
           <w:tcPr>
-            <w:tcW w:type="dxa" w:w="1234"/>
+            <w:tcW w:type="dxa" w:w="907"/>
             <w:shd w:val="clear" w:color="auto" w:fill="FFFFFF"/>
             <w:tcBorders>
               <w:top w:val="nil"/>
@@ -5509,7 +5511,7 @@
         </w:tc>
         <w:tc>
           <w:tcPr>
-            <w:tcW w:type="dxa" w:w="1234"/>
+            <w:tcW w:type="dxa" w:w="1360"/>
             <w:shd w:val="clear" w:color="auto" w:fill="FFFFFF"/>
             <w:tcBorders>
               <w:top w:val="nil"/>
@@ -5531,7 +5533,7 @@
         </w:tc>
         <w:tc>
           <w:tcPr>
-            <w:tcW w:type="dxa" w:w="1234"/>
+            <w:tcW w:type="dxa" w:w="1927"/>
             <w:shd w:val="clear" w:color="auto" w:fill="FFFFFF"/>
             <w:tcBorders>
               <w:top w:val="nil"/>
@@ -5553,7 +5555,7 @@
         </w:tc>
         <w:tc>
           <w:tcPr>
-            <w:tcW w:type="dxa" w:w="1234"/>
+            <w:tcW w:type="dxa" w:w="1134"/>
             <w:shd w:val="clear" w:color="auto" w:fill="FFFFFF"/>
             <w:tcBorders>
               <w:top w:val="nil"/>
@@ -5575,7 +5577,7 @@
         </w:tc>
         <w:tc>
           <w:tcPr>
-            <w:tcW w:type="dxa" w:w="1234"/>
+            <w:tcW w:type="dxa" w:w="2041"/>
             <w:shd w:val="clear" w:color="auto" w:fill="FFFFFF"/>
             <w:tcBorders>
               <w:top w:val="nil"/>
@@ -5597,7 +5599,7 @@
         </w:tc>
         <w:tc>
           <w:tcPr>
-            <w:tcW w:type="dxa" w:w="1234"/>
+            <w:tcW w:type="dxa" w:w="1360"/>
             <w:shd w:val="clear" w:color="auto" w:fill="FFFFFF"/>
             <w:tcBorders>
               <w:top w:val="nil"/>
@@ -5619,7 +5621,7 @@
         </w:tc>
         <w:tc>
           <w:tcPr>
-            <w:tcW w:type="dxa" w:w="1234"/>
+            <w:tcW w:type="dxa" w:w="907"/>
             <w:shd w:val="clear" w:color="auto" w:fill="FFFFFF"/>
             <w:tcBorders>
               <w:top w:val="nil"/>
@@ -5643,7 +5645,7 @@
       <w:tr>
         <w:tc>
           <w:tcPr>
-            <w:tcW w:type="dxa" w:w="1234"/>
+            <w:tcW w:type="dxa" w:w="907"/>
             <w:shd w:val="clear" w:color="auto" w:fill="FFFFFF"/>
             <w:tcBorders>
               <w:top w:val="nil"/>
@@ -5665,7 +5667,7 @@
         </w:tc>
         <w:tc>
           <w:tcPr>
-            <w:tcW w:type="dxa" w:w="1234"/>
+            <w:tcW w:type="dxa" w:w="1360"/>
             <w:shd w:val="clear" w:color="auto" w:fill="FFFFFF"/>
             <w:tcBorders>
               <w:top w:val="nil"/>
@@ -5687,7 +5689,7 @@
         </w:tc>
         <w:tc>
           <w:tcPr>
-            <w:tcW w:type="dxa" w:w="1234"/>
+            <w:tcW w:type="dxa" w:w="1927"/>
             <w:shd w:val="clear" w:color="auto" w:fill="FFFFFF"/>
             <w:tcBorders>
               <w:top w:val="nil"/>
@@ -5709,7 +5711,7 @@
         </w:tc>
         <w:tc>
           <w:tcPr>
-            <w:tcW w:type="dxa" w:w="1234"/>
+            <w:tcW w:type="dxa" w:w="1134"/>
             <w:shd w:val="clear" w:color="auto" w:fill="FFFFFF"/>
             <w:tcBorders>
               <w:top w:val="nil"/>
@@ -5731,7 +5733,7 @@
         </w:tc>
         <w:tc>
           <w:tcPr>
-            <w:tcW w:type="dxa" w:w="1234"/>
+            <w:tcW w:type="dxa" w:w="2041"/>
             <w:shd w:val="clear" w:color="auto" w:fill="FFFFFF"/>
             <w:tcBorders>
               <w:top w:val="nil"/>
@@ -5753,7 +5755,7 @@
         </w:tc>
         <w:tc>
           <w:tcPr>
-            <w:tcW w:type="dxa" w:w="1234"/>
+            <w:tcW w:type="dxa" w:w="1360"/>
             <w:shd w:val="clear" w:color="auto" w:fill="FFFFFF"/>
             <w:tcBorders>
               <w:top w:val="nil"/>
@@ -5775,7 +5777,7 @@
         </w:tc>
         <w:tc>
           <w:tcPr>
-            <w:tcW w:type="dxa" w:w="1234"/>
+            <w:tcW w:type="dxa" w:w="907"/>
             <w:shd w:val="clear" w:color="auto" w:fill="FFFFFF"/>
             <w:tcBorders>
               <w:top w:val="nil"/>
@@ -5799,7 +5801,7 @@
       <w:tr>
         <w:tc>
           <w:tcPr>
-            <w:tcW w:type="dxa" w:w="1234"/>
+            <w:tcW w:type="dxa" w:w="907"/>
             <w:shd w:val="clear" w:color="auto" w:fill="FFFFFF"/>
             <w:tcBorders>
               <w:top w:val="nil"/>
@@ -5821,7 +5823,7 @@
         </w:tc>
         <w:tc>
           <w:tcPr>
-            <w:tcW w:type="dxa" w:w="1234"/>
+            <w:tcW w:type="dxa" w:w="1360"/>
             <w:shd w:val="clear" w:color="auto" w:fill="FFFFFF"/>
             <w:tcBorders>
               <w:top w:val="nil"/>
@@ -5843,7 +5845,7 @@
         </w:tc>
         <w:tc>
           <w:tcPr>
-            <w:tcW w:type="dxa" w:w="1234"/>
+            <w:tcW w:type="dxa" w:w="1927"/>
             <w:shd w:val="clear" w:color="auto" w:fill="FFFFFF"/>
             <w:tcBorders>
               <w:top w:val="nil"/>
@@ -5865,7 +5867,7 @@
         </w:tc>
         <w:tc>
           <w:tcPr>
-            <w:tcW w:type="dxa" w:w="1234"/>
+            <w:tcW w:type="dxa" w:w="1134"/>
             <w:shd w:val="clear" w:color="auto" w:fill="FFFFFF"/>
             <w:tcBorders>
               <w:top w:val="nil"/>
@@ -5887,7 +5889,7 @@
         </w:tc>
         <w:tc>
           <w:tcPr>
-            <w:tcW w:type="dxa" w:w="1234"/>
+            <w:tcW w:type="dxa" w:w="2041"/>
             <w:shd w:val="clear" w:color="auto" w:fill="FFFFFF"/>
             <w:tcBorders>
               <w:top w:val="nil"/>
@@ -5909,7 +5911,7 @@
         </w:tc>
         <w:tc>
           <w:tcPr>
-            <w:tcW w:type="dxa" w:w="1234"/>
+            <w:tcW w:type="dxa" w:w="1360"/>
             <w:shd w:val="clear" w:color="auto" w:fill="FFFFFF"/>
             <w:tcBorders>
               <w:top w:val="nil"/>
@@ -5931,7 +5933,7 @@
         </w:tc>
         <w:tc>
           <w:tcPr>
-            <w:tcW w:type="dxa" w:w="1234"/>
+            <w:tcW w:type="dxa" w:w="907"/>
             <w:shd w:val="clear" w:color="auto" w:fill="FFFFFF"/>
             <w:tcBorders>
               <w:top w:val="nil"/>
@@ -5955,7 +5957,7 @@
       <w:tr>
         <w:tc>
           <w:tcPr>
-            <w:tcW w:type="dxa" w:w="1234"/>
+            <w:tcW w:type="dxa" w:w="907"/>
             <w:shd w:val="clear" w:color="auto" w:fill="FFFFFF"/>
             <w:tcBorders>
               <w:top w:val="nil"/>
@@ -5977,7 +5979,7 @@
         </w:tc>
         <w:tc>
           <w:tcPr>
-            <w:tcW w:type="dxa" w:w="1234"/>
+            <w:tcW w:type="dxa" w:w="1360"/>
             <w:shd w:val="clear" w:color="auto" w:fill="FFFFFF"/>
             <w:tcBorders>
               <w:top w:val="nil"/>
@@ -5999,7 +6001,7 @@
         </w:tc>
         <w:tc>
           <w:tcPr>
-            <w:tcW w:type="dxa" w:w="1234"/>
+            <w:tcW w:type="dxa" w:w="1927"/>
             <w:shd w:val="clear" w:color="auto" w:fill="FFFFFF"/>
             <w:tcBorders>
               <w:top w:val="nil"/>
@@ -6021,7 +6023,7 @@
         </w:tc>
         <w:tc>
           <w:tcPr>
-            <w:tcW w:type="dxa" w:w="1234"/>
+            <w:tcW w:type="dxa" w:w="1134"/>
             <w:shd w:val="clear" w:color="auto" w:fill="FFFFFF"/>
             <w:tcBorders>
               <w:top w:val="nil"/>
@@ -6043,7 +6045,7 @@
         </w:tc>
         <w:tc>
           <w:tcPr>
-            <w:tcW w:type="dxa" w:w="1234"/>
+            <w:tcW w:type="dxa" w:w="2041"/>
             <w:shd w:val="clear" w:color="auto" w:fill="FFFFFF"/>
             <w:tcBorders>
               <w:top w:val="nil"/>
@@ -6065,7 +6067,7 @@
         </w:tc>
         <w:tc>
           <w:tcPr>
-            <w:tcW w:type="dxa" w:w="1234"/>
+            <w:tcW w:type="dxa" w:w="1360"/>
             <w:shd w:val="clear" w:color="auto" w:fill="FFFFFF"/>
             <w:tcBorders>
               <w:top w:val="nil"/>
@@ -6087,7 +6089,7 @@
         </w:tc>
         <w:tc>
           <w:tcPr>
-            <w:tcW w:type="dxa" w:w="1234"/>
+            <w:tcW w:type="dxa" w:w="907"/>
             <w:shd w:val="clear" w:color="auto" w:fill="FFFFFF"/>
             <w:tcBorders>
               <w:top w:val="nil"/>
@@ -6111,7 +6113,7 @@
       <w:tr>
         <w:tc>
           <w:tcPr>
-            <w:tcW w:type="dxa" w:w="1234"/>
+            <w:tcW w:type="dxa" w:w="907"/>
             <w:shd w:val="clear" w:color="auto" w:fill="FFFFFF"/>
             <w:tcBorders>
               <w:top w:val="nil"/>
@@ -6133,7 +6135,7 @@
         </w:tc>
         <w:tc>
           <w:tcPr>
-            <w:tcW w:type="dxa" w:w="1234"/>
+            <w:tcW w:type="dxa" w:w="1360"/>
             <w:shd w:val="clear" w:color="auto" w:fill="FFFFFF"/>
             <w:tcBorders>
               <w:top w:val="nil"/>
@@ -6155,7 +6157,7 @@
         </w:tc>
         <w:tc>
           <w:tcPr>
-            <w:tcW w:type="dxa" w:w="1234"/>
+            <w:tcW w:type="dxa" w:w="1927"/>
             <w:shd w:val="clear" w:color="auto" w:fill="FFFFFF"/>
             <w:tcBorders>
               <w:top w:val="nil"/>
@@ -6177,7 +6179,7 @@
         </w:tc>
         <w:tc>
           <w:tcPr>
-            <w:tcW w:type="dxa" w:w="1234"/>
+            <w:tcW w:type="dxa" w:w="1134"/>
             <w:shd w:val="clear" w:color="auto" w:fill="FFFFFF"/>
             <w:tcBorders>
               <w:top w:val="nil"/>
@@ -6199,7 +6201,7 @@
         </w:tc>
         <w:tc>
           <w:tcPr>
-            <w:tcW w:type="dxa" w:w="1234"/>
+            <w:tcW w:type="dxa" w:w="2041"/>
             <w:shd w:val="clear" w:color="auto" w:fill="FFFFFF"/>
             <w:tcBorders>
               <w:top w:val="nil"/>
@@ -6221,7 +6223,7 @@
         </w:tc>
         <w:tc>
           <w:tcPr>
-            <w:tcW w:type="dxa" w:w="1234"/>
+            <w:tcW w:type="dxa" w:w="1360"/>
             <w:shd w:val="clear" w:color="auto" w:fill="FFFFFF"/>
             <w:tcBorders>
               <w:top w:val="nil"/>
@@ -6243,7 +6245,7 @@
         </w:tc>
         <w:tc>
           <w:tcPr>
-            <w:tcW w:type="dxa" w:w="1234"/>
+            <w:tcW w:type="dxa" w:w="907"/>
             <w:shd w:val="clear" w:color="auto" w:fill="FFFFFF"/>
             <w:tcBorders>
               <w:top w:val="nil"/>
@@ -6267,7 +6269,7 @@
       <w:tr>
         <w:tc>
           <w:tcPr>
-            <w:tcW w:type="dxa" w:w="1234"/>
+            <w:tcW w:type="dxa" w:w="907"/>
             <w:shd w:val="clear" w:color="auto" w:fill="FFFFFF"/>
             <w:tcBorders>
               <w:top w:val="nil"/>
@@ -6289,7 +6291,7 @@
         </w:tc>
         <w:tc>
           <w:tcPr>
-            <w:tcW w:type="dxa" w:w="1234"/>
+            <w:tcW w:type="dxa" w:w="1360"/>
             <w:shd w:val="clear" w:color="auto" w:fill="FFFFFF"/>
             <w:tcBorders>
               <w:top w:val="nil"/>
@@ -6311,7 +6313,7 @@
         </w:tc>
         <w:tc>
           <w:tcPr>
-            <w:tcW w:type="dxa" w:w="1234"/>
+            <w:tcW w:type="dxa" w:w="1927"/>
             <w:shd w:val="clear" w:color="auto" w:fill="FFFFFF"/>
             <w:tcBorders>
               <w:top w:val="nil"/>
@@ -6333,7 +6335,7 @@
         </w:tc>
         <w:tc>
           <w:tcPr>
-            <w:tcW w:type="dxa" w:w="1234"/>
+            <w:tcW w:type="dxa" w:w="1134"/>
             <w:shd w:val="clear" w:color="auto" w:fill="FFFFFF"/>
             <w:tcBorders>
               <w:top w:val="nil"/>
@@ -6355,7 +6357,7 @@
         </w:tc>
         <w:tc>
           <w:tcPr>
-            <w:tcW w:type="dxa" w:w="1234"/>
+            <w:tcW w:type="dxa" w:w="2041"/>
             <w:shd w:val="clear" w:color="auto" w:fill="FFFFFF"/>
             <w:tcBorders>
               <w:top w:val="nil"/>
@@ -6377,7 +6379,7 @@
         </w:tc>
         <w:tc>
           <w:tcPr>
-            <w:tcW w:type="dxa" w:w="1234"/>
+            <w:tcW w:type="dxa" w:w="1360"/>
             <w:shd w:val="clear" w:color="auto" w:fill="FFFFFF"/>
             <w:tcBorders>
               <w:top w:val="nil"/>
@@ -6399,7 +6401,7 @@
         </w:tc>
         <w:tc>
           <w:tcPr>
-            <w:tcW w:type="dxa" w:w="1234"/>
+            <w:tcW w:type="dxa" w:w="907"/>
             <w:shd w:val="clear" w:color="auto" w:fill="FFFFFF"/>
             <w:tcBorders>
               <w:top w:val="nil"/>
@@ -6423,7 +6425,7 @@
       <w:tr>
         <w:tc>
           <w:tcPr>
-            <w:tcW w:type="dxa" w:w="1234"/>
+            <w:tcW w:type="dxa" w:w="907"/>
             <w:shd w:val="clear" w:color="auto" w:fill="FFFFFF"/>
             <w:tcBorders>
               <w:top w:val="nil"/>
@@ -6445,7 +6447,7 @@
         </w:tc>
         <w:tc>
           <w:tcPr>
-            <w:tcW w:type="dxa" w:w="1234"/>
+            <w:tcW w:type="dxa" w:w="1360"/>
             <w:shd w:val="clear" w:color="auto" w:fill="FFFFFF"/>
             <w:tcBorders>
               <w:top w:val="nil"/>
@@ -6467,7 +6469,7 @@
         </w:tc>
         <w:tc>
           <w:tcPr>
-            <w:tcW w:type="dxa" w:w="1234"/>
+            <w:tcW w:type="dxa" w:w="1927"/>
             <w:shd w:val="clear" w:color="auto" w:fill="FFFFFF"/>
             <w:tcBorders>
               <w:top w:val="nil"/>
@@ -6489,7 +6491,7 @@
         </w:tc>
         <w:tc>
           <w:tcPr>
-            <w:tcW w:type="dxa" w:w="1234"/>
+            <w:tcW w:type="dxa" w:w="1134"/>
             <w:shd w:val="clear" w:color="auto" w:fill="FFFFFF"/>
             <w:tcBorders>
               <w:top w:val="nil"/>
@@ -6511,7 +6513,7 @@
         </w:tc>
         <w:tc>
           <w:tcPr>
-            <w:tcW w:type="dxa" w:w="1234"/>
+            <w:tcW w:type="dxa" w:w="2041"/>
             <w:shd w:val="clear" w:color="auto" w:fill="FFFFFF"/>
             <w:tcBorders>
               <w:top w:val="nil"/>
@@ -6533,7 +6535,7 @@
         </w:tc>
         <w:tc>
           <w:tcPr>
-            <w:tcW w:type="dxa" w:w="1234"/>
+            <w:tcW w:type="dxa" w:w="1360"/>
             <w:shd w:val="clear" w:color="auto" w:fill="FFFFFF"/>
             <w:tcBorders>
               <w:top w:val="nil"/>
@@ -6555,7 +6557,7 @@
         </w:tc>
         <w:tc>
           <w:tcPr>
-            <w:tcW w:type="dxa" w:w="1234"/>
+            <w:tcW w:type="dxa" w:w="907"/>
             <w:shd w:val="clear" w:color="auto" w:fill="FFFFFF"/>
             <w:tcBorders>
               <w:top w:val="nil"/>
@@ -6579,7 +6581,7 @@
       <w:tr>
         <w:tc>
           <w:tcPr>
-            <w:tcW w:type="dxa" w:w="1234"/>
+            <w:tcW w:type="dxa" w:w="907"/>
             <w:shd w:val="clear" w:color="auto" w:fill="FFFFFF"/>
             <w:tcBorders>
               <w:top w:val="nil"/>
@@ -6601,7 +6603,7 @@
         </w:tc>
         <w:tc>
           <w:tcPr>
-            <w:tcW w:type="dxa" w:w="1234"/>
+            <w:tcW w:type="dxa" w:w="1360"/>
             <w:shd w:val="clear" w:color="auto" w:fill="FFFFFF"/>
             <w:tcBorders>
               <w:top w:val="nil"/>
@@ -6623,7 +6625,7 @@
         </w:tc>
         <w:tc>
           <w:tcPr>
-            <w:tcW w:type="dxa" w:w="1234"/>
+            <w:tcW w:type="dxa" w:w="1927"/>
             <w:shd w:val="clear" w:color="auto" w:fill="FFFFFF"/>
             <w:tcBorders>
               <w:top w:val="nil"/>
@@ -6645,7 +6647,7 @@
         </w:tc>
         <w:tc>
           <w:tcPr>
-            <w:tcW w:type="dxa" w:w="1234"/>
+            <w:tcW w:type="dxa" w:w="1134"/>
             <w:shd w:val="clear" w:color="auto" w:fill="FFFFFF"/>
             <w:tcBorders>
               <w:top w:val="nil"/>
@@ -6667,7 +6669,7 @@
         </w:tc>
         <w:tc>
           <w:tcPr>
-            <w:tcW w:type="dxa" w:w="1234"/>
+            <w:tcW w:type="dxa" w:w="2041"/>
             <w:shd w:val="clear" w:color="auto" w:fill="FFFFFF"/>
             <w:tcBorders>
               <w:top w:val="nil"/>
@@ -6689,7 +6691,7 @@
         </w:tc>
         <w:tc>
           <w:tcPr>
-            <w:tcW w:type="dxa" w:w="1234"/>
+            <w:tcW w:type="dxa" w:w="1360"/>
             <w:shd w:val="clear" w:color="auto" w:fill="FFFFFF"/>
             <w:tcBorders>
               <w:top w:val="nil"/>
@@ -6711,7 +6713,7 @@
         </w:tc>
         <w:tc>
           <w:tcPr>
-            <w:tcW w:type="dxa" w:w="1234"/>
+            <w:tcW w:type="dxa" w:w="907"/>
             <w:shd w:val="clear" w:color="auto" w:fill="FFFFFF"/>
             <w:tcBorders>
               <w:top w:val="nil"/>
@@ -6735,7 +6737,7 @@
       <w:tr>
         <w:tc>
           <w:tcPr>
-            <w:tcW w:type="dxa" w:w="1234"/>
+            <w:tcW w:type="dxa" w:w="907"/>
             <w:shd w:val="clear" w:color="auto" w:fill="FFFFFF"/>
             <w:tcBorders>
               <w:top w:val="nil"/>
@@ -6757,7 +6759,7 @@
         </w:tc>
         <w:tc>
           <w:tcPr>
-            <w:tcW w:type="dxa" w:w="1234"/>
+            <w:tcW w:type="dxa" w:w="1360"/>
             <w:shd w:val="clear" w:color="auto" w:fill="FFFFFF"/>
             <w:tcBorders>
               <w:top w:val="nil"/>
@@ -6779,7 +6781,7 @@
         </w:tc>
         <w:tc>
           <w:tcPr>
-            <w:tcW w:type="dxa" w:w="1234"/>
+            <w:tcW w:type="dxa" w:w="1927"/>
             <w:shd w:val="clear" w:color="auto" w:fill="FFFFFF"/>
             <w:tcBorders>
               <w:top w:val="nil"/>
@@ -6801,7 +6803,7 @@
         </w:tc>
         <w:tc>
           <w:tcPr>
-            <w:tcW w:type="dxa" w:w="1234"/>
+            <w:tcW w:type="dxa" w:w="1134"/>
             <w:shd w:val="clear" w:color="auto" w:fill="FFFFFF"/>
             <w:tcBorders>
               <w:top w:val="nil"/>
@@ -6823,7 +6825,7 @@
         </w:tc>
         <w:tc>
           <w:tcPr>
-            <w:tcW w:type="dxa" w:w="1234"/>
+            <w:tcW w:type="dxa" w:w="2041"/>
             <w:shd w:val="clear" w:color="auto" w:fill="FFFFFF"/>
             <w:tcBorders>
               <w:top w:val="nil"/>
@@ -6845,7 +6847,7 @@
         </w:tc>
         <w:tc>
           <w:tcPr>
-            <w:tcW w:type="dxa" w:w="1234"/>
+            <w:tcW w:type="dxa" w:w="1360"/>
             <w:shd w:val="clear" w:color="auto" w:fill="FFFFFF"/>
             <w:tcBorders>
               <w:top w:val="nil"/>
@@ -6867,7 +6869,7 @@
         </w:tc>
         <w:tc>
           <w:tcPr>
-            <w:tcW w:type="dxa" w:w="1234"/>
+            <w:tcW w:type="dxa" w:w="907"/>
             <w:shd w:val="clear" w:color="auto" w:fill="FFFFFF"/>
             <w:tcBorders>
               <w:top w:val="nil"/>
@@ -6891,7 +6893,7 @@
       <w:tr>
         <w:tc>
           <w:tcPr>
-            <w:tcW w:type="dxa" w:w="1234"/>
+            <w:tcW w:type="dxa" w:w="907"/>
             <w:shd w:val="clear" w:color="auto" w:fill="FFFFFF"/>
             <w:tcBorders>
               <w:top w:val="nil"/>
@@ -6913,7 +6915,7 @@
         </w:tc>
         <w:tc>
           <w:tcPr>
-            <w:tcW w:type="dxa" w:w="1234"/>
+            <w:tcW w:type="dxa" w:w="1360"/>
             <w:shd w:val="clear" w:color="auto" w:fill="FFFFFF"/>
             <w:tcBorders>
               <w:top w:val="nil"/>
@@ -6935,7 +6937,7 @@
         </w:tc>
         <w:tc>
           <w:tcPr>
-            <w:tcW w:type="dxa" w:w="1234"/>
+            <w:tcW w:type="dxa" w:w="1927"/>
             <w:shd w:val="clear" w:color="auto" w:fill="FFFFFF"/>
             <w:tcBorders>
               <w:top w:val="nil"/>
@@ -6957,7 +6959,7 @@
         </w:tc>
         <w:tc>
           <w:tcPr>
-            <w:tcW w:type="dxa" w:w="1234"/>
+            <w:tcW w:type="dxa" w:w="1134"/>
             <w:shd w:val="clear" w:color="auto" w:fill="FFFFFF"/>
             <w:tcBorders>
               <w:top w:val="nil"/>
@@ -6979,7 +6981,7 @@
         </w:tc>
         <w:tc>
           <w:tcPr>
-            <w:tcW w:type="dxa" w:w="1234"/>
+            <w:tcW w:type="dxa" w:w="2041"/>
             <w:shd w:val="clear" w:color="auto" w:fill="FFFFFF"/>
             <w:tcBorders>
               <w:top w:val="nil"/>
@@ -7001,7 +7003,7 @@
         </w:tc>
         <w:tc>
           <w:tcPr>
-            <w:tcW w:type="dxa" w:w="1234"/>
+            <w:tcW w:type="dxa" w:w="1360"/>
             <w:shd w:val="clear" w:color="auto" w:fill="FFFFFF"/>
             <w:tcBorders>
               <w:top w:val="nil"/>
@@ -7023,7 +7025,7 @@
         </w:tc>
         <w:tc>
           <w:tcPr>
-            <w:tcW w:type="dxa" w:w="1234"/>
+            <w:tcW w:type="dxa" w:w="907"/>
             <w:shd w:val="clear" w:color="auto" w:fill="FFFFFF"/>
             <w:tcBorders>
               <w:top w:val="nil"/>
@@ -7047,7 +7049,7 @@
       <w:tr>
         <w:tc>
           <w:tcPr>
-            <w:tcW w:type="dxa" w:w="1234"/>
+            <w:tcW w:type="dxa" w:w="907"/>
             <w:shd w:val="clear" w:color="auto" w:fill="FFFFFF"/>
             <w:tcBorders>
               <w:top w:val="nil"/>
@@ -7069,7 +7071,7 @@
         </w:tc>
         <w:tc>
           <w:tcPr>
-            <w:tcW w:type="dxa" w:w="1234"/>
+            <w:tcW w:type="dxa" w:w="1360"/>
             <w:shd w:val="clear" w:color="auto" w:fill="FFFFFF"/>
             <w:tcBorders>
               <w:top w:val="nil"/>
@@ -7091,7 +7093,7 @@
         </w:tc>
         <w:tc>
           <w:tcPr>
-            <w:tcW w:type="dxa" w:w="1234"/>
+            <w:tcW w:type="dxa" w:w="1927"/>
             <w:shd w:val="clear" w:color="auto" w:fill="FFFFFF"/>
             <w:tcBorders>
               <w:top w:val="nil"/>
@@ -7113,7 +7115,7 @@
         </w:tc>
         <w:tc>
           <w:tcPr>
-            <w:tcW w:type="dxa" w:w="1234"/>
+            <w:tcW w:type="dxa" w:w="1134"/>
             <w:shd w:val="clear" w:color="auto" w:fill="FFFFFF"/>
             <w:tcBorders>
               <w:top w:val="nil"/>
@@ -7135,7 +7137,7 @@
         </w:tc>
         <w:tc>
           <w:tcPr>
-            <w:tcW w:type="dxa" w:w="1234"/>
+            <w:tcW w:type="dxa" w:w="2041"/>
             <w:shd w:val="clear" w:color="auto" w:fill="FFFFFF"/>
             <w:tcBorders>
               <w:top w:val="nil"/>
@@ -7157,7 +7159,7 @@
         </w:tc>
         <w:tc>
           <w:tcPr>
-            <w:tcW w:type="dxa" w:w="1234"/>
+            <w:tcW w:type="dxa" w:w="1360"/>
             <w:shd w:val="clear" w:color="auto" w:fill="FFFFFF"/>
             <w:tcBorders>
               <w:top w:val="nil"/>
@@ -7179,7 +7181,7 @@
         </w:tc>
         <w:tc>
           <w:tcPr>
-            <w:tcW w:type="dxa" w:w="1234"/>
+            <w:tcW w:type="dxa" w:w="907"/>
             <w:shd w:val="clear" w:color="auto" w:fill="FFFFFF"/>
             <w:tcBorders>
               <w:top w:val="nil"/>
@@ -7203,7 +7205,7 @@
       <w:tr>
         <w:tc>
           <w:tcPr>
-            <w:tcW w:type="dxa" w:w="1234"/>
+            <w:tcW w:type="dxa" w:w="907"/>
             <w:shd w:val="clear" w:color="auto" w:fill="FFFFFF"/>
             <w:tcBorders>
               <w:top w:val="nil"/>
@@ -7225,7 +7227,7 @@
         </w:tc>
         <w:tc>
           <w:tcPr>
-            <w:tcW w:type="dxa" w:w="1234"/>
+            <w:tcW w:type="dxa" w:w="1360"/>
             <w:shd w:val="clear" w:color="auto" w:fill="FFFFFF"/>
             <w:tcBorders>
               <w:top w:val="nil"/>
@@ -7247,7 +7249,7 @@
         </w:tc>
         <w:tc>
           <w:tcPr>
-            <w:tcW w:type="dxa" w:w="1234"/>
+            <w:tcW w:type="dxa" w:w="1927"/>
             <w:shd w:val="clear" w:color="auto" w:fill="FFFFFF"/>
             <w:tcBorders>
               <w:top w:val="nil"/>
@@ -7269,7 +7271,7 @@
         </w:tc>
         <w:tc>
           <w:tcPr>
-            <w:tcW w:type="dxa" w:w="1234"/>
+            <w:tcW w:type="dxa" w:w="1134"/>
             <w:shd w:val="clear" w:color="auto" w:fill="FFFFFF"/>
             <w:tcBorders>
               <w:top w:val="nil"/>
@@ -7291,7 +7293,7 @@
         </w:tc>
         <w:tc>
           <w:tcPr>
-            <w:tcW w:type="dxa" w:w="1234"/>
+            <w:tcW w:type="dxa" w:w="2041"/>
             <w:shd w:val="clear" w:color="auto" w:fill="FFFFFF"/>
             <w:tcBorders>
               <w:top w:val="nil"/>
@@ -7313,7 +7315,7 @@
         </w:tc>
         <w:tc>
           <w:tcPr>
-            <w:tcW w:type="dxa" w:w="1234"/>
+            <w:tcW w:type="dxa" w:w="1360"/>
             <w:shd w:val="clear" w:color="auto" w:fill="FFFFFF"/>
             <w:tcBorders>
               <w:top w:val="nil"/>
@@ -7335,7 +7337,7 @@
         </w:tc>
         <w:tc>
           <w:tcPr>
-            <w:tcW w:type="dxa" w:w="1234"/>
+            <w:tcW w:type="dxa" w:w="907"/>
             <w:shd w:val="clear" w:color="auto" w:fill="FFFFFF"/>
             <w:tcBorders>
               <w:top w:val="nil"/>
@@ -7359,7 +7361,7 @@
       <w:tr>
         <w:tc>
           <w:tcPr>
-            <w:tcW w:type="dxa" w:w="1234"/>
+            <w:tcW w:type="dxa" w:w="907"/>
             <w:shd w:val="clear" w:color="auto" w:fill="FFFFFF"/>
             <w:tcBorders>
               <w:top w:val="nil"/>
@@ -7381,7 +7383,7 @@
         </w:tc>
         <w:tc>
           <w:tcPr>
-            <w:tcW w:type="dxa" w:w="1234"/>
+            <w:tcW w:type="dxa" w:w="1360"/>
             <w:shd w:val="clear" w:color="auto" w:fill="FFFFFF"/>
             <w:tcBorders>
               <w:top w:val="nil"/>
@@ -7403,7 +7405,7 @@
         </w:tc>
         <w:tc>
           <w:tcPr>
-            <w:tcW w:type="dxa" w:w="1234"/>
+            <w:tcW w:type="dxa" w:w="1927"/>
             <w:shd w:val="clear" w:color="auto" w:fill="FFFFFF"/>
             <w:tcBorders>
               <w:top w:val="nil"/>
@@ -7425,7 +7427,7 @@
         </w:tc>
         <w:tc>
           <w:tcPr>
-            <w:tcW w:type="dxa" w:w="1234"/>
+            <w:tcW w:type="dxa" w:w="1134"/>
             <w:shd w:val="clear" w:color="auto" w:fill="FFFFFF"/>
             <w:tcBorders>
               <w:top w:val="nil"/>
@@ -7447,7 +7449,7 @@
         </w:tc>
         <w:tc>
           <w:tcPr>
-            <w:tcW w:type="dxa" w:w="1234"/>
+            <w:tcW w:type="dxa" w:w="2041"/>
             <w:shd w:val="clear" w:color="auto" w:fill="FFFFFF"/>
             <w:tcBorders>
               <w:top w:val="nil"/>
@@ -7469,7 +7471,7 @@
         </w:tc>
         <w:tc>
           <w:tcPr>
-            <w:tcW w:type="dxa" w:w="1234"/>
+            <w:tcW w:type="dxa" w:w="1360"/>
             <w:shd w:val="clear" w:color="auto" w:fill="FFFFFF"/>
             <w:tcBorders>
               <w:top w:val="nil"/>
@@ -7491,7 +7493,7 @@
         </w:tc>
         <w:tc>
           <w:tcPr>
-            <w:tcW w:type="dxa" w:w="1234"/>
+            <w:tcW w:type="dxa" w:w="907"/>
             <w:shd w:val="clear" w:color="auto" w:fill="FFFFFF"/>
             <w:tcBorders>
               <w:top w:val="nil"/>
@@ -7515,7 +7517,7 @@
       <w:tr>
         <w:tc>
           <w:tcPr>
-            <w:tcW w:type="dxa" w:w="1234"/>
+            <w:tcW w:type="dxa" w:w="907"/>
             <w:shd w:val="clear" w:color="auto" w:fill="FFFFFF"/>
             <w:tcBorders>
               <w:top w:val="nil"/>
@@ -7537,7 +7539,7 @@
         </w:tc>
         <w:tc>
           <w:tcPr>
-            <w:tcW w:type="dxa" w:w="1234"/>
+            <w:tcW w:type="dxa" w:w="1360"/>
             <w:shd w:val="clear" w:color="auto" w:fill="FFFFFF"/>
             <w:tcBorders>
               <w:top w:val="nil"/>
@@ -7559,7 +7561,7 @@
         </w:tc>
         <w:tc>
           <w:tcPr>
-            <w:tcW w:type="dxa" w:w="1234"/>
+            <w:tcW w:type="dxa" w:w="1927"/>
             <w:shd w:val="clear" w:color="auto" w:fill="FFFFFF"/>
             <w:tcBorders>
               <w:top w:val="nil"/>
@@ -7581,7 +7583,7 @@
         </w:tc>
         <w:tc>
           <w:tcPr>
-            <w:tcW w:type="dxa" w:w="1234"/>
+            <w:tcW w:type="dxa" w:w="1134"/>
             <w:shd w:val="clear" w:color="auto" w:fill="FFFFFF"/>
             <w:tcBorders>
               <w:top w:val="nil"/>
@@ -7603,7 +7605,7 @@
         </w:tc>
         <w:tc>
           <w:tcPr>
-            <w:tcW w:type="dxa" w:w="1234"/>
+            <w:tcW w:type="dxa" w:w="2041"/>
             <w:shd w:val="clear" w:color="auto" w:fill="FFFFFF"/>
             <w:tcBorders>
               <w:top w:val="nil"/>
@@ -7625,7 +7627,7 @@
         </w:tc>
         <w:tc>
           <w:tcPr>
-            <w:tcW w:type="dxa" w:w="1234"/>
+            <w:tcW w:type="dxa" w:w="1360"/>
             <w:shd w:val="clear" w:color="auto" w:fill="FFFFFF"/>
             <w:tcBorders>
               <w:top w:val="nil"/>
@@ -7647,7 +7649,7 @@
         </w:tc>
         <w:tc>
           <w:tcPr>
-            <w:tcW w:type="dxa" w:w="1234"/>
+            <w:tcW w:type="dxa" w:w="907"/>
             <w:shd w:val="clear" w:color="auto" w:fill="FFFFFF"/>
             <w:tcBorders>
               <w:top w:val="nil"/>
@@ -7671,7 +7673,7 @@
       <w:tr>
         <w:tc>
           <w:tcPr>
-            <w:tcW w:type="dxa" w:w="1234"/>
+            <w:tcW w:type="dxa" w:w="907"/>
             <w:shd w:val="clear" w:color="auto" w:fill="FFFFFF"/>
             <w:tcBorders>
               <w:top w:val="nil"/>
@@ -7693,7 +7695,7 @@
         </w:tc>
         <w:tc>
           <w:tcPr>
-            <w:tcW w:type="dxa" w:w="1234"/>
+            <w:tcW w:type="dxa" w:w="1360"/>
             <w:shd w:val="clear" w:color="auto" w:fill="FFFFFF"/>
             <w:tcBorders>
               <w:top w:val="nil"/>
@@ -7715,7 +7717,7 @@
         </w:tc>
         <w:tc>
           <w:tcPr>
-            <w:tcW w:type="dxa" w:w="1234"/>
+            <w:tcW w:type="dxa" w:w="1927"/>
             <w:shd w:val="clear" w:color="auto" w:fill="FFFFFF"/>
             <w:tcBorders>
               <w:top w:val="nil"/>
@@ -7737,7 +7739,7 @@
         </w:tc>
         <w:tc>
           <w:tcPr>
-            <w:tcW w:type="dxa" w:w="1234"/>
+            <w:tcW w:type="dxa" w:w="1134"/>
             <w:shd w:val="clear" w:color="auto" w:fill="FFFFFF"/>
             <w:tcBorders>
               <w:top w:val="nil"/>
@@ -7759,7 +7761,7 @@
         </w:tc>
         <w:tc>
           <w:tcPr>
-            <w:tcW w:type="dxa" w:w="1234"/>
+            <w:tcW w:type="dxa" w:w="2041"/>
             <w:shd w:val="clear" w:color="auto" w:fill="FFFFFF"/>
             <w:tcBorders>
               <w:top w:val="nil"/>
@@ -7781,7 +7783,7 @@
         </w:tc>
         <w:tc>
           <w:tcPr>
-            <w:tcW w:type="dxa" w:w="1234"/>
+            <w:tcW w:type="dxa" w:w="1360"/>
             <w:shd w:val="clear" w:color="auto" w:fill="FFFFFF"/>
             <w:tcBorders>
               <w:top w:val="nil"/>
@@ -7803,7 +7805,7 @@
         </w:tc>
         <w:tc>
           <w:tcPr>
-            <w:tcW w:type="dxa" w:w="1234"/>
+            <w:tcW w:type="dxa" w:w="907"/>
             <w:shd w:val="clear" w:color="auto" w:fill="FFFFFF"/>
             <w:tcBorders>
               <w:top w:val="nil"/>
@@ -7827,7 +7829,7 @@
       <w:tr>
         <w:tc>
           <w:tcPr>
-            <w:tcW w:type="dxa" w:w="1234"/>
+            <w:tcW w:type="dxa" w:w="907"/>
             <w:shd w:val="clear" w:color="auto" w:fill="FFFFFF"/>
             <w:tcBorders>
               <w:top w:val="nil"/>
@@ -7849,7 +7851,7 @@
         </w:tc>
         <w:tc>
           <w:tcPr>
-            <w:tcW w:type="dxa" w:w="1234"/>
+            <w:tcW w:type="dxa" w:w="1360"/>
             <w:shd w:val="clear" w:color="auto" w:fill="FFFFFF"/>
             <w:tcBorders>
               <w:top w:val="nil"/>
@@ -7871,7 +7873,7 @@
         </w:tc>
         <w:tc>
           <w:tcPr>
-            <w:tcW w:type="dxa" w:w="1234"/>
+            <w:tcW w:type="dxa" w:w="1927"/>
             <w:shd w:val="clear" w:color="auto" w:fill="FFFFFF"/>
             <w:tcBorders>
               <w:top w:val="nil"/>
@@ -7893,7 +7895,7 @@
         </w:tc>
         <w:tc>
           <w:tcPr>
-            <w:tcW w:type="dxa" w:w="1234"/>
+            <w:tcW w:type="dxa" w:w="1134"/>
             <w:shd w:val="clear" w:color="auto" w:fill="FFFFFF"/>
             <w:tcBorders>
               <w:top w:val="nil"/>
@@ -7915,7 +7917,7 @@
         </w:tc>
         <w:tc>
           <w:tcPr>
-            <w:tcW w:type="dxa" w:w="1234"/>
+            <w:tcW w:type="dxa" w:w="2041"/>
             <w:shd w:val="clear" w:color="auto" w:fill="FFFFFF"/>
             <w:tcBorders>
               <w:top w:val="nil"/>
@@ -7937,7 +7939,7 @@
         </w:tc>
         <w:tc>
           <w:tcPr>
-            <w:tcW w:type="dxa" w:w="1234"/>
+            <w:tcW w:type="dxa" w:w="1360"/>
             <w:shd w:val="clear" w:color="auto" w:fill="FFFFFF"/>
             <w:tcBorders>
               <w:top w:val="nil"/>
@@ -7959,7 +7961,7 @@
         </w:tc>
         <w:tc>
           <w:tcPr>
-            <w:tcW w:type="dxa" w:w="1234"/>
+            <w:tcW w:type="dxa" w:w="907"/>
             <w:shd w:val="clear" w:color="auto" w:fill="FFFFFF"/>
             <w:tcBorders>
               <w:top w:val="nil"/>
@@ -7983,7 +7985,7 @@
       <w:tr>
         <w:tc>
           <w:tcPr>
-            <w:tcW w:type="dxa" w:w="1234"/>
+            <w:tcW w:type="dxa" w:w="907"/>
             <w:shd w:val="clear" w:color="auto" w:fill="FFFFFF"/>
             <w:tcBorders>
               <w:top w:val="nil"/>
@@ -8005,7 +8007,7 @@
         </w:tc>
         <w:tc>
           <w:tcPr>
-            <w:tcW w:type="dxa" w:w="1234"/>
+            <w:tcW w:type="dxa" w:w="1360"/>
             <w:shd w:val="clear" w:color="auto" w:fill="FFFFFF"/>
             <w:tcBorders>
               <w:top w:val="nil"/>
@@ -8027,7 +8029,7 @@
         </w:tc>
         <w:tc>
           <w:tcPr>
-            <w:tcW w:type="dxa" w:w="1234"/>
+            <w:tcW w:type="dxa" w:w="1927"/>
             <w:shd w:val="clear" w:color="auto" w:fill="FFFFFF"/>
             <w:tcBorders>
               <w:top w:val="nil"/>
@@ -8049,7 +8051,7 @@
         </w:tc>
         <w:tc>
           <w:tcPr>
-            <w:tcW w:type="dxa" w:w="1234"/>
+            <w:tcW w:type="dxa" w:w="1134"/>
             <w:shd w:val="clear" w:color="auto" w:fill="FFFFFF"/>
             <w:tcBorders>
               <w:top w:val="nil"/>
@@ -8071,7 +8073,7 @@
         </w:tc>
         <w:tc>
           <w:tcPr>
-            <w:tcW w:type="dxa" w:w="1234"/>
+            <w:tcW w:type="dxa" w:w="2041"/>
             <w:shd w:val="clear" w:color="auto" w:fill="FFFFFF"/>
             <w:tcBorders>
               <w:top w:val="nil"/>
@@ -8093,7 +8095,7 @@
         </w:tc>
         <w:tc>
           <w:tcPr>
-            <w:tcW w:type="dxa" w:w="1234"/>
+            <w:tcW w:type="dxa" w:w="1360"/>
             <w:shd w:val="clear" w:color="auto" w:fill="FFFFFF"/>
             <w:tcBorders>
               <w:top w:val="nil"/>
@@ -8115,7 +8117,7 @@
         </w:tc>
         <w:tc>
           <w:tcPr>
-            <w:tcW w:type="dxa" w:w="1234"/>
+            <w:tcW w:type="dxa" w:w="907"/>
             <w:shd w:val="clear" w:color="auto" w:fill="FFFFFF"/>
             <w:tcBorders>
               <w:top w:val="nil"/>
@@ -8139,7 +8141,7 @@
       <w:tr>
         <w:tc>
           <w:tcPr>
-            <w:tcW w:type="dxa" w:w="1234"/>
+            <w:tcW w:type="dxa" w:w="907"/>
             <w:shd w:val="clear" w:color="auto" w:fill="FFFFFF"/>
             <w:tcBorders>
               <w:top w:val="nil"/>
@@ -8161,7 +8163,7 @@
         </w:tc>
         <w:tc>
           <w:tcPr>
-            <w:tcW w:type="dxa" w:w="1234"/>
+            <w:tcW w:type="dxa" w:w="1360"/>
             <w:shd w:val="clear" w:color="auto" w:fill="FFFFFF"/>
             <w:tcBorders>
               <w:top w:val="nil"/>
@@ -8183,7 +8185,7 @@
         </w:tc>
         <w:tc>
           <w:tcPr>
-            <w:tcW w:type="dxa" w:w="1234"/>
+            <w:tcW w:type="dxa" w:w="1927"/>
             <w:shd w:val="clear" w:color="auto" w:fill="FFFFFF"/>
             <w:tcBorders>
               <w:top w:val="nil"/>
@@ -8205,7 +8207,7 @@
         </w:tc>
         <w:tc>
           <w:tcPr>
-            <w:tcW w:type="dxa" w:w="1234"/>
+            <w:tcW w:type="dxa" w:w="1134"/>
             <w:shd w:val="clear" w:color="auto" w:fill="FFFFFF"/>
             <w:tcBorders>
               <w:top w:val="nil"/>
@@ -8227,7 +8229,7 @@
         </w:tc>
         <w:tc>
           <w:tcPr>
-            <w:tcW w:type="dxa" w:w="1234"/>
+            <w:tcW w:type="dxa" w:w="2041"/>
             <w:shd w:val="clear" w:color="auto" w:fill="FFFFFF"/>
             <w:tcBorders>
               <w:top w:val="nil"/>
@@ -8249,7 +8251,7 @@
         </w:tc>
         <w:tc>
           <w:tcPr>
-            <w:tcW w:type="dxa" w:w="1234"/>
+            <w:tcW w:type="dxa" w:w="1360"/>
             <w:shd w:val="clear" w:color="auto" w:fill="FFFFFF"/>
             <w:tcBorders>
               <w:top w:val="nil"/>
@@ -8271,7 +8273,7 @@
         </w:tc>
         <w:tc>
           <w:tcPr>
-            <w:tcW w:type="dxa" w:w="1234"/>
+            <w:tcW w:type="dxa" w:w="907"/>
             <w:shd w:val="clear" w:color="auto" w:fill="FFFFFF"/>
             <w:tcBorders>
               <w:top w:val="nil"/>
@@ -8295,7 +8297,7 @@
       <w:tr>
         <w:tc>
           <w:tcPr>
-            <w:tcW w:type="dxa" w:w="1234"/>
+            <w:tcW w:type="dxa" w:w="907"/>
             <w:shd w:val="clear" w:color="auto" w:fill="FFFFFF"/>
             <w:tcBorders>
               <w:top w:val="nil"/>
@@ -8317,7 +8319,7 @@
         </w:tc>
         <w:tc>
           <w:tcPr>
-            <w:tcW w:type="dxa" w:w="1234"/>
+            <w:tcW w:type="dxa" w:w="1360"/>
             <w:shd w:val="clear" w:color="auto" w:fill="FFFFFF"/>
             <w:tcBorders>
               <w:top w:val="nil"/>
@@ -8339,7 +8341,7 @@
         </w:tc>
         <w:tc>
           <w:tcPr>
-            <w:tcW w:type="dxa" w:w="1234"/>
+            <w:tcW w:type="dxa" w:w="1927"/>
             <w:shd w:val="clear" w:color="auto" w:fill="FFFFFF"/>
             <w:tcBorders>
               <w:top w:val="nil"/>
@@ -8361,7 +8363,7 @@
         </w:tc>
         <w:tc>
           <w:tcPr>
-            <w:tcW w:type="dxa" w:w="1234"/>
+            <w:tcW w:type="dxa" w:w="1134"/>
             <w:shd w:val="clear" w:color="auto" w:fill="FFFFFF"/>
             <w:tcBorders>
               <w:top w:val="nil"/>
@@ -8383,7 +8385,7 @@
         </w:tc>
         <w:tc>
           <w:tcPr>
-            <w:tcW w:type="dxa" w:w="1234"/>
+            <w:tcW w:type="dxa" w:w="2041"/>
             <w:shd w:val="clear" w:color="auto" w:fill="FFFFFF"/>
             <w:tcBorders>
               <w:top w:val="nil"/>
@@ -8405,7 +8407,7 @@
         </w:tc>
         <w:tc>
           <w:tcPr>
-            <w:tcW w:type="dxa" w:w="1234"/>
+            <w:tcW w:type="dxa" w:w="1360"/>
             <w:shd w:val="clear" w:color="auto" w:fill="FFFFFF"/>
             <w:tcBorders>
               <w:top w:val="nil"/>
@@ -8427,7 +8429,7 @@
         </w:tc>
         <w:tc>
           <w:tcPr>
-            <w:tcW w:type="dxa" w:w="1234"/>
+            <w:tcW w:type="dxa" w:w="907"/>
             <w:shd w:val="clear" w:color="auto" w:fill="FFFFFF"/>
             <w:tcBorders>
               <w:top w:val="nil"/>
@@ -8451,7 +8453,7 @@
       <w:tr>
         <w:tc>
           <w:tcPr>
-            <w:tcW w:type="dxa" w:w="1234"/>
+            <w:tcW w:type="dxa" w:w="907"/>
             <w:shd w:val="clear" w:color="auto" w:fill="FFFFFF"/>
             <w:tcBorders>
               <w:top w:val="nil"/>
@@ -8473,7 +8475,7 @@
         </w:tc>
         <w:tc>
           <w:tcPr>
-            <w:tcW w:type="dxa" w:w="1234"/>
+            <w:tcW w:type="dxa" w:w="1360"/>
             <w:shd w:val="clear" w:color="auto" w:fill="FFFFFF"/>
             <w:tcBorders>
               <w:top w:val="nil"/>
@@ -8495,7 +8497,7 @@
         </w:tc>
         <w:tc>
           <w:tcPr>
-            <w:tcW w:type="dxa" w:w="1234"/>
+            <w:tcW w:type="dxa" w:w="1927"/>
             <w:shd w:val="clear" w:color="auto" w:fill="FFFFFF"/>
             <w:tcBorders>
               <w:top w:val="nil"/>
@@ -8517,7 +8519,7 @@
         </w:tc>
         <w:tc>
           <w:tcPr>
-            <w:tcW w:type="dxa" w:w="1234"/>
+            <w:tcW w:type="dxa" w:w="1134"/>
             <w:shd w:val="clear" w:color="auto" w:fill="FFFFFF"/>
             <w:tcBorders>
               <w:top w:val="nil"/>
@@ -8539,7 +8541,7 @@
         </w:tc>
         <w:tc>
           <w:tcPr>
-            <w:tcW w:type="dxa" w:w="1234"/>
+            <w:tcW w:type="dxa" w:w="2041"/>
             <w:shd w:val="clear" w:color="auto" w:fill="FFFFFF"/>
             <w:tcBorders>
               <w:top w:val="nil"/>
@@ -8561,7 +8563,7 @@
         </w:tc>
         <w:tc>
           <w:tcPr>
-            <w:tcW w:type="dxa" w:w="1234"/>
+            <w:tcW w:type="dxa" w:w="1360"/>
             <w:shd w:val="clear" w:color="auto" w:fill="FFFFFF"/>
             <w:tcBorders>
               <w:top w:val="nil"/>
@@ -8583,7 +8585,7 @@
         </w:tc>
         <w:tc>
           <w:tcPr>
-            <w:tcW w:type="dxa" w:w="1234"/>
+            <w:tcW w:type="dxa" w:w="907"/>
             <w:shd w:val="clear" w:color="auto" w:fill="FFFFFF"/>
             <w:tcBorders>
               <w:top w:val="nil"/>
@@ -8607,7 +8609,7 @@
       <w:tr>
         <w:tc>
           <w:tcPr>
-            <w:tcW w:type="dxa" w:w="1234"/>
+            <w:tcW w:type="dxa" w:w="907"/>
             <w:shd w:val="clear" w:color="auto" w:fill="FFFFFF"/>
             <w:tcBorders>
               <w:top w:val="nil"/>
@@ -8629,7 +8631,7 @@
         </w:tc>
         <w:tc>
           <w:tcPr>
-            <w:tcW w:type="dxa" w:w="1234"/>
+            <w:tcW w:type="dxa" w:w="1360"/>
             <w:shd w:val="clear" w:color="auto" w:fill="FFFFFF"/>
             <w:tcBorders>
               <w:top w:val="nil"/>
@@ -8651,7 +8653,7 @@
         </w:tc>
         <w:tc>
           <w:tcPr>
-            <w:tcW w:type="dxa" w:w="1234"/>
+            <w:tcW w:type="dxa" w:w="1927"/>
             <w:shd w:val="clear" w:color="auto" w:fill="FFFFFF"/>
             <w:tcBorders>
               <w:top w:val="nil"/>
@@ -8673,7 +8675,7 @@
         </w:tc>
         <w:tc>
           <w:tcPr>
-            <w:tcW w:type="dxa" w:w="1234"/>
+            <w:tcW w:type="dxa" w:w="1134"/>
             <w:shd w:val="clear" w:color="auto" w:fill="FFFFFF"/>
             <w:tcBorders>
               <w:top w:val="nil"/>
@@ -8695,7 +8697,7 @@
         </w:tc>
         <w:tc>
           <w:tcPr>
-            <w:tcW w:type="dxa" w:w="1234"/>
+            <w:tcW w:type="dxa" w:w="2041"/>
             <w:shd w:val="clear" w:color="auto" w:fill="FFFFFF"/>
             <w:tcBorders>
               <w:top w:val="nil"/>
@@ -8717,7 +8719,7 @@
         </w:tc>
         <w:tc>
           <w:tcPr>
-            <w:tcW w:type="dxa" w:w="1234"/>
+            <w:tcW w:type="dxa" w:w="1360"/>
             <w:shd w:val="clear" w:color="auto" w:fill="FFFFFF"/>
             <w:tcBorders>
               <w:top w:val="nil"/>
@@ -8739,7 +8741,7 @@
         </w:tc>
         <w:tc>
           <w:tcPr>
-            <w:tcW w:type="dxa" w:w="1234"/>
+            <w:tcW w:type="dxa" w:w="907"/>
             <w:shd w:val="clear" w:color="auto" w:fill="FFFFFF"/>
             <w:tcBorders>
               <w:top w:val="nil"/>
@@ -8763,7 +8765,7 @@
       <w:tr>
         <w:tc>
           <w:tcPr>
-            <w:tcW w:type="dxa" w:w="1234"/>
+            <w:tcW w:type="dxa" w:w="907"/>
             <w:shd w:val="clear" w:color="auto" w:fill="FFFFFF"/>
             <w:tcBorders>
               <w:top w:val="nil"/>
@@ -8785,7 +8787,7 @@
         </w:tc>
         <w:tc>
           <w:tcPr>
-            <w:tcW w:type="dxa" w:w="1234"/>
+            <w:tcW w:type="dxa" w:w="1360"/>
             <w:shd w:val="clear" w:color="auto" w:fill="FFFFFF"/>
             <w:tcBorders>
               <w:top w:val="nil"/>
@@ -8807,7 +8809,7 @@
         </w:tc>
         <w:tc>
           <w:tcPr>
-            <w:tcW w:type="dxa" w:w="1234"/>
+            <w:tcW w:type="dxa" w:w="1927"/>
             <w:shd w:val="clear" w:color="auto" w:fill="FFFFFF"/>
             <w:tcBorders>
               <w:top w:val="nil"/>
@@ -8829,7 +8831,7 @@
         </w:tc>
         <w:tc>
           <w:tcPr>
-            <w:tcW w:type="dxa" w:w="1234"/>
+            <w:tcW w:type="dxa" w:w="1134"/>
             <w:shd w:val="clear" w:color="auto" w:fill="FFFFFF"/>
             <w:tcBorders>
               <w:top w:val="nil"/>
@@ -8851,7 +8853,7 @@
         </w:tc>
         <w:tc>
           <w:tcPr>
-            <w:tcW w:type="dxa" w:w="1234"/>
+            <w:tcW w:type="dxa" w:w="2041"/>
             <w:shd w:val="clear" w:color="auto" w:fill="FFFFFF"/>
             <w:tcBorders>
               <w:top w:val="nil"/>
@@ -8873,7 +8875,7 @@
         </w:tc>
         <w:tc>
           <w:tcPr>
-            <w:tcW w:type="dxa" w:w="1234"/>
+            <w:tcW w:type="dxa" w:w="1360"/>
             <w:shd w:val="clear" w:color="auto" w:fill="FFFFFF"/>
             <w:tcBorders>
               <w:top w:val="nil"/>
@@ -8895,7 +8897,7 @@
         </w:tc>
         <w:tc>
           <w:tcPr>
-            <w:tcW w:type="dxa" w:w="1234"/>
+            <w:tcW w:type="dxa" w:w="907"/>
             <w:shd w:val="clear" w:color="auto" w:fill="FFFFFF"/>
             <w:tcBorders>
               <w:top w:val="nil"/>
@@ -8919,7 +8921,7 @@
       <w:tr>
         <w:tc>
           <w:tcPr>
-            <w:tcW w:type="dxa" w:w="1234"/>
+            <w:tcW w:type="dxa" w:w="907"/>
             <w:shd w:val="clear" w:color="auto" w:fill="FFFFFF"/>
             <w:tcBorders>
               <w:top w:val="nil"/>
@@ -8941,7 +8943,7 @@
         </w:tc>
         <w:tc>
           <w:tcPr>
-            <w:tcW w:type="dxa" w:w="1234"/>
+            <w:tcW w:type="dxa" w:w="1360"/>
             <w:shd w:val="clear" w:color="auto" w:fill="FFFFFF"/>
             <w:tcBorders>
               <w:top w:val="nil"/>
@@ -8963,7 +8965,7 @@
         </w:tc>
         <w:tc>
           <w:tcPr>
-            <w:tcW w:type="dxa" w:w="1234"/>
+            <w:tcW w:type="dxa" w:w="1927"/>
             <w:shd w:val="clear" w:color="auto" w:fill="FFFFFF"/>
             <w:tcBorders>
               <w:top w:val="nil"/>
@@ -8985,7 +8987,7 @@
         </w:tc>
         <w:tc>
           <w:tcPr>
-            <w:tcW w:type="dxa" w:w="1234"/>
+            <w:tcW w:type="dxa" w:w="1134"/>
             <w:shd w:val="clear" w:color="auto" w:fill="FFFFFF"/>
             <w:tcBorders>
               <w:top w:val="nil"/>
@@ -9007,7 +9009,7 @@
         </w:tc>
         <w:tc>
           <w:tcPr>
-            <w:tcW w:type="dxa" w:w="1234"/>
+            <w:tcW w:type="dxa" w:w="2041"/>
             <w:shd w:val="clear" w:color="auto" w:fill="FFFFFF"/>
             <w:tcBorders>
               <w:top w:val="nil"/>
@@ -9029,7 +9031,7 @@
         </w:tc>
         <w:tc>
           <w:tcPr>
-            <w:tcW w:type="dxa" w:w="1234"/>
+            <w:tcW w:type="dxa" w:w="1360"/>
             <w:shd w:val="clear" w:color="auto" w:fill="FFFFFF"/>
             <w:tcBorders>
               <w:top w:val="nil"/>
@@ -9051,7 +9053,7 @@
         </w:tc>
         <w:tc>
           <w:tcPr>
-            <w:tcW w:type="dxa" w:w="1234"/>
+            <w:tcW w:type="dxa" w:w="907"/>
             <w:shd w:val="clear" w:color="auto" w:fill="FFFFFF"/>
             <w:tcBorders>
               <w:top w:val="nil"/>
@@ -9075,7 +9077,7 @@
       <w:tr>
         <w:tc>
           <w:tcPr>
-            <w:tcW w:type="dxa" w:w="1234"/>
+            <w:tcW w:type="dxa" w:w="907"/>
             <w:shd w:val="clear" w:color="auto" w:fill="FFFFFF"/>
             <w:tcBorders>
               <w:top w:val="nil"/>
@@ -9093,7 +9095,7 @@
         </w:tc>
         <w:tc>
           <w:tcPr>
-            <w:tcW w:type="dxa" w:w="1234"/>
+            <w:tcW w:type="dxa" w:w="1360"/>
             <w:shd w:val="clear" w:color="auto" w:fill="FFFFFF"/>
             <w:tcBorders>
               <w:top w:val="nil"/>
@@ -9111,7 +9113,7 @@
         </w:tc>
         <w:tc>
           <w:tcPr>
-            <w:tcW w:type="dxa" w:w="1234"/>
+            <w:tcW w:type="dxa" w:w="1927"/>
             <w:shd w:val="clear" w:color="auto" w:fill="FFFFFF"/>
             <w:tcBorders>
               <w:top w:val="nil"/>
@@ -9129,7 +9131,7 @@
         </w:tc>
         <w:tc>
           <w:tcPr>
-            <w:tcW w:type="dxa" w:w="1234"/>
+            <w:tcW w:type="dxa" w:w="1134"/>
             <w:shd w:val="clear" w:color="auto" w:fill="FFFFFF"/>
             <w:tcBorders>
               <w:top w:val="nil"/>
@@ -9147,7 +9149,7 @@
         </w:tc>
         <w:tc>
           <w:tcPr>
-            <w:tcW w:type="dxa" w:w="1234"/>
+            <w:tcW w:type="dxa" w:w="2041"/>
             <w:shd w:val="clear" w:color="auto" w:fill="FFFFFF"/>
             <w:tcBorders>
               <w:top w:val="nil"/>
@@ -9165,7 +9167,7 @@
         </w:tc>
         <w:tc>
           <w:tcPr>
-            <w:tcW w:type="dxa" w:w="1234"/>
+            <w:tcW w:type="dxa" w:w="1360"/>
             <w:shd w:val="clear" w:color="auto" w:fill="FFFFFF"/>
             <w:tcBorders>
               <w:top w:val="nil"/>
@@ -9183,7 +9185,7 @@
         </w:tc>
         <w:tc>
           <w:tcPr>
-            <w:tcW w:type="dxa" w:w="1234"/>
+            <w:tcW w:type="dxa" w:w="907"/>
             <w:shd w:val="clear" w:color="auto" w:fill="FFFFFF"/>
             <w:tcBorders>
               <w:top w:val="nil"/>
@@ -9203,7 +9205,7 @@
       <w:tr>
         <w:tc>
           <w:tcPr>
-            <w:tcW w:type="dxa" w:w="1234"/>
+            <w:tcW w:type="dxa" w:w="907"/>
             <w:shd w:val="clear" w:color="auto" w:fill="FFFFFF"/>
             <w:tcBorders>
               <w:top w:val="nil"/>
@@ -9221,7 +9223,7 @@
         </w:tc>
         <w:tc>
           <w:tcPr>
-            <w:tcW w:type="dxa" w:w="1234"/>
+            <w:tcW w:type="dxa" w:w="1360"/>
             <w:shd w:val="clear" w:color="auto" w:fill="FFFFFF"/>
             <w:tcBorders>
               <w:top w:val="nil"/>
@@ -9239,7 +9241,7 @@
         </w:tc>
         <w:tc>
           <w:tcPr>
-            <w:tcW w:type="dxa" w:w="1234"/>
+            <w:tcW w:type="dxa" w:w="1927"/>
             <w:shd w:val="clear" w:color="auto" w:fill="FFFFFF"/>
             <w:tcBorders>
               <w:top w:val="nil"/>
@@ -9257,7 +9259,7 @@
         </w:tc>
         <w:tc>
           <w:tcPr>
-            <w:tcW w:type="dxa" w:w="1234"/>
+            <w:tcW w:type="dxa" w:w="1134"/>
             <w:shd w:val="clear" w:color="auto" w:fill="FFFFFF"/>
             <w:tcBorders>
               <w:top w:val="nil"/>
@@ -9275,7 +9277,7 @@
         </w:tc>
         <w:tc>
           <w:tcPr>
-            <w:tcW w:type="dxa" w:w="1234"/>
+            <w:tcW w:type="dxa" w:w="2041"/>
             <w:shd w:val="clear" w:color="auto" w:fill="FFFFFF"/>
             <w:tcBorders>
               <w:top w:val="nil"/>
@@ -9293,7 +9295,7 @@
         </w:tc>
         <w:tc>
           <w:tcPr>
-            <w:tcW w:type="dxa" w:w="1234"/>
+            <w:tcW w:type="dxa" w:w="1360"/>
             <w:shd w:val="clear" w:color="auto" w:fill="FFFFFF"/>
             <w:tcBorders>
               <w:top w:val="nil"/>
@@ -9311,7 +9313,7 @@
         </w:tc>
         <w:tc>
           <w:tcPr>
-            <w:tcW w:type="dxa" w:w="1234"/>
+            <w:tcW w:type="dxa" w:w="907"/>
             <w:shd w:val="clear" w:color="auto" w:fill="FFFFFF"/>
             <w:tcBorders>
               <w:top w:val="nil"/>
@@ -9331,7 +9333,7 @@
       <w:tr>
         <w:tc>
           <w:tcPr>
-            <w:tcW w:type="dxa" w:w="1234"/>
+            <w:tcW w:type="dxa" w:w="907"/>
             <w:shd w:val="clear" w:color="auto" w:fill="FFFFFF"/>
             <w:tcBorders>
               <w:top w:val="nil"/>
@@ -9349,7 +9351,7 @@
         </w:tc>
         <w:tc>
           <w:tcPr>
-            <w:tcW w:type="dxa" w:w="1234"/>
+            <w:tcW w:type="dxa" w:w="1360"/>
             <w:shd w:val="clear" w:color="auto" w:fill="FFFFFF"/>
             <w:tcBorders>
               <w:top w:val="nil"/>
@@ -9367,7 +9369,7 @@
         </w:tc>
         <w:tc>
           <w:tcPr>
-            <w:tcW w:type="dxa" w:w="1234"/>
+            <w:tcW w:type="dxa" w:w="1927"/>
             <w:shd w:val="clear" w:color="auto" w:fill="FFFFFF"/>
             <w:tcBorders>
               <w:top w:val="nil"/>
@@ -9385,7 +9387,7 @@
         </w:tc>
         <w:tc>
           <w:tcPr>
-            <w:tcW w:type="dxa" w:w="1234"/>
+            <w:tcW w:type="dxa" w:w="1134"/>
             <w:shd w:val="clear" w:color="auto" w:fill="FFFFFF"/>
             <w:tcBorders>
               <w:top w:val="nil"/>
@@ -9403,7 +9405,7 @@
         </w:tc>
         <w:tc>
           <w:tcPr>
-            <w:tcW w:type="dxa" w:w="1234"/>
+            <w:tcW w:type="dxa" w:w="2041"/>
             <w:shd w:val="clear" w:color="auto" w:fill="FFFFFF"/>
             <w:tcBorders>
               <w:top w:val="nil"/>
@@ -9421,7 +9423,7 @@
         </w:tc>
         <w:tc>
           <w:tcPr>
-            <w:tcW w:type="dxa" w:w="1234"/>
+            <w:tcW w:type="dxa" w:w="1360"/>
             <w:shd w:val="clear" w:color="auto" w:fill="FFFFFF"/>
             <w:tcBorders>
               <w:top w:val="nil"/>
@@ -9439,7 +9441,7 @@
         </w:tc>
         <w:tc>
           <w:tcPr>
-            <w:tcW w:type="dxa" w:w="1234"/>
+            <w:tcW w:type="dxa" w:w="907"/>
             <w:shd w:val="clear" w:color="auto" w:fill="FFFFFF"/>
             <w:tcBorders>
               <w:top w:val="nil"/>
@@ -9474,7 +9476,7 @@
     </w:p>
     <w:tbl>
       <w:tblPr>
-        <w:tblW w:type="auto" w:w="0"/>
+        <w:tblW w:w="9639" w:type="dxa"/>
         <w:tblBorders>
           <w:top w:val="nil"/>
           <w:left w:val="nil"/>
@@ -9483,18 +9485,19 @@
           <w:insideH w:val="nil"/>
           <w:insideV w:val="nil"/>
         </w:tblBorders>
+        <w:tblLayout w:type="fixed"/>
       </w:tblPr>
       <w:tblGrid>
-        <w:gridCol w:w="1728"/>
-        <w:gridCol w:w="1728"/>
-        <w:gridCol w:w="1728"/>
-        <w:gridCol w:w="1728"/>
-        <w:gridCol w:w="1728"/>
+        <w:gridCol w:w="1814"/>
+        <w:gridCol w:w="1360"/>
+        <w:gridCol w:w="1701"/>
+        <w:gridCol w:w="2948"/>
+        <w:gridCol w:w="1814"/>
       </w:tblGrid>
       <w:tr>
         <w:tc>
           <w:tcPr>
-            <w:tcW w:type="dxa" w:w="1728"/>
+            <w:tcW w:type="dxa" w:w="1814"/>
             <w:shd w:val="clear" w:color="auto" w:fill="FFFFFF"/>
             <w:tcBorders>
               <w:top w:val="single" w:sz="12" w:space="0" w:color="000000"/>
@@ -9517,7 +9520,7 @@
         </w:tc>
         <w:tc>
           <w:tcPr>
-            <w:tcW w:type="dxa" w:w="1728"/>
+            <w:tcW w:type="dxa" w:w="1360"/>
             <w:shd w:val="clear" w:color="auto" w:fill="FFFFFF"/>
             <w:tcBorders>
               <w:top w:val="single" w:sz="12" w:space="0" w:color="000000"/>
@@ -9540,7 +9543,7 @@
         </w:tc>
         <w:tc>
           <w:tcPr>
-            <w:tcW w:type="dxa" w:w="1728"/>
+            <w:tcW w:type="dxa" w:w="1701"/>
             <w:shd w:val="clear" w:color="auto" w:fill="FFFFFF"/>
             <w:tcBorders>
               <w:top w:val="single" w:sz="12" w:space="0" w:color="000000"/>
@@ -9563,7 +9566,7 @@
         </w:tc>
         <w:tc>
           <w:tcPr>
-            <w:tcW w:type="dxa" w:w="1728"/>
+            <w:tcW w:type="dxa" w:w="2948"/>
             <w:shd w:val="clear" w:color="auto" w:fill="FFFFFF"/>
             <w:tcBorders>
               <w:top w:val="single" w:sz="12" w:space="0" w:color="000000"/>
@@ -9586,7 +9589,7 @@
         </w:tc>
         <w:tc>
           <w:tcPr>
-            <w:tcW w:type="dxa" w:w="1728"/>
+            <w:tcW w:type="dxa" w:w="1814"/>
             <w:shd w:val="clear" w:color="auto" w:fill="FFFFFF"/>
             <w:tcBorders>
               <w:top w:val="single" w:sz="12" w:space="0" w:color="000000"/>
@@ -9611,7 +9614,7 @@
       <w:tr>
         <w:tc>
           <w:tcPr>
-            <w:tcW w:type="dxa" w:w="1728"/>
+            <w:tcW w:type="dxa" w:w="1814"/>
             <w:shd w:val="clear" w:color="auto" w:fill="FFFFFF"/>
             <w:tcBorders>
               <w:top w:val="nil"/>
@@ -9633,7 +9636,7 @@
         </w:tc>
         <w:tc>
           <w:tcPr>
-            <w:tcW w:type="dxa" w:w="1728"/>
+            <w:tcW w:type="dxa" w:w="1360"/>
             <w:shd w:val="clear" w:color="auto" w:fill="FFFFFF"/>
             <w:tcBorders>
               <w:top w:val="nil"/>
@@ -9655,7 +9658,7 @@
         </w:tc>
         <w:tc>
           <w:tcPr>
-            <w:tcW w:type="dxa" w:w="1728"/>
+            <w:tcW w:type="dxa" w:w="1701"/>
             <w:shd w:val="clear" w:color="auto" w:fill="FFFFFF"/>
             <w:tcBorders>
               <w:top w:val="nil"/>
@@ -9677,7 +9680,7 @@
         </w:tc>
         <w:tc>
           <w:tcPr>
-            <w:tcW w:type="dxa" w:w="1728"/>
+            <w:tcW w:type="dxa" w:w="2948"/>
             <w:shd w:val="clear" w:color="auto" w:fill="FFFFFF"/>
             <w:tcBorders>
               <w:top w:val="nil"/>
@@ -9699,7 +9702,7 @@
         </w:tc>
         <w:tc>
           <w:tcPr>
-            <w:tcW w:type="dxa" w:w="1728"/>
+            <w:tcW w:type="dxa" w:w="1814"/>
             <w:shd w:val="clear" w:color="auto" w:fill="FFFFFF"/>
             <w:tcBorders>
               <w:top w:val="nil"/>
@@ -9723,7 +9726,7 @@
       <w:tr>
         <w:tc>
           <w:tcPr>
-            <w:tcW w:type="dxa" w:w="1728"/>
+            <w:tcW w:type="dxa" w:w="1814"/>
             <w:shd w:val="clear" w:color="auto" w:fill="FFFFFF"/>
             <w:tcBorders>
               <w:top w:val="nil"/>
@@ -9745,7 +9748,7 @@
         </w:tc>
         <w:tc>
           <w:tcPr>
-            <w:tcW w:type="dxa" w:w="1728"/>
+            <w:tcW w:type="dxa" w:w="1360"/>
             <w:shd w:val="clear" w:color="auto" w:fill="FFFFFF"/>
             <w:tcBorders>
               <w:top w:val="nil"/>
@@ -9767,7 +9770,7 @@
         </w:tc>
         <w:tc>
           <w:tcPr>
-            <w:tcW w:type="dxa" w:w="1728"/>
+            <w:tcW w:type="dxa" w:w="1701"/>
             <w:shd w:val="clear" w:color="auto" w:fill="FFFFFF"/>
             <w:tcBorders>
               <w:top w:val="nil"/>
@@ -9789,7 +9792,7 @@
         </w:tc>
         <w:tc>
           <w:tcPr>
-            <w:tcW w:type="dxa" w:w="1728"/>
+            <w:tcW w:type="dxa" w:w="2948"/>
             <w:shd w:val="clear" w:color="auto" w:fill="FFFFFF"/>
             <w:tcBorders>
               <w:top w:val="nil"/>
@@ -9811,7 +9814,7 @@
         </w:tc>
         <w:tc>
           <w:tcPr>
-            <w:tcW w:type="dxa" w:w="1728"/>
+            <w:tcW w:type="dxa" w:w="1814"/>
             <w:shd w:val="clear" w:color="auto" w:fill="FFFFFF"/>
             <w:tcBorders>
               <w:top w:val="nil"/>
@@ -9835,7 +9838,7 @@
       <w:tr>
         <w:tc>
           <w:tcPr>
-            <w:tcW w:type="dxa" w:w="1728"/>
+            <w:tcW w:type="dxa" w:w="1814"/>
             <w:shd w:val="clear" w:color="auto" w:fill="FFFFFF"/>
             <w:tcBorders>
               <w:top w:val="nil"/>
@@ -9857,7 +9860,7 @@
         </w:tc>
         <w:tc>
           <w:tcPr>
-            <w:tcW w:type="dxa" w:w="1728"/>
+            <w:tcW w:type="dxa" w:w="1360"/>
             <w:shd w:val="clear" w:color="auto" w:fill="FFFFFF"/>
             <w:tcBorders>
               <w:top w:val="nil"/>
@@ -9879,7 +9882,7 @@
         </w:tc>
         <w:tc>
           <w:tcPr>
-            <w:tcW w:type="dxa" w:w="1728"/>
+            <w:tcW w:type="dxa" w:w="1701"/>
             <w:shd w:val="clear" w:color="auto" w:fill="FFFFFF"/>
             <w:tcBorders>
               <w:top w:val="nil"/>
@@ -9901,7 +9904,7 @@
         </w:tc>
         <w:tc>
           <w:tcPr>
-            <w:tcW w:type="dxa" w:w="1728"/>
+            <w:tcW w:type="dxa" w:w="2948"/>
             <w:shd w:val="clear" w:color="auto" w:fill="FFFFFF"/>
             <w:tcBorders>
               <w:top w:val="nil"/>
@@ -9923,7 +9926,7 @@
         </w:tc>
         <w:tc>
           <w:tcPr>
-            <w:tcW w:type="dxa" w:w="1728"/>
+            <w:tcW w:type="dxa" w:w="1814"/>
             <w:shd w:val="clear" w:color="auto" w:fill="FFFFFF"/>
             <w:tcBorders>
               <w:top w:val="nil"/>
@@ -9947,7 +9950,7 @@
       <w:tr>
         <w:tc>
           <w:tcPr>
-            <w:tcW w:type="dxa" w:w="1728"/>
+            <w:tcW w:type="dxa" w:w="1814"/>
             <w:shd w:val="clear" w:color="auto" w:fill="FFFFFF"/>
             <w:tcBorders>
               <w:top w:val="nil"/>
@@ -9969,7 +9972,7 @@
         </w:tc>
         <w:tc>
           <w:tcPr>
-            <w:tcW w:type="dxa" w:w="1728"/>
+            <w:tcW w:type="dxa" w:w="1360"/>
             <w:shd w:val="clear" w:color="auto" w:fill="FFFFFF"/>
             <w:tcBorders>
               <w:top w:val="nil"/>
@@ -9991,7 +9994,7 @@
         </w:tc>
         <w:tc>
           <w:tcPr>
-            <w:tcW w:type="dxa" w:w="1728"/>
+            <w:tcW w:type="dxa" w:w="1701"/>
             <w:shd w:val="clear" w:color="auto" w:fill="FFFFFF"/>
             <w:tcBorders>
               <w:top w:val="nil"/>
@@ -10013,7 +10016,7 @@
         </w:tc>
         <w:tc>
           <w:tcPr>
-            <w:tcW w:type="dxa" w:w="1728"/>
+            <w:tcW w:type="dxa" w:w="2948"/>
             <w:shd w:val="clear" w:color="auto" w:fill="FFFFFF"/>
             <w:tcBorders>
               <w:top w:val="nil"/>
@@ -10035,7 +10038,7 @@
         </w:tc>
         <w:tc>
           <w:tcPr>
-            <w:tcW w:type="dxa" w:w="1728"/>
+            <w:tcW w:type="dxa" w:w="1814"/>
             <w:shd w:val="clear" w:color="auto" w:fill="FFFFFF"/>
             <w:tcBorders>
               <w:top w:val="nil"/>
@@ -10059,7 +10062,7 @@
       <w:tr>
         <w:tc>
           <w:tcPr>
-            <w:tcW w:type="dxa" w:w="1728"/>
+            <w:tcW w:type="dxa" w:w="1814"/>
             <w:shd w:val="clear" w:color="auto" w:fill="FFFFFF"/>
             <w:tcBorders>
               <w:top w:val="nil"/>
@@ -10081,7 +10084,7 @@
         </w:tc>
         <w:tc>
           <w:tcPr>
-            <w:tcW w:type="dxa" w:w="1728"/>
+            <w:tcW w:type="dxa" w:w="1360"/>
             <w:shd w:val="clear" w:color="auto" w:fill="FFFFFF"/>
             <w:tcBorders>
               <w:top w:val="nil"/>
@@ -10103,7 +10106,7 @@
         </w:tc>
         <w:tc>
           <w:tcPr>
-            <w:tcW w:type="dxa" w:w="1728"/>
+            <w:tcW w:type="dxa" w:w="1701"/>
             <w:shd w:val="clear" w:color="auto" w:fill="FFFFFF"/>
             <w:tcBorders>
               <w:top w:val="nil"/>
@@ -10125,7 +10128,7 @@
         </w:tc>
         <w:tc>
           <w:tcPr>
-            <w:tcW w:type="dxa" w:w="1728"/>
+            <w:tcW w:type="dxa" w:w="2948"/>
             <w:shd w:val="clear" w:color="auto" w:fill="FFFFFF"/>
             <w:tcBorders>
               <w:top w:val="nil"/>
@@ -10147,7 +10150,7 @@
         </w:tc>
         <w:tc>
           <w:tcPr>
-            <w:tcW w:type="dxa" w:w="1728"/>
+            <w:tcW w:type="dxa" w:w="1814"/>
             <w:shd w:val="clear" w:color="auto" w:fill="FFFFFF"/>
             <w:tcBorders>
               <w:top w:val="nil"/>
@@ -10171,7 +10174,7 @@
       <w:tr>
         <w:tc>
           <w:tcPr>
-            <w:tcW w:type="dxa" w:w="1728"/>
+            <w:tcW w:type="dxa" w:w="1814"/>
             <w:shd w:val="clear" w:color="auto" w:fill="FFFFFF"/>
             <w:tcBorders>
               <w:top w:val="nil"/>
@@ -10193,7 +10196,7 @@
         </w:tc>
         <w:tc>
           <w:tcPr>
-            <w:tcW w:type="dxa" w:w="1728"/>
+            <w:tcW w:type="dxa" w:w="1360"/>
             <w:shd w:val="clear" w:color="auto" w:fill="FFFFFF"/>
             <w:tcBorders>
               <w:top w:val="nil"/>
@@ -10215,7 +10218,7 @@
         </w:tc>
         <w:tc>
           <w:tcPr>
-            <w:tcW w:type="dxa" w:w="1728"/>
+            <w:tcW w:type="dxa" w:w="1701"/>
             <w:shd w:val="clear" w:color="auto" w:fill="FFFFFF"/>
             <w:tcBorders>
               <w:top w:val="nil"/>
@@ -10237,7 +10240,7 @@
         </w:tc>
         <w:tc>
           <w:tcPr>
-            <w:tcW w:type="dxa" w:w="1728"/>
+            <w:tcW w:type="dxa" w:w="2948"/>
             <w:shd w:val="clear" w:color="auto" w:fill="FFFFFF"/>
             <w:tcBorders>
               <w:top w:val="nil"/>
@@ -10259,7 +10262,7 @@
         </w:tc>
         <w:tc>
           <w:tcPr>
-            <w:tcW w:type="dxa" w:w="1728"/>
+            <w:tcW w:type="dxa" w:w="1814"/>
             <w:shd w:val="clear" w:color="auto" w:fill="FFFFFF"/>
             <w:tcBorders>
               <w:top w:val="nil"/>
@@ -10283,7 +10286,7 @@
       <w:tr>
         <w:tc>
           <w:tcPr>
-            <w:tcW w:type="dxa" w:w="1728"/>
+            <w:tcW w:type="dxa" w:w="1814"/>
             <w:shd w:val="clear" w:color="auto" w:fill="FFFFFF"/>
             <w:tcBorders>
               <w:top w:val="nil"/>
@@ -10305,7 +10308,7 @@
         </w:tc>
         <w:tc>
           <w:tcPr>
-            <w:tcW w:type="dxa" w:w="1728"/>
+            <w:tcW w:type="dxa" w:w="1360"/>
             <w:shd w:val="clear" w:color="auto" w:fill="FFFFFF"/>
             <w:tcBorders>
               <w:top w:val="nil"/>
@@ -10327,7 +10330,7 @@
         </w:tc>
         <w:tc>
           <w:tcPr>
-            <w:tcW w:type="dxa" w:w="1728"/>
+            <w:tcW w:type="dxa" w:w="1701"/>
             <w:shd w:val="clear" w:color="auto" w:fill="FFFFFF"/>
             <w:tcBorders>
               <w:top w:val="nil"/>
@@ -10349,7 +10352,7 @@
         </w:tc>
         <w:tc>
           <w:tcPr>
-            <w:tcW w:type="dxa" w:w="1728"/>
+            <w:tcW w:type="dxa" w:w="2948"/>
             <w:shd w:val="clear" w:color="auto" w:fill="FFFFFF"/>
             <w:tcBorders>
               <w:top w:val="nil"/>
@@ -10371,7 +10374,7 @@
         </w:tc>
         <w:tc>
           <w:tcPr>
-            <w:tcW w:type="dxa" w:w="1728"/>
+            <w:tcW w:type="dxa" w:w="1814"/>
             <w:shd w:val="clear" w:color="auto" w:fill="FFFFFF"/>
             <w:tcBorders>
               <w:top w:val="nil"/>
@@ -10395,7 +10398,7 @@
       <w:tr>
         <w:tc>
           <w:tcPr>
-            <w:tcW w:type="dxa" w:w="1728"/>
+            <w:tcW w:type="dxa" w:w="1814"/>
             <w:shd w:val="clear" w:color="auto" w:fill="FFFFFF"/>
             <w:tcBorders>
               <w:top w:val="nil"/>
@@ -10417,7 +10420,7 @@
         </w:tc>
         <w:tc>
           <w:tcPr>
-            <w:tcW w:type="dxa" w:w="1728"/>
+            <w:tcW w:type="dxa" w:w="1360"/>
             <w:shd w:val="clear" w:color="auto" w:fill="FFFFFF"/>
             <w:tcBorders>
               <w:top w:val="nil"/>
@@ -10439,7 +10442,7 @@
         </w:tc>
         <w:tc>
           <w:tcPr>
-            <w:tcW w:type="dxa" w:w="1728"/>
+            <w:tcW w:type="dxa" w:w="1701"/>
             <w:shd w:val="clear" w:color="auto" w:fill="FFFFFF"/>
             <w:tcBorders>
               <w:top w:val="nil"/>
@@ -10461,7 +10464,7 @@
         </w:tc>
         <w:tc>
           <w:tcPr>
-            <w:tcW w:type="dxa" w:w="1728"/>
+            <w:tcW w:type="dxa" w:w="2948"/>
             <w:shd w:val="clear" w:color="auto" w:fill="FFFFFF"/>
             <w:tcBorders>
               <w:top w:val="nil"/>
@@ -10483,7 +10486,7 @@
         </w:tc>
         <w:tc>
           <w:tcPr>
-            <w:tcW w:type="dxa" w:w="1728"/>
+            <w:tcW w:type="dxa" w:w="1814"/>
             <w:shd w:val="clear" w:color="auto" w:fill="FFFFFF"/>
             <w:tcBorders>
               <w:top w:val="nil"/>
@@ -10507,7 +10510,7 @@
       <w:tr>
         <w:tc>
           <w:tcPr>
-            <w:tcW w:type="dxa" w:w="1728"/>
+            <w:tcW w:type="dxa" w:w="1814"/>
             <w:shd w:val="clear" w:color="auto" w:fill="FFFFFF"/>
             <w:tcBorders>
               <w:top w:val="nil"/>
@@ -10529,7 +10532,7 @@
         </w:tc>
         <w:tc>
           <w:tcPr>
-            <w:tcW w:type="dxa" w:w="1728"/>
+            <w:tcW w:type="dxa" w:w="1360"/>
             <w:shd w:val="clear" w:color="auto" w:fill="FFFFFF"/>
             <w:tcBorders>
               <w:top w:val="nil"/>
@@ -10551,7 +10554,7 @@
         </w:tc>
         <w:tc>
           <w:tcPr>
-            <w:tcW w:type="dxa" w:w="1728"/>
+            <w:tcW w:type="dxa" w:w="1701"/>
             <w:shd w:val="clear" w:color="auto" w:fill="FFFFFF"/>
             <w:tcBorders>
               <w:top w:val="nil"/>
@@ -10573,7 +10576,7 @@
         </w:tc>
         <w:tc>
           <w:tcPr>
-            <w:tcW w:type="dxa" w:w="1728"/>
+            <w:tcW w:type="dxa" w:w="2948"/>
             <w:shd w:val="clear" w:color="auto" w:fill="FFFFFF"/>
             <w:tcBorders>
               <w:top w:val="nil"/>
@@ -10595,7 +10598,7 @@
         </w:tc>
         <w:tc>
           <w:tcPr>
-            <w:tcW w:type="dxa" w:w="1728"/>
+            <w:tcW w:type="dxa" w:w="1814"/>
             <w:shd w:val="clear" w:color="auto" w:fill="FFFFFF"/>
             <w:tcBorders>
               <w:top w:val="nil"/>
@@ -10619,7 +10622,7 @@
       <w:tr>
         <w:tc>
           <w:tcPr>
-            <w:tcW w:type="dxa" w:w="1728"/>
+            <w:tcW w:type="dxa" w:w="1814"/>
             <w:shd w:val="clear" w:color="auto" w:fill="FFFFFF"/>
             <w:tcBorders>
               <w:top w:val="nil"/>
@@ -10641,7 +10644,7 @@
         </w:tc>
         <w:tc>
           <w:tcPr>
-            <w:tcW w:type="dxa" w:w="1728"/>
+            <w:tcW w:type="dxa" w:w="1360"/>
             <w:shd w:val="clear" w:color="auto" w:fill="FFFFFF"/>
             <w:tcBorders>
               <w:top w:val="nil"/>
@@ -10663,7 +10666,7 @@
         </w:tc>
         <w:tc>
           <w:tcPr>
-            <w:tcW w:type="dxa" w:w="1728"/>
+            <w:tcW w:type="dxa" w:w="1701"/>
             <w:shd w:val="clear" w:color="auto" w:fill="FFFFFF"/>
             <w:tcBorders>
               <w:top w:val="nil"/>
@@ -10685,7 +10688,7 @@
         </w:tc>
         <w:tc>
           <w:tcPr>
-            <w:tcW w:type="dxa" w:w="1728"/>
+            <w:tcW w:type="dxa" w:w="2948"/>
             <w:shd w:val="clear" w:color="auto" w:fill="FFFFFF"/>
             <w:tcBorders>
               <w:top w:val="nil"/>
@@ -10707,7 +10710,7 @@
         </w:tc>
         <w:tc>
           <w:tcPr>
-            <w:tcW w:type="dxa" w:w="1728"/>
+            <w:tcW w:type="dxa" w:w="1814"/>
             <w:shd w:val="clear" w:color="auto" w:fill="FFFFFF"/>
             <w:tcBorders>
               <w:top w:val="nil"/>
@@ -10731,7 +10734,7 @@
       <w:tr>
         <w:tc>
           <w:tcPr>
-            <w:tcW w:type="dxa" w:w="1728"/>
+            <w:tcW w:type="dxa" w:w="1814"/>
             <w:shd w:val="clear" w:color="auto" w:fill="FFFFFF"/>
             <w:tcBorders>
               <w:top w:val="nil"/>
@@ -10753,7 +10756,7 @@
         </w:tc>
         <w:tc>
           <w:tcPr>
-            <w:tcW w:type="dxa" w:w="1728"/>
+            <w:tcW w:type="dxa" w:w="1360"/>
             <w:shd w:val="clear" w:color="auto" w:fill="FFFFFF"/>
             <w:tcBorders>
               <w:top w:val="nil"/>
@@ -10775,7 +10778,7 @@
         </w:tc>
         <w:tc>
           <w:tcPr>
-            <w:tcW w:type="dxa" w:w="1728"/>
+            <w:tcW w:type="dxa" w:w="1701"/>
             <w:shd w:val="clear" w:color="auto" w:fill="FFFFFF"/>
             <w:tcBorders>
               <w:top w:val="nil"/>
@@ -10797,7 +10800,7 @@
         </w:tc>
         <w:tc>
           <w:tcPr>
-            <w:tcW w:type="dxa" w:w="1728"/>
+            <w:tcW w:type="dxa" w:w="2948"/>
             <w:shd w:val="clear" w:color="auto" w:fill="FFFFFF"/>
             <w:tcBorders>
               <w:top w:val="nil"/>
@@ -10819,7 +10822,7 @@
         </w:tc>
         <w:tc>
           <w:tcPr>
-            <w:tcW w:type="dxa" w:w="1728"/>
+            <w:tcW w:type="dxa" w:w="1814"/>
             <w:shd w:val="clear" w:color="auto" w:fill="FFFFFF"/>
             <w:tcBorders>
               <w:top w:val="nil"/>
@@ -10843,7 +10846,7 @@
       <w:tr>
         <w:tc>
           <w:tcPr>
-            <w:tcW w:type="dxa" w:w="1728"/>
+            <w:tcW w:type="dxa" w:w="1814"/>
             <w:shd w:val="clear" w:color="auto" w:fill="FFFFFF"/>
             <w:tcBorders>
               <w:top w:val="nil"/>
@@ -10865,7 +10868,7 @@
         </w:tc>
         <w:tc>
           <w:tcPr>
-            <w:tcW w:type="dxa" w:w="1728"/>
+            <w:tcW w:type="dxa" w:w="1360"/>
             <w:shd w:val="clear" w:color="auto" w:fill="FFFFFF"/>
             <w:tcBorders>
               <w:top w:val="nil"/>
@@ -10887,7 +10890,7 @@
         </w:tc>
         <w:tc>
           <w:tcPr>
-            <w:tcW w:type="dxa" w:w="1728"/>
+            <w:tcW w:type="dxa" w:w="1701"/>
             <w:shd w:val="clear" w:color="auto" w:fill="FFFFFF"/>
             <w:tcBorders>
               <w:top w:val="nil"/>
@@ -10909,7 +10912,7 @@
         </w:tc>
         <w:tc>
           <w:tcPr>
-            <w:tcW w:type="dxa" w:w="1728"/>
+            <w:tcW w:type="dxa" w:w="2948"/>
             <w:shd w:val="clear" w:color="auto" w:fill="FFFFFF"/>
             <w:tcBorders>
               <w:top w:val="nil"/>
@@ -10931,7 +10934,7 @@
         </w:tc>
         <w:tc>
           <w:tcPr>
-            <w:tcW w:type="dxa" w:w="1728"/>
+            <w:tcW w:type="dxa" w:w="1814"/>
             <w:shd w:val="clear" w:color="auto" w:fill="FFFFFF"/>
             <w:tcBorders>
               <w:top w:val="nil"/>
@@ -10955,7 +10958,7 @@
       <w:tr>
         <w:tc>
           <w:tcPr>
-            <w:tcW w:type="dxa" w:w="1728"/>
+            <w:tcW w:type="dxa" w:w="1814"/>
             <w:shd w:val="clear" w:color="auto" w:fill="FFFFFF"/>
             <w:tcBorders>
               <w:top w:val="nil"/>
@@ -10977,7 +10980,7 @@
         </w:tc>
         <w:tc>
           <w:tcPr>
-            <w:tcW w:type="dxa" w:w="1728"/>
+            <w:tcW w:type="dxa" w:w="1360"/>
             <w:shd w:val="clear" w:color="auto" w:fill="FFFFFF"/>
             <w:tcBorders>
               <w:top w:val="nil"/>
@@ -10999,7 +11002,7 @@
         </w:tc>
         <w:tc>
           <w:tcPr>
-            <w:tcW w:type="dxa" w:w="1728"/>
+            <w:tcW w:type="dxa" w:w="1701"/>
             <w:shd w:val="clear" w:color="auto" w:fill="FFFFFF"/>
             <w:tcBorders>
               <w:top w:val="nil"/>
@@ -11021,7 +11024,7 @@
         </w:tc>
         <w:tc>
           <w:tcPr>
-            <w:tcW w:type="dxa" w:w="1728"/>
+            <w:tcW w:type="dxa" w:w="2948"/>
             <w:shd w:val="clear" w:color="auto" w:fill="FFFFFF"/>
             <w:tcBorders>
               <w:top w:val="nil"/>
@@ -11043,7 +11046,7 @@
         </w:tc>
         <w:tc>
           <w:tcPr>
-            <w:tcW w:type="dxa" w:w="1728"/>
+            <w:tcW w:type="dxa" w:w="1814"/>
             <w:shd w:val="clear" w:color="auto" w:fill="FFFFFF"/>
             <w:tcBorders>
               <w:top w:val="nil"/>
@@ -11067,7 +11070,7 @@
       <w:tr>
         <w:tc>
           <w:tcPr>
-            <w:tcW w:type="dxa" w:w="1728"/>
+            <w:tcW w:type="dxa" w:w="1814"/>
             <w:shd w:val="clear" w:color="auto" w:fill="FFFFFF"/>
             <w:tcBorders>
               <w:top w:val="nil"/>
@@ -11089,7 +11092,7 @@
         </w:tc>
         <w:tc>
           <w:tcPr>
-            <w:tcW w:type="dxa" w:w="1728"/>
+            <w:tcW w:type="dxa" w:w="1360"/>
             <w:shd w:val="clear" w:color="auto" w:fill="FFFFFF"/>
             <w:tcBorders>
               <w:top w:val="nil"/>
@@ -11111,7 +11114,7 @@
         </w:tc>
         <w:tc>
           <w:tcPr>
-            <w:tcW w:type="dxa" w:w="1728"/>
+            <w:tcW w:type="dxa" w:w="1701"/>
             <w:shd w:val="clear" w:color="auto" w:fill="FFFFFF"/>
             <w:tcBorders>
               <w:top w:val="nil"/>
@@ -11133,7 +11136,7 @@
         </w:tc>
         <w:tc>
           <w:tcPr>
-            <w:tcW w:type="dxa" w:w="1728"/>
+            <w:tcW w:type="dxa" w:w="2948"/>
             <w:shd w:val="clear" w:color="auto" w:fill="FFFFFF"/>
             <w:tcBorders>
               <w:top w:val="nil"/>
@@ -11155,7 +11158,7 @@
         </w:tc>
         <w:tc>
           <w:tcPr>
-            <w:tcW w:type="dxa" w:w="1728"/>
+            <w:tcW w:type="dxa" w:w="1814"/>
             <w:shd w:val="clear" w:color="auto" w:fill="FFFFFF"/>
             <w:tcBorders>
               <w:top w:val="nil"/>

--- a/家鸡遗传学综述_v2.docx
+++ b/家鸡遗传学综述_v2.docx
@@ -592,7 +592,7 @@
         <w:ind w:firstLine="420"/>
       </w:pPr>
       <w:r>
-        <w:t>随着测序成本下降,群体重测序迅速成为研究家鸡驯化、选择信号和群体分化的重要手段。Rubin等通过对多个家鸡群体和红原鸡进行全基因组重测序,报告了超过700万个SNP和近1300个缺失,并鉴定到多个驯化和商业选择过程中发生选择扫荡的区域,其中TSHR位点被认为是家鸡驯化中的显著选择信号之一[48]。需要指出,TSHR作为“驯化关键位点”的解释在后续研究中已被部分修正:在更大群体和更多地方品种纳入后,TSHR区域的选择信号呈现出明显的群体异质性,并非在所有家鸡群体中均显示固定差异;Henriksen等以TSHR突变型与野生型同窝个体为材料,发现该突变在体重、孵化期、应激行为和甲状腺激素水平上有可检测效应,但效应量相对有限[164];Karlsson等进一步从光周期反应与繁殖去季节化角度评估TSHR突变,提示其作用更接近“驯化阶段被强选择的功能位点之一”,而非直接驱动驯化典型表型的“分子开关”[165];Fallahshahroudi等以基因敲入策略将家鸡TSHR等位变异回引至红原鸡背景,进一步指出该突变对HPT轴和行为表型的影响呈现“可检测但有限”的格局[166]。这一案例反映了早期重测序选择扫荡分析对结果“标志性叙事”的依赖,以及在采样规模扩大后对早期结论进行重新评估的必要性。该研究显著提升了人们对家鸡驯化历史、地方品种形成和经济性状相关选择区域的认识,也使候选基因挖掘由传统QTL区段转向更加精细的群体遗传证据。</w:t>
+        <w:t>随着测序成本下降,群体重测序迅速成为研究家鸡驯化、选择信号和群体分化的重要手段。Rubin等通过对多个家鸡群体和红原鸡进行全基因组重测序,报告了超过700万个SNP和近1300个缺失,并鉴定到多个驯化和商业选择过程中发生选择扫荡的区域,其中TSHR位点被认为是家鸡驯化中的显著选择信号之一[48]。需要指出,TSHR作为“驯化关键位点”的解释在后续研究中已被部分修正:在更大群体和更多地方品种纳入后,TSHR区域的选择信号呈现出明显的群体异质性,并非在所有家鸡群体中均显示固定差异;Henriksen等以TSHR突变型与野生型同窝个体为材料,发现该突变在体重、孵化期、应激行为和甲状腺激素水平上有可检测效应,但效应量相对有限[164];Karlsson等进一步从光周期反应与繁殖去季节化角度评估TSHR突变,提示其作用更接近“驯化阶段被强选择的功能位点之一”,而非直接驱动驯化典型表型的“分子开关”[165];Fallahshahroudi等以基因敲入策略将家鸡TSHR等位变异回引至红原鸡背景,进一步指出该突变对HPT轴和行为表型的影响呈现“可检测但有限”的格局[166]。这一案例反映了早期重测序选择扫荡分析对结果“标志性叙事”的依赖,以及在采样规模扩大后对早期结论进行重新评估的必要性。该研究方法学上推动了候选基因挖掘从传统 QTL 区段向群体遗传证据的转变。</w:t>
       </w:r>
     </w:p>
     <w:p>
@@ -2126,7 +2126,17 @@
         <w:ind w:firstLine="420"/>
       </w:pPr>
       <w:r>
-        <w:t>除开放染色质和调控元件图谱外,表观遗传学研究在家鸡复杂性状解析中也发挥着越来越重要的作用。DNA甲基化、组蛋白修饰以及染色质状态变化为理解组织分化、环境应激和驯化选择过程中的基因表达调控提供了新的证据层面。例如,全基因组DNA甲基化研究已揭示骨骼肌发育过程中甲基化状态与关键生长相关基因表达重塑之间的紧密联系;基于最新GRCg7b组装构建的lncRNA增强型基因图谱也进一步扩展了鸡基因组中非编码转录本和潜在调控元件的注释范围[60][61]。在此之上,非编码RNA已成为家鸡功能基因组研究中独立于“染色质开放性—调控元件”的第三个调控层,其在多个经济性状的研究中以ceRNA(竞争性内源RNA)“海绵”机制重复出现,具有跨性状的方法学统一性。在骨骼肌发育领域,经典myomiR家族(miR-1、miR-133、miR-206等)和肌肉特异性lncRNA已被证明参与成肌细胞增殖和分化的精细调控;在脂质沉积领域,Zhang等鉴定到的肌内脂肪lncRNA IMFNCR通过吸附miR-128-3p和miR-27b-3p解除其对PPARG的转录后抑制,从而促进肌内脂肪细胞分化,是家鸡ceRNA网络中机制证据最完整的案例之一[77];在腹脂沉积领域,Jing等基于分化选择肉鸡构建的腹脂lncRNA / circRNA图谱进一步揭示出非编码RNA与脂肪沉积品系差异的密切关联[62];Yu等以肝脏为切入点,显示高/低腹脂沉积品系间lncRNA、miRNA和mRNA的协同表达差异,提示肝脏内ncRNA网络可能通过远端信号参与腹脂调控[63];Ma等则证明lncRNA 6302通过靶向SLC22A16参与鸡前脂肪细胞分化[64]。更具方法学意义的是,这些散见于不同性状的ncRNA案例呈现出几个共同特征:(a)ceRNA海绵机制在多个性状中重复出现,提示它可能是家鸡复杂性状调控网络中的一种通用模块,而非个别基因的偶然现象;(b)多数功能验证仅在体外细胞模型(如成肌细胞、脂肪前体细胞)中完成,体内活性和育种相关性仍需进一步证据;(c)当前家鸡ncRNA研究高度集中于骨骼肌和脂肪两类组织,在卵泡发育、壳腺矿化、免疫器官等组织中的覆盖明显不足;(d)与ChickenGTEx等大规模eQTL资源相比,sQTL(剪接QTL)和针对ncRNA的mol-QTL资源在家鸡中仍处于起步阶段[11]。因此,从综述层面看,家鸡功能基因组研究的真正完整框架已由“染色质—调控元件—mRNA表达”扩展到“染色质—调控元件—mRNA—ncRNA—mol-QTL”五层结构;但当前不同层之间的整合仍以个案为主,系统性的“多层调控因果整合”在家鸡中尚属空白。</w:t>
+        <w:t>除开放染色质和调控元件图谱外,表观遗传学研究在家鸡复杂性状解析中也发挥着越来越重要的作用。DNA 甲基化、组蛋白修饰以及染色质状态变化为理解组织分化、环境应激和驯化选择过程中的基因表达调控提供了新的证据层面。例如,全基因组 DNA 甲基化研究已揭示骨骼肌发育过程中甲基化状态与关键生长相关基因表达重塑之间的紧密联系;基于最新 GRCg7b 组装构建的 lncRNA 增强型基因图谱也进一步扩展了鸡基因组中非编码转录本和潜在调控元件的注释范围[60][61]。</w:t>
+      </w:r>
+    </w:p>
+    <w:p>
+      <w:r>
+        <w:t>在此之上,非编码 RNA 已成为家鸡功能基因组研究中独立于"染色质开放性—调控元件"的第三个调控层。在骨骼肌发育领域,经典 myomiR 家族(miR-1、miR-133、miR-206 等)和肌肉特异性 lncRNA 已被证明参与成肌细胞增殖和分化的精细调控;在脂质沉积领域,Zhang 等鉴定到的肌内脂肪 lncRNA IMFNCR 通过吸附miR-128-3p 和 miR-27b-3p 解除其对 PPARG 的转录后抑制,从而促进肌内脂肪细胞分化,是家鸡 ceRNA 网络中机制证据最完整的案例之一[77]。在腹脂沉积领域,Jing 等基于分化选择肉鸡构建的腹脂 lncRNA / circRNA 图谱进一步揭示出非编码 RNA 与脂肪沉积品系差异的密切关联[62];Yu 等以肝脏为切入点,显示高/低腹脂沉积品系间 lncRNA、miRNA 和 mRNA 的协同表达差异[63];Ma 等则证明 lncRNA 6302 通过靶向 SLC22A16 参与鸡前脂肪细胞分化[64]。</w:t>
+      </w:r>
+    </w:p>
+    <w:p>
+      <w:r>
+        <w:t>更具方法学意义的是,这些散见于不同性状的 ncRNA 案例呈现出几个共同特征:(a)ceRNA 海绵机制在多个性状中重复出现,提示它可能是家鸡复杂性状调控网络中的一种通用模块;(b)多数功能验证仅在体外细胞模型(成肌细胞、脂肪前体细胞)中完成,体内活性和育种相关性仍需进一步证据;(c)当前家鸡 ncRNA 研究高度集中于骨骼肌和脂肪两类组织,在卵泡发育、壳腺矿化、免疫器官等组织中的覆盖明显不足;(d)与 ChickenGTEx 等大规模 eQTL 资源相比,sQTL 和针对 ncRNA 的 mol-QTL 资源在家鸡中仍处于起步阶段[11]。因此,家鸡功能基因组研究的真正完整框架已由"染色质—调控元件—mRNA 表达"扩展到"染色质—调控元件—mRNA—ncRNA—mol-QTL"五层结构;但当前不同层之间的整合仍以个案为主,系统性的多层调控因果整合在家鸡中尚属空白。</w:t>
       </w:r>
     </w:p>
     <w:p>
@@ -2399,7 +2409,7 @@
     </w:p>
     <w:p>
       <w:r>
-        <w:t>(3)从结构变异到功能机制。报告基因实验显示,缺失型启动子较野生型具有更高的转录活性,从而提高IGF2BP1在胚胎及发育期肌肉组织中的表达[8]。IGF2BP1是IGF2 mRNA的稳定结合蛋白,可通过调节IGF通路mRNA半衰期与翻译效率,影响细胞增殖和组织生长——因此该缺失实际上是通过“调节关键发育调控因子的表达剂量”间接放大了生长信号通路的整体输出。</w:t>
+        <w:t>(3)从结构变异到功能机制。报告基因实验显示,缺失型启动子较野生型具有更高的转录活性,从而提高IGF2BP1在胚胎及发育期肌肉组织中的表达[8]。IGF2BP1是IGF2 mRNA的稳定结合蛋白,可通过调节IGF通路mRNA半衰期与翻译效率影响细胞增殖和组织生长——该缺失实质上是通过调节关键发育调控因子的表达剂量,间接放大了生长信号通路的整体输出。</w:t>
       </w:r>
     </w:p>
     <w:p>
@@ -2424,7 +2434,7 @@
     </w:p>
     <w:p>
       <w:r>
-        <w:t>5.1.5 饲料效率与代谢相关性状</w:t>
+        <w:t>5.1.4 饲料效率与代谢相关性状</w:t>
       </w:r>
     </w:p>
     <w:p>
@@ -2523,7 +2533,12 @@
         <w:ind w:firstLine="420"/>
       </w:pPr>
       <w:r>
-        <w:t>群体遗传学和GWAS研究为不同品种繁殖性状的遗传基础提供了更广泛的群体证据。Gao等在灵昆鸡中将GAL、CENPF、GPC2、PEMT、TFAP2D和CPQ与产蛋数和蛋品质相联系[84];Wolc等在商业层鸡群体中识别出与产蛋数和蛋品质稳定相关的多个区段[85];Liu等针对整个产蛋期的全基因组关联分析进一步揭示出产蛋性状的遗传效应在不同阶段呈现显著的“动态信号”特征,即同一染色体区域在早期和晚期产蛋阶段的关联强度可显著变化[86];双莲鸡[89]、莱芜黑鸡[90]、Baicheng-You鸡[91]、林甸鸡[92]以及F2资源群体[93]的工作进一步丰富了候选区域。将上述十余项研究横向比较,可以提炼出三点跨研究的综合判断,这些判断在原始单篇研究中并不显见。第一,真正在多研究中重复出现的“硬信号”数量有限。在产蛋数和开产日龄性状上,GGA1上覆盖PRLR邻近区域、GGA4上NCAPG–FAM184B区段以及GGAZ上的多处区段在多个独立群体中均出现过名义显著或全基因组显著信号[85][86][89-91][93];而绝大多数其他候选基因(如GAL、CENPF、GPC2等)目前仅在单一品种或单一研究中出现,其外推性仍待验证。这种“少数硬信号 + 大量软信号”的分布,是当前家鸡产蛋GWAS文献最值得关注的现象,但也很少被研究者本身明确指出。第二,真正进入功能验证的位点比例极低。在已发表的产蛋相关GWAS / 重测序候选位点中,具有报告基因、CRISPR或细胞实验级功能证据的至今仅有PHIP内含子chr3:79510218A&gt;T一例[83],其余候选基因绝大多数停留在“统计关联 + 候选基因临近”层面。这一点直接呼应了第七章将讨论的“关联易得、因果难证”瓶颈。第三,品种特异性信号背后,部分可能是表型定义不一致而非真实的遗传差异。不同研究对“产蛋数”采用了30周龄、43周龄、72周龄等不同截止点,对“开产日龄”也采用了不同行为学标准,这使得跨研究比较时难以判断“同一性状的不同信号”还是“不同性状的相似信号”。因此,产蛋性状研究的下一阶段重点,与其继续在新群体中开展GWAS,不如建立可比的标准化表型框架,并对已有的少数硬信号进行精细定位与功能验证。</w:t>
+        <w:t>群体遗传学和GWAS研究为不同品种繁殖性状的遗传基础提供了更广泛的群体证据。Gao等在灵昆鸡中将GAL、CENPF、GPC2、PEMT、TFAP2D和CPQ与产蛋数和蛋品质相联系[84];Wolc等在商业层鸡群体中识别出与产蛋数和蛋品质稳定相关的多个区段[85];Liu等针对整个产蛋期的全基因组关联分析进一步揭示出产蛋性状的遗传效应在不同阶段呈现显著的“动态信号”特征,即同一染色体区域在早期和晚期产蛋阶段的关联强度可显著变化[86];双莲鸡[89]、莱芜黑鸡[90]、Baicheng-You鸡[91]、林甸鸡[92]以及F2资源群体[93]的工作进一步丰富了候选区域。</w:t>
+      </w:r>
+    </w:p>
+    <w:p>
+      <w:r>
+        <w:t>将上述十余项研究横向比较,可以提炼出三点跨研究的综合判断,这些判断在原始单篇研究中并不显见。第一,真正在多研究中重复出现的“硬信号”数量有限。在产蛋数和开产日龄性状上,GGA1上覆盖PRLR邻近区域、GGA4上NCAPG–FAM184B区段以及GGAZ上的多处区段在多个独立群体中均出现过名义显著或全基因组显著信号[85][86][89-91][93];而绝大多数其他候选基因(如GAL、CENPF、GPC2等)目前仅在单一品种或单一研究中出现,其外推性仍待验证。这种“少数硬信号 + 大量软信号”的分布,是当前家鸡产蛋GWAS文献最值得关注的现象,但也很少被研究者本身明确指出。第二,真正进入功能验证的位点比例极低。在已发表的产蛋相关GWAS / 重测序候选位点中,具有报告基因、CRISPR或细胞实验级功能证据的至今仅有PHIP内含子chr3:79510218A&gt;T一例[83],其余候选基因绝大多数停留在“统计关联 + 候选基因临近”层面。这一点直接呼应了第七章将讨论的“关联易得、因果难证”瓶颈。第三,品种特异性信号背后,部分可能是表型定义不一致而非真实的遗传差异。不同研究对“产蛋数”采用了30周龄、43周龄、72周龄等不同截止点,对“开产日龄”也采用了不同行为学标准,这使得跨研究比较时难以判断“同一性状的不同信号”还是“不同性状的相似信号”。因此,产蛋性状研究的下一阶段重点,与其继续在新群体中开展GWAS,不如建立可比的标准化表型框架,并对已有的少数硬信号进行精细定位与功能验证。</w:t>
       </w:r>
     </w:p>
     <w:p>
@@ -2545,11 +2560,7 @@
         <w:ind w:firstLine="420"/>
       </w:pPr>
       <w:r>
-        <w:rPr>
-          <w:rFonts w:ascii="Times New Roman" w:hAnsi="Times New Roman" w:eastAsia="SimSun"/>
-          <w:sz w:val="22"/>
-        </w:rPr>
-        <w:t>总体来看,家鸡繁殖与产蛋性状的遗传学研究已由早期围绕开产日龄和产蛋数的统计分析,逐步发展为整合HPO轴、肝脏代谢、阶段特异性调控、功能变异验证以及连产节律表型的综合研究体系。未来这一方向的关键,不仅在于继续发现新的关联位点,更在于将多组织、多时间点的调控信息与功能验证相结合,明确哪些遗传变异真正参与卵泡发育、激素分泌和持续产蛋能力的形成,并进一步服务于蛋鸡和地方鸡的精准改良。</w:t>
+        <w:t>回到方法学层面,产蛋性状研究的下一阶段重点正从"在新群体中开展 GWAS"转向"在已有的少数硬信号上做精细定位与功能验证"——这一转变能否完成,直接决定该领域是否能从"统计观察"过渡为"机制解释"。</w:t>
       </w:r>
     </w:p>
     <w:p>
@@ -2662,11 +2673,7 @@
         <w:ind w:firstLine="420"/>
       </w:pPr>
       <w:r>
-        <w:rPr>
-          <w:rFonts w:ascii="Times New Roman" w:hAnsi="Times New Roman" w:eastAsia="SimSun"/>
-          <w:sz w:val="22"/>
-        </w:rPr>
-        <w:t>总体来看,家鸡蛋品质性状的遗传学研究已经由传统的遗传参数估计和局部QTL定位,发展为围绕蛋壳矿化、蛋壳颜色、蛋白品质和蛋黄形成的多层次解析体系。未来这一方向的关键,在于将不同周龄阶段的表型变化、壳腺和膨大部等关键组织的表达调控、候选变异的功能验证以及单细胞层面的细胞异质性信息整合起来,从而更准确地识别真正能够用于育种改良的因果位点和调控网络。</w:t>
+        <w:t>蛋品质研究目前最值得关注的趋势,是壳腺与膨大部细胞类型在多组学层面被逐步解析[103];这意味着未来将候选位点映射到"哪类细胞、哪个发育时段"的能力将显著提升,蛋品质改良也将从"挑选位点"转向"调控时段"。</w:t>
       </w:r>
     </w:p>
     <w:p>
@@ -2753,11 +2760,7 @@
         <w:ind w:firstLine="420"/>
       </w:pPr>
       <w:r>
-        <w:rPr>
-          <w:rFonts w:ascii="Times New Roman" w:hAnsi="Times New Roman" w:eastAsia="SimSun"/>
-          <w:sz w:val="22"/>
-        </w:rPr>
-        <w:t>总体来看,家鸡抗病与免疫性状研究正呈现出由经典MHC单倍型分析、QTL/GWAS定位,向单细胞免疫图谱、多组学整合和基因编辑验证并行推进的趋势。未来这一方向的关键,不仅在于继续识别新的抗病相关位点,更在于明确不同遗传变异如何通过先天免疫、抗体应答、细胞免疫及组织特异性调控共同塑造宿主抗病表型,并在不损害生产性能的前提下,将这些成果更有效地纳入现代育种体系。</w:t>
+        <w:t>抗病性状的关键不在于继续发现 MHC 单倍型,而在于解析每个单倍型背后细胞类型特异性的免疫反应机制[110]——这恰恰是"基因型—免疫细胞—抗病结局"链条目前最薄弱的一环。</w:t>
       </w:r>
     </w:p>
     <w:p>
@@ -2827,11 +2830,7 @@
         <w:ind w:firstLine="420"/>
       </w:pPr>
       <w:r>
-        <w:rPr>
-          <w:rFonts w:ascii="Times New Roman" w:hAnsi="Times New Roman" w:eastAsia="SimSun"/>
-          <w:sz w:val="22"/>
-        </w:rPr>
-        <w:t>总体来看,羽色、冠型及其他特色表型研究已经从早期的表型描述和遗传分离分析,发展为能够在分子水平解析其致因变异、突变类型和发育机制的成熟方向。与多数复杂经济性状相比,这类表型往往具有更明确的主效位点,因此在方法学上持续为结构变异鉴定、调控变异解释和功能验证提供清晰案例。未来,这一方向仍可在两个层面继续推进:一是利用更多地方品种和历史品种挖掘新的表型变异资源;二是将单细胞组学和发育功能实验引入这些经典表型研究,以进一步解析其时空特异性的分子基础。</w:t>
+        <w:t>特色表型的研究价值已经从"展示结构变异多样性"转向"为复杂性状研究中的因果证据建立提供方法学样板"——它的稀缺性反映了同类研究在数量性状中尚未完成的工作。</w:t>
       </w:r>
     </w:p>
     <w:p>
@@ -2931,11 +2930,7 @@
         <w:ind w:firstLine="420"/>
       </w:pPr>
       <w:r>
-        <w:rPr>
-          <w:rFonts w:ascii="Times New Roman" w:hAnsi="Times New Roman" w:eastAsia="SimSun"/>
-          <w:sz w:val="22"/>
-        </w:rPr>
-        <w:t>总体来看,地方品种与环境适应研究的意义已不再局限于描述某一地方鸡种的外貌和生产特征,而是逐步转向更具机制性和应用性的问题:哪些遗传变异真正参与了高海拔、低温、耐热及病原压力下的适应过程;这些适应性变异能否与现代生产性能改良协同利用;以及如何在遗传资源保护与育种开发之间实现平衡。未来,这一方向尤其值得从三个层面继续推进:一是将更多地方品种纳入系统性的全基因组与多组学比较框架;二是将环境变量、精准表型测定与功能验证结合起来,提升地方适应性研究的可解释性;三是围绕耐热、耐寒、抗病等关键性状,推动地方鸡优异等位变异向育种利用转化。</w:t>
+        <w:t>地方品种研究最迫切的进展不在于发现新的环境适应位点,而在于将这些位点的优异等位变异系统性纳入现代育种群体——目前这一转化通道几乎完全空白。</w:t>
       </w:r>
     </w:p>
     <w:p>
@@ -11239,7 +11234,7 @@
         <w:ind w:firstLine="420"/>
       </w:pPr>
       <w:r>
-        <w:t>在主效基因层面,MAS已在多个家鸡性状中取得较为成熟的应用。矮小基因(dw)位于Z染色体,可显著降低母鸡体型并改善饲料转化效率,自20世纪70年代起便被广泛用于褐壳矮小型蛋鸡的培育[142];快慢羽基因(K/k+)位于Z染色体,因其雌雄羽速差异可在出雏当日通过翅羽形态进行性别鉴定[143]。在采用相应配套体系(父快母慢或父慢母快)的商业蛋鸡品系中,这一标记目前仍是雌雄鉴别的常用方法之一;但需指出,K/k+的应用并非“全行业标准化操作”——部分商业配套系采用伴性羽色(金色 / 银色,基于S/s+系统)作为雌雄鉴别依据,部分新型育种体系正在探索基于早期蛋内性别识别的非侵入性技术,以同时解决雄雏处理这一伦理难题(详见7.5节)[148][149]。K/k+标记的成熟应用,实际上是商业蛋鸡育种“按需将分子标记嵌入配套体系”的典型案例,而非通用解决方案。在表型可视性较强的品种特征方面,黄色皮肤(BCDO2)、蓝壳(SLCO1B3)、纤维黑变(EDN3)等基因座的因果变异已被相继解析,使相关品种特征能够在分子层面进行精确选择和品种鉴定[22][99][116]。这类“单基因—主效表型”的稳定关系,为MAS提供了最直接、最可靠的应用场景。</w:t>
+        <w:t>在主效基因层面,MAS已在多个家鸡性状中取得较为成熟的应用。矮小基因(dw)位于Z染色体,可显著降低母鸡体型并改善饲料转化效率,自20世纪70年代起便被广泛用于褐壳矮小型蛋鸡的培育[142];快慢羽基因(K/k+)位于 Z 染色体,因其雌雄羽速差异可在出雏当日通过翅羽形态完成性别鉴定;在采用相应父母代配套(父快母慢或父慢母快)的商业蛋鸡品系中,K/k+ 与伴性羽色(金/银,基于 S/s+)是两类常用的分子辅助雌雄鉴别系统[143]。这一应用是"按需将分子标记嵌入配套体系"的典型案例,其有效性依赖于配套设计本身;近年来基于早期蛋内性别识别的非侵入性技术也在发展,有望在不依赖配套设计的前提下同时解决雄雏处理伦理难题(详见 7.5 节)[148][149]。在表型可视性较强的品种特征方面,黄色皮肤(BCDO2)、蓝壳(SLCO1B3)、纤维黑变(EDN3)等基因座的因果变异已被相继解析,使相关品种特征能够在分子层面进行精确选择和品种鉴定[22][99][116]。这类“单基因—主效表型”的稳定关系,为MAS提供了最直接、最可靠的应用场景。</w:t>
       </w:r>
     </w:p>
     <w:p>
@@ -11300,7 +11295,7 @@
         <w:ind w:firstLine="420"/>
       </w:pPr>
       <w:r>
-        <w:t>在家鸡中,基因组选择已逐步由理论探索走向产业化应用。Wolc等较早在商业蛋鸡群体中系统评估了GS的应用效果,显示基于60K SNP芯片的基因组预测在产蛋数、蛋重和蛋品质等性状上的精度普遍优于传统PBLUP[65]。典型增益范围为预测精度提升约10%—35%,具体幅度因性状遗传力和参考群体规模而异:遗传力较低且表型测定成本较高的性状(如蛋壳品质、晚期产蛋数)往往获得最大相对增益,而遗传力较高且表型测定容易的性状(如蛋重)的相对增益较小[65][66][155];这一规律在肉鸡群体中也基本成立[54][55]。值得注意的是,上述数字均来源于参考群体规模充分(通常≥2 000—5 000个表型 + 基因型记录)的国际育种公司核心群,在地方鸡参考群规模较小(数百以下)的研究中,GS相对PBLUP的优势可能显著缩小,甚至在部分性状上被压缩到5%以下[67][68]。此后,单步GBLUP(ssGBLUP)逐渐成为主流方法,通过将基因型个体与未基因分型个体的系谱信息整合在同一矩阵中,使GS更适合家禽育种群体规模庞大、表型记录不完全平衡的实际情况[146]。在肉鸡群体中,围绕生长、饲料效率和胴体性状的基因组预测研究表明,GS不仅能够提高选择精度,还可减少对个体破坏性测定(如剖检胴体性状)的依赖,从而保留更多优秀个体作为种用[54][55]。</w:t>
+        <w:t>在家鸡中,基因组选择已逐步由理论探索走向产业化应用。Wolc等较早在商业蛋鸡群体中系统评估了GS的应用效果,显示基于60K SNP芯片的基因组预测在产蛋数、蛋重和蛋品质等性状上的精度普遍优于传统PBLUP[65]。典型增益范围为预测精度提升约10%—35%,具体幅度因性状遗传力和参考群体规模而异:遗传力较低且表型测定成本较高的性状(如蛋壳品质、晚期产蛋数)往往获得最大相对增益,而遗传力较高且表型测定容易的性状(如蛋重)的相对增益较小[65][66][155];这一规律在肉鸡群体中也基本成立[54][55]。值得注意的是,上述数字均来源于参考群体规模充分(通常≥2 000—5 000个表型 + 基因型记录)的国际育种公司核心群,在地方鸡参考群规模较小(数百以下,如 GBS 中等密度场景)的研究中,GS 相对 PBLUP 的优势可能显著缩小,部分性状的相对增益压缩至 5% 以下[67][68]。此后,单步GBLUP(ssGBLUP)逐渐成为主流方法,通过将基因型个体与未基因分型个体的系谱信息整合在同一矩阵中,使GS更适合家禽育种群体规模庞大、表型记录不完全平衡的实际情况[146]。在肉鸡群体中,围绕生长、饲料效率和胴体性状的基因组预测研究表明,GS不仅能够提高选择精度,还可减少对个体破坏性测定(如剖检胴体性状)的依赖,从而保留更多优秀个体作为种用[54][55]。</w:t>
       </w:r>
     </w:p>
     <w:p>
@@ -11712,27 +11707,27 @@
     </w:p>
     <w:p>
       <w:r>
-        <w:t>预判1:短读GWAS的“位点发现红利”已接近耗尽,下一阶段的实质突破将主要由长读测序与图泛基因组带来。当前家鸡GWAS文献中,新增研究往往在已知染色体区域中重新发现相似信号,真正能够引入新的“硬信号”的研究比例正在下降。这一现象的根本原因在于,商业群体中基于SNP芯片可分型的常见变异空间已被反复扫描;未来5年,新的因果变异将更多来自图泛基因组下的SV、TE插入与启动子重复等“短读盲区”,而非更大样本的SNP-GWAS。IGF2BP1启动子缺失只是这一类发现的第一例,而非最后一例。</w:t>
-      </w:r>
-    </w:p>
-    <w:p>
-      <w:r>
-        <w:t>预判2:ChickenGTEx类多组织mol-QTL资源将在3—5年内成为家鸡GS模型的标准“先验”,但其增益在地方品种中将显著低于国际核心群。多组织eQTL/sQTL资源对GS模型的潜在贡献,在于将SNP效应从“统计估计”转化为“调控加权”,从而提高在低参考群规模下的预测稳健性[11][65][66];但这一增益在很大程度上依赖于参考群与商业群之间的遗传背景一致性。对于中国地方鸡和黄羽肉鸡,由于多数ChickenGTEx数据来自相对有限的群体,直接迁移所获得的边际增益可能远低于在原始参考群中观察到的水平。因此,中国地方鸡GS的实质突破不仅依赖于“用上ChickenGTEx”,更依赖于“建设属于地方品种的多组学先验资源”;这一资源建设在未来5年仍是空白领域。</w:t>
-      </w:r>
-    </w:p>
-    <w:p>
-      <w:r>
-        <w:t>预判3:多基因联合编辑(2—3个位点同时编辑)在抗病性状中可能率先突破,但在产蛋、生长等复杂数量性状上不会因编辑技术成熟而出现“飞跃”。ANP32家族编辑鸡的研究[111]已经证明,即便在功能链条相对清晰的抗病性状上,单位点编辑也不足以产生稳定的表型改良——病毒可通过适应性突变利用其他家族成员逃逸;但抗病性状的优势在于:候选位点数量有限、效应方向清晰、表型测定标准化。反观产蛋数、饲料效率等复杂数量性状,即便挑选出5—10个最强候选位点同时编辑,所能解释的表型方差仍可能远低于GS在常规育种中已经实现的进展水平。换言之,基因编辑在抗病育种中具有“突破性”潜力,而在多数生产性状上仅是“增量补充”;这一定位本身需要在产业沟通中被明确界定,以避免不切实际的预期。</w:t>
-      </w:r>
-    </w:p>
-    <w:p>
-      <w:r>
-        <w:t>预判4:宿主—微生物联合预测在高水平期刊中将持续是“热点话题”,但其在工业级育种中的可重复增益可能有限(很可能 &lt; 5%)。已有研究在宿主基因组与肠道菌群联合预测饲料效率上展示了原理性增益[69][70],但这些研究通常面临三重限制:菌群表型测定成本高、菌群组成的环境敏感性远高于宿主基因型、在跨群体迁移中可重复性较差。在工业级核心群中,即便菌群联合预测能够稳定产生3%—5%的精度增益,其与额外测定成本之间的成本效益比也未必为正。这一方向的真正价值,可能并非“立即提升GS精度”,而是“为肠道健康与饲养管理提供可被分子化的中间表型”;其产业贡献会以间接方式呈现。</w:t>
-      </w:r>
-    </w:p>
-    <w:p>
-      <w:r>
-        <w:t>预判5:中国地方鸡资源若无系统性整合机制,在未来5年内仍将以“局部高水平研究 + 整体碎片化”的方式存在。当前中国地方鸡研究的总体格局是:特定鸡种(藏鸡、北京油鸡、文昌鸡、莱芜黑鸡等)的单品种研究在国际期刊上不断取得高水平产出[127-130][140][141][74][87][88][90],但这些研究在表型标准、采样策略、数据共享层面缺乏统一框架,导致跨品种比较与综合利用极为困难。Tan等针对13个地方鸡种的全基因组变异数据集[141]是迄今为止最具方法学示范价值的整合性工作之一,但要使中国地方鸡资源真正进入“图泛基因组与多组学联合解析”阶段,仍需国家层面的系统性资源协调机制。在缺乏这一机制的前提下,即便单项研究继续向上突破,整体仍将停留在“高水平的局部研究”层面,而难以形成与国际商业群体研究并列的整合体系。</w:t>
+        <w:t>P1 ┃ 短读 GWAS 的"位点发现红利"已接近耗尽,下一阶段实质突破将主要由长读测序与图泛基因组带来。常见 SNP 变异空间在商业群体中已被反复扫描;新的因果变异将更多来自图泛基因组下的 SV、TE 插入与启动子重复等"短读盲区"——IGF2BP1 启动子缺失[8] 是这类发现的第一例,而非最后一例。</w:t>
+      </w:r>
+    </w:p>
+    <w:p>
+      <w:r>
+        <w:t>P2 ┃ ChickenGTEx 类多组织 mol-QTL 资源将在 3—5 年内成为家鸡 GS 的标准"先验",但其增益在地方品种中将显著低于国际核心群[11]。原因在于 ChickenGTEx 数据主要来自有限群体,直接迁移所获边际增益受参考-商业群遗传背景一致性强约束。中国地方鸡 GS 的实质突破依赖于建设地方品种自身的多组学先验资源,这是未来 5 年的主要空白。</w:t>
+      </w:r>
+    </w:p>
+    <w:p>
+      <w:r>
+        <w:t>P3 ┃ 多基因联合编辑(2—3 个位点)在抗病性状中可能率先突破,但在生长、产蛋等数量性状上不会出现"飞跃"。即便在 ANP32 这类机制清晰的抗病靶点上,单位点编辑也不足以稳定改良[111];反观数量性状,即便选 5—10 个最强候选位点同时编辑,所解释表型方差仍难超过 GS 已实现的进展。编辑在抗病有突破性,在生产性状仅是增量补充——这一定位需要在产业沟通中明确。</w:t>
+      </w:r>
+    </w:p>
+    <w:p>
+      <w:r>
+        <w:t>P4 ┃ 宿主—微生物联合预测在高水平期刊将持续是热点,但在工业级育种中的可重复增益可能 &lt; 5%[69][70]。受限于菌群表型测定成本、组成的环境敏感性、跨群体迁移可重复性差。其真正价值并非立刻提升 GEBV,而是为肠道健康与饲养管理提供可被分子化的中间表型——产业贡献会以间接方式呈现。</w:t>
+      </w:r>
+    </w:p>
+    <w:p>
+      <w:r>
+        <w:t>P5 ┃ 中国地方鸡资源若无系统性整合机制,5 年内仍将是"局部高水平 + 整体碎片化"。单品种(藏鸡、北京油鸡、文昌鸡、莱芜黑鸡等)研究持续向上[127-130][140][141][74][87][88][90],但表型标准、采样策略、数据共享缺乏统一框架。Tan 等的 13 品种数据集[141]是最具示范价值的整合性工作,但要进入"图泛基因组 + 多组学联合解析"阶段,仍需国家层面的资源协调。</w:t>
       </w:r>
     </w:p>
     <w:p>
@@ -11835,7 +11830,7 @@
         <w:spacing w:before="200" w:after="80"/>
       </w:pPr>
       <w:r>
-        <w:t>图 3:家鸡复杂性状“基因型—调控—表型”五层解析框架。类型:垂直堆叠多层框架图,自下而上6层:①DNA层(SNP / InDel / 结构变异 / 调控元件,标注代表案例 IGF2BP1 启动子缺失[8],并以独立标识链接 Box 1);②表观层(DNA甲基化 / 组蛋白修饰 / ATAC-seq染色质开放区 / Hi-C三维构象[50][61][75]);③转录层(mRNA);④非编码RNA层(lncRNA / miRNA / circRNA / ceRNA海绵机制,标注 IMFNCR-PPARG[77]、lncRNA 6302-SLC22A16[64]);⑤mol-QTL与单细胞层(eQTL / sQTL / scRNA-seq,标注 ChickenGTEx 多组织[11]、单细胞图谱[51-53][103][110]);⑥组织与表型层(HPO轴 / 壳腺 / 膨大部 / 骨骼肌 / 脂肪 / 免疫器官 → 生长 / 产蛋 / 蛋品质 / 抗病 / 特色表型 / 环境适应)。各层之间用向上箭头连接;关键调控案例(IGFBP2/5增强子→腹脂[75]、PHIP内含子SNP→颗粒细胞[83]、SLCO1B3 EAV-HP插入→蓝壳[99])用横跨多层的彩色“事件链”标注;右侧用一列灰色背景注明对应方法学(WGS / 长读测序 / 图泛基因组 / Bisulfite-seq / RNA-seq / scRNA-seq / Hi-C / 报告基因 / CRISPR验证)。</w:t>
+        <w:t>图 3:家鸡复杂性状“基因型—调控—表型”六层解析框架。类型:垂直堆叠多层框架图,自下而上 6 层:①DNA层(SNP / InDel / 结构变异 / 调控元件,标注代表案例 IGF2BP1 启动子缺失[8],并以独立标识链接 Box 1);②表观层(DNA 甲基化 / 组蛋白修饰 / ATAC-seq 染色质开放区 / Hi-C 三维构象[50][61][75]);③转录层(mRNA);④非编码 RNA 层(lncRNA / miRNA / circRNA / ceRNA 海绵机制,标注 IMFNCR-PPARG[77]、lncRNA 6302-SLC22A16[64]);⑤mol-QTL 与单细胞层(eQTL / sQTL / scRNA-seq,标注 ChickenGTEx 多组织[11]、单细胞图谱[51-53][103][110]);⑥组织与表型层(HPO 轴 / 壳腺 / 膨大部 / 骨骼肌 / 脂肪 / 免疫器官 → 生长 / 产蛋 / 蛋品质 / 抗病 / 特色表型 / 环境适应)。各层之间用向上箭头连接;关键调控案例(IGFBP2/5 增强子→腹脂[75]、PHIP 内含子 SNP→颗粒细胞[83]、SLCO1B3 EAV-HP 插入→蓝壳[99])用横跨多层的彩色"事件链"标注;右侧用一列灰色背景注明对应方法学(WGS / 长读测序 / 图泛基因组 / Bisulfite-seq / RNA-seq / scRNA-seq / Hi-C / 报告基因 / CRISPR 验证)。</w:t>
       </w:r>
     </w:p>
     <w:p>
